--- a/docs/report.docx
+++ b/docs/report.docx
@@ -542,6 +542,7 @@
         </w:p>
         <w:p>
           <w:pPr>
+            <w:spacing w:line="360" w:lineRule="exact"/>
             <w:rPr>
               <w:lang w:eastAsia="ru-RU"/>
             </w:rPr>
@@ -550,12 +551,14 @@
         <w:p>
           <w:pPr>
             <w:pStyle w:val="11"/>
-            <w:tabs>
-              <w:tab w:val="right" w:leader="dot" w:pos="9345"/>
-            </w:tabs>
-            <w:spacing w:after="0" w:line="360" w:lineRule="exact"/>
             <w:rPr>
+              <w:rFonts w:asciiTheme="minorHAnsi" w:eastAsiaTheme="minorEastAsia" w:hAnsiTheme="minorHAnsi" w:cstheme="minorBidi"/>
               <w:noProof/>
+              <w:kern w:val="2"/>
+              <w:sz w:val="24"/>
+              <w:szCs w:val="24"/>
+              <w:lang/>
+              <w14:ligatures w14:val="standardContextual"/>
             </w:rPr>
           </w:pPr>
           <w:r>
@@ -567,7 +570,7 @@
           <w:r>
             <w:fldChar w:fldCharType="separate"/>
           </w:r>
-          <w:hyperlink w:anchor="_Toc225291264" w:history="1">
+          <w:hyperlink w:anchor="_Toc228216010" w:history="1">
             <w:r>
               <w:rPr>
                 <w:rStyle w:val="af1"/>
@@ -601,7 +604,7 @@
                 <w:noProof/>
                 <w:webHidden/>
               </w:rPr>
-              <w:instrText xml:space="preserve"> PAGEREF _Toc225291264 \h </w:instrText>
+              <w:instrText xml:space="preserve"> PAGEREF _Toc228216010 \h </w:instrText>
             </w:r>
             <w:r>
               <w:rPr>
@@ -635,21 +638,30 @@
         <w:p>
           <w:pPr>
             <w:pStyle w:val="11"/>
-            <w:tabs>
-              <w:tab w:val="right" w:leader="dot" w:pos="9345"/>
-            </w:tabs>
-            <w:spacing w:after="0" w:line="360" w:lineRule="exact"/>
             <w:rPr>
+              <w:rFonts w:asciiTheme="minorHAnsi" w:eastAsiaTheme="minorEastAsia" w:hAnsiTheme="minorHAnsi" w:cstheme="minorBidi"/>
               <w:noProof/>
+              <w:kern w:val="2"/>
+              <w:sz w:val="24"/>
+              <w:szCs w:val="24"/>
+              <w:lang/>
+              <w14:ligatures w14:val="standardContextual"/>
             </w:rPr>
           </w:pPr>
-          <w:hyperlink w:anchor="_Toc225291265" w:history="1">
+          <w:hyperlink w:anchor="_Toc228216011" w:history="1">
             <w:r>
               <w:rPr>
                 <w:rStyle w:val="af1"/>
                 <w:noProof/>
               </w:rPr>
-              <w:t>1 Постановка задач для реализации проекта</w:t>
+              <w:t>1 П</w:t>
+            </w:r>
+            <w:r>
+              <w:rPr>
+                <w:rStyle w:val="af1"/>
+                <w:noProof/>
+              </w:rPr>
+              <w:t>остановка задач для реализации проекта</w:t>
             </w:r>
             <w:r>
               <w:rPr>
@@ -670,7 +682,7 @@
                 <w:noProof/>
                 <w:webHidden/>
               </w:rPr>
-              <w:instrText xml:space="preserve"> PAGEREF _Toc225291265 \h </w:instrText>
+              <w:instrText xml:space="preserve"> PAGEREF _Toc228216011 \h </w:instrText>
             </w:r>
             <w:r>
               <w:rPr>
@@ -709,10 +721,16 @@
             </w:tabs>
             <w:spacing w:after="0" w:line="360" w:lineRule="exact"/>
             <w:rPr>
+              <w:rFonts w:asciiTheme="minorHAnsi" w:eastAsiaTheme="minorEastAsia" w:hAnsiTheme="minorHAnsi" w:cstheme="minorBidi"/>
               <w:noProof/>
+              <w:kern w:val="2"/>
+              <w:sz w:val="24"/>
+              <w:szCs w:val="24"/>
+              <w:lang/>
+              <w14:ligatures w14:val="standardContextual"/>
             </w:rPr>
           </w:pPr>
-          <w:hyperlink w:anchor="_Toc225291266" w:history="1">
+          <w:hyperlink w:anchor="_Toc228216012" w:history="1">
             <w:r>
               <w:rPr>
                 <w:rStyle w:val="af1"/>
@@ -739,7 +757,7 @@
                 <w:noProof/>
                 <w:webHidden/>
               </w:rPr>
-              <w:instrText xml:space="preserve"> PAGEREF _Toc225291266 \h </w:instrText>
+              <w:instrText xml:space="preserve"> PAGEREF _Toc228216012 \h </w:instrText>
             </w:r>
             <w:r>
               <w:rPr>
@@ -778,10 +796,16 @@
             </w:tabs>
             <w:spacing w:after="0" w:line="360" w:lineRule="exact"/>
             <w:rPr>
+              <w:rFonts w:asciiTheme="minorHAnsi" w:eastAsiaTheme="minorEastAsia" w:hAnsiTheme="minorHAnsi" w:cstheme="minorBidi"/>
               <w:noProof/>
+              <w:kern w:val="2"/>
+              <w:sz w:val="24"/>
+              <w:szCs w:val="24"/>
+              <w:lang/>
+              <w14:ligatures w14:val="standardContextual"/>
             </w:rPr>
           </w:pPr>
-          <w:hyperlink w:anchor="_Toc225291267" w:history="1">
+          <w:hyperlink w:anchor="_Toc228216013" w:history="1">
             <w:r>
               <w:rPr>
                 <w:rStyle w:val="af1"/>
@@ -808,7 +832,7 @@
                 <w:noProof/>
                 <w:webHidden/>
               </w:rPr>
-              <w:instrText xml:space="preserve"> PAGEREF _Toc225291267 \h </w:instrText>
+              <w:instrText xml:space="preserve"> PAGEREF _Toc228216013 \h </w:instrText>
             </w:r>
             <w:r>
               <w:rPr>
@@ -842,21 +866,30 @@
         <w:p>
           <w:pPr>
             <w:pStyle w:val="11"/>
-            <w:tabs>
-              <w:tab w:val="right" w:leader="dot" w:pos="9345"/>
-            </w:tabs>
-            <w:spacing w:after="0" w:line="360" w:lineRule="exact"/>
             <w:rPr>
+              <w:rFonts w:asciiTheme="minorHAnsi" w:eastAsiaTheme="minorEastAsia" w:hAnsiTheme="minorHAnsi" w:cstheme="minorBidi"/>
               <w:noProof/>
+              <w:kern w:val="2"/>
+              <w:sz w:val="24"/>
+              <w:szCs w:val="24"/>
+              <w:lang/>
+              <w14:ligatures w14:val="standardContextual"/>
             </w:rPr>
           </w:pPr>
-          <w:hyperlink w:anchor="_Toc225291268" w:history="1">
+          <w:hyperlink w:anchor="_Toc228216014" w:history="1">
             <w:r>
               <w:rPr>
                 <w:rStyle w:val="af1"/>
                 <w:noProof/>
               </w:rPr>
-              <w:t>2 Технологии программирования, используемые для решения поставленной задачи</w:t>
+              <w:t>2 Т</w:t>
+            </w:r>
+            <w:r>
+              <w:rPr>
+                <w:rStyle w:val="af1"/>
+                <w:noProof/>
+              </w:rPr>
+              <w:t>ехнологии программирования, используемые для решения поставленной задачи</w:t>
             </w:r>
             <w:r>
               <w:rPr>
@@ -877,7 +910,7 @@
                 <w:noProof/>
                 <w:webHidden/>
               </w:rPr>
-              <w:instrText xml:space="preserve"> PAGEREF _Toc225291268 \h </w:instrText>
+              <w:instrText xml:space="preserve"> PAGEREF _Toc228216014 \h </w:instrText>
             </w:r>
             <w:r>
               <w:rPr>
@@ -916,10 +949,16 @@
             </w:tabs>
             <w:spacing w:after="0" w:line="360" w:lineRule="exact"/>
             <w:rPr>
+              <w:rFonts w:asciiTheme="minorHAnsi" w:eastAsiaTheme="minorEastAsia" w:hAnsiTheme="minorHAnsi" w:cstheme="minorBidi"/>
               <w:noProof/>
+              <w:kern w:val="2"/>
+              <w:sz w:val="24"/>
+              <w:szCs w:val="24"/>
+              <w:lang/>
+              <w14:ligatures w14:val="standardContextual"/>
             </w:rPr>
           </w:pPr>
-          <w:hyperlink w:anchor="_Toc225291269" w:history="1">
+          <w:hyperlink w:anchor="_Toc228216015" w:history="1">
             <w:r>
               <w:rPr>
                 <w:rStyle w:val="af1"/>
@@ -946,7 +985,7 @@
                 <w:noProof/>
                 <w:webHidden/>
               </w:rPr>
-              <w:instrText xml:space="preserve"> PAGEREF _Toc225291269 \h </w:instrText>
+              <w:instrText xml:space="preserve"> PAGEREF _Toc228216015 \h </w:instrText>
             </w:r>
             <w:r>
               <w:rPr>
@@ -985,10 +1024,16 @@
             </w:tabs>
             <w:spacing w:after="0" w:line="360" w:lineRule="exact"/>
             <w:rPr>
+              <w:rFonts w:asciiTheme="minorHAnsi" w:eastAsiaTheme="minorEastAsia" w:hAnsiTheme="minorHAnsi" w:cstheme="minorBidi"/>
               <w:noProof/>
+              <w:kern w:val="2"/>
+              <w:sz w:val="24"/>
+              <w:szCs w:val="24"/>
+              <w:lang/>
+              <w14:ligatures w14:val="standardContextual"/>
             </w:rPr>
           </w:pPr>
-          <w:hyperlink w:anchor="_Toc225291270" w:history="1">
+          <w:hyperlink w:anchor="_Toc228216016" w:history="1">
             <w:r>
               <w:rPr>
                 <w:rStyle w:val="af1"/>
@@ -1015,7 +1060,7 @@
                 <w:noProof/>
                 <w:webHidden/>
               </w:rPr>
-              <w:instrText xml:space="preserve"> PAGEREF _Toc225291270 \h </w:instrText>
+              <w:instrText xml:space="preserve"> PAGEREF _Toc228216016 \h </w:instrText>
             </w:r>
             <w:r>
               <w:rPr>
@@ -1054,10 +1099,16 @@
             </w:tabs>
             <w:spacing w:after="0" w:line="360" w:lineRule="exact"/>
             <w:rPr>
+              <w:rFonts w:asciiTheme="minorHAnsi" w:eastAsiaTheme="minorEastAsia" w:hAnsiTheme="minorHAnsi" w:cstheme="minorBidi"/>
               <w:noProof/>
+              <w:kern w:val="2"/>
+              <w:sz w:val="24"/>
+              <w:szCs w:val="24"/>
+              <w:lang/>
+              <w14:ligatures w14:val="standardContextual"/>
             </w:rPr>
           </w:pPr>
-          <w:hyperlink w:anchor="_Toc225291271" w:history="1">
+          <w:hyperlink w:anchor="_Toc228216017" w:history="1">
             <w:r>
               <w:rPr>
                 <w:rStyle w:val="af1"/>
@@ -1084,7 +1135,7 @@
                 <w:noProof/>
                 <w:webHidden/>
               </w:rPr>
-              <w:instrText xml:space="preserve"> PAGEREF _Toc225291271 \h </w:instrText>
+              <w:instrText xml:space="preserve"> PAGEREF _Toc228216017 \h </w:instrText>
             </w:r>
             <w:r>
               <w:rPr>
@@ -1104,7 +1155,7 @@
                 <w:noProof/>
                 <w:webHidden/>
               </w:rPr>
-              <w:t>12</w:t>
+              <w:t>13</w:t>
             </w:r>
             <w:r>
               <w:rPr>
@@ -1123,10 +1174,16 @@
             </w:tabs>
             <w:spacing w:after="0" w:line="360" w:lineRule="exact"/>
             <w:rPr>
+              <w:rFonts w:asciiTheme="minorHAnsi" w:eastAsiaTheme="minorEastAsia" w:hAnsiTheme="minorHAnsi" w:cstheme="minorBidi"/>
               <w:noProof/>
+              <w:kern w:val="2"/>
+              <w:sz w:val="24"/>
+              <w:szCs w:val="24"/>
+              <w:lang/>
+              <w14:ligatures w14:val="standardContextual"/>
             </w:rPr>
           </w:pPr>
-          <w:hyperlink w:anchor="_Toc225291272" w:history="1">
+          <w:hyperlink w:anchor="_Toc228216018" w:history="1">
             <w:r>
               <w:rPr>
                 <w:rStyle w:val="af1"/>
@@ -1153,7 +1210,7 @@
                 <w:noProof/>
                 <w:webHidden/>
               </w:rPr>
-              <w:instrText xml:space="preserve"> PAGEREF _Toc225291272 \h </w:instrText>
+              <w:instrText xml:space="preserve"> PAGEREF _Toc228216018 \h </w:instrText>
             </w:r>
             <w:r>
               <w:rPr>
@@ -1173,7 +1230,7 @@
                 <w:noProof/>
                 <w:webHidden/>
               </w:rPr>
-              <w:t>12</w:t>
+              <w:t>13</w:t>
             </w:r>
             <w:r>
               <w:rPr>
@@ -1192,10 +1249,16 @@
             </w:tabs>
             <w:spacing w:after="0" w:line="360" w:lineRule="exact"/>
             <w:rPr>
+              <w:rFonts w:asciiTheme="minorHAnsi" w:eastAsiaTheme="minorEastAsia" w:hAnsiTheme="minorHAnsi" w:cstheme="minorBidi"/>
               <w:noProof/>
+              <w:kern w:val="2"/>
+              <w:sz w:val="24"/>
+              <w:szCs w:val="24"/>
+              <w:lang/>
+              <w14:ligatures w14:val="standardContextual"/>
             </w:rPr>
           </w:pPr>
-          <w:hyperlink w:anchor="_Toc225291273" w:history="1">
+          <w:hyperlink w:anchor="_Toc228216019" w:history="1">
             <w:r>
               <w:rPr>
                 <w:rStyle w:val="af1"/>
@@ -1222,7 +1285,7 @@
                 <w:noProof/>
                 <w:webHidden/>
               </w:rPr>
-              <w:instrText xml:space="preserve"> PAGEREF _Toc225291273 \h </w:instrText>
+              <w:instrText xml:space="preserve"> PAGEREF _Toc228216019 \h </w:instrText>
             </w:r>
             <w:r>
               <w:rPr>
@@ -1242,7 +1305,7 @@
                 <w:noProof/>
                 <w:webHidden/>
               </w:rPr>
-              <w:t>13</w:t>
+              <w:t>15</w:t>
             </w:r>
             <w:r>
               <w:rPr>
@@ -1261,10 +1324,16 @@
             </w:tabs>
             <w:spacing w:after="0" w:line="360" w:lineRule="exact"/>
             <w:rPr>
+              <w:rFonts w:asciiTheme="minorHAnsi" w:eastAsiaTheme="minorEastAsia" w:hAnsiTheme="minorHAnsi" w:cstheme="minorBidi"/>
               <w:noProof/>
+              <w:kern w:val="2"/>
+              <w:sz w:val="24"/>
+              <w:szCs w:val="24"/>
+              <w:lang/>
+              <w14:ligatures w14:val="standardContextual"/>
             </w:rPr>
           </w:pPr>
-          <w:hyperlink w:anchor="_Toc225291274" w:history="1">
+          <w:hyperlink w:anchor="_Toc228216020" w:history="1">
             <w:r>
               <w:rPr>
                 <w:rStyle w:val="af1"/>
@@ -1291,7 +1360,7 @@
                 <w:noProof/>
                 <w:webHidden/>
               </w:rPr>
-              <w:instrText xml:space="preserve"> PAGEREF _Toc225291274 \h </w:instrText>
+              <w:instrText xml:space="preserve"> PAGEREF _Toc228216020 \h </w:instrText>
             </w:r>
             <w:r>
               <w:rPr>
@@ -1311,7 +1380,1029 @@
                 <w:noProof/>
                 <w:webHidden/>
               </w:rPr>
-              <w:t>14</w:t>
+              <w:t>16</w:t>
+            </w:r>
+            <w:r>
+              <w:rPr>
+                <w:noProof/>
+                <w:webHidden/>
+              </w:rPr>
+              <w:fldChar w:fldCharType="end"/>
+            </w:r>
+          </w:hyperlink>
+        </w:p>
+        <w:p>
+          <w:pPr>
+            <w:pStyle w:val="11"/>
+            <w:rPr>
+              <w:rFonts w:asciiTheme="minorHAnsi" w:eastAsiaTheme="minorEastAsia" w:hAnsiTheme="minorHAnsi" w:cstheme="minorBidi"/>
+              <w:noProof/>
+              <w:kern w:val="2"/>
+              <w:sz w:val="24"/>
+              <w:szCs w:val="24"/>
+              <w:lang/>
+              <w14:ligatures w14:val="standardContextual"/>
+            </w:rPr>
+          </w:pPr>
+          <w:hyperlink w:anchor="_Toc228216021" w:history="1">
+            <w:r>
+              <w:rPr>
+                <w:rStyle w:val="af1"/>
+                <w:noProof/>
+              </w:rPr>
+              <w:t>3 Р</w:t>
+            </w:r>
+            <w:r>
+              <w:rPr>
+                <w:rStyle w:val="af1"/>
+                <w:noProof/>
+              </w:rPr>
+              <w:t>азработка программного приложения</w:t>
+            </w:r>
+            <w:r>
+              <w:rPr>
+                <w:noProof/>
+                <w:webHidden/>
+              </w:rPr>
+              <w:tab/>
+            </w:r>
+            <w:r>
+              <w:rPr>
+                <w:noProof/>
+                <w:webHidden/>
+              </w:rPr>
+              <w:fldChar w:fldCharType="begin"/>
+            </w:r>
+            <w:r>
+              <w:rPr>
+                <w:noProof/>
+                <w:webHidden/>
+              </w:rPr>
+              <w:instrText xml:space="preserve"> PAGEREF _Toc228216021 \h </w:instrText>
+            </w:r>
+            <w:r>
+              <w:rPr>
+                <w:noProof/>
+                <w:webHidden/>
+              </w:rPr>
+            </w:r>
+            <w:r>
+              <w:rPr>
+                <w:noProof/>
+                <w:webHidden/>
+              </w:rPr>
+              <w:fldChar w:fldCharType="separate"/>
+            </w:r>
+            <w:r>
+              <w:rPr>
+                <w:noProof/>
+                <w:webHidden/>
+              </w:rPr>
+              <w:t>17</w:t>
+            </w:r>
+            <w:r>
+              <w:rPr>
+                <w:noProof/>
+                <w:webHidden/>
+              </w:rPr>
+              <w:fldChar w:fldCharType="end"/>
+            </w:r>
+          </w:hyperlink>
+        </w:p>
+        <w:p>
+          <w:pPr>
+            <w:pStyle w:val="23"/>
+            <w:tabs>
+              <w:tab w:val="right" w:leader="dot" w:pos="9345"/>
+            </w:tabs>
+            <w:spacing w:after="0" w:line="360" w:lineRule="exact"/>
+            <w:rPr>
+              <w:rFonts w:asciiTheme="minorHAnsi" w:eastAsiaTheme="minorEastAsia" w:hAnsiTheme="minorHAnsi" w:cstheme="minorBidi"/>
+              <w:noProof/>
+              <w:kern w:val="2"/>
+              <w:sz w:val="24"/>
+              <w:szCs w:val="24"/>
+              <w:lang/>
+              <w14:ligatures w14:val="standardContextual"/>
+            </w:rPr>
+          </w:pPr>
+          <w:hyperlink w:anchor="_Toc228216022" w:history="1">
+            <w:r>
+              <w:rPr>
+                <w:rStyle w:val="af1"/>
+                <w:noProof/>
+              </w:rPr>
+              <w:t>3.1 Общая архитектура системы</w:t>
+            </w:r>
+            <w:r>
+              <w:rPr>
+                <w:noProof/>
+                <w:webHidden/>
+              </w:rPr>
+              <w:tab/>
+            </w:r>
+            <w:r>
+              <w:rPr>
+                <w:noProof/>
+                <w:webHidden/>
+              </w:rPr>
+              <w:fldChar w:fldCharType="begin"/>
+            </w:r>
+            <w:r>
+              <w:rPr>
+                <w:noProof/>
+                <w:webHidden/>
+              </w:rPr>
+              <w:instrText xml:space="preserve"> PAGEREF _Toc228216022 \h </w:instrText>
+            </w:r>
+            <w:r>
+              <w:rPr>
+                <w:noProof/>
+                <w:webHidden/>
+              </w:rPr>
+            </w:r>
+            <w:r>
+              <w:rPr>
+                <w:noProof/>
+                <w:webHidden/>
+              </w:rPr>
+              <w:fldChar w:fldCharType="separate"/>
+            </w:r>
+            <w:r>
+              <w:rPr>
+                <w:noProof/>
+                <w:webHidden/>
+              </w:rPr>
+              <w:t>17</w:t>
+            </w:r>
+            <w:r>
+              <w:rPr>
+                <w:noProof/>
+                <w:webHidden/>
+              </w:rPr>
+              <w:fldChar w:fldCharType="end"/>
+            </w:r>
+          </w:hyperlink>
+        </w:p>
+        <w:p>
+          <w:pPr>
+            <w:pStyle w:val="23"/>
+            <w:tabs>
+              <w:tab w:val="right" w:leader="dot" w:pos="9345"/>
+            </w:tabs>
+            <w:spacing w:after="0" w:line="360" w:lineRule="exact"/>
+            <w:rPr>
+              <w:rFonts w:asciiTheme="minorHAnsi" w:eastAsiaTheme="minorEastAsia" w:hAnsiTheme="minorHAnsi" w:cstheme="minorBidi"/>
+              <w:noProof/>
+              <w:kern w:val="2"/>
+              <w:sz w:val="24"/>
+              <w:szCs w:val="24"/>
+              <w:lang/>
+              <w14:ligatures w14:val="standardContextual"/>
+            </w:rPr>
+          </w:pPr>
+          <w:hyperlink w:anchor="_Toc228216023" w:history="1">
+            <w:r>
+              <w:rPr>
+                <w:rStyle w:val="af1"/>
+                <w:noProof/>
+              </w:rPr>
+              <w:t>3.2 Архитектура серверной части</w:t>
+            </w:r>
+            <w:r>
+              <w:rPr>
+                <w:noProof/>
+                <w:webHidden/>
+              </w:rPr>
+              <w:tab/>
+            </w:r>
+            <w:r>
+              <w:rPr>
+                <w:noProof/>
+                <w:webHidden/>
+              </w:rPr>
+              <w:fldChar w:fldCharType="begin"/>
+            </w:r>
+            <w:r>
+              <w:rPr>
+                <w:noProof/>
+                <w:webHidden/>
+              </w:rPr>
+              <w:instrText xml:space="preserve"> PAGEREF _Toc228216023 \h </w:instrText>
+            </w:r>
+            <w:r>
+              <w:rPr>
+                <w:noProof/>
+                <w:webHidden/>
+              </w:rPr>
+            </w:r>
+            <w:r>
+              <w:rPr>
+                <w:noProof/>
+                <w:webHidden/>
+              </w:rPr>
+              <w:fldChar w:fldCharType="separate"/>
+            </w:r>
+            <w:r>
+              <w:rPr>
+                <w:noProof/>
+                <w:webHidden/>
+              </w:rPr>
+              <w:t>18</w:t>
+            </w:r>
+            <w:r>
+              <w:rPr>
+                <w:noProof/>
+                <w:webHidden/>
+              </w:rPr>
+              <w:fldChar w:fldCharType="end"/>
+            </w:r>
+          </w:hyperlink>
+        </w:p>
+        <w:p>
+          <w:pPr>
+            <w:pStyle w:val="31"/>
+            <w:tabs>
+              <w:tab w:val="right" w:leader="dot" w:pos="9345"/>
+            </w:tabs>
+            <w:spacing w:after="0" w:line="360" w:lineRule="exact"/>
+            <w:rPr>
+              <w:rFonts w:asciiTheme="minorHAnsi" w:eastAsiaTheme="minorEastAsia" w:hAnsiTheme="minorHAnsi" w:cstheme="minorBidi"/>
+              <w:noProof/>
+              <w:kern w:val="2"/>
+              <w:sz w:val="24"/>
+              <w:szCs w:val="24"/>
+              <w:lang/>
+              <w14:ligatures w14:val="standardContextual"/>
+            </w:rPr>
+          </w:pPr>
+          <w:hyperlink w:anchor="_Toc228216024" w:history="1">
+            <w:r>
+              <w:rPr>
+                <w:rStyle w:val="af1"/>
+                <w:noProof/>
+              </w:rPr>
+              <w:t>3.2.1 Структура проекта</w:t>
+            </w:r>
+            <w:r>
+              <w:rPr>
+                <w:noProof/>
+                <w:webHidden/>
+              </w:rPr>
+              <w:tab/>
+            </w:r>
+            <w:r>
+              <w:rPr>
+                <w:noProof/>
+                <w:webHidden/>
+              </w:rPr>
+              <w:fldChar w:fldCharType="begin"/>
+            </w:r>
+            <w:r>
+              <w:rPr>
+                <w:noProof/>
+                <w:webHidden/>
+              </w:rPr>
+              <w:instrText xml:space="preserve"> PAGEREF _Toc228216024 \h </w:instrText>
+            </w:r>
+            <w:r>
+              <w:rPr>
+                <w:noProof/>
+                <w:webHidden/>
+              </w:rPr>
+            </w:r>
+            <w:r>
+              <w:rPr>
+                <w:noProof/>
+                <w:webHidden/>
+              </w:rPr>
+              <w:fldChar w:fldCharType="separate"/>
+            </w:r>
+            <w:r>
+              <w:rPr>
+                <w:noProof/>
+                <w:webHidden/>
+              </w:rPr>
+              <w:t>18</w:t>
+            </w:r>
+            <w:r>
+              <w:rPr>
+                <w:noProof/>
+                <w:webHidden/>
+              </w:rPr>
+              <w:fldChar w:fldCharType="end"/>
+            </w:r>
+          </w:hyperlink>
+        </w:p>
+        <w:p>
+          <w:pPr>
+            <w:pStyle w:val="31"/>
+            <w:tabs>
+              <w:tab w:val="right" w:leader="dot" w:pos="9345"/>
+            </w:tabs>
+            <w:spacing w:after="0" w:line="360" w:lineRule="exact"/>
+            <w:rPr>
+              <w:rFonts w:asciiTheme="minorHAnsi" w:eastAsiaTheme="minorEastAsia" w:hAnsiTheme="minorHAnsi" w:cstheme="minorBidi"/>
+              <w:noProof/>
+              <w:kern w:val="2"/>
+              <w:sz w:val="24"/>
+              <w:szCs w:val="24"/>
+              <w:lang/>
+              <w14:ligatures w14:val="standardContextual"/>
+            </w:rPr>
+          </w:pPr>
+          <w:hyperlink w:anchor="_Toc228216025" w:history="1">
+            <w:r>
+              <w:rPr>
+                <w:rStyle w:val="af1"/>
+                <w:noProof/>
+              </w:rPr>
+              <w:t>3.2.2 Реализация паттернов проектирования</w:t>
+            </w:r>
+            <w:r>
+              <w:rPr>
+                <w:noProof/>
+                <w:webHidden/>
+              </w:rPr>
+              <w:tab/>
+            </w:r>
+            <w:r>
+              <w:rPr>
+                <w:noProof/>
+                <w:webHidden/>
+              </w:rPr>
+              <w:fldChar w:fldCharType="begin"/>
+            </w:r>
+            <w:r>
+              <w:rPr>
+                <w:noProof/>
+                <w:webHidden/>
+              </w:rPr>
+              <w:instrText xml:space="preserve"> PAGEREF _Toc228216025 \h </w:instrText>
+            </w:r>
+            <w:r>
+              <w:rPr>
+                <w:noProof/>
+                <w:webHidden/>
+              </w:rPr>
+            </w:r>
+            <w:r>
+              <w:rPr>
+                <w:noProof/>
+                <w:webHidden/>
+              </w:rPr>
+              <w:fldChar w:fldCharType="separate"/>
+            </w:r>
+            <w:r>
+              <w:rPr>
+                <w:noProof/>
+                <w:webHidden/>
+              </w:rPr>
+              <w:t>22</w:t>
+            </w:r>
+            <w:r>
+              <w:rPr>
+                <w:noProof/>
+                <w:webHidden/>
+              </w:rPr>
+              <w:fldChar w:fldCharType="end"/>
+            </w:r>
+          </w:hyperlink>
+        </w:p>
+        <w:p>
+          <w:pPr>
+            <w:pStyle w:val="31"/>
+            <w:tabs>
+              <w:tab w:val="right" w:leader="dot" w:pos="9345"/>
+            </w:tabs>
+            <w:spacing w:after="0" w:line="360" w:lineRule="exact"/>
+            <w:rPr>
+              <w:rFonts w:asciiTheme="minorHAnsi" w:eastAsiaTheme="minorEastAsia" w:hAnsiTheme="minorHAnsi" w:cstheme="minorBidi"/>
+              <w:noProof/>
+              <w:kern w:val="2"/>
+              <w:sz w:val="24"/>
+              <w:szCs w:val="24"/>
+              <w:lang/>
+              <w14:ligatures w14:val="standardContextual"/>
+            </w:rPr>
+          </w:pPr>
+          <w:hyperlink w:anchor="_Toc228216026" w:history="1">
+            <w:r>
+              <w:rPr>
+                <w:rStyle w:val="af1"/>
+                <w:noProof/>
+              </w:rPr>
+              <w:t>3.2.3 Реализация API (эндпоинты)</w:t>
+            </w:r>
+            <w:r>
+              <w:rPr>
+                <w:noProof/>
+                <w:webHidden/>
+              </w:rPr>
+              <w:tab/>
+            </w:r>
+            <w:r>
+              <w:rPr>
+                <w:noProof/>
+                <w:webHidden/>
+              </w:rPr>
+              <w:fldChar w:fldCharType="begin"/>
+            </w:r>
+            <w:r>
+              <w:rPr>
+                <w:noProof/>
+                <w:webHidden/>
+              </w:rPr>
+              <w:instrText xml:space="preserve"> PAGEREF _Toc228216026 \h </w:instrText>
+            </w:r>
+            <w:r>
+              <w:rPr>
+                <w:noProof/>
+                <w:webHidden/>
+              </w:rPr>
+            </w:r>
+            <w:r>
+              <w:rPr>
+                <w:noProof/>
+                <w:webHidden/>
+              </w:rPr>
+              <w:fldChar w:fldCharType="separate"/>
+            </w:r>
+            <w:r>
+              <w:rPr>
+                <w:noProof/>
+                <w:webHidden/>
+              </w:rPr>
+              <w:t>24</w:t>
+            </w:r>
+            <w:r>
+              <w:rPr>
+                <w:noProof/>
+                <w:webHidden/>
+              </w:rPr>
+              <w:fldChar w:fldCharType="end"/>
+            </w:r>
+          </w:hyperlink>
+        </w:p>
+        <w:p>
+          <w:pPr>
+            <w:pStyle w:val="31"/>
+            <w:tabs>
+              <w:tab w:val="right" w:leader="dot" w:pos="9345"/>
+            </w:tabs>
+            <w:spacing w:after="0" w:line="360" w:lineRule="exact"/>
+            <w:rPr>
+              <w:rFonts w:asciiTheme="minorHAnsi" w:eastAsiaTheme="minorEastAsia" w:hAnsiTheme="minorHAnsi" w:cstheme="minorBidi"/>
+              <w:noProof/>
+              <w:kern w:val="2"/>
+              <w:sz w:val="24"/>
+              <w:szCs w:val="24"/>
+              <w:lang/>
+              <w14:ligatures w14:val="standardContextual"/>
+            </w:rPr>
+          </w:pPr>
+          <w:hyperlink w:anchor="_Toc228216027" w:history="1">
+            <w:r>
+              <w:rPr>
+                <w:rStyle w:val="af1"/>
+                <w:noProof/>
+                <w:lang/>
+              </w:rPr>
+              <w:t>3.2.</w:t>
+            </w:r>
+            <w:r>
+              <w:rPr>
+                <w:rStyle w:val="af1"/>
+                <w:noProof/>
+              </w:rPr>
+              <w:t>4</w:t>
+            </w:r>
+            <w:r>
+              <w:rPr>
+                <w:rStyle w:val="af1"/>
+                <w:noProof/>
+                <w:lang/>
+              </w:rPr>
+              <w:t xml:space="preserve"> Модель базы данных</w:t>
+            </w:r>
+            <w:r>
+              <w:rPr>
+                <w:noProof/>
+                <w:webHidden/>
+              </w:rPr>
+              <w:tab/>
+            </w:r>
+            <w:r>
+              <w:rPr>
+                <w:noProof/>
+                <w:webHidden/>
+              </w:rPr>
+              <w:fldChar w:fldCharType="begin"/>
+            </w:r>
+            <w:r>
+              <w:rPr>
+                <w:noProof/>
+                <w:webHidden/>
+              </w:rPr>
+              <w:instrText xml:space="preserve"> PAGEREF _Toc228216027 \h </w:instrText>
+            </w:r>
+            <w:r>
+              <w:rPr>
+                <w:noProof/>
+                <w:webHidden/>
+              </w:rPr>
+            </w:r>
+            <w:r>
+              <w:rPr>
+                <w:noProof/>
+                <w:webHidden/>
+              </w:rPr>
+              <w:fldChar w:fldCharType="separate"/>
+            </w:r>
+            <w:r>
+              <w:rPr>
+                <w:noProof/>
+                <w:webHidden/>
+              </w:rPr>
+              <w:t>26</w:t>
+            </w:r>
+            <w:r>
+              <w:rPr>
+                <w:noProof/>
+                <w:webHidden/>
+              </w:rPr>
+              <w:fldChar w:fldCharType="end"/>
+            </w:r>
+          </w:hyperlink>
+        </w:p>
+        <w:p>
+          <w:pPr>
+            <w:pStyle w:val="23"/>
+            <w:tabs>
+              <w:tab w:val="right" w:leader="dot" w:pos="9345"/>
+            </w:tabs>
+            <w:spacing w:after="0" w:line="360" w:lineRule="exact"/>
+            <w:rPr>
+              <w:rFonts w:asciiTheme="minorHAnsi" w:eastAsiaTheme="minorEastAsia" w:hAnsiTheme="minorHAnsi" w:cstheme="minorBidi"/>
+              <w:noProof/>
+              <w:kern w:val="2"/>
+              <w:sz w:val="24"/>
+              <w:szCs w:val="24"/>
+              <w:lang/>
+              <w14:ligatures w14:val="standardContextual"/>
+            </w:rPr>
+          </w:pPr>
+          <w:hyperlink w:anchor="_Toc228216028" w:history="1">
+            <w:r>
+              <w:rPr>
+                <w:rStyle w:val="af1"/>
+                <w:noProof/>
+                <w:lang/>
+              </w:rPr>
+              <w:t>3.3 Реализация клиентской части</w:t>
+            </w:r>
+            <w:r>
+              <w:rPr>
+                <w:noProof/>
+                <w:webHidden/>
+              </w:rPr>
+              <w:tab/>
+            </w:r>
+            <w:r>
+              <w:rPr>
+                <w:noProof/>
+                <w:webHidden/>
+              </w:rPr>
+              <w:fldChar w:fldCharType="begin"/>
+            </w:r>
+            <w:r>
+              <w:rPr>
+                <w:noProof/>
+                <w:webHidden/>
+              </w:rPr>
+              <w:instrText xml:space="preserve"> PAGEREF _Toc228216028 \h </w:instrText>
+            </w:r>
+            <w:r>
+              <w:rPr>
+                <w:noProof/>
+                <w:webHidden/>
+              </w:rPr>
+            </w:r>
+            <w:r>
+              <w:rPr>
+                <w:noProof/>
+                <w:webHidden/>
+              </w:rPr>
+              <w:fldChar w:fldCharType="separate"/>
+            </w:r>
+            <w:r>
+              <w:rPr>
+                <w:noProof/>
+                <w:webHidden/>
+              </w:rPr>
+              <w:t>27</w:t>
+            </w:r>
+            <w:r>
+              <w:rPr>
+                <w:noProof/>
+                <w:webHidden/>
+              </w:rPr>
+              <w:fldChar w:fldCharType="end"/>
+            </w:r>
+          </w:hyperlink>
+        </w:p>
+        <w:p>
+          <w:pPr>
+            <w:pStyle w:val="31"/>
+            <w:tabs>
+              <w:tab w:val="right" w:leader="dot" w:pos="9345"/>
+            </w:tabs>
+            <w:spacing w:after="0" w:line="360" w:lineRule="exact"/>
+            <w:rPr>
+              <w:rFonts w:asciiTheme="minorHAnsi" w:eastAsiaTheme="minorEastAsia" w:hAnsiTheme="minorHAnsi" w:cstheme="minorBidi"/>
+              <w:noProof/>
+              <w:kern w:val="2"/>
+              <w:sz w:val="24"/>
+              <w:szCs w:val="24"/>
+              <w:lang/>
+              <w14:ligatures w14:val="standardContextual"/>
+            </w:rPr>
+          </w:pPr>
+          <w:hyperlink w:anchor="_Toc228216029" w:history="1">
+            <w:r>
+              <w:rPr>
+                <w:rStyle w:val="af1"/>
+                <w:noProof/>
+                <w:lang/>
+              </w:rPr>
+              <w:t>3.3.1 Общая структура фронтенда</w:t>
+            </w:r>
+            <w:r>
+              <w:rPr>
+                <w:noProof/>
+                <w:webHidden/>
+              </w:rPr>
+              <w:tab/>
+            </w:r>
+            <w:r>
+              <w:rPr>
+                <w:noProof/>
+                <w:webHidden/>
+              </w:rPr>
+              <w:fldChar w:fldCharType="begin"/>
+            </w:r>
+            <w:r>
+              <w:rPr>
+                <w:noProof/>
+                <w:webHidden/>
+              </w:rPr>
+              <w:instrText xml:space="preserve"> PAGEREF _Toc228216029 \h </w:instrText>
+            </w:r>
+            <w:r>
+              <w:rPr>
+                <w:noProof/>
+                <w:webHidden/>
+              </w:rPr>
+            </w:r>
+            <w:r>
+              <w:rPr>
+                <w:noProof/>
+                <w:webHidden/>
+              </w:rPr>
+              <w:fldChar w:fldCharType="separate"/>
+            </w:r>
+            <w:r>
+              <w:rPr>
+                <w:noProof/>
+                <w:webHidden/>
+              </w:rPr>
+              <w:t>27</w:t>
+            </w:r>
+            <w:r>
+              <w:rPr>
+                <w:noProof/>
+                <w:webHidden/>
+              </w:rPr>
+              <w:fldChar w:fldCharType="end"/>
+            </w:r>
+          </w:hyperlink>
+        </w:p>
+        <w:p>
+          <w:pPr>
+            <w:pStyle w:val="31"/>
+            <w:tabs>
+              <w:tab w:val="right" w:leader="dot" w:pos="9345"/>
+            </w:tabs>
+            <w:spacing w:after="0" w:line="360" w:lineRule="exact"/>
+            <w:rPr>
+              <w:rFonts w:asciiTheme="minorHAnsi" w:eastAsiaTheme="minorEastAsia" w:hAnsiTheme="minorHAnsi" w:cstheme="minorBidi"/>
+              <w:noProof/>
+              <w:kern w:val="2"/>
+              <w:sz w:val="24"/>
+              <w:szCs w:val="24"/>
+              <w:lang/>
+              <w14:ligatures w14:val="standardContextual"/>
+            </w:rPr>
+          </w:pPr>
+          <w:hyperlink w:anchor="_Toc228216030" w:history="1">
+            <w:r>
+              <w:rPr>
+                <w:rStyle w:val="af1"/>
+                <w:noProof/>
+              </w:rPr>
+              <w:t>3.</w:t>
+            </w:r>
+            <w:r>
+              <w:rPr>
+                <w:rStyle w:val="af1"/>
+                <w:noProof/>
+              </w:rPr>
+              <w:t>3</w:t>
+            </w:r>
+            <w:r>
+              <w:rPr>
+                <w:rStyle w:val="af1"/>
+                <w:noProof/>
+              </w:rPr>
+              <w:t xml:space="preserve">.2 </w:t>
+            </w:r>
+            <w:r>
+              <w:rPr>
+                <w:rStyle w:val="af1"/>
+                <w:noProof/>
+                <w:lang/>
+              </w:rPr>
+              <w:t>Пользовательский интерфейс</w:t>
+            </w:r>
+            <w:r>
+              <w:rPr>
+                <w:noProof/>
+                <w:webHidden/>
+              </w:rPr>
+              <w:tab/>
+            </w:r>
+            <w:r>
+              <w:rPr>
+                <w:noProof/>
+                <w:webHidden/>
+              </w:rPr>
+              <w:fldChar w:fldCharType="begin"/>
+            </w:r>
+            <w:r>
+              <w:rPr>
+                <w:noProof/>
+                <w:webHidden/>
+              </w:rPr>
+              <w:instrText xml:space="preserve"> PAGEREF _Toc228216030 \h </w:instrText>
+            </w:r>
+            <w:r>
+              <w:rPr>
+                <w:noProof/>
+                <w:webHidden/>
+              </w:rPr>
+            </w:r>
+            <w:r>
+              <w:rPr>
+                <w:noProof/>
+                <w:webHidden/>
+              </w:rPr>
+              <w:fldChar w:fldCharType="separate"/>
+            </w:r>
+            <w:r>
+              <w:rPr>
+                <w:noProof/>
+                <w:webHidden/>
+              </w:rPr>
+              <w:t>28</w:t>
+            </w:r>
+            <w:r>
+              <w:rPr>
+                <w:noProof/>
+                <w:webHidden/>
+              </w:rPr>
+              <w:fldChar w:fldCharType="end"/>
+            </w:r>
+          </w:hyperlink>
+        </w:p>
+        <w:p>
+          <w:pPr>
+            <w:pStyle w:val="11"/>
+            <w:rPr>
+              <w:rFonts w:asciiTheme="minorHAnsi" w:eastAsiaTheme="minorEastAsia" w:hAnsiTheme="minorHAnsi" w:cstheme="minorBidi"/>
+              <w:noProof/>
+              <w:kern w:val="2"/>
+              <w:sz w:val="24"/>
+              <w:szCs w:val="24"/>
+              <w:lang/>
+              <w14:ligatures w14:val="standardContextual"/>
+            </w:rPr>
+          </w:pPr>
+          <w:hyperlink w:anchor="_Toc228216031" w:history="1">
+            <w:r>
+              <w:rPr>
+                <w:rStyle w:val="af1"/>
+                <w:noProof/>
+                <w:lang/>
+              </w:rPr>
+              <w:t>4 Р</w:t>
+            </w:r>
+            <w:r>
+              <w:rPr>
+                <w:rStyle w:val="af1"/>
+                <w:noProof/>
+                <w:lang/>
+              </w:rPr>
+              <w:t>азвертывание и тестирование</w:t>
+            </w:r>
+            <w:r>
+              <w:rPr>
+                <w:noProof/>
+                <w:webHidden/>
+              </w:rPr>
+              <w:tab/>
+            </w:r>
+            <w:r>
+              <w:rPr>
+                <w:noProof/>
+                <w:webHidden/>
+              </w:rPr>
+              <w:fldChar w:fldCharType="begin"/>
+            </w:r>
+            <w:r>
+              <w:rPr>
+                <w:noProof/>
+                <w:webHidden/>
+              </w:rPr>
+              <w:instrText xml:space="preserve"> PAGEREF _Toc228216031 \h </w:instrText>
+            </w:r>
+            <w:r>
+              <w:rPr>
+                <w:noProof/>
+                <w:webHidden/>
+              </w:rPr>
+            </w:r>
+            <w:r>
+              <w:rPr>
+                <w:noProof/>
+                <w:webHidden/>
+              </w:rPr>
+              <w:fldChar w:fldCharType="separate"/>
+            </w:r>
+            <w:r>
+              <w:rPr>
+                <w:noProof/>
+                <w:webHidden/>
+              </w:rPr>
+              <w:t>33</w:t>
+            </w:r>
+            <w:r>
+              <w:rPr>
+                <w:noProof/>
+                <w:webHidden/>
+              </w:rPr>
+              <w:fldChar w:fldCharType="end"/>
+            </w:r>
+          </w:hyperlink>
+        </w:p>
+        <w:p>
+          <w:pPr>
+            <w:pStyle w:val="11"/>
+            <w:rPr>
+              <w:rFonts w:asciiTheme="minorHAnsi" w:eastAsiaTheme="minorEastAsia" w:hAnsiTheme="minorHAnsi" w:cstheme="minorBidi"/>
+              <w:noProof/>
+              <w:kern w:val="2"/>
+              <w:sz w:val="24"/>
+              <w:szCs w:val="24"/>
+              <w:lang/>
+              <w14:ligatures w14:val="standardContextual"/>
+            </w:rPr>
+          </w:pPr>
+          <w:hyperlink w:anchor="_Toc228216032" w:history="1">
+            <w:r>
+              <w:rPr>
+                <w:rStyle w:val="af1"/>
+                <w:noProof/>
+              </w:rPr>
+              <w:t>З</w:t>
+            </w:r>
+            <w:r>
+              <w:rPr>
+                <w:rStyle w:val="af1"/>
+                <w:noProof/>
+              </w:rPr>
+              <w:t>аключение</w:t>
+            </w:r>
+            <w:r>
+              <w:rPr>
+                <w:noProof/>
+                <w:webHidden/>
+              </w:rPr>
+              <w:tab/>
+            </w:r>
+            <w:r>
+              <w:rPr>
+                <w:noProof/>
+                <w:webHidden/>
+              </w:rPr>
+              <w:fldChar w:fldCharType="begin"/>
+            </w:r>
+            <w:r>
+              <w:rPr>
+                <w:noProof/>
+                <w:webHidden/>
+              </w:rPr>
+              <w:instrText xml:space="preserve"> PAGEREF _Toc228216032 \h </w:instrText>
+            </w:r>
+            <w:r>
+              <w:rPr>
+                <w:noProof/>
+                <w:webHidden/>
+              </w:rPr>
+            </w:r>
+            <w:r>
+              <w:rPr>
+                <w:noProof/>
+                <w:webHidden/>
+              </w:rPr>
+              <w:fldChar w:fldCharType="separate"/>
+            </w:r>
+            <w:r>
+              <w:rPr>
+                <w:noProof/>
+                <w:webHidden/>
+              </w:rPr>
+              <w:t>34</w:t>
+            </w:r>
+            <w:r>
+              <w:rPr>
+                <w:noProof/>
+                <w:webHidden/>
+              </w:rPr>
+              <w:fldChar w:fldCharType="end"/>
+            </w:r>
+          </w:hyperlink>
+        </w:p>
+        <w:p>
+          <w:pPr>
+            <w:pStyle w:val="11"/>
+            <w:rPr>
+              <w:rFonts w:asciiTheme="minorHAnsi" w:eastAsiaTheme="minorEastAsia" w:hAnsiTheme="minorHAnsi" w:cstheme="minorBidi"/>
+              <w:noProof/>
+              <w:kern w:val="2"/>
+              <w:sz w:val="24"/>
+              <w:szCs w:val="24"/>
+              <w:lang/>
+              <w14:ligatures w14:val="standardContextual"/>
+            </w:rPr>
+          </w:pPr>
+          <w:hyperlink w:anchor="_Toc228216033" w:history="1">
+            <w:r>
+              <w:rPr>
+                <w:rStyle w:val="af1"/>
+                <w:noProof/>
+              </w:rPr>
+              <w:t>Cписок использованных источников</w:t>
+            </w:r>
+            <w:r>
+              <w:rPr>
+                <w:noProof/>
+                <w:webHidden/>
+              </w:rPr>
+              <w:tab/>
+            </w:r>
+            <w:r>
+              <w:rPr>
+                <w:noProof/>
+                <w:webHidden/>
+              </w:rPr>
+              <w:fldChar w:fldCharType="begin"/>
+            </w:r>
+            <w:r>
+              <w:rPr>
+                <w:noProof/>
+                <w:webHidden/>
+              </w:rPr>
+              <w:instrText xml:space="preserve"> PAGEREF _Toc228216033 \h </w:instrText>
+            </w:r>
+            <w:r>
+              <w:rPr>
+                <w:noProof/>
+                <w:webHidden/>
+              </w:rPr>
+            </w:r>
+            <w:r>
+              <w:rPr>
+                <w:noProof/>
+                <w:webHidden/>
+              </w:rPr>
+              <w:fldChar w:fldCharType="separate"/>
+            </w:r>
+            <w:r>
+              <w:rPr>
+                <w:noProof/>
+                <w:webHidden/>
+              </w:rPr>
+              <w:t>35</w:t>
             </w:r>
             <w:r>
               <w:rPr>
@@ -1344,23 +2435,8 @@
           <w:pgSz w:w="11906" w:h="16838"/>
           <w:pgMar w:top="1134" w:right="850" w:bottom="1134" w:left="1701" w:header="708" w:footer="567" w:gutter="0"/>
           <w:cols w:space="708"/>
-          <w:titlePg/>
           <w:docGrid w:linePitch="381"/>
         </w:sectPr>
-      </w:pPr>
-      <w:r>
-        <w:br w:type="page"/>
-      </w:r>
-    </w:p>
-    <w:p>
-      <w:pPr>
-        <w:widowControl/>
-        <w:spacing w:after="160" w:line="278" w:lineRule="auto"/>
-        <w:ind w:firstLine="0"/>
-        <w:jc w:val="left"/>
-        <w:rPr>
-          <w:lang w:val="en-US"/>
-        </w:rPr>
       </w:pPr>
     </w:p>
     <w:p>
@@ -1377,7 +2453,7 @@
           <w:szCs w:val="28"/>
         </w:rPr>
       </w:pPr>
-      <w:bookmarkStart w:id="1" w:name="_Toc225291264"/>
+      <w:bookmarkStart w:id="1" w:name="_Toc228216010"/>
       <w:r>
         <w:rPr>
           <w:rFonts w:ascii="Times New Roman" w:hAnsi="Times New Roman" w:cs="Times New Roman"/>
@@ -1387,6 +2463,7 @@
           <w:sz w:val="28"/>
           <w:szCs w:val="28"/>
         </w:rPr>
+        <w:lastRenderedPageBreak/>
         <w:t>ВВЕДЕНИЕ</w:t>
       </w:r>
       <w:bookmarkEnd w:id="1"/>
@@ -1477,7 +2554,7 @@
           <w:szCs w:val="28"/>
         </w:rPr>
       </w:pPr>
-      <w:bookmarkStart w:id="2" w:name="_Toc225291265"/>
+      <w:bookmarkStart w:id="2" w:name="_Toc228216011"/>
       <w:r>
         <w:rPr>
           <w:rFonts w:ascii="Times New Roman" w:hAnsi="Times New Roman" w:cs="Times New Roman"/>
@@ -1510,7 +2587,7 @@
           <w:szCs w:val="28"/>
         </w:rPr>
       </w:pPr>
-      <w:bookmarkStart w:id="3" w:name="_Toc225291266"/>
+      <w:bookmarkStart w:id="3" w:name="_Toc228216012"/>
       <w:r>
         <w:rPr>
           <w:rFonts w:ascii="Times New Roman" w:hAnsi="Times New Roman" w:cs="Times New Roman"/>
@@ -1551,9 +2628,6 @@
     <w:p>
       <w:pPr>
         <w:spacing w:line="360" w:lineRule="exact"/>
-        <w:rPr>
-          <w:lang w:val="en-US"/>
-        </w:rPr>
       </w:pPr>
       <w:r>
         <w:t xml:space="preserve">Одним из наиболее известных корпоративных мессенджеров является </w:t>
@@ -1578,9 +2652,6 @@
     <w:p>
       <w:pPr>
         <w:spacing w:line="360" w:lineRule="exact"/>
-        <w:rPr>
-          <w:lang w:val="en-US"/>
-        </w:rPr>
       </w:pPr>
     </w:p>
     <w:p>
@@ -1588,18 +2659,15 @@
         <w:pStyle w:val="af2"/>
         <w:ind w:firstLine="0"/>
         <w:jc w:val="left"/>
-        <w:rPr>
-          <w:lang w:val="en-US"/>
-        </w:rPr>
       </w:pPr>
       <w:r>
         <w:rPr>
           <w:noProof/>
         </w:rPr>
         <w:drawing>
-          <wp:inline distT="0" distB="0" distL="0" distR="0" wp14:anchorId="3FE628BD" wp14:editId="6F559854">
-            <wp:extent cx="5940425" cy="4244952"/>
-            <wp:effectExtent l="0" t="0" r="3175" b="3810"/>
+          <wp:inline distT="0" distB="0" distL="0" distR="0" wp14:anchorId="3FE628BD" wp14:editId="23E5E9D8">
+            <wp:extent cx="5939569" cy="3880236"/>
+            <wp:effectExtent l="0" t="0" r="4445" b="6350"/>
             <wp:docPr id="747449932" name="Рисунок 1" descr="Slack Redesign Revamps Your Work Chats: Here's Everything New - CNET"/>
             <wp:cNvGraphicFramePr>
               <a:graphicFrameLocks xmlns:a="http://schemas.openxmlformats.org/drawingml/2006/main" noChangeAspect="1"/>
@@ -1629,7 +2697,7 @@
                   <pic:spPr bwMode="auto">
                     <a:xfrm>
                       <a:off x="0" y="0"/>
-                      <a:ext cx="5943784" cy="4247352"/>
+                      <a:ext cx="5950198" cy="3887180"/>
                     </a:xfrm>
                     <a:prstGeom prst="rect">
                       <a:avLst/>
@@ -1650,6 +2718,13 @@
       <w:pPr>
         <w:pStyle w:val="af2"/>
         <w:ind w:firstLine="0"/>
+        <w:jc w:val="left"/>
+      </w:pPr>
+    </w:p>
+    <w:p>
+      <w:pPr>
+        <w:pStyle w:val="af2"/>
+        <w:ind w:firstLine="0"/>
         <w:jc w:val="center"/>
       </w:pPr>
       <w:r>
@@ -1695,11 +2770,11 @@
       <w:pPr>
         <w:pStyle w:val="af2"/>
         <w:ind w:firstLine="0"/>
-        <w:rPr>
-          <w:lang w:val="en-US"/>
-        </w:rPr>
-      </w:pPr>
-      <w:r>
+      </w:pPr>
+      <w:r>
+        <w:rPr>
+          <w:noProof/>
+        </w:rPr>
         <w:drawing>
           <wp:inline distT="0" distB="0" distL="0" distR="0" wp14:anchorId="68E144D6" wp14:editId="632C3C6D">
             <wp:extent cx="5940425" cy="3340735"/>
@@ -1754,28 +2829,37 @@
       <w:pPr>
         <w:pStyle w:val="af2"/>
         <w:ind w:firstLine="0"/>
+      </w:pPr>
+    </w:p>
+    <w:p>
+      <w:pPr>
+        <w:pStyle w:val="af2"/>
+        <w:ind w:firstLine="0"/>
         <w:jc w:val="center"/>
+      </w:pPr>
+      <w:r>
+        <w:t>Рисунок 1.</w:t>
+      </w:r>
+      <w:r>
+        <w:t>2</w:t>
+      </w:r>
+      <w:r>
+        <w:t xml:space="preserve"> – </w:t>
+      </w:r>
+      <w:r>
         <w:rPr>
           <w:lang w:val="en-US"/>
         </w:rPr>
-      </w:pPr>
-      <w:r>
-        <w:t>Рисунок 1.</w:t>
+        <w:t>Microsoft</w:t>
+      </w:r>
+      <w:r>
+        <w:t xml:space="preserve"> </w:t>
       </w:r>
       <w:r>
         <w:rPr>
           <w:lang w:val="en-US"/>
         </w:rPr>
-        <w:t>2</w:t>
-      </w:r>
-      <w:r>
-        <w:t xml:space="preserve"> – </w:t>
-      </w:r>
-      <w:r>
-        <w:rPr>
-          <w:lang w:val="en-US"/>
-        </w:rPr>
-        <w:t>Microsoft Teams</w:t>
+        <w:t>Teams</w:t>
       </w:r>
     </w:p>
     <w:p>
@@ -1784,9 +2868,6 @@
         <w:spacing w:after="160" w:line="278" w:lineRule="auto"/>
         <w:ind w:firstLine="0"/>
         <w:jc w:val="left"/>
-        <w:rPr>
-          <w:lang w:val="en-US"/>
-        </w:rPr>
       </w:pPr>
     </w:p>
     <w:p>
@@ -1867,6 +2948,12 @@
       <w:pPr>
         <w:pStyle w:val="af2"/>
         <w:ind w:firstLine="0"/>
+      </w:pPr>
+    </w:p>
+    <w:p>
+      <w:pPr>
+        <w:pStyle w:val="af2"/>
+        <w:ind w:firstLine="0"/>
         <w:jc w:val="center"/>
       </w:pPr>
       <w:r>
@@ -1882,7 +2969,16 @@
         <w:rPr>
           <w:lang w:val="en-US"/>
         </w:rPr>
-        <w:t>Telegram Desktop</w:t>
+        <w:t>Telegram</w:t>
+      </w:r>
+      <w:r>
+        <w:t xml:space="preserve"> </w:t>
+      </w:r>
+      <w:r>
+        <w:rPr>
+          <w:lang w:val="en-US"/>
+        </w:rPr>
+        <w:t>Desktop</w:t>
       </w:r>
     </w:p>
     <w:p>
@@ -1917,7 +3013,7 @@
           <w:szCs w:val="28"/>
         </w:rPr>
       </w:pPr>
-      <w:bookmarkStart w:id="4" w:name="_Toc225291267"/>
+      <w:bookmarkStart w:id="4" w:name="_Toc228216013"/>
       <w:r>
         <w:rPr>
           <w:rFonts w:ascii="Times New Roman" w:hAnsi="Times New Roman" w:cs="Times New Roman"/>
@@ -1981,7 +3077,7 @@
         <w:spacing w:line="360" w:lineRule="exact"/>
       </w:pPr>
       <w:r>
-        <w:t>Функционально систему можно разделить на несколько основных компонентов. К ним относятся модуль управления пользователями, обеспечивающий регистрацию, авторизацию и управление учетными записями, модуль обмена сообщениями, отвечающий за отправку, получение и отображение сообщений, а также модуль чатов, реализующий создание и управление диалогами и группами. Дополнительно может быть реализован административный модуль, позволяющий контролировать пользователей и управлять системой в целом.</w:t>
+        <w:t>Функционально систему можно разделить на несколько основных компонентов. К ним относятся модуль управления пользователями, обеспечивающий регистрацию, авторизацию и управление учетными записями, модуль обмена сообщениями, отвечающий за отправку, получение и отображение сообщений, а также модуль чатов, реализующий создание и управление диалогами и группами.</w:t>
       </w:r>
     </w:p>
     <w:p>
@@ -2013,7 +3109,7 @@
           <w:szCs w:val="28"/>
         </w:rPr>
       </w:pPr>
-      <w:bookmarkStart w:id="5" w:name="_Toc225291268"/>
+      <w:bookmarkStart w:id="5" w:name="_Toc228216014"/>
       <w:r>
         <w:rPr>
           <w:rFonts w:ascii="Times New Roman" w:hAnsi="Times New Roman" w:cs="Times New Roman"/>
@@ -2046,7 +3142,7 @@
           <w:szCs w:val="28"/>
         </w:rPr>
       </w:pPr>
-      <w:bookmarkStart w:id="6" w:name="_Toc225291269"/>
+      <w:bookmarkStart w:id="6" w:name="_Toc228216015"/>
       <w:r>
         <w:rPr>
           <w:rFonts w:ascii="Times New Roman" w:hAnsi="Times New Roman" w:cs="Times New Roman"/>
@@ -2107,6 +3203,9 @@
         <w:ind w:firstLine="0"/>
       </w:pPr>
       <w:r>
+        <w:rPr>
+          <w:noProof/>
+        </w:rPr>
         <w:lastRenderedPageBreak/>
         <w:drawing>
           <wp:inline distT="0" distB="0" distL="0" distR="0" wp14:anchorId="6C14AF06" wp14:editId="5CE55D82">
@@ -2162,6 +3261,12 @@
       <w:pPr>
         <w:pStyle w:val="af2"/>
         <w:ind w:firstLine="0"/>
+      </w:pPr>
+    </w:p>
+    <w:p>
+      <w:pPr>
+        <w:pStyle w:val="af2"/>
+        <w:ind w:firstLine="0"/>
         <w:jc w:val="center"/>
       </w:pPr>
       <w:r>
@@ -2224,7 +3329,7 @@
           <w:szCs w:val="28"/>
         </w:rPr>
       </w:pPr>
-      <w:bookmarkStart w:id="7" w:name="_Toc225291270"/>
+      <w:bookmarkStart w:id="7" w:name="_Toc228216016"/>
       <w:r>
         <w:rPr>
           <w:rFonts w:ascii="Times New Roman" w:hAnsi="Times New Roman" w:cs="Times New Roman"/>
@@ -2264,11 +3369,11 @@
         <w:spacing w:line="360" w:lineRule="exact"/>
       </w:pPr>
       <w:r>
-        <w:t>Данные между клиентом и сервером передаются в формате JSON, который является стандартом де-факто для обмена информацией в веб-</w:t>
+        <w:t xml:space="preserve">Данные между клиентом и сервером передаются в формате JSON, </w:t>
       </w:r>
       <w:r>
         <w:lastRenderedPageBreak/>
-        <w:t>приложениях. Этот формат отличается простотой, читаемостью и поддержкой во всех современных языках программирования, что делает его удобным для использования в распределённых системах.</w:t>
+        <w:t>который является стандартом для обмена информацией в веб-приложениях. Этот формат отличается простотой, читаемостью и поддержкой во всех современных языках программирования, что делает его удобным для использования в распределённых системах.</w:t>
       </w:r>
     </w:p>
     <w:p>
@@ -2363,70 +3468,73 @@
       <w:pPr>
         <w:pStyle w:val="af2"/>
         <w:ind w:firstLine="0"/>
-        <w:jc w:val="center"/>
-        <w:rPr>
-          <w:lang w:val="en-US"/>
-        </w:rPr>
-      </w:pPr>
-      <w:r>
-        <w:t xml:space="preserve">Рисунок </w:t>
-      </w:r>
-      <w:r>
-        <w:t>2</w:t>
-      </w:r>
-      <w:r>
-        <w:t>.</w:t>
-      </w:r>
-      <w:r>
-        <w:t>2</w:t>
-      </w:r>
-      <w:r>
-        <w:t xml:space="preserve"> – </w:t>
-      </w:r>
-      <w:r>
-        <w:t xml:space="preserve">Модель взаимодействия клиентов через </w:t>
-      </w:r>
-      <w:proofErr w:type="spellStart"/>
-      <w:r>
-        <w:t>SignalR</w:t>
-      </w:r>
-      <w:proofErr w:type="spellEnd"/>
-      <w:r>
-        <w:t xml:space="preserve"> </w:t>
-      </w:r>
-      <w:proofErr w:type="spellStart"/>
-      <w:r>
-        <w:t>Hub</w:t>
-      </w:r>
-      <w:proofErr w:type="spellEnd"/>
-      <w:r>
-        <w:t xml:space="preserve"> с использованием протокола </w:t>
-      </w:r>
-      <w:proofErr w:type="spellStart"/>
-      <w:r>
-        <w:t>WebSocket</w:t>
-      </w:r>
-      <w:proofErr w:type="spellEnd"/>
-      <w:r>
-        <w:t>.</w:t>
-      </w:r>
+      </w:pPr>
     </w:p>
     <w:p>
       <w:pPr>
         <w:pStyle w:val="af2"/>
         <w:ind w:firstLine="0"/>
-      </w:pPr>
-    </w:p>
-    <w:p>
-      <w:pPr>
-        <w:spacing w:line="360" w:lineRule="exact"/>
-      </w:pPr>
+        <w:jc w:val="center"/>
+      </w:pPr>
+      <w:r>
+        <w:t xml:space="preserve">Рисунок </w:t>
+      </w:r>
+      <w:r>
+        <w:t>2</w:t>
+      </w:r>
+      <w:r>
+        <w:t>.</w:t>
+      </w:r>
+      <w:r>
+        <w:t>2</w:t>
+      </w:r>
+      <w:r>
+        <w:t xml:space="preserve"> – </w:t>
+      </w:r>
+      <w:r>
+        <w:t xml:space="preserve">Модель взаимодействия клиентов через </w:t>
+      </w:r>
       <w:proofErr w:type="spellStart"/>
       <w:r>
         <w:t>SignalR</w:t>
       </w:r>
       <w:proofErr w:type="spellEnd"/>
       <w:r>
+        <w:t xml:space="preserve"> </w:t>
+      </w:r>
+      <w:proofErr w:type="spellStart"/>
+      <w:r>
+        <w:t>Hub</w:t>
+      </w:r>
+      <w:proofErr w:type="spellEnd"/>
+      <w:r>
+        <w:t xml:space="preserve"> с использованием протокола </w:t>
+      </w:r>
+      <w:proofErr w:type="spellStart"/>
+      <w:r>
+        <w:t>WebSocket</w:t>
+      </w:r>
+      <w:proofErr w:type="spellEnd"/>
+      <w:r>
+        <w:t>.</w:t>
+      </w:r>
+    </w:p>
+    <w:p>
+      <w:pPr>
+        <w:pStyle w:val="af2"/>
+        <w:ind w:firstLine="0"/>
+      </w:pPr>
+    </w:p>
+    <w:p>
+      <w:pPr>
+        <w:spacing w:line="360" w:lineRule="exact"/>
+      </w:pPr>
+      <w:proofErr w:type="spellStart"/>
+      <w:r>
+        <w:t>SignalR</w:t>
+      </w:r>
+      <w:proofErr w:type="spellEnd"/>
+      <w:r>
         <w:t xml:space="preserve"> абстрагирует низкоуровневые механизмы работы с </w:t>
       </w:r>
       <w:proofErr w:type="spellStart"/>
@@ -2435,15 +3543,18 @@
       </w:r>
       <w:proofErr w:type="spellEnd"/>
       <w:r>
-        <w:t xml:space="preserve"> и автоматически выбирает наиболее подходящий способ передачи данных в зависимости от возможностей клиента и сервера. Это значительно упрощает разработку и позволяет сосредоточиться на логике приложения, не углубляясь в детали сетевого взаимодействия.</w:t>
-      </w:r>
-    </w:p>
-    <w:p>
-      <w:pPr>
-        <w:spacing w:line="360" w:lineRule="exact"/>
-      </w:pPr>
+        <w:t xml:space="preserve"> и автоматически выбирает наиболее подходящий способ передачи данных в зависимости от возможностей клиента и сервера. Это значительно упрощает разработку и позволяет сосредоточиться на логике приложения, не углубляясь </w:t>
+      </w:r>
       <w:r>
         <w:lastRenderedPageBreak/>
+        <w:t>в детали сетевого взаимодействия.</w:t>
+      </w:r>
+    </w:p>
+    <w:p>
+      <w:pPr>
+        <w:spacing w:line="360" w:lineRule="exact"/>
+      </w:pPr>
+      <w:r>
         <w:t xml:space="preserve">Таким образом, в системе используется комбинированный подход: HTTP API применяется для выполнения стандартных операций, таких как регистрация и управление чатами, а </w:t>
       </w:r>
       <w:proofErr w:type="spellStart"/>
@@ -2473,7 +3584,7 @@
           <w:szCs w:val="28"/>
         </w:rPr>
       </w:pPr>
-      <w:bookmarkStart w:id="8" w:name="_Toc225291271"/>
+      <w:bookmarkStart w:id="8" w:name="_Toc228216017"/>
       <w:r>
         <w:rPr>
           <w:rFonts w:ascii="Times New Roman" w:hAnsi="Times New Roman" w:cs="Times New Roman"/>
@@ -2558,7 +3669,88 @@
         <w:spacing w:line="360" w:lineRule="exact"/>
       </w:pPr>
       <w:r>
-        <w:t>Основными сущностями в базе данных являются пользователи, чаты и сообщения. Пользователи содержат информацию об учетных записях, включая логин и хэш пароля. Чаты определяют структуру общения и могут быть как личными, так и групповыми. Сообщения представляют собой отдельные записи, связанные с конкретным чатом и отправителем, что позволяет хранить историю переписки.</w:t>
+        <w:t>Основными сущностями в базе данных являются пользователи, чаты и сообщения. Пользовател</w:t>
+      </w:r>
+      <w:r>
+        <w:t>ь</w:t>
+      </w:r>
+      <w:r>
+        <w:t xml:space="preserve"> содерж</w:t>
+      </w:r>
+      <w:r>
+        <w:t>ит</w:t>
+      </w:r>
+      <w:r>
+        <w:t xml:space="preserve"> информацию об учетн</w:t>
+      </w:r>
+      <w:r>
+        <w:t>ой</w:t>
+      </w:r>
+      <w:r>
+        <w:t xml:space="preserve"> запис</w:t>
+      </w:r>
+      <w:r>
+        <w:t>и,</w:t>
+      </w:r>
+      <w:r>
+        <w:t xml:space="preserve"> </w:t>
+      </w:r>
+      <w:r>
+        <w:t>ч</w:t>
+      </w:r>
+      <w:r>
+        <w:t>ат определя</w:t>
+      </w:r>
+      <w:r>
+        <w:t xml:space="preserve">ет </w:t>
+      </w:r>
+      <w:r>
+        <w:t>структуру общения и мо</w:t>
+      </w:r>
+      <w:r>
+        <w:t>жет</w:t>
+      </w:r>
+      <w:r>
+        <w:t xml:space="preserve"> быть личным, групповым</w:t>
+      </w:r>
+      <w:r>
+        <w:t xml:space="preserve"> </w:t>
+      </w:r>
+      <w:r>
+        <w:t>или каналом, а с</w:t>
+      </w:r>
+      <w:r>
+        <w:t>ообщен</w:t>
+      </w:r>
+      <w:r>
+        <w:t>ие</w:t>
+      </w:r>
+      <w:r>
+        <w:t xml:space="preserve"> представля</w:t>
+      </w:r>
+      <w:r>
+        <w:t>ет</w:t>
+      </w:r>
+      <w:r>
+        <w:t xml:space="preserve"> собой отдельн</w:t>
+      </w:r>
+      <w:r>
+        <w:t>ую</w:t>
+      </w:r>
+      <w:r>
+        <w:t xml:space="preserve"> запис</w:t>
+      </w:r>
+      <w:r>
+        <w:t>ь</w:t>
+      </w:r>
+      <w:r>
+        <w:t>, связанн</w:t>
+      </w:r>
+      <w:r>
+        <w:t>ую</w:t>
+      </w:r>
+      <w:r>
+        <w:t xml:space="preserve"> с конкретным чатом и отправителем, что позволяет хранить историю переписки.</w:t>
       </w:r>
     </w:p>
     <w:p>
@@ -2579,7 +3771,7 @@
           <w:szCs w:val="28"/>
         </w:rPr>
       </w:pPr>
-      <w:bookmarkStart w:id="9" w:name="_Toc225291272"/>
+      <w:bookmarkStart w:id="9" w:name="_Toc228216018"/>
       <w:r>
         <w:rPr>
           <w:rFonts w:ascii="Times New Roman" w:hAnsi="Times New Roman" w:cs="Times New Roman"/>
@@ -2603,7 +3795,10 @@
         <w:spacing w:line="360" w:lineRule="exact"/>
       </w:pPr>
       <w:r>
-        <w:t xml:space="preserve">В качестве архитектурного подхода для разработки серверной части приложения используется многослойная архитектура с элементами </w:t>
+        <w:t>В качестве архитектурного подхода для разработки серверной части приложения используется</w:t>
+      </w:r>
+      <w:r>
+        <w:t xml:space="preserve"> </w:t>
       </w:r>
       <w:proofErr w:type="spellStart"/>
       <w:r>
@@ -2631,23 +3826,31 @@
         <w:spacing w:line="360" w:lineRule="exact"/>
       </w:pPr>
       <w:r>
-        <w:t>Система условно делится на несколько уровней. Уровень представления реализуется через Web API и отвечает за обработку входящих запросов от клиента. Уровень бизнес-логики содержит основные правила работы системы, включая обработку сообщений, управление чатами и пользователями. Уровень доступа к данным обеспечивает взаимодействие с базой данных и инкапсулирует операции чтения и записи.</w:t>
-      </w:r>
-    </w:p>
-    <w:p>
-      <w:pPr>
-        <w:spacing w:line="360" w:lineRule="exact"/>
-      </w:pPr>
-      <w:r>
-        <w:t xml:space="preserve">Для организации взаимодействия между слоями используются паттерны проектирования, такие как </w:t>
-      </w:r>
-      <w:proofErr w:type="spellStart"/>
-      <w:r>
-        <w:t>Repository</w:t>
-      </w:r>
-      <w:proofErr w:type="spellEnd"/>
-      <w:r>
-        <w:t xml:space="preserve"> и Service. Репозитории отвечают за доступ к данным, а сервисы — за реализацию бизнес-логики. Контроллеры выступают в роли посредников между клиентом и серверной логикой, принимая запросы и возвращая ответы.</w:t>
+        <w:t>Уровень представления реализован через Web API и отвечает за обработку входящих HTTP-запросов от клиента, их валидацию и формирование ответов. Контроллеры выступают точкой входа в систему и не содержат бизнес-логики, а лишь делегируют выполнение операций на нижележащие уровни.</w:t>
+      </w:r>
+    </w:p>
+    <w:p>
+      <w:pPr>
+        <w:spacing w:line="360" w:lineRule="exact"/>
+      </w:pPr>
+      <w:r>
+        <w:t>Уровень приложения (Application) реализует основную бизнес-логику системы и построен с использованием паттерна CQRS. Для организации взаимодействия между компонентами применяется библиотека MediatR, которая позволяет разделить команды (изменяющие состояние) и запросы (чтение данных), а также обеспечить слабую связанность между обработчиками и вызывающим кодом.</w:t>
+      </w:r>
+    </w:p>
+    <w:p>
+      <w:pPr>
+        <w:spacing w:line="360" w:lineRule="exact"/>
+      </w:pPr>
+      <w:r>
+        <w:t>Уровень инфраструктуры (Infrastructure) отвечает за работу с внешними зависимостями, в частности с базой данных. Доступ к данным организован с использованием паттерна Repository, который инкапсулирует операции чтения и записи, а также паттерна Unit of Work, обеспечивающего управление транзакциями и согласованность изменений. Репозитории и Unit of Work совместно используются обработчиками команд и запросов из слоя Application.</w:t>
+      </w:r>
+    </w:p>
+    <w:p>
+      <w:pPr>
+        <w:spacing w:line="360" w:lineRule="exact"/>
+      </w:pPr>
+      <w:r>
+        <w:t>Таким образом, взаимодействие между слоями построено через четко определённые абстракции: контроллеры передают запросы в слой Application через MediatR, обработчики используют Unit of Work и репозитории из слоя Infrastructure, что обеспечивает модульность, тестируемость и расширяемость системы.</w:t>
       </w:r>
     </w:p>
     <w:p>
@@ -2669,25 +3872,20 @@
     <w:p>
       <w:pPr>
         <w:spacing w:line="360" w:lineRule="exact"/>
-        <w:rPr>
-          <w:lang w:val="en-US"/>
-        </w:rPr>
       </w:pPr>
     </w:p>
     <w:p>
       <w:pPr>
         <w:pStyle w:val="af2"/>
         <w:ind w:firstLine="0"/>
-        <w:rPr>
-          <w:lang w:val="en-US"/>
-        </w:rPr>
       </w:pPr>
       <w:r>
         <w:rPr>
           <w:noProof/>
         </w:rPr>
+        <w:lastRenderedPageBreak/>
         <w:drawing>
-          <wp:inline distT="0" distB="0" distL="0" distR="0" wp14:anchorId="639EFBD1" wp14:editId="00738145">
+          <wp:inline distT="0" distB="0" distL="0" distR="0" wp14:anchorId="639EFBD1" wp14:editId="40B3FA84">
             <wp:extent cx="5940425" cy="3313430"/>
             <wp:effectExtent l="0" t="0" r="3175" b="1270"/>
             <wp:docPr id="1939726614" name="Рисунок 5" descr="Shows Clean Architecture dependencies internal and external dependencies"/>
@@ -2740,6 +3938,12 @@
       <w:pPr>
         <w:pStyle w:val="af2"/>
         <w:ind w:firstLine="0"/>
+      </w:pPr>
+    </w:p>
+    <w:p>
+      <w:pPr>
+        <w:pStyle w:val="af2"/>
+        <w:ind w:firstLine="0"/>
         <w:jc w:val="center"/>
       </w:pPr>
       <w:r>
@@ -2802,7 +4006,7 @@
           <w:szCs w:val="28"/>
         </w:rPr>
       </w:pPr>
-      <w:bookmarkStart w:id="10" w:name="_Toc225291273"/>
+      <w:bookmarkStart w:id="10" w:name="_Toc228216019"/>
       <w:r>
         <w:rPr>
           <w:rFonts w:ascii="Times New Roman" w:hAnsi="Times New Roman" w:cs="Times New Roman"/>
@@ -2826,7 +4030,7 @@
         <w:spacing w:line="360" w:lineRule="exact"/>
       </w:pPr>
       <w:r>
-        <w:t xml:space="preserve">Клиентская часть корпоративного мессенджера представляет собой веб-приложение, реализованное с использованием библиотеки </w:t>
+        <w:t xml:space="preserve">Клиентская часть корпоративного мессенджера реализована в виде одностраничного веб-приложения на базе библиотеки </w:t>
       </w:r>
       <w:proofErr w:type="spellStart"/>
       <w:r>
@@ -2834,51 +4038,75 @@
       </w:r>
       <w:proofErr w:type="spellEnd"/>
       <w:r>
-        <w:t xml:space="preserve">, и отвечает за отображение пользовательского интерфейса и обработку действий </w:t>
+        <w:t xml:space="preserve">. Выбор данной технологии обусловлен её компонентно-ориентированным подходом, который позволяет эффективно разделять интерфейс на независимые логические модули, упрощая поддержку и масштабирование системы. </w:t>
+      </w:r>
+    </w:p>
+    <w:p>
+      <w:pPr>
+        <w:spacing w:line="360" w:lineRule="exact"/>
+      </w:pPr>
+      <w:r>
+        <w:t xml:space="preserve">Для обеспечения строгой типизации данных и повышения надежности кода используется язык программирования </w:t>
+      </w:r>
+      <w:proofErr w:type="spellStart"/>
+      <w:r>
+        <w:t>TypeScript</w:t>
+      </w:r>
+      <w:proofErr w:type="spellEnd"/>
+      <w:r>
+        <w:t xml:space="preserve">, что минимизирует вероятность возникновения ошибок на этапе выполнения и упрощает проектирование сложных интерфейсов. </w:t>
+      </w:r>
+    </w:p>
+    <w:p>
+      <w:pPr>
+        <w:spacing w:line="360" w:lineRule="exact"/>
+      </w:pPr>
+      <w:r>
+        <w:t xml:space="preserve">Управление состоянием приложения организовано с помощью библиотеки </w:t>
+      </w:r>
+      <w:proofErr w:type="spellStart"/>
+      <w:r>
+        <w:t>Zustand</w:t>
+      </w:r>
+      <w:proofErr w:type="spellEnd"/>
+      <w:r>
+        <w:t xml:space="preserve">, которая предоставляет производительный и предсказуемый механизм распределения данных между компонентами. </w:t>
+      </w:r>
+    </w:p>
+    <w:p>
+      <w:pPr>
+        <w:spacing w:line="360" w:lineRule="exact"/>
+      </w:pPr>
+      <w:r>
+        <w:t xml:space="preserve">Внешний вид приложения реализован с использованием фреймворка </w:t>
+      </w:r>
+      <w:proofErr w:type="spellStart"/>
+      <w:r>
+        <w:t>Tailwind</w:t>
+      </w:r>
+      <w:proofErr w:type="spellEnd"/>
+      <w:r>
+        <w:t xml:space="preserve"> CSS, обеспечивающего гибкую настройку стилей и адаптивность интерфейса под различные устройства. </w:t>
+      </w:r>
+    </w:p>
+    <w:p>
+      <w:pPr>
+        <w:spacing w:line="360" w:lineRule="exact"/>
+      </w:pPr>
+      <w:r>
+        <w:t xml:space="preserve">Взаимодействие с серверной частью осуществляется посредством протокола HTTP с применением библиотеки </w:t>
+      </w:r>
+      <w:proofErr w:type="spellStart"/>
+      <w:r>
+        <w:t>Axios</w:t>
+      </w:r>
+      <w:proofErr w:type="spellEnd"/>
+      <w:r>
+        <w:t xml:space="preserve"> для выполнения асинхронных запросов. Такой технологический стек в совокупности с современными инструментами сборки позволяет создать отзывчивое и производительное приложение, обеспечивающее бесшовное взаимодействие </w:t>
       </w:r>
       <w:r>
         <w:lastRenderedPageBreak/>
-        <w:t>пользователя. Основной задачей клиента является обеспечение удобного взаимодействия пользователя с системой, включая просмотр чатов, обмен сообщениями и навигацию между различными разделами приложения.</w:t>
-      </w:r>
-    </w:p>
-    <w:p>
-      <w:pPr>
-        <w:spacing w:line="360" w:lineRule="exact"/>
-      </w:pPr>
-      <w:r>
-        <w:t xml:space="preserve">Использование </w:t>
-      </w:r>
-      <w:proofErr w:type="spellStart"/>
-      <w:r>
-        <w:t>React</w:t>
-      </w:r>
-      <w:proofErr w:type="spellEnd"/>
-      <w:r>
-        <w:t xml:space="preserve"> позволяет реализовать интерфейс на основе компонентного подхода, при котором приложение состоит из отдельных логически независимых элементов. Такой подход упрощает разработку, повышает читаемость кода и обеспечивает возможность дальнейшего масштабирования приложения.</w:t>
-      </w:r>
-    </w:p>
-    <w:p>
-      <w:pPr>
-        <w:spacing w:line="360" w:lineRule="exact"/>
-      </w:pPr>
-      <w:r>
-        <w:t>Клиентская часть взаимодействует с сервером посредством HTTP-запросов, получая и отправляя данные, необходимые для работы системы. Обновление интерфейса происходит динамически без перезагрузки страницы, что обеспечивает более плавный и удобный пользовательский опыт.</w:t>
-      </w:r>
-    </w:p>
-    <w:p>
-      <w:pPr>
-        <w:spacing w:line="360" w:lineRule="exact"/>
-      </w:pPr>
-      <w:r>
-        <w:t xml:space="preserve">Таким образом, применение </w:t>
-      </w:r>
-      <w:proofErr w:type="spellStart"/>
-      <w:r>
-        <w:t>React</w:t>
-      </w:r>
-      <w:proofErr w:type="spellEnd"/>
-      <w:r>
-        <w:t xml:space="preserve"> в качестве основы для клиентской части позволяет создать современное, производительное и удобное веб-приложение, соответствующее требованиям корпоративного мессенджера.</w:t>
+        <w:t>пользователя с системой обмена сообщениями без необходимости полной перезагрузки страниц.</w:t>
       </w:r>
     </w:p>
     <w:p>
@@ -2899,7 +4127,7 @@
           <w:szCs w:val="28"/>
         </w:rPr>
       </w:pPr>
-      <w:bookmarkStart w:id="11" w:name="_Toc225291274"/>
+      <w:bookmarkStart w:id="11" w:name="_Toc228216020"/>
       <w:r>
         <w:rPr>
           <w:rFonts w:ascii="Times New Roman" w:hAnsi="Times New Roman" w:cs="Times New Roman"/>
@@ -2923,7 +4151,15 @@
         <w:spacing w:line="360" w:lineRule="exact"/>
       </w:pPr>
       <w:r>
-        <w:t xml:space="preserve">Безопасность является одним из ключевых аспектов при разработке корпоративного мессенджера, поскольку система обрабатывает данные пользователей и внутренние коммуникации организации. В рамках проекта используется встроенный механизм аутентификации и управления пользователями ASP.NET Core </w:t>
+        <w:t xml:space="preserve">Безопасность является одним из приоритетных аспектов разработки корпоративного мессенджера, так как система предназначена для обработки конфиденциальных данных и внутренних коммуникаций организации. </w:t>
+      </w:r>
+    </w:p>
+    <w:p>
+      <w:pPr>
+        <w:spacing w:line="360" w:lineRule="exact"/>
+      </w:pPr>
+      <w:r>
+        <w:t xml:space="preserve">В рамках проекта реализована комплексная система защиты, основанная на интеграции встроенного механизма ASP.NET Core </w:t>
       </w:r>
       <w:proofErr w:type="spellStart"/>
       <w:r>
@@ -2931,61 +4167,4222 @@
       </w:r>
       <w:proofErr w:type="spellEnd"/>
       <w:r>
-        <w:t>, который обеспечивает надежную защиту учетных записей и упрощает реализацию системы безопасности.</w:t>
-      </w:r>
-    </w:p>
-    <w:p>
-      <w:pPr>
-        <w:spacing w:line="360" w:lineRule="exact"/>
-      </w:pPr>
-      <w:r>
-        <w:t xml:space="preserve">ASP.NET Core </w:t>
+        <w:t xml:space="preserve"> и технологии JSON Web </w:t>
       </w:r>
       <w:proofErr w:type="spellStart"/>
       <w:r>
+        <w:t>Tokens</w:t>
+      </w:r>
+      <w:proofErr w:type="spellEnd"/>
+      <w:r>
+        <w:t xml:space="preserve"> (JWT). Использование инфраструктуры </w:t>
+      </w:r>
+      <w:proofErr w:type="spellStart"/>
+      <w:r>
         <w:t>Identity</w:t>
       </w:r>
       <w:proofErr w:type="spellEnd"/>
       <w:r>
-        <w:t xml:space="preserve"> предоставляет готовую инфраструктуру для регистрации, аутентификации и управления пользователями. Пароли пользователей не хранятся в открытом виде, а автоматически преобразуются в хэш с использованием встроенных алгоритмов защиты, что исключает возможность их прямого восстановления при несанкционированном доступе к базе данных. Система также поддерживает разграничение прав доступа на основе ролей, что позволяет ограничивать действия пользователей в зависимости от их уровня доступа.</w:t>
-      </w:r>
-    </w:p>
-    <w:p>
-      <w:pPr>
-        <w:spacing w:line="360" w:lineRule="exact"/>
-      </w:pPr>
-      <w:r>
-        <w:t>Передача данных между клиентом и сервером осуществляется по защищенному протоколу HTTPS, что предотвращает перехват информации третьими лицами. Дополнительно используются встроенные механизмы проверки подлинности пользователя при выполнении запросов к серверу, что обеспечивает контроль доступа к функциональности системы.</w:t>
-      </w:r>
-    </w:p>
-    <w:p>
-      <w:pPr>
-        <w:spacing w:line="360" w:lineRule="exact"/>
-      </w:pPr>
-      <w:r>
-        <w:t xml:space="preserve">Таким образом, применение ASP.NET Core </w:t>
+        <w:t xml:space="preserve"> позволяет эффективно организовать процессы регистрации и управления учетными записями, обеспечивая при этом высокий уровень защиты паролей, которые хранятся исключительно в виде криптографических хэшей. </w:t>
+      </w:r>
+    </w:p>
+    <w:p>
+      <w:pPr>
+        <w:spacing w:line="360" w:lineRule="exact"/>
+      </w:pPr>
+      <w:r>
+        <w:t xml:space="preserve">Для обеспечения безопасности клиент-серверного взаимодействия и реализации концепции </w:t>
       </w:r>
       <w:proofErr w:type="spellStart"/>
       <w:r>
-        <w:t>Identity</w:t>
+        <w:t>Stateless</w:t>
       </w:r>
       <w:proofErr w:type="spellEnd"/>
       <w:r>
-        <w:t xml:space="preserve"> позволяет реализовать базовый уровень безопасности без необходимости разработки </w:t>
-      </w:r>
-      <w:r>
+        <w:t>-архитектуры применена аутентификация на основе JWT-токенов. Данный подход подразумевает выдачу зашифрованного токена после успешного входа в систему, который используется для идентификации пользователя при каждом последующем запросе. Это исключает необходимость хранения сессий на сервере и повышает устойчивость системы к нагрузкам. Дополнительно реализована система разграничения прав доступа на основе ролей, встроенная в конвейер обработки запросов ASP.NET Core, что позволяет гибко ограничивать доступ к функциональным возможностям мессенджера в зависимости от полномочий конкретного пользователя. Внедрение данных технологий в совокупности обеспечивает надежную защиту от несанкционированного доступа и гарантирует целостность и конфиденциальность передаваемой информации в рамках корпоративной среды.</w:t>
+      </w:r>
+    </w:p>
+    <w:p>
+      <w:pPr>
+        <w:widowControl/>
+        <w:spacing w:after="160" w:line="278" w:lineRule="auto"/>
+        <w:ind w:firstLine="0"/>
+        <w:jc w:val="left"/>
+      </w:pPr>
+      <w:r>
+        <w:br w:type="page"/>
+      </w:r>
+    </w:p>
+    <w:p>
+      <w:pPr>
+        <w:pStyle w:val="1"/>
+        <w:ind w:firstLine="708"/>
+        <w:rPr>
+          <w:rFonts w:ascii="Times New Roman" w:hAnsi="Times New Roman" w:cs="Times New Roman"/>
+          <w:b/>
+          <w:bCs/>
+          <w:color w:val="000000" w:themeColor="text1"/>
+          <w:sz w:val="28"/>
+          <w:szCs w:val="28"/>
+        </w:rPr>
+      </w:pPr>
+      <w:bookmarkStart w:id="12" w:name="_Toc228216021"/>
+      <w:r>
+        <w:rPr>
+          <w:rFonts w:ascii="Times New Roman" w:hAnsi="Times New Roman" w:cs="Times New Roman"/>
+          <w:b/>
+          <w:bCs/>
+          <w:color w:val="000000" w:themeColor="text1"/>
+          <w:sz w:val="28"/>
+          <w:szCs w:val="28"/>
+        </w:rPr>
         <w:lastRenderedPageBreak/>
-        <w:t>сложных механизмов аутентификации, обеспечивая надежную защиту данных и соответствие требованиям корпоративных приложений.</w:t>
-      </w:r>
-    </w:p>
-    <w:p>
-      <w:pPr>
-        <w:spacing w:line="360" w:lineRule="exact"/>
-      </w:pPr>
+        <w:t>3</w:t>
+      </w:r>
+      <w:r>
+        <w:rPr>
+          <w:rFonts w:ascii="Times New Roman" w:hAnsi="Times New Roman" w:cs="Times New Roman"/>
+          <w:b/>
+          <w:bCs/>
+          <w:color w:val="000000" w:themeColor="text1"/>
+          <w:sz w:val="28"/>
+          <w:szCs w:val="28"/>
+        </w:rPr>
+        <w:t xml:space="preserve"> </w:t>
+      </w:r>
+      <w:r>
+        <w:rPr>
+          <w:rFonts w:ascii="Times New Roman" w:hAnsi="Times New Roman" w:cs="Times New Roman"/>
+          <w:b/>
+          <w:bCs/>
+          <w:color w:val="000000" w:themeColor="text1"/>
+          <w:sz w:val="28"/>
+          <w:szCs w:val="28"/>
+        </w:rPr>
+        <w:t>РАЗРАБОТКА ПРОГРАММНОГО ПРИЛОЖЕНИЯ</w:t>
+      </w:r>
+      <w:bookmarkEnd w:id="12"/>
+    </w:p>
+    <w:p>
+      <w:pPr>
+        <w:spacing w:line="360" w:lineRule="exact"/>
+      </w:pPr>
+    </w:p>
+    <w:p>
+      <w:pPr>
+        <w:pStyle w:val="2"/>
+        <w:ind w:firstLine="708"/>
+        <w:rPr>
+          <w:rFonts w:ascii="Times New Roman" w:hAnsi="Times New Roman" w:cs="Times New Roman"/>
+          <w:b/>
+          <w:bCs/>
+          <w:color w:val="000000" w:themeColor="text1"/>
+          <w:sz w:val="28"/>
+          <w:szCs w:val="28"/>
+        </w:rPr>
+      </w:pPr>
+      <w:bookmarkStart w:id="13" w:name="_Toc228216022"/>
+      <w:r>
+        <w:rPr>
+          <w:rFonts w:ascii="Times New Roman" w:hAnsi="Times New Roman" w:cs="Times New Roman"/>
+          <w:b/>
+          <w:bCs/>
+          <w:color w:val="000000" w:themeColor="text1"/>
+          <w:sz w:val="28"/>
+          <w:szCs w:val="28"/>
+        </w:rPr>
+        <w:t>3.1 Общая архитектура системы</w:t>
+      </w:r>
+      <w:bookmarkEnd w:id="13"/>
+    </w:p>
+    <w:p/>
+    <w:p>
+      <w:pPr>
+        <w:spacing w:line="360" w:lineRule="exact"/>
+      </w:pPr>
+      <w:r>
+        <w:t xml:space="preserve">В рамках практической реализации разработанного проекта была спроектирована и реализована клиент-серверная архитектура приложения. </w:t>
+      </w:r>
+    </w:p>
+    <w:p>
+      <w:pPr>
+        <w:spacing w:line="360" w:lineRule="exact"/>
+      </w:pPr>
+      <w:r>
+        <w:t>Серверная часть приложения реализована с использованием технологии ASP.NET Core и представляет собой Web API, отвечающий за обработку входящих запросов, выполнение бизнес-логики и взаимодействие с базой данных. Сервер выступает центральным элементом системы, обеспечивая управление пользователями, чатами и сообщениями, а также реализуя механизмы аутентификации, авторизации и обеспечения безопасности. Вся логика обработки данных сосредоточена на сервере, что позволяет минимизировать нагрузку на клиентскую часть и обеспечить целостность и контроль над данными.</w:t>
+      </w:r>
+    </w:p>
+    <w:p>
+      <w:pPr>
+        <w:spacing w:line="360" w:lineRule="exact"/>
+      </w:pPr>
+      <w:r>
+        <w:t>Клиентская часть реализована в виде одностраничного веб-приложения с использованием библиотеки React. Данный подход позволяет обеспечить высокую отзывчивость интерфейса и комфортное взаимодействие пользователя с системой без необходимости полной перезагрузки страниц. Клиент отвечает за отображение данных, обработку пользовательских действий и формирование запросов к серверу, а также за установление соединения для обмена сообщениями в реальном времени.</w:t>
+      </w:r>
+    </w:p>
+    <w:p>
+      <w:pPr>
+        <w:spacing w:line="360" w:lineRule="exact"/>
+      </w:pPr>
+      <w:r>
+        <w:t>Взаимодействие между клиентом и сервером организовано с использованием протокола HTTP, который применяется для выполнения стандартных операций, таких как регистрация пользователей, авторизация, получение списка чатов и управление сообщениями. Передача данных осуществляется в формате JSON, что обеспечивает универсальность и удобство обработки информации на обеих сторонах приложения.</w:t>
+      </w:r>
+    </w:p>
+    <w:p>
+      <w:pPr>
+        <w:spacing w:line="360" w:lineRule="exact"/>
+      </w:pPr>
+      <w:r>
+        <w:t>Для реализации обмена сообщениями в реальном времени используется технология SignalR, позволяющая установить постоянное двустороннее соединение между клиентом и сервером. В отличие от классической модели взаимодействия по HTTP, данный подход позволяет серверу самостоятельно инициировать отправку данных клиенту, что обеспечивает мгновенную доставку сообщений и актуализацию данных без необходимости периодических запросов. Это особенно важно для мессенджера, где критическим требованием является минимальная задержка при передаче сообщений.</w:t>
+      </w:r>
+    </w:p>
+    <w:p>
+      <w:pPr>
+        <w:ind w:firstLine="0"/>
+        <w:jc w:val="center"/>
+      </w:pPr>
+      <w:r>
+        <w:rPr>
+          <w:noProof/>
+          <w:lang w:val="en-US"/>
+          <w14:ligatures w14:val="standardContextual"/>
+        </w:rPr>
+        <w:lastRenderedPageBreak/>
+        <w:drawing>
+          <wp:inline distT="0" distB="0" distL="0" distR="0" wp14:anchorId="160EB741" wp14:editId="73CF9724">
+            <wp:extent cx="4566895" cy="5760000"/>
+            <wp:effectExtent l="0" t="0" r="0" b="0"/>
+            <wp:docPr id="890022873" name="Рисунок 1"/>
+            <wp:cNvGraphicFramePr>
+              <a:graphicFrameLocks xmlns:a="http://schemas.openxmlformats.org/drawingml/2006/main" noChangeAspect="1"/>
+            </wp:cNvGraphicFramePr>
+            <a:graphic xmlns:a="http://schemas.openxmlformats.org/drawingml/2006/main">
+              <a:graphicData uri="http://schemas.openxmlformats.org/drawingml/2006/picture">
+                <pic:pic xmlns:pic="http://schemas.openxmlformats.org/drawingml/2006/picture">
+                  <pic:nvPicPr>
+                    <pic:cNvPr id="890022873" name="Рисунок 890022873"/>
+                    <pic:cNvPicPr/>
+                  </pic:nvPicPr>
+                  <pic:blipFill>
+                    <a:blip r:embed="rId16">
+                      <a:extLst>
+                        <a:ext uri="{96DAC541-7B7A-43D3-8B79-37D633B846F1}">
+                          <asvg:svgBlip xmlns:asvg="http://schemas.microsoft.com/office/drawing/2016/SVG/main" r:embed="rId17"/>
+                        </a:ext>
+                      </a:extLst>
+                    </a:blip>
+                    <a:stretch>
+                      <a:fillRect/>
+                    </a:stretch>
+                  </pic:blipFill>
+                  <pic:spPr>
+                    <a:xfrm>
+                      <a:off x="0" y="0"/>
+                      <a:ext cx="4566895" cy="5760000"/>
+                    </a:xfrm>
+                    <a:prstGeom prst="rect">
+                      <a:avLst/>
+                    </a:prstGeom>
+                  </pic:spPr>
+                </pic:pic>
+              </a:graphicData>
+            </a:graphic>
+          </wp:inline>
+        </w:drawing>
+      </w:r>
+    </w:p>
+    <w:p>
+      <w:pPr>
+        <w:ind w:firstLine="0"/>
+        <w:jc w:val="center"/>
+      </w:pPr>
+    </w:p>
+    <w:p>
+      <w:pPr>
+        <w:pStyle w:val="af2"/>
+        <w:ind w:firstLine="0"/>
+        <w:jc w:val="center"/>
+      </w:pPr>
+      <w:r>
+        <w:t xml:space="preserve">Рисунок </w:t>
+      </w:r>
+      <w:r>
+        <w:t>3.1</w:t>
+      </w:r>
+      <w:r>
+        <w:t xml:space="preserve"> – </w:t>
+      </w:r>
+      <w:r>
+        <w:t>Структура программного комплекса корпоративного мессенджера</w:t>
+      </w:r>
+    </w:p>
+    <w:p>
+      <w:pPr>
+        <w:ind w:firstLine="0"/>
+        <w:jc w:val="center"/>
+      </w:pPr>
+    </w:p>
+    <w:p>
+      <w:pPr>
+        <w:ind w:firstLine="0"/>
+        <w:jc w:val="left"/>
+      </w:pPr>
+    </w:p>
+    <w:p>
+      <w:pPr>
+        <w:pStyle w:val="2"/>
+        <w:ind w:firstLine="708"/>
+        <w:rPr>
+          <w:rFonts w:ascii="Times New Roman" w:hAnsi="Times New Roman" w:cs="Times New Roman"/>
+          <w:b/>
+          <w:bCs/>
+          <w:color w:val="000000" w:themeColor="text1"/>
+          <w:sz w:val="28"/>
+          <w:szCs w:val="28"/>
+        </w:rPr>
+      </w:pPr>
+      <w:bookmarkStart w:id="14" w:name="_Toc228216023"/>
+      <w:r>
+        <w:rPr>
+          <w:rFonts w:ascii="Times New Roman" w:hAnsi="Times New Roman" w:cs="Times New Roman"/>
+          <w:b/>
+          <w:bCs/>
+          <w:color w:val="000000" w:themeColor="text1"/>
+          <w:sz w:val="28"/>
+          <w:szCs w:val="28"/>
+        </w:rPr>
+        <w:t>3.2 Архитектура серверной части</w:t>
+      </w:r>
+      <w:bookmarkEnd w:id="14"/>
+    </w:p>
+    <w:p>
+      <w:pPr>
+        <w:ind w:firstLine="0"/>
+        <w:jc w:val="left"/>
+      </w:pPr>
+    </w:p>
+    <w:p>
+      <w:pPr>
+        <w:pStyle w:val="3"/>
+        <w:ind w:firstLine="708"/>
+        <w:rPr>
+          <w:rFonts w:ascii="Times New Roman" w:hAnsi="Times New Roman" w:cs="Times New Roman"/>
+          <w:b/>
+          <w:bCs/>
+          <w:color w:val="000000" w:themeColor="text1"/>
+        </w:rPr>
+      </w:pPr>
+      <w:bookmarkStart w:id="15" w:name="_Toc228216024"/>
+      <w:r>
+        <w:rPr>
+          <w:rFonts w:ascii="Times New Roman" w:hAnsi="Times New Roman" w:cs="Times New Roman"/>
+          <w:b/>
+          <w:bCs/>
+          <w:color w:val="000000" w:themeColor="text1"/>
+        </w:rPr>
+        <w:t>3.2.1 Структура проекта</w:t>
+      </w:r>
+      <w:bookmarkEnd w:id="15"/>
+    </w:p>
+    <w:p/>
+    <w:p>
+      <w:pPr>
+        <w:spacing w:line="360" w:lineRule="exact"/>
+      </w:pPr>
+      <w:r>
+        <w:t xml:space="preserve">Слой домена является ядром программного комплекса и содержит в себе описание фундаментальной бизнес-логики и сущностей предметной области мессенджера. Центральное место в данном слое занимают сущности, такие как Chat, Message, User и ChatMember, которые определяют структуру данных и </w:t>
+      </w:r>
+      <w:r>
+        <w:lastRenderedPageBreak/>
+        <w:t>правила их взаимодействия, не завися от внешних фреймворков, баз данных или сторонних библиотек. Использование базового класса BaseEntity позволяет унифицировать идентификацию всех объектов системы, а перечисления в папке Enums строго регламентируют возможные состояния системы, например, типы чатов или роли пользователей, обеспечивая целостность бизнес-правил на самом низком уровне.</w:t>
+      </w:r>
+    </w:p>
+    <w:p>
+      <w:pPr>
+        <w:spacing w:line="360" w:lineRule="exact"/>
+      </w:pPr>
+      <w:r>
+        <w:t>Помимо моделей данных, доменный слой определяет интерфейсы репозиториев и паттерна Unit of Work, которые задают контракты для работы с данными, но не содержат их технической реализации. Это соответствует принципам чистой архитектуры, согласно которым зависимости всегда направлены вовнутрь: домен не знает о существовании базы данных или API, он лишь диктует условия, которым должны соответствовать внешние слои. Такое решение обеспечивает высокую тестируемость системы и позволяет изменять способ хранения данных в будущем без необходимости корректировки основной логики приложения.</w:t>
+      </w:r>
+    </w:p>
+    <w:p>
+      <w:pPr>
+        <w:spacing w:line="360" w:lineRule="exact"/>
+      </w:pPr>
+    </w:p>
+    <w:p>
+      <w:pPr>
+        <w:jc w:val="center"/>
+      </w:pPr>
+      <w:r>
+        <w:rPr>
+          <w:noProof/>
+        </w:rPr>
+        <w:drawing>
+          <wp:inline distT="0" distB="0" distL="0" distR="0" wp14:anchorId="034CC96E" wp14:editId="1267C44A">
+            <wp:extent cx="1800000" cy="2088255"/>
+            <wp:effectExtent l="0" t="0" r="0" b="7620"/>
+            <wp:docPr id="904162257" name="Рисунок 1"/>
+            <wp:cNvGraphicFramePr>
+              <a:graphicFrameLocks xmlns:a="http://schemas.openxmlformats.org/drawingml/2006/main" noChangeAspect="1"/>
+            </wp:cNvGraphicFramePr>
+            <a:graphic xmlns:a="http://schemas.openxmlformats.org/drawingml/2006/main">
+              <a:graphicData uri="http://schemas.openxmlformats.org/drawingml/2006/picture">
+                <pic:pic xmlns:pic="http://schemas.openxmlformats.org/drawingml/2006/picture">
+                  <pic:nvPicPr>
+                    <pic:cNvPr id="904162257" name=""/>
+                    <pic:cNvPicPr/>
+                  </pic:nvPicPr>
+                  <pic:blipFill>
+                    <a:blip r:embed="rId18"/>
+                    <a:stretch>
+                      <a:fillRect/>
+                    </a:stretch>
+                  </pic:blipFill>
+                  <pic:spPr>
+                    <a:xfrm>
+                      <a:off x="0" y="0"/>
+                      <a:ext cx="1800000" cy="2088255"/>
+                    </a:xfrm>
+                    <a:prstGeom prst="rect">
+                      <a:avLst/>
+                    </a:prstGeom>
+                  </pic:spPr>
+                </pic:pic>
+              </a:graphicData>
+            </a:graphic>
+          </wp:inline>
+        </w:drawing>
+      </w:r>
+    </w:p>
+    <w:p>
+      <w:pPr>
+        <w:jc w:val="center"/>
+      </w:pPr>
+    </w:p>
+    <w:p>
+      <w:pPr>
+        <w:jc w:val="center"/>
+      </w:pPr>
+      <w:r>
+        <w:t>Рисунок 3.</w:t>
+      </w:r>
+      <w:r>
+        <w:t>2</w:t>
+      </w:r>
+      <w:r>
+        <w:t xml:space="preserve"> – Структура доменного слоя</w:t>
+      </w:r>
+    </w:p>
+    <w:p>
+      <w:pPr>
+        <w:ind w:firstLine="0"/>
+      </w:pPr>
+    </w:p>
+    <w:p>
+      <w:pPr>
+        <w:spacing w:line="360" w:lineRule="exact"/>
+      </w:pPr>
+      <w:r>
+        <w:t>Слой приложения (Application) отвечает за реализацию прикладной логики системы и координирует выполнение пользовательских сценариев. В основе данного слоя лежит паттерн CQRS, который разделяет операции изменения данных (</w:t>
+      </w:r>
+      <w:proofErr w:type="spellStart"/>
+      <w:r>
+        <w:t>Commands</w:t>
+      </w:r>
+      <w:proofErr w:type="spellEnd"/>
+      <w:r>
+        <w:t>) и операции их чтения (</w:t>
+      </w:r>
+      <w:proofErr w:type="spellStart"/>
+      <w:r>
+        <w:t>Queries</w:t>
+      </w:r>
+      <w:proofErr w:type="spellEnd"/>
+      <w:r>
+        <w:t xml:space="preserve">). Это позволяет структурировать логику мессенджера по функциональным возможностям в папке </w:t>
+      </w:r>
+      <w:proofErr w:type="spellStart"/>
+      <w:r>
+        <w:t>Features</w:t>
+      </w:r>
+      <w:proofErr w:type="spellEnd"/>
+      <w:r>
+        <w:t>, таким как управление чатами, сообщениями и профилями пользователей. Каждая функция инкапсулирует в себе не только саму логику обработки, но и правила валидации входных данных, что гарантирует корректность выполнения операций до их перехода на уровень доступа к данным.</w:t>
+      </w:r>
+    </w:p>
+    <w:p>
+      <w:pPr>
+        <w:spacing w:line="360" w:lineRule="exact"/>
+      </w:pPr>
+      <w:r>
+        <w:t xml:space="preserve">Важной составляющей этого слоя является использование механизма </w:t>
+      </w:r>
+      <w:proofErr w:type="spellStart"/>
+      <w:r>
+        <w:lastRenderedPageBreak/>
+        <w:t>Pipeline</w:t>
+      </w:r>
+      <w:proofErr w:type="spellEnd"/>
+      <w:r>
+        <w:t xml:space="preserve"> </w:t>
+      </w:r>
+      <w:proofErr w:type="spellStart"/>
+      <w:r>
+        <w:t>Behaviors</w:t>
+      </w:r>
+      <w:proofErr w:type="spellEnd"/>
+      <w:r>
+        <w:t xml:space="preserve"> программной библиотеки </w:t>
+      </w:r>
+      <w:proofErr w:type="spellStart"/>
+      <w:r>
+        <w:t>MediatR</w:t>
+      </w:r>
+      <w:proofErr w:type="spellEnd"/>
+      <w:r>
+        <w:t>. Это позволяет вынести сквозную функциональность, такую как автоматическая валидация запросов и управление транзакциями базы данных, в отдельные обработчики (</w:t>
+      </w:r>
+      <w:proofErr w:type="spellStart"/>
+      <w:r>
+        <w:t>ValidationBehavior</w:t>
+      </w:r>
+      <w:proofErr w:type="spellEnd"/>
+      <w:r>
+        <w:t xml:space="preserve"> и </w:t>
+      </w:r>
+      <w:proofErr w:type="spellStart"/>
+      <w:r>
+        <w:t>TransactionBehavior</w:t>
+      </w:r>
+      <w:proofErr w:type="spellEnd"/>
+      <w:r>
+        <w:t>). Таким образом, основной код бизнес-логики остается «чистым» и сфокусированным только на выполнении конкретных задач. Также здесь определяются объекты передачи данных (DTO), которые служат контрактами для взаимодействия с внешним миром, предотвращая утечку внутренних доменных моделей за пределы слоя.</w:t>
+      </w:r>
+    </w:p>
+    <w:p>
+      <w:pPr>
+        <w:spacing w:line="360" w:lineRule="exact"/>
+      </w:pPr>
+      <w:r>
+        <w:t>Слой приложения полностью абстрагирован от технических деталей реализации внешних сервисов через использование интерфейсов. В папке Common/</w:t>
+      </w:r>
+      <w:proofErr w:type="spellStart"/>
+      <w:r>
+        <w:t>Interfaces</w:t>
+      </w:r>
+      <w:proofErr w:type="spellEnd"/>
+      <w:r>
+        <w:t xml:space="preserve"> определены контракты для работы с аутентификацией, генерацией JWT-токенов, хранением файлов и рассылкой уведомлений через </w:t>
+      </w:r>
+      <w:proofErr w:type="spellStart"/>
+      <w:r>
+        <w:t>SignalR</w:t>
+      </w:r>
+      <w:proofErr w:type="spellEnd"/>
+      <w:r>
+        <w:t>. Сама реализация этих интерфейсов вынесена в слой инфраструктуры, что полностью соответствует принципу инверсии зависимостей и позволяет легко заменять технические компоненты системы без изменения логики работы мессенджера.</w:t>
+      </w:r>
+    </w:p>
+    <w:p>
+      <w:pPr>
+        <w:jc w:val="center"/>
+      </w:pPr>
+    </w:p>
+    <w:p>
+      <w:pPr>
+        <w:jc w:val="center"/>
+        <w:rPr>
+          <w:lang w:val="en-US"/>
+        </w:rPr>
+      </w:pPr>
+      <w:r>
+        <w:rPr>
+          <w:noProof/>
+          <w:lang w:val="en-US"/>
+        </w:rPr>
+        <w:drawing>
+          <wp:inline distT="0" distB="0" distL="0" distR="0" wp14:anchorId="72458B43" wp14:editId="0C20449A">
+            <wp:extent cx="1800000" cy="2062137"/>
+            <wp:effectExtent l="0" t="0" r="0" b="0"/>
+            <wp:docPr id="1190344334" name="Рисунок 1"/>
+            <wp:cNvGraphicFramePr>
+              <a:graphicFrameLocks xmlns:a="http://schemas.openxmlformats.org/drawingml/2006/main" noChangeAspect="1"/>
+            </wp:cNvGraphicFramePr>
+            <a:graphic xmlns:a="http://schemas.openxmlformats.org/drawingml/2006/main">
+              <a:graphicData uri="http://schemas.openxmlformats.org/drawingml/2006/picture">
+                <pic:pic xmlns:pic="http://schemas.openxmlformats.org/drawingml/2006/picture">
+                  <pic:nvPicPr>
+                    <pic:cNvPr id="1190344334" name=""/>
+                    <pic:cNvPicPr/>
+                  </pic:nvPicPr>
+                  <pic:blipFill>
+                    <a:blip r:embed="rId19"/>
+                    <a:stretch>
+                      <a:fillRect/>
+                    </a:stretch>
+                  </pic:blipFill>
+                  <pic:spPr>
+                    <a:xfrm>
+                      <a:off x="0" y="0"/>
+                      <a:ext cx="1800000" cy="2062137"/>
+                    </a:xfrm>
+                    <a:prstGeom prst="rect">
+                      <a:avLst/>
+                    </a:prstGeom>
+                  </pic:spPr>
+                </pic:pic>
+              </a:graphicData>
+            </a:graphic>
+          </wp:inline>
+        </w:drawing>
+      </w:r>
+    </w:p>
+    <w:p>
+      <w:pPr>
+        <w:jc w:val="center"/>
+        <w:rPr>
+          <w:lang w:val="en-US"/>
+        </w:rPr>
+      </w:pPr>
+    </w:p>
+    <w:p>
+      <w:pPr>
+        <w:jc w:val="center"/>
+      </w:pPr>
+      <w:r>
+        <w:t>Рисунок 3.</w:t>
+      </w:r>
+      <w:r>
+        <w:t>3</w:t>
+      </w:r>
+      <w:r>
+        <w:t xml:space="preserve"> – Структура слоя </w:t>
+      </w:r>
+      <w:r>
+        <w:t>приложения</w:t>
+      </w:r>
+      <w:r>
+        <w:br/>
+      </w:r>
+    </w:p>
+    <w:p>
+      <w:pPr>
+        <w:spacing w:line="360" w:lineRule="exact"/>
+      </w:pPr>
+      <w:r>
+        <w:t xml:space="preserve">Слой инфраструктуры (Infrastructure) содержит техническую реализацию всех внешних интерфейсов, определенных в слоях домена и приложения, обеспечивая взаимодействие системы с базой данных и сторонними сервисами. Основу этого слоя составляет работа с данными через </w:t>
+      </w:r>
+      <w:r>
+        <w:t>Entity Framework Core</w:t>
+      </w:r>
+      <w:r>
+        <w:t xml:space="preserve">, где в классе AppDbContext настроено отображение доменных сущностей на таблицы базы данных. Использование Fluent API в папке Configurations позволяет детально настроить схему </w:t>
+      </w:r>
+      <w:r>
+        <w:t>базы данных</w:t>
+      </w:r>
+      <w:r>
+        <w:t>, сохраняя при этом чистоту самих доменных моделей.</w:t>
+      </w:r>
+    </w:p>
+    <w:p>
+      <w:pPr>
+        <w:spacing w:line="360" w:lineRule="exact"/>
+      </w:pPr>
+      <w:r>
+        <w:t xml:space="preserve">В данном слое реализован паттерн </w:t>
+      </w:r>
+      <w:r>
+        <w:t>Repository (Репозиторий) и Unit of Work (Единица работы)</w:t>
+      </w:r>
+      <w:r>
+        <w:t xml:space="preserve">, которые предоставляют конкретные механизмы </w:t>
+      </w:r>
+      <w:r>
+        <w:lastRenderedPageBreak/>
+        <w:t>доступа к данным и управления транзакциями. Базовый класс RepositoryBase инкапсулирует общие методы работы с контекстом БД, что исключает дублирование кода и упрощает поддержку проекта.</w:t>
+      </w:r>
+    </w:p>
+    <w:p>
+      <w:pPr>
+        <w:spacing w:line="360" w:lineRule="exact"/>
+      </w:pPr>
+      <w:r>
+        <w:t xml:space="preserve">Кроме работы с данными, слой инфраструктуры отвечает за безопасность и системные сервисы. Здесь реализована интеграция с </w:t>
+      </w:r>
+      <w:r>
+        <w:t>ASP.NET Core Identity</w:t>
+      </w:r>
+      <w:r>
+        <w:t xml:space="preserve"> для управления учетными записями, а также конкретные механизмы генерации JWT-токенов в сервисе JwtTokenGenerator. Сервисы в соответствующей папке решают прикладные задачи, такие как определение текущего пользователя через CurrentUserService или работа с файловой системой в LocalFileStorageService. Такая организация позволяет скрыть детали реализации от бизнес-логики, строго следуя принципам чистой архитектуры.</w:t>
+      </w:r>
+    </w:p>
+    <w:p>
+      <w:pPr>
+        <w:jc w:val="center"/>
+      </w:pPr>
+    </w:p>
+    <w:p>
+      <w:pPr>
+        <w:jc w:val="center"/>
+      </w:pPr>
+      <w:r>
+        <w:rPr>
+          <w:noProof/>
+        </w:rPr>
+        <w:drawing>
+          <wp:inline distT="0" distB="0" distL="0" distR="0" wp14:anchorId="79574853" wp14:editId="6468331C">
+            <wp:extent cx="1800000" cy="1835933"/>
+            <wp:effectExtent l="0" t="0" r="0" b="0"/>
+            <wp:docPr id="1660911154" name="Рисунок 1"/>
+            <wp:cNvGraphicFramePr>
+              <a:graphicFrameLocks xmlns:a="http://schemas.openxmlformats.org/drawingml/2006/main" noChangeAspect="1"/>
+            </wp:cNvGraphicFramePr>
+            <a:graphic xmlns:a="http://schemas.openxmlformats.org/drawingml/2006/main">
+              <a:graphicData uri="http://schemas.openxmlformats.org/drawingml/2006/picture">
+                <pic:pic xmlns:pic="http://schemas.openxmlformats.org/drawingml/2006/picture">
+                  <pic:nvPicPr>
+                    <pic:cNvPr id="1660911154" name=""/>
+                    <pic:cNvPicPr/>
+                  </pic:nvPicPr>
+                  <pic:blipFill>
+                    <a:blip r:embed="rId20"/>
+                    <a:stretch>
+                      <a:fillRect/>
+                    </a:stretch>
+                  </pic:blipFill>
+                  <pic:spPr>
+                    <a:xfrm>
+                      <a:off x="0" y="0"/>
+                      <a:ext cx="1800000" cy="1835933"/>
+                    </a:xfrm>
+                    <a:prstGeom prst="rect">
+                      <a:avLst/>
+                    </a:prstGeom>
+                  </pic:spPr>
+                </pic:pic>
+              </a:graphicData>
+            </a:graphic>
+          </wp:inline>
+        </w:drawing>
+      </w:r>
+    </w:p>
+    <w:p>
+      <w:pPr>
+        <w:ind w:firstLine="0"/>
+      </w:pPr>
+    </w:p>
+    <w:p>
+      <w:pPr>
+        <w:jc w:val="center"/>
+      </w:pPr>
+      <w:r>
+        <w:t>Рисунок 3.</w:t>
+      </w:r>
+      <w:r>
+        <w:t>4</w:t>
+      </w:r>
+      <w:r>
+        <w:t xml:space="preserve"> – Структура слоя </w:t>
+      </w:r>
+      <w:r>
+        <w:t>инфраструктуры</w:t>
+      </w:r>
+    </w:p>
+    <w:p>
+      <w:pPr>
+        <w:jc w:val="center"/>
+      </w:pPr>
+    </w:p>
+    <w:p>
+      <w:pPr>
+        <w:spacing w:line="360" w:lineRule="exact"/>
+      </w:pPr>
+      <w:r>
+        <w:t>Слой веб-API (</w:t>
+      </w:r>
+      <w:proofErr w:type="spellStart"/>
+      <w:r>
+        <w:t>WebAPI</w:t>
+      </w:r>
+      <w:proofErr w:type="spellEnd"/>
+      <w:r>
+        <w:t>) является точкой входа в приложение и отвечает за обработку входящих HTTP-запросов, а также организацию двустороннего обмена данными в реальном времени. В данном слое реализованы контроллеры, которые наследуются от базового класса BaseApiController. Их основной задачей является делегирование обработки запросов слою приложения через библиотеку MediatR, что позволяет контроллерам содержать только логику маршрутизации и возврата HTTP-ответов. Использование атрибутов аутентификации в контроллерах обеспечивает защиту конечных точек и гарантирует доступ к функционалу только авторизованным пользователям.</w:t>
+      </w:r>
+    </w:p>
+    <w:p>
+      <w:pPr>
+        <w:spacing w:line="360" w:lineRule="exact"/>
+      </w:pPr>
+      <w:r>
+        <w:t xml:space="preserve">Особое место в реализации мессенджера занимает папка Hubs, где находится ChatHub — центральный узел для работы с технологией SignalR. Этот компонент обеспечивает мгновенную доставку сообщений и уведомлений подключенным клиентам. Сопутствующий сервис SignalRService выступает связующим звеном, позволяя отправлять </w:t>
+      </w:r>
+      <w:r>
+        <w:lastRenderedPageBreak/>
+        <w:t>уведомления пользователям напрямую из обработчиков бизнес-логики, не нарушая при этом границы слоев архитектуры.</w:t>
+      </w:r>
+    </w:p>
+    <w:p>
+      <w:pPr>
+        <w:spacing w:line="360" w:lineRule="exact"/>
+      </w:pPr>
+      <w:r>
+        <w:t>Конфигурация всего приложения сосредоточена в файле Program.cs, где происходит регистрация сервисов в контейнере зависимостей и настройка конвейера обработки запросов (Middleware), включая аутентификацию, авторизацию и поддержку CORS. Наличие статической папки wwwroot/uploads позволяет системе обслуживать загруженные пользователями файлы, такие как аватары или вложения. Таким образом, слой WebAPI объединяет все части системы в единый работающий программный комплекс.</w:t>
+      </w:r>
+    </w:p>
+    <w:p>
+      <w:pPr>
+        <w:jc w:val="center"/>
+      </w:pPr>
+    </w:p>
+    <w:p>
+      <w:pPr>
+        <w:jc w:val="center"/>
+        <w:rPr>
+          <w:lang w:val="en-US"/>
+        </w:rPr>
+      </w:pPr>
+      <w:r>
+        <w:rPr>
+          <w:noProof/>
+          <w:lang w:val="en-US"/>
+        </w:rPr>
+        <w:drawing>
+          <wp:inline distT="0" distB="0" distL="0" distR="0" wp14:anchorId="2B5EEFC8" wp14:editId="10DB1F64">
+            <wp:extent cx="1800000" cy="1907142"/>
+            <wp:effectExtent l="0" t="0" r="0" b="0"/>
+            <wp:docPr id="1652566433" name="Рисунок 1"/>
+            <wp:cNvGraphicFramePr>
+              <a:graphicFrameLocks xmlns:a="http://schemas.openxmlformats.org/drawingml/2006/main" noChangeAspect="1"/>
+            </wp:cNvGraphicFramePr>
+            <a:graphic xmlns:a="http://schemas.openxmlformats.org/drawingml/2006/main">
+              <a:graphicData uri="http://schemas.openxmlformats.org/drawingml/2006/picture">
+                <pic:pic xmlns:pic="http://schemas.openxmlformats.org/drawingml/2006/picture">
+                  <pic:nvPicPr>
+                    <pic:cNvPr id="1652566433" name=""/>
+                    <pic:cNvPicPr/>
+                  </pic:nvPicPr>
+                  <pic:blipFill>
+                    <a:blip r:embed="rId21"/>
+                    <a:stretch>
+                      <a:fillRect/>
+                    </a:stretch>
+                  </pic:blipFill>
+                  <pic:spPr>
+                    <a:xfrm>
+                      <a:off x="0" y="0"/>
+                      <a:ext cx="1800000" cy="1907142"/>
+                    </a:xfrm>
+                    <a:prstGeom prst="rect">
+                      <a:avLst/>
+                    </a:prstGeom>
+                  </pic:spPr>
+                </pic:pic>
+              </a:graphicData>
+            </a:graphic>
+          </wp:inline>
+        </w:drawing>
+      </w:r>
+    </w:p>
+    <w:p>
+      <w:pPr>
+        <w:jc w:val="center"/>
+        <w:rPr>
+          <w:lang w:val="en-US"/>
+        </w:rPr>
+      </w:pPr>
+    </w:p>
+    <w:p>
+      <w:pPr>
+        <w:jc w:val="center"/>
+      </w:pPr>
+      <w:r>
+        <w:t>Рисунок 3.</w:t>
+      </w:r>
+      <w:r>
+        <w:t>5</w:t>
+      </w:r>
+      <w:r>
+        <w:t xml:space="preserve"> – Структура слоя </w:t>
+      </w:r>
+      <w:r>
+        <w:t>веб</w:t>
+      </w:r>
+      <w:r>
+        <w:t>-</w:t>
+      </w:r>
+      <w:r>
+        <w:rPr>
+          <w:lang w:val="en-US"/>
+        </w:rPr>
+        <w:t>API</w:t>
+      </w:r>
+    </w:p>
+    <w:p>
+      <w:pPr>
+        <w:jc w:val="center"/>
+      </w:pPr>
+    </w:p>
+    <w:p>
+      <w:pPr>
+        <w:pStyle w:val="3"/>
+        <w:ind w:firstLine="708"/>
+        <w:jc w:val="both"/>
+        <w:rPr>
+          <w:rFonts w:ascii="Times New Roman" w:hAnsi="Times New Roman" w:cs="Times New Roman"/>
+          <w:b/>
+          <w:bCs/>
+          <w:color w:val="auto"/>
+        </w:rPr>
+      </w:pPr>
+      <w:bookmarkStart w:id="16" w:name="_Toc228216025"/>
+      <w:r>
+        <w:rPr>
+          <w:rFonts w:ascii="Times New Roman" w:hAnsi="Times New Roman" w:cs="Times New Roman"/>
+          <w:b/>
+          <w:bCs/>
+          <w:color w:val="auto"/>
+        </w:rPr>
+        <w:t>3.2.2 Реализация паттернов проектирования</w:t>
+      </w:r>
+      <w:bookmarkEnd w:id="16"/>
+    </w:p>
+    <w:p/>
+    <w:p>
+      <w:pPr>
+        <w:spacing w:line="360" w:lineRule="exact"/>
+      </w:pPr>
+      <w:r>
+        <w:t>В ходе разработки архитектуры серверной части были применены фундаментальные паттерны проектирования, обеспечивающие модульность, тестируемость и слабую связанность компонентов системы. Основу архитектурного взаимодействия составляет паттерн Mediator, реализованный с помощью библиотеки MediatR. Он позволяет инкапсулировать логику обработки запросов в отдельных обработчиках, исключая прямые зависимости между слоем API и бизнес-логикой. Это неразрывно связано с паттерном CQRS (Command Query Responsibility Segregation), который разделяет модель системы на две части: команды для изменения состояния и запросы для получения данных, что оптимизирует производительность и упрощает поддержку каждой из моделей.</w:t>
+      </w:r>
+    </w:p>
+    <w:p>
+      <w:pPr>
+        <w:spacing w:line="360" w:lineRule="exact"/>
+      </w:pPr>
+      <w:r>
+        <w:t xml:space="preserve">Для управления доступом к данным и абстрагирования от деталей реализации ORM (Entity Framework Core) применены паттерны Repository (Репозиторий) и Unit of Work (Единица работы). Репозитории предоставляют </w:t>
+      </w:r>
+      <w:r>
+        <w:lastRenderedPageBreak/>
+        <w:t>коллекции для работы с доменными сущностями, скрывая сложность SQL-запросов, а Unit of Work гарантирует атомарность операций, позволяя выполнить группу действий в рамках единой транзакции базы данных. Такой подход обеспечивает целостность информации при выполнении сложных бизнес-сценариев, таких как создание группового чата с одновременным добавлением нескольких участников.</w:t>
+      </w:r>
+    </w:p>
+    <w:p>
+      <w:pPr>
+        <w:spacing w:line="360" w:lineRule="exact"/>
+      </w:pPr>
+      <w:r>
+        <w:t>На системном уровне ключевую роль играет паттерн Dependency Injection (Внедрение зависимостей), встроенный в платформу ASP.NET Core. Он используется для управления жизненным циклом сервисов и обеспечения инверсии управления, что позволяет подставлять различные реализации интерфейсов (например, для локального хранения файлов или облачного) без изменения потребителей. Также в проекте реализован паттерн Proxy</w:t>
+      </w:r>
+      <w:r>
+        <w:t xml:space="preserve"> и </w:t>
+      </w:r>
+      <w:r>
+        <w:t>Decorator через механизмы MediatR Behaviors, что позволило внедрить сквозную логику валидации, не загромождая основные обработчики команд. Для преобразования данных между слоями (из сущностей базы данных в объекты передачи данных DTO) применен паттерн Data Transfer Object, минимизирующий объем передаваемой по сети информации и скрывающий внутреннюю структуру базы данных от клиента.</w:t>
+      </w:r>
+    </w:p>
+    <w:p>
+      <w:r>
+        <w:t>На примере сценария отправки сообщения в чате рассмотрим, как все перечисленные паттерны работают в единой связке.</w:t>
+      </w:r>
+    </w:p>
+    <w:p/>
+    <w:p>
+      <w:pPr>
+        <w:ind w:firstLine="0"/>
+        <w:jc w:val="center"/>
+      </w:pPr>
+      <w:r>
+        <w:rPr>
+          <w:noProof/>
+          <w14:ligatures w14:val="standardContextual"/>
+        </w:rPr>
+        <w:drawing>
+          <wp:inline distT="0" distB="0" distL="0" distR="0" wp14:anchorId="77133D1B" wp14:editId="69E0C601">
+            <wp:extent cx="5940425" cy="2840355"/>
+            <wp:effectExtent l="0" t="0" r="3175" b="0"/>
+            <wp:docPr id="2053574219" name="Рисунок 1"/>
+            <wp:cNvGraphicFramePr>
+              <a:graphicFrameLocks xmlns:a="http://schemas.openxmlformats.org/drawingml/2006/main" noChangeAspect="1"/>
+            </wp:cNvGraphicFramePr>
+            <a:graphic xmlns:a="http://schemas.openxmlformats.org/drawingml/2006/main">
+              <a:graphicData uri="http://schemas.openxmlformats.org/drawingml/2006/picture">
+                <pic:pic xmlns:pic="http://schemas.openxmlformats.org/drawingml/2006/picture">
+                  <pic:nvPicPr>
+                    <pic:cNvPr id="2053574219" name="Рисунок 2053574219"/>
+                    <pic:cNvPicPr/>
+                  </pic:nvPicPr>
+                  <pic:blipFill>
+                    <a:blip r:embed="rId22">
+                      <a:extLst>
+                        <a:ext uri="{96DAC541-7B7A-43D3-8B79-37D633B846F1}">
+                          <asvg:svgBlip xmlns:asvg="http://schemas.microsoft.com/office/drawing/2016/SVG/main" r:embed="rId23"/>
+                        </a:ext>
+                      </a:extLst>
+                    </a:blip>
+                    <a:stretch>
+                      <a:fillRect/>
+                    </a:stretch>
+                  </pic:blipFill>
+                  <pic:spPr>
+                    <a:xfrm>
+                      <a:off x="0" y="0"/>
+                      <a:ext cx="5940425" cy="2840355"/>
+                    </a:xfrm>
+                    <a:prstGeom prst="rect">
+                      <a:avLst/>
+                    </a:prstGeom>
+                  </pic:spPr>
+                </pic:pic>
+              </a:graphicData>
+            </a:graphic>
+          </wp:inline>
+        </w:drawing>
+      </w:r>
+    </w:p>
+    <w:p>
+      <w:pPr>
+        <w:ind w:firstLine="0"/>
+        <w:jc w:val="center"/>
+      </w:pPr>
+    </w:p>
+    <w:p>
+      <w:pPr>
+        <w:jc w:val="center"/>
+      </w:pPr>
+      <w:r>
+        <w:t>Рисунок 3.</w:t>
+      </w:r>
+      <w:r>
+        <w:t>6</w:t>
+      </w:r>
+      <w:r>
+        <w:t xml:space="preserve"> – </w:t>
+      </w:r>
+      <w:r>
+        <w:t>диаграмма последовательности для отправки сообщения</w:t>
+      </w:r>
+    </w:p>
+    <w:p>
+      <w:pPr>
+        <w:ind w:firstLine="0"/>
+        <w:jc w:val="center"/>
+      </w:pPr>
+    </w:p>
+    <w:p>
+      <w:pPr>
+        <w:spacing w:line="360" w:lineRule="exact"/>
+      </w:pPr>
+      <w:r>
+        <w:t xml:space="preserve">Представленная диаграмма последовательности иллюстрирует полный цикл обработки запроса на отправку сообщения, начиная от действия пользователя в интерфейсе и заканчивая обновлением данных у всех </w:t>
+      </w:r>
+      <w:r>
+        <w:lastRenderedPageBreak/>
+        <w:t>участников чата.</w:t>
+      </w:r>
+    </w:p>
+    <w:p>
+      <w:pPr>
+        <w:spacing w:line="360" w:lineRule="exact"/>
+      </w:pPr>
+      <w:r>
+        <w:t>Процесс инициируется клиентской частью, которая отправляет HTTP-запрос на сервер, содержащий текст сообщения и данные для аутентификации. На стороне сервера контроллер принимает запрос и передает задачу в шину данных MediatR. Внутренний механизм шины находит соответствующий обработчик (Handler), который берет на себя выполнение основной бизнес-логики.</w:t>
+      </w:r>
+    </w:p>
+    <w:p>
+      <w:pPr>
+        <w:spacing w:line="360" w:lineRule="exact"/>
+      </w:pPr>
+      <w:r>
+        <w:t>В ходе выполнения обработчик взаимодействует с репозиторием для создания новой сущности сообщения и использует паттерн Unit of Work для фиксации изменений в базе данных. Это гарантирует, что сообщение будет сохранено только в случае успешного завершения всей транзакции. После подтверждения от базы данных обработчик обращается к SignalR Hub для мгновенной рассылки уведомления всем активным участникам диалога. Завершается процесс возвратом сформированного объекта данных (DTO) обратно контроллеру и отправкой успешного статуса ответа пользователю, что обеспечивает плавный и отзывчивый интерфейс мессенджера.</w:t>
+      </w:r>
+    </w:p>
+    <w:p>
+      <w:pPr>
+        <w:spacing w:line="360" w:lineRule="exact"/>
+      </w:pPr>
+    </w:p>
+    <w:p>
+      <w:pPr>
+        <w:pStyle w:val="3"/>
+        <w:ind w:firstLine="708"/>
+        <w:rPr>
+          <w:rFonts w:ascii="Times New Roman" w:hAnsi="Times New Roman" w:cs="Times New Roman"/>
+          <w:b/>
+          <w:bCs/>
+          <w:color w:val="000000" w:themeColor="text1"/>
+        </w:rPr>
+      </w:pPr>
+      <w:bookmarkStart w:id="17" w:name="_Toc228216026"/>
+      <w:r>
+        <w:rPr>
+          <w:rFonts w:ascii="Times New Roman" w:hAnsi="Times New Roman" w:cs="Times New Roman"/>
+          <w:b/>
+          <w:bCs/>
+          <w:color w:val="000000" w:themeColor="text1"/>
+        </w:rPr>
+        <w:t>3.2.</w:t>
+      </w:r>
+      <w:r>
+        <w:rPr>
+          <w:rFonts w:ascii="Times New Roman" w:hAnsi="Times New Roman" w:cs="Times New Roman"/>
+          <w:b/>
+          <w:bCs/>
+          <w:color w:val="000000" w:themeColor="text1"/>
+        </w:rPr>
+        <w:t>3</w:t>
+      </w:r>
+      <w:r>
+        <w:rPr>
+          <w:rFonts w:ascii="Times New Roman" w:hAnsi="Times New Roman" w:cs="Times New Roman"/>
+          <w:b/>
+          <w:bCs/>
+          <w:color w:val="000000" w:themeColor="text1"/>
+        </w:rPr>
+        <w:t xml:space="preserve"> Реализация API (</w:t>
+      </w:r>
+      <w:proofErr w:type="spellStart"/>
+      <w:r>
+        <w:rPr>
+          <w:rFonts w:ascii="Times New Roman" w:hAnsi="Times New Roman" w:cs="Times New Roman"/>
+          <w:b/>
+          <w:bCs/>
+          <w:color w:val="000000" w:themeColor="text1"/>
+        </w:rPr>
+        <w:t>эндпоинты</w:t>
+      </w:r>
+      <w:proofErr w:type="spellEnd"/>
+      <w:r>
+        <w:rPr>
+          <w:rFonts w:ascii="Times New Roman" w:hAnsi="Times New Roman" w:cs="Times New Roman"/>
+          <w:b/>
+          <w:bCs/>
+          <w:color w:val="000000" w:themeColor="text1"/>
+        </w:rPr>
+        <w:t>)</w:t>
+      </w:r>
+      <w:bookmarkEnd w:id="17"/>
+    </w:p>
+    <w:p/>
+    <w:p>
+      <w:pPr>
+        <w:rPr>
+          <w:lang/>
+        </w:rPr>
+      </w:pPr>
+      <w:r>
+        <w:rPr>
+          <w:lang/>
+        </w:rPr>
+        <w:t>Взаимодействие между клиентской и серверной частями мессенджера организовано посредством REST-ориентированного программного интерфейса. Проектирование эндпоинтов выполнено с соблюдением принципов семантики HTTP-методов, где GET используется для получения данных, POST — для создания новых ресурсов, PUT и PATCH — для полной или частичной модификации, а DELETE — для их удаления. Все данные передаются в формате JSON, что обеспечивает легкость интеграции и высокую скорость парсинга на стороне клиента.</w:t>
+      </w:r>
+    </w:p>
+    <w:p>
+      <w:r>
+        <w:rPr>
+          <w:lang/>
+        </w:rPr>
+        <w:t>Для обеспечения безопасности большинство конечных точек защищены механизмом авторизации. Доступ к ним возможен только при наличии в заголовке запроса (Authorization) валидного JWT-токена, выданного сервером при успешном входе в систему. Исключение составляют эндпоинты регистрации и аутентификации, которые находятся в открытом доступе</w:t>
+      </w:r>
+    </w:p>
+    <w:p/>
+    <w:tbl>
+      <w:tblPr>
+        <w:tblStyle w:val="-1"/>
+        <w:tblW w:w="0" w:type="auto"/>
+        <w:tblLook w:val="04A0" w:firstRow="1" w:lastRow="0" w:firstColumn="1" w:lastColumn="0" w:noHBand="0" w:noVBand="1"/>
+      </w:tblPr>
+      <w:tblGrid>
+        <w:gridCol w:w="1274"/>
+        <w:gridCol w:w="4004"/>
+        <w:gridCol w:w="4067"/>
+      </w:tblGrid>
+      <w:tr>
+        <w:trPr>
+          <w:cnfStyle w:val="100000000000" w:firstRow="1" w:lastRow="0" w:firstColumn="0" w:lastColumn="0" w:oddVBand="0" w:evenVBand="0" w:oddHBand="0" w:evenHBand="0" w:firstRowFirstColumn="0" w:firstRowLastColumn="0" w:lastRowFirstColumn="0" w:lastRowLastColumn="0"/>
+        </w:trPr>
+        <w:tc>
+          <w:tcPr>
+            <w:cnfStyle w:val="001000000000" w:firstRow="0" w:lastRow="0" w:firstColumn="1" w:lastColumn="0" w:oddVBand="0" w:evenVBand="0" w:oddHBand="0" w:evenHBand="0" w:firstRowFirstColumn="0" w:firstRowLastColumn="0" w:lastRowFirstColumn="0" w:lastRowLastColumn="0"/>
+            <w:tcW w:w="0" w:type="auto"/>
+            <w:hideMark/>
+          </w:tcPr>
+          <w:p>
+            <w:pPr>
+              <w:ind w:firstLine="0"/>
+              <w:jc w:val="center"/>
+              <w:rPr>
+                <w:lang/>
+              </w:rPr>
+            </w:pPr>
+            <w:r>
+              <w:rPr>
+                <w:lang/>
+              </w:rPr>
+              <w:t>Метод</w:t>
+            </w:r>
+          </w:p>
+        </w:tc>
+        <w:tc>
+          <w:tcPr>
+            <w:tcW w:w="0" w:type="auto"/>
+            <w:hideMark/>
+          </w:tcPr>
+          <w:p>
+            <w:pPr>
+              <w:ind w:firstLine="0"/>
+              <w:jc w:val="center"/>
+              <w:cnfStyle w:val="100000000000" w:firstRow="1" w:lastRow="0" w:firstColumn="0" w:lastColumn="0" w:oddVBand="0" w:evenVBand="0" w:oddHBand="0" w:evenHBand="0" w:firstRowFirstColumn="0" w:firstRowLastColumn="0" w:lastRowFirstColumn="0" w:lastRowLastColumn="0"/>
+              <w:rPr>
+                <w:lang/>
+              </w:rPr>
+            </w:pPr>
+            <w:r>
+              <w:rPr>
+                <w:lang/>
+              </w:rPr>
+              <w:t>URL</w:t>
+            </w:r>
+          </w:p>
+        </w:tc>
+        <w:tc>
+          <w:tcPr>
+            <w:tcW w:w="0" w:type="auto"/>
+            <w:hideMark/>
+          </w:tcPr>
+          <w:p>
+            <w:pPr>
+              <w:ind w:firstLine="0"/>
+              <w:jc w:val="center"/>
+              <w:cnfStyle w:val="100000000000" w:firstRow="1" w:lastRow="0" w:firstColumn="0" w:lastColumn="0" w:oddVBand="0" w:evenVBand="0" w:oddHBand="0" w:evenHBand="0" w:firstRowFirstColumn="0" w:firstRowLastColumn="0" w:lastRowFirstColumn="0" w:lastRowLastColumn="0"/>
+              <w:rPr>
+                <w:lang/>
+              </w:rPr>
+            </w:pPr>
+            <w:r>
+              <w:rPr>
+                <w:lang/>
+              </w:rPr>
+              <w:t>Описание</w:t>
+            </w:r>
+          </w:p>
+        </w:tc>
+      </w:tr>
+      <w:tr>
+        <w:tc>
+          <w:tcPr>
+            <w:cnfStyle w:val="001000000000" w:firstRow="0" w:lastRow="0" w:firstColumn="1" w:lastColumn="0" w:oddVBand="0" w:evenVBand="0" w:oddHBand="0" w:evenHBand="0" w:firstRowFirstColumn="0" w:firstRowLastColumn="0" w:lastRowFirstColumn="0" w:lastRowLastColumn="0"/>
+            <w:tcW w:w="0" w:type="auto"/>
+            <w:vAlign w:val="center"/>
+            <w:hideMark/>
+          </w:tcPr>
+          <w:p>
+            <w:pPr>
+              <w:ind w:firstLine="0"/>
+              <w:jc w:val="center"/>
+              <w:rPr>
+                <w:b w:val="0"/>
+                <w:bCs w:val="0"/>
+                <w:lang/>
+              </w:rPr>
+            </w:pPr>
+            <w:r>
+              <w:rPr>
+                <w:b w:val="0"/>
+                <w:bCs w:val="0"/>
+                <w:lang/>
+              </w:rPr>
+              <w:t>POST</w:t>
+            </w:r>
+          </w:p>
+        </w:tc>
+        <w:tc>
+          <w:tcPr>
+            <w:tcW w:w="0" w:type="auto"/>
+            <w:vAlign w:val="center"/>
+            <w:hideMark/>
+          </w:tcPr>
+          <w:p>
+            <w:pPr>
+              <w:ind w:firstLine="0"/>
+              <w:jc w:val="center"/>
+              <w:cnfStyle w:val="000000000000" w:firstRow="0" w:lastRow="0" w:firstColumn="0" w:lastColumn="0" w:oddVBand="0" w:evenVBand="0" w:oddHBand="0" w:evenHBand="0" w:firstRowFirstColumn="0" w:firstRowLastColumn="0" w:lastRowFirstColumn="0" w:lastRowLastColumn="0"/>
+              <w:rPr>
+                <w:lang/>
+              </w:rPr>
+            </w:pPr>
+            <w:r>
+              <w:rPr>
+                <w:lang/>
+              </w:rPr>
+              <w:t>/api/user/register</w:t>
+            </w:r>
+          </w:p>
+        </w:tc>
+        <w:tc>
+          <w:tcPr>
+            <w:tcW w:w="0" w:type="auto"/>
+            <w:vAlign w:val="center"/>
+            <w:hideMark/>
+          </w:tcPr>
+          <w:p>
+            <w:pPr>
+              <w:ind w:firstLine="0"/>
+              <w:jc w:val="center"/>
+              <w:cnfStyle w:val="000000000000" w:firstRow="0" w:lastRow="0" w:firstColumn="0" w:lastColumn="0" w:oddVBand="0" w:evenVBand="0" w:oddHBand="0" w:evenHBand="0" w:firstRowFirstColumn="0" w:firstRowLastColumn="0" w:lastRowFirstColumn="0" w:lastRowLastColumn="0"/>
+              <w:rPr>
+                <w:lang/>
+              </w:rPr>
+            </w:pPr>
+            <w:r>
+              <w:rPr>
+                <w:lang/>
+              </w:rPr>
+              <w:t>Регистрация нового пользователя</w:t>
+            </w:r>
+          </w:p>
+        </w:tc>
+      </w:tr>
+      <w:tr>
+        <w:tc>
+          <w:tcPr>
+            <w:cnfStyle w:val="001000000000" w:firstRow="0" w:lastRow="0" w:firstColumn="1" w:lastColumn="0" w:oddVBand="0" w:evenVBand="0" w:oddHBand="0" w:evenHBand="0" w:firstRowFirstColumn="0" w:firstRowLastColumn="0" w:lastRowFirstColumn="0" w:lastRowLastColumn="0"/>
+            <w:tcW w:w="0" w:type="auto"/>
+            <w:vAlign w:val="center"/>
+            <w:hideMark/>
+          </w:tcPr>
+          <w:p>
+            <w:pPr>
+              <w:ind w:firstLine="0"/>
+              <w:jc w:val="center"/>
+              <w:rPr>
+                <w:b w:val="0"/>
+                <w:bCs w:val="0"/>
+                <w:lang/>
+              </w:rPr>
+            </w:pPr>
+            <w:r>
+              <w:rPr>
+                <w:b w:val="0"/>
+                <w:bCs w:val="0"/>
+                <w:lang/>
+              </w:rPr>
+              <w:t>POST</w:t>
+            </w:r>
+          </w:p>
+        </w:tc>
+        <w:tc>
+          <w:tcPr>
+            <w:tcW w:w="0" w:type="auto"/>
+            <w:vAlign w:val="center"/>
+            <w:hideMark/>
+          </w:tcPr>
+          <w:p>
+            <w:pPr>
+              <w:ind w:firstLine="0"/>
+              <w:jc w:val="center"/>
+              <w:cnfStyle w:val="000000000000" w:firstRow="0" w:lastRow="0" w:firstColumn="0" w:lastColumn="0" w:oddVBand="0" w:evenVBand="0" w:oddHBand="0" w:evenHBand="0" w:firstRowFirstColumn="0" w:firstRowLastColumn="0" w:lastRowFirstColumn="0" w:lastRowLastColumn="0"/>
+              <w:rPr>
+                <w:lang/>
+              </w:rPr>
+            </w:pPr>
+            <w:r>
+              <w:rPr>
+                <w:lang/>
+              </w:rPr>
+              <w:t>/api/user/login</w:t>
+            </w:r>
+          </w:p>
+        </w:tc>
+        <w:tc>
+          <w:tcPr>
+            <w:tcW w:w="0" w:type="auto"/>
+            <w:vAlign w:val="center"/>
+            <w:hideMark/>
+          </w:tcPr>
+          <w:p>
+            <w:pPr>
+              <w:ind w:firstLine="0"/>
+              <w:jc w:val="center"/>
+              <w:cnfStyle w:val="000000000000" w:firstRow="0" w:lastRow="0" w:firstColumn="0" w:lastColumn="0" w:oddVBand="0" w:evenVBand="0" w:oddHBand="0" w:evenHBand="0" w:firstRowFirstColumn="0" w:firstRowLastColumn="0" w:lastRowFirstColumn="0" w:lastRowLastColumn="0"/>
+              <w:rPr>
+                <w:lang/>
+              </w:rPr>
+            </w:pPr>
+            <w:r>
+              <w:rPr>
+                <w:lang/>
+              </w:rPr>
+              <w:t>Аутентификация пользователя и получение JWT-токена</w:t>
+            </w:r>
+          </w:p>
+        </w:tc>
+      </w:tr>
+      <w:tr>
+        <w:tc>
+          <w:tcPr>
+            <w:cnfStyle w:val="001000000000" w:firstRow="0" w:lastRow="0" w:firstColumn="1" w:lastColumn="0" w:oddVBand="0" w:evenVBand="0" w:oddHBand="0" w:evenHBand="0" w:firstRowFirstColumn="0" w:firstRowLastColumn="0" w:lastRowFirstColumn="0" w:lastRowLastColumn="0"/>
+            <w:tcW w:w="0" w:type="auto"/>
+            <w:vAlign w:val="center"/>
+            <w:hideMark/>
+          </w:tcPr>
+          <w:p>
+            <w:pPr>
+              <w:ind w:firstLine="0"/>
+              <w:jc w:val="center"/>
+              <w:rPr>
+                <w:b w:val="0"/>
+                <w:bCs w:val="0"/>
+                <w:lang/>
+              </w:rPr>
+            </w:pPr>
+            <w:r>
+              <w:rPr>
+                <w:b w:val="0"/>
+                <w:bCs w:val="0"/>
+                <w:lang/>
+              </w:rPr>
+              <w:lastRenderedPageBreak/>
+              <w:t>GET</w:t>
+            </w:r>
+          </w:p>
+        </w:tc>
+        <w:tc>
+          <w:tcPr>
+            <w:tcW w:w="0" w:type="auto"/>
+            <w:vAlign w:val="center"/>
+            <w:hideMark/>
+          </w:tcPr>
+          <w:p>
+            <w:pPr>
+              <w:ind w:firstLine="0"/>
+              <w:jc w:val="center"/>
+              <w:cnfStyle w:val="000000000000" w:firstRow="0" w:lastRow="0" w:firstColumn="0" w:lastColumn="0" w:oddVBand="0" w:evenVBand="0" w:oddHBand="0" w:evenHBand="0" w:firstRowFirstColumn="0" w:firstRowLastColumn="0" w:lastRowFirstColumn="0" w:lastRowLastColumn="0"/>
+              <w:rPr>
+                <w:lang/>
+              </w:rPr>
+            </w:pPr>
+            <w:r>
+              <w:rPr>
+                <w:lang/>
+              </w:rPr>
+              <w:t>/api/user/me</w:t>
+            </w:r>
+          </w:p>
+        </w:tc>
+        <w:tc>
+          <w:tcPr>
+            <w:tcW w:w="0" w:type="auto"/>
+            <w:vAlign w:val="center"/>
+            <w:hideMark/>
+          </w:tcPr>
+          <w:p>
+            <w:pPr>
+              <w:ind w:firstLine="0"/>
+              <w:jc w:val="center"/>
+              <w:cnfStyle w:val="000000000000" w:firstRow="0" w:lastRow="0" w:firstColumn="0" w:lastColumn="0" w:oddVBand="0" w:evenVBand="0" w:oddHBand="0" w:evenHBand="0" w:firstRowFirstColumn="0" w:firstRowLastColumn="0" w:lastRowFirstColumn="0" w:lastRowLastColumn="0"/>
+              <w:rPr>
+                <w:lang/>
+              </w:rPr>
+            </w:pPr>
+            <w:r>
+              <w:rPr>
+                <w:lang/>
+              </w:rPr>
+              <w:t>Получение информации о текущем пользователе</w:t>
+            </w:r>
+          </w:p>
+        </w:tc>
+      </w:tr>
+      <w:tr>
+        <w:tc>
+          <w:tcPr>
+            <w:cnfStyle w:val="001000000000" w:firstRow="0" w:lastRow="0" w:firstColumn="1" w:lastColumn="0" w:oddVBand="0" w:evenVBand="0" w:oddHBand="0" w:evenHBand="0" w:firstRowFirstColumn="0" w:firstRowLastColumn="0" w:lastRowFirstColumn="0" w:lastRowLastColumn="0"/>
+            <w:tcW w:w="0" w:type="auto"/>
+            <w:vAlign w:val="center"/>
+            <w:hideMark/>
+          </w:tcPr>
+          <w:p>
+            <w:pPr>
+              <w:ind w:firstLine="0"/>
+              <w:jc w:val="center"/>
+              <w:rPr>
+                <w:b w:val="0"/>
+                <w:bCs w:val="0"/>
+                <w:lang/>
+              </w:rPr>
+            </w:pPr>
+            <w:r>
+              <w:rPr>
+                <w:b w:val="0"/>
+                <w:bCs w:val="0"/>
+                <w:lang/>
+              </w:rPr>
+              <w:t>PUT</w:t>
+            </w:r>
+          </w:p>
+        </w:tc>
+        <w:tc>
+          <w:tcPr>
+            <w:tcW w:w="0" w:type="auto"/>
+            <w:vAlign w:val="center"/>
+            <w:hideMark/>
+          </w:tcPr>
+          <w:p>
+            <w:pPr>
+              <w:ind w:firstLine="0"/>
+              <w:jc w:val="center"/>
+              <w:cnfStyle w:val="000000000000" w:firstRow="0" w:lastRow="0" w:firstColumn="0" w:lastColumn="0" w:oddVBand="0" w:evenVBand="0" w:oddHBand="0" w:evenHBand="0" w:firstRowFirstColumn="0" w:firstRowLastColumn="0" w:lastRowFirstColumn="0" w:lastRowLastColumn="0"/>
+              <w:rPr>
+                <w:lang/>
+              </w:rPr>
+            </w:pPr>
+            <w:r>
+              <w:rPr>
+                <w:lang/>
+              </w:rPr>
+              <w:t>/api/user/profile</w:t>
+            </w:r>
+          </w:p>
+        </w:tc>
+        <w:tc>
+          <w:tcPr>
+            <w:tcW w:w="0" w:type="auto"/>
+            <w:vAlign w:val="center"/>
+            <w:hideMark/>
+          </w:tcPr>
+          <w:p>
+            <w:pPr>
+              <w:ind w:firstLine="0"/>
+              <w:jc w:val="center"/>
+              <w:cnfStyle w:val="000000000000" w:firstRow="0" w:lastRow="0" w:firstColumn="0" w:lastColumn="0" w:oddVBand="0" w:evenVBand="0" w:oddHBand="0" w:evenHBand="0" w:firstRowFirstColumn="0" w:firstRowLastColumn="0" w:lastRowFirstColumn="0" w:lastRowLastColumn="0"/>
+              <w:rPr>
+                <w:lang/>
+              </w:rPr>
+            </w:pPr>
+            <w:r>
+              <w:rPr>
+                <w:lang/>
+              </w:rPr>
+              <w:t>Обновление профиля пользователя</w:t>
+            </w:r>
+          </w:p>
+        </w:tc>
+      </w:tr>
+      <w:tr>
+        <w:tc>
+          <w:tcPr>
+            <w:cnfStyle w:val="001000000000" w:firstRow="0" w:lastRow="0" w:firstColumn="1" w:lastColumn="0" w:oddVBand="0" w:evenVBand="0" w:oddHBand="0" w:evenHBand="0" w:firstRowFirstColumn="0" w:firstRowLastColumn="0" w:lastRowFirstColumn="0" w:lastRowLastColumn="0"/>
+            <w:tcW w:w="0" w:type="auto"/>
+            <w:vAlign w:val="center"/>
+            <w:hideMark/>
+          </w:tcPr>
+          <w:p>
+            <w:pPr>
+              <w:ind w:firstLine="0"/>
+              <w:jc w:val="center"/>
+              <w:rPr>
+                <w:b w:val="0"/>
+                <w:bCs w:val="0"/>
+                <w:lang/>
+              </w:rPr>
+            </w:pPr>
+            <w:r>
+              <w:rPr>
+                <w:b w:val="0"/>
+                <w:bCs w:val="0"/>
+                <w:lang/>
+              </w:rPr>
+              <w:t>GET</w:t>
+            </w:r>
+          </w:p>
+        </w:tc>
+        <w:tc>
+          <w:tcPr>
+            <w:tcW w:w="0" w:type="auto"/>
+            <w:vAlign w:val="center"/>
+            <w:hideMark/>
+          </w:tcPr>
+          <w:p>
+            <w:pPr>
+              <w:ind w:firstLine="0"/>
+              <w:jc w:val="center"/>
+              <w:cnfStyle w:val="000000000000" w:firstRow="0" w:lastRow="0" w:firstColumn="0" w:lastColumn="0" w:oddVBand="0" w:evenVBand="0" w:oddHBand="0" w:evenHBand="0" w:firstRowFirstColumn="0" w:firstRowLastColumn="0" w:lastRowFirstColumn="0" w:lastRowLastColumn="0"/>
+              <w:rPr>
+                <w:lang/>
+              </w:rPr>
+            </w:pPr>
+            <w:r>
+              <w:rPr>
+                <w:lang/>
+              </w:rPr>
+              <w:t>/api/user/search</w:t>
+            </w:r>
+          </w:p>
+        </w:tc>
+        <w:tc>
+          <w:tcPr>
+            <w:tcW w:w="0" w:type="auto"/>
+            <w:vAlign w:val="center"/>
+            <w:hideMark/>
+          </w:tcPr>
+          <w:p>
+            <w:pPr>
+              <w:ind w:firstLine="0"/>
+              <w:jc w:val="center"/>
+              <w:cnfStyle w:val="000000000000" w:firstRow="0" w:lastRow="0" w:firstColumn="0" w:lastColumn="0" w:oddVBand="0" w:evenVBand="0" w:oddHBand="0" w:evenHBand="0" w:firstRowFirstColumn="0" w:firstRowLastColumn="0" w:lastRowFirstColumn="0" w:lastRowLastColumn="0"/>
+              <w:rPr>
+                <w:lang/>
+              </w:rPr>
+            </w:pPr>
+            <w:r>
+              <w:rPr>
+                <w:lang/>
+              </w:rPr>
+              <w:t>Поиск пользователей по имени</w:t>
+            </w:r>
+          </w:p>
+        </w:tc>
+      </w:tr>
+      <w:tr>
+        <w:tc>
+          <w:tcPr>
+            <w:cnfStyle w:val="001000000000" w:firstRow="0" w:lastRow="0" w:firstColumn="1" w:lastColumn="0" w:oddVBand="0" w:evenVBand="0" w:oddHBand="0" w:evenHBand="0" w:firstRowFirstColumn="0" w:firstRowLastColumn="0" w:lastRowFirstColumn="0" w:lastRowLastColumn="0"/>
+            <w:tcW w:w="0" w:type="auto"/>
+            <w:vAlign w:val="center"/>
+            <w:hideMark/>
+          </w:tcPr>
+          <w:p>
+            <w:pPr>
+              <w:ind w:firstLine="0"/>
+              <w:jc w:val="center"/>
+              <w:rPr>
+                <w:b w:val="0"/>
+                <w:bCs w:val="0"/>
+                <w:lang/>
+              </w:rPr>
+            </w:pPr>
+            <w:r>
+              <w:rPr>
+                <w:b w:val="0"/>
+                <w:bCs w:val="0"/>
+                <w:lang/>
+              </w:rPr>
+              <w:t>POST</w:t>
+            </w:r>
+          </w:p>
+        </w:tc>
+        <w:tc>
+          <w:tcPr>
+            <w:tcW w:w="0" w:type="auto"/>
+            <w:vAlign w:val="center"/>
+            <w:hideMark/>
+          </w:tcPr>
+          <w:p>
+            <w:pPr>
+              <w:ind w:firstLine="0"/>
+              <w:jc w:val="center"/>
+              <w:cnfStyle w:val="000000000000" w:firstRow="0" w:lastRow="0" w:firstColumn="0" w:lastColumn="0" w:oddVBand="0" w:evenVBand="0" w:oddHBand="0" w:evenHBand="0" w:firstRowFirstColumn="0" w:firstRowLastColumn="0" w:lastRowFirstColumn="0" w:lastRowLastColumn="0"/>
+              <w:rPr>
+                <w:lang/>
+              </w:rPr>
+            </w:pPr>
+            <w:r>
+              <w:rPr>
+                <w:lang/>
+              </w:rPr>
+              <w:t>/api/user/avatar</w:t>
+            </w:r>
+          </w:p>
+        </w:tc>
+        <w:tc>
+          <w:tcPr>
+            <w:tcW w:w="0" w:type="auto"/>
+            <w:vAlign w:val="center"/>
+            <w:hideMark/>
+          </w:tcPr>
+          <w:p>
+            <w:pPr>
+              <w:ind w:firstLine="0"/>
+              <w:jc w:val="center"/>
+              <w:cnfStyle w:val="000000000000" w:firstRow="0" w:lastRow="0" w:firstColumn="0" w:lastColumn="0" w:oddVBand="0" w:evenVBand="0" w:oddHBand="0" w:evenHBand="0" w:firstRowFirstColumn="0" w:firstRowLastColumn="0" w:lastRowFirstColumn="0" w:lastRowLastColumn="0"/>
+              <w:rPr>
+                <w:lang/>
+              </w:rPr>
+            </w:pPr>
+            <w:r>
+              <w:rPr>
+                <w:lang/>
+              </w:rPr>
+              <w:t>Загрузка аватара пользователя</w:t>
+            </w:r>
+          </w:p>
+        </w:tc>
+      </w:tr>
+      <w:tr>
+        <w:tc>
+          <w:tcPr>
+            <w:cnfStyle w:val="001000000000" w:firstRow="0" w:lastRow="0" w:firstColumn="1" w:lastColumn="0" w:oddVBand="0" w:evenVBand="0" w:oddHBand="0" w:evenHBand="0" w:firstRowFirstColumn="0" w:firstRowLastColumn="0" w:lastRowFirstColumn="0" w:lastRowLastColumn="0"/>
+            <w:tcW w:w="0" w:type="auto"/>
+            <w:vAlign w:val="center"/>
+            <w:hideMark/>
+          </w:tcPr>
+          <w:p>
+            <w:pPr>
+              <w:ind w:firstLine="0"/>
+              <w:jc w:val="center"/>
+              <w:rPr>
+                <w:b w:val="0"/>
+                <w:bCs w:val="0"/>
+                <w:lang/>
+              </w:rPr>
+            </w:pPr>
+            <w:r>
+              <w:rPr>
+                <w:b w:val="0"/>
+                <w:bCs w:val="0"/>
+                <w:lang/>
+              </w:rPr>
+              <w:t>GET</w:t>
+            </w:r>
+          </w:p>
+        </w:tc>
+        <w:tc>
+          <w:tcPr>
+            <w:tcW w:w="0" w:type="auto"/>
+            <w:vAlign w:val="center"/>
+            <w:hideMark/>
+          </w:tcPr>
+          <w:p>
+            <w:pPr>
+              <w:ind w:firstLine="0"/>
+              <w:jc w:val="center"/>
+              <w:cnfStyle w:val="000000000000" w:firstRow="0" w:lastRow="0" w:firstColumn="0" w:lastColumn="0" w:oddVBand="0" w:evenVBand="0" w:oddHBand="0" w:evenHBand="0" w:firstRowFirstColumn="0" w:firstRowLastColumn="0" w:lastRowFirstColumn="0" w:lastRowLastColumn="0"/>
+              <w:rPr>
+                <w:lang/>
+              </w:rPr>
+            </w:pPr>
+            <w:r>
+              <w:rPr>
+                <w:lang/>
+              </w:rPr>
+              <w:t>/api/chats</w:t>
+            </w:r>
+          </w:p>
+        </w:tc>
+        <w:tc>
+          <w:tcPr>
+            <w:tcW w:w="0" w:type="auto"/>
+            <w:vAlign w:val="center"/>
+            <w:hideMark/>
+          </w:tcPr>
+          <w:p>
+            <w:pPr>
+              <w:ind w:firstLine="0"/>
+              <w:jc w:val="center"/>
+              <w:cnfStyle w:val="000000000000" w:firstRow="0" w:lastRow="0" w:firstColumn="0" w:lastColumn="0" w:oddVBand="0" w:evenVBand="0" w:oddHBand="0" w:evenHBand="0" w:firstRowFirstColumn="0" w:firstRowLastColumn="0" w:lastRowFirstColumn="0" w:lastRowLastColumn="0"/>
+              <w:rPr>
+                <w:lang/>
+              </w:rPr>
+            </w:pPr>
+            <w:r>
+              <w:rPr>
+                <w:lang/>
+              </w:rPr>
+              <w:t>Получение списка чатов пользователя</w:t>
+            </w:r>
+          </w:p>
+        </w:tc>
+      </w:tr>
+      <w:tr>
+        <w:tc>
+          <w:tcPr>
+            <w:cnfStyle w:val="001000000000" w:firstRow="0" w:lastRow="0" w:firstColumn="1" w:lastColumn="0" w:oddVBand="0" w:evenVBand="0" w:oddHBand="0" w:evenHBand="0" w:firstRowFirstColumn="0" w:firstRowLastColumn="0" w:lastRowFirstColumn="0" w:lastRowLastColumn="0"/>
+            <w:tcW w:w="0" w:type="auto"/>
+            <w:vAlign w:val="center"/>
+            <w:hideMark/>
+          </w:tcPr>
+          <w:p>
+            <w:pPr>
+              <w:ind w:firstLine="0"/>
+              <w:jc w:val="center"/>
+              <w:rPr>
+                <w:b w:val="0"/>
+                <w:bCs w:val="0"/>
+                <w:lang/>
+              </w:rPr>
+            </w:pPr>
+            <w:r>
+              <w:rPr>
+                <w:b w:val="0"/>
+                <w:bCs w:val="0"/>
+                <w:lang/>
+              </w:rPr>
+              <w:t>GET</w:t>
+            </w:r>
+          </w:p>
+        </w:tc>
+        <w:tc>
+          <w:tcPr>
+            <w:tcW w:w="0" w:type="auto"/>
+            <w:vAlign w:val="center"/>
+            <w:hideMark/>
+          </w:tcPr>
+          <w:p>
+            <w:pPr>
+              <w:ind w:firstLine="0"/>
+              <w:jc w:val="center"/>
+              <w:cnfStyle w:val="000000000000" w:firstRow="0" w:lastRow="0" w:firstColumn="0" w:lastColumn="0" w:oddVBand="0" w:evenVBand="0" w:oddHBand="0" w:evenHBand="0" w:firstRowFirstColumn="0" w:firstRowLastColumn="0" w:lastRowFirstColumn="0" w:lastRowLastColumn="0"/>
+              <w:rPr>
+                <w:lang/>
+              </w:rPr>
+            </w:pPr>
+            <w:r>
+              <w:rPr>
+                <w:lang/>
+              </w:rPr>
+              <w:t>/api/chats/{id}</w:t>
+            </w:r>
+          </w:p>
+        </w:tc>
+        <w:tc>
+          <w:tcPr>
+            <w:tcW w:w="0" w:type="auto"/>
+            <w:vAlign w:val="center"/>
+            <w:hideMark/>
+          </w:tcPr>
+          <w:p>
+            <w:pPr>
+              <w:ind w:firstLine="0"/>
+              <w:jc w:val="center"/>
+              <w:cnfStyle w:val="000000000000" w:firstRow="0" w:lastRow="0" w:firstColumn="0" w:lastColumn="0" w:oddVBand="0" w:evenVBand="0" w:oddHBand="0" w:evenHBand="0" w:firstRowFirstColumn="0" w:firstRowLastColumn="0" w:lastRowFirstColumn="0" w:lastRowLastColumn="0"/>
+              <w:rPr>
+                <w:lang/>
+              </w:rPr>
+            </w:pPr>
+            <w:r>
+              <w:rPr>
+                <w:lang/>
+              </w:rPr>
+              <w:t>Получение детальной информации о чате</w:t>
+            </w:r>
+          </w:p>
+        </w:tc>
+      </w:tr>
+      <w:tr>
+        <w:tc>
+          <w:tcPr>
+            <w:cnfStyle w:val="001000000000" w:firstRow="0" w:lastRow="0" w:firstColumn="1" w:lastColumn="0" w:oddVBand="0" w:evenVBand="0" w:oddHBand="0" w:evenHBand="0" w:firstRowFirstColumn="0" w:firstRowLastColumn="0" w:lastRowFirstColumn="0" w:lastRowLastColumn="0"/>
+            <w:tcW w:w="0" w:type="auto"/>
+            <w:vAlign w:val="center"/>
+            <w:hideMark/>
+          </w:tcPr>
+          <w:p>
+            <w:pPr>
+              <w:ind w:firstLine="0"/>
+              <w:jc w:val="center"/>
+              <w:rPr>
+                <w:b w:val="0"/>
+                <w:bCs w:val="0"/>
+                <w:lang/>
+              </w:rPr>
+            </w:pPr>
+            <w:r>
+              <w:rPr>
+                <w:b w:val="0"/>
+                <w:bCs w:val="0"/>
+                <w:lang/>
+              </w:rPr>
+              <w:t>POST</w:t>
+            </w:r>
+          </w:p>
+        </w:tc>
+        <w:tc>
+          <w:tcPr>
+            <w:tcW w:w="0" w:type="auto"/>
+            <w:vAlign w:val="center"/>
+            <w:hideMark/>
+          </w:tcPr>
+          <w:p>
+            <w:pPr>
+              <w:ind w:firstLine="0"/>
+              <w:jc w:val="center"/>
+              <w:cnfStyle w:val="000000000000" w:firstRow="0" w:lastRow="0" w:firstColumn="0" w:lastColumn="0" w:oddVBand="0" w:evenVBand="0" w:oddHBand="0" w:evenHBand="0" w:firstRowFirstColumn="0" w:firstRowLastColumn="0" w:lastRowFirstColumn="0" w:lastRowLastColumn="0"/>
+              <w:rPr>
+                <w:lang/>
+              </w:rPr>
+            </w:pPr>
+            <w:r>
+              <w:rPr>
+                <w:lang/>
+              </w:rPr>
+              <w:t>/api/chats/direct</w:t>
+            </w:r>
+          </w:p>
+        </w:tc>
+        <w:tc>
+          <w:tcPr>
+            <w:tcW w:w="0" w:type="auto"/>
+            <w:vAlign w:val="center"/>
+            <w:hideMark/>
+          </w:tcPr>
+          <w:p>
+            <w:pPr>
+              <w:ind w:firstLine="0"/>
+              <w:jc w:val="center"/>
+              <w:cnfStyle w:val="000000000000" w:firstRow="0" w:lastRow="0" w:firstColumn="0" w:lastColumn="0" w:oddVBand="0" w:evenVBand="0" w:oddHBand="0" w:evenHBand="0" w:firstRowFirstColumn="0" w:firstRowLastColumn="0" w:lastRowFirstColumn="0" w:lastRowLastColumn="0"/>
+              <w:rPr>
+                <w:lang/>
+              </w:rPr>
+            </w:pPr>
+            <w:r>
+              <w:rPr>
+                <w:lang/>
+              </w:rPr>
+              <w:t>Создание личного чата</w:t>
+            </w:r>
+          </w:p>
+        </w:tc>
+      </w:tr>
+      <w:tr>
+        <w:tc>
+          <w:tcPr>
+            <w:cnfStyle w:val="001000000000" w:firstRow="0" w:lastRow="0" w:firstColumn="1" w:lastColumn="0" w:oddVBand="0" w:evenVBand="0" w:oddHBand="0" w:evenHBand="0" w:firstRowFirstColumn="0" w:firstRowLastColumn="0" w:lastRowFirstColumn="0" w:lastRowLastColumn="0"/>
+            <w:tcW w:w="0" w:type="auto"/>
+            <w:vAlign w:val="center"/>
+            <w:hideMark/>
+          </w:tcPr>
+          <w:p>
+            <w:pPr>
+              <w:ind w:firstLine="0"/>
+              <w:jc w:val="center"/>
+              <w:rPr>
+                <w:b w:val="0"/>
+                <w:bCs w:val="0"/>
+                <w:lang/>
+              </w:rPr>
+            </w:pPr>
+            <w:r>
+              <w:rPr>
+                <w:b w:val="0"/>
+                <w:bCs w:val="0"/>
+                <w:lang/>
+              </w:rPr>
+              <w:t>POST</w:t>
+            </w:r>
+          </w:p>
+        </w:tc>
+        <w:tc>
+          <w:tcPr>
+            <w:tcW w:w="0" w:type="auto"/>
+            <w:vAlign w:val="center"/>
+            <w:hideMark/>
+          </w:tcPr>
+          <w:p>
+            <w:pPr>
+              <w:ind w:firstLine="0"/>
+              <w:jc w:val="center"/>
+              <w:cnfStyle w:val="000000000000" w:firstRow="0" w:lastRow="0" w:firstColumn="0" w:lastColumn="0" w:oddVBand="0" w:evenVBand="0" w:oddHBand="0" w:evenHBand="0" w:firstRowFirstColumn="0" w:firstRowLastColumn="0" w:lastRowFirstColumn="0" w:lastRowLastColumn="0"/>
+              <w:rPr>
+                <w:lang/>
+              </w:rPr>
+            </w:pPr>
+            <w:r>
+              <w:rPr>
+                <w:lang/>
+              </w:rPr>
+              <w:t>/api/chats/group</w:t>
+            </w:r>
+          </w:p>
+        </w:tc>
+        <w:tc>
+          <w:tcPr>
+            <w:tcW w:w="0" w:type="auto"/>
+            <w:vAlign w:val="center"/>
+            <w:hideMark/>
+          </w:tcPr>
+          <w:p>
+            <w:pPr>
+              <w:ind w:firstLine="0"/>
+              <w:jc w:val="center"/>
+              <w:cnfStyle w:val="000000000000" w:firstRow="0" w:lastRow="0" w:firstColumn="0" w:lastColumn="0" w:oddVBand="0" w:evenVBand="0" w:oddHBand="0" w:evenHBand="0" w:firstRowFirstColumn="0" w:firstRowLastColumn="0" w:lastRowFirstColumn="0" w:lastRowLastColumn="0"/>
+              <w:rPr>
+                <w:lang/>
+              </w:rPr>
+            </w:pPr>
+            <w:r>
+              <w:rPr>
+                <w:lang/>
+              </w:rPr>
+              <w:t>Создание группового чата или канала</w:t>
+            </w:r>
+          </w:p>
+        </w:tc>
+      </w:tr>
+      <w:tr>
+        <w:tc>
+          <w:tcPr>
+            <w:cnfStyle w:val="001000000000" w:firstRow="0" w:lastRow="0" w:firstColumn="1" w:lastColumn="0" w:oddVBand="0" w:evenVBand="0" w:oddHBand="0" w:evenHBand="0" w:firstRowFirstColumn="0" w:firstRowLastColumn="0" w:lastRowFirstColumn="0" w:lastRowLastColumn="0"/>
+            <w:tcW w:w="0" w:type="auto"/>
+            <w:vAlign w:val="center"/>
+            <w:hideMark/>
+          </w:tcPr>
+          <w:p>
+            <w:pPr>
+              <w:ind w:firstLine="0"/>
+              <w:jc w:val="center"/>
+              <w:rPr>
+                <w:b w:val="0"/>
+                <w:bCs w:val="0"/>
+                <w:lang/>
+              </w:rPr>
+            </w:pPr>
+            <w:r>
+              <w:rPr>
+                <w:b w:val="0"/>
+                <w:bCs w:val="0"/>
+                <w:lang/>
+              </w:rPr>
+              <w:t>POST</w:t>
+            </w:r>
+          </w:p>
+        </w:tc>
+        <w:tc>
+          <w:tcPr>
+            <w:tcW w:w="0" w:type="auto"/>
+            <w:vAlign w:val="center"/>
+            <w:hideMark/>
+          </w:tcPr>
+          <w:p>
+            <w:pPr>
+              <w:ind w:firstLine="0"/>
+              <w:jc w:val="center"/>
+              <w:cnfStyle w:val="000000000000" w:firstRow="0" w:lastRow="0" w:firstColumn="0" w:lastColumn="0" w:oddVBand="0" w:evenVBand="0" w:oddHBand="0" w:evenHBand="0" w:firstRowFirstColumn="0" w:firstRowLastColumn="0" w:lastRowFirstColumn="0" w:lastRowLastColumn="0"/>
+              <w:rPr>
+                <w:lang/>
+              </w:rPr>
+            </w:pPr>
+            <w:r>
+              <w:rPr>
+                <w:lang/>
+              </w:rPr>
+              <w:t>/api/chats/{id}/members</w:t>
+            </w:r>
+          </w:p>
+        </w:tc>
+        <w:tc>
+          <w:tcPr>
+            <w:tcW w:w="0" w:type="auto"/>
+            <w:vAlign w:val="center"/>
+            <w:hideMark/>
+          </w:tcPr>
+          <w:p>
+            <w:pPr>
+              <w:ind w:firstLine="0"/>
+              <w:jc w:val="center"/>
+              <w:cnfStyle w:val="000000000000" w:firstRow="0" w:lastRow="0" w:firstColumn="0" w:lastColumn="0" w:oddVBand="0" w:evenVBand="0" w:oddHBand="0" w:evenHBand="0" w:firstRowFirstColumn="0" w:firstRowLastColumn="0" w:lastRowFirstColumn="0" w:lastRowLastColumn="0"/>
+              <w:rPr>
+                <w:lang/>
+              </w:rPr>
+            </w:pPr>
+            <w:r>
+              <w:rPr>
+                <w:lang/>
+              </w:rPr>
+              <w:t>Добавление пользователя в чат</w:t>
+            </w:r>
+          </w:p>
+        </w:tc>
+      </w:tr>
+      <w:tr>
+        <w:tc>
+          <w:tcPr>
+            <w:cnfStyle w:val="001000000000" w:firstRow="0" w:lastRow="0" w:firstColumn="1" w:lastColumn="0" w:oddVBand="0" w:evenVBand="0" w:oddHBand="0" w:evenHBand="0" w:firstRowFirstColumn="0" w:firstRowLastColumn="0" w:lastRowFirstColumn="0" w:lastRowLastColumn="0"/>
+            <w:tcW w:w="0" w:type="auto"/>
+            <w:vAlign w:val="center"/>
+            <w:hideMark/>
+          </w:tcPr>
+          <w:p>
+            <w:pPr>
+              <w:ind w:firstLine="0"/>
+              <w:jc w:val="center"/>
+              <w:rPr>
+                <w:b w:val="0"/>
+                <w:bCs w:val="0"/>
+                <w:lang/>
+              </w:rPr>
+            </w:pPr>
+            <w:r>
+              <w:rPr>
+                <w:b w:val="0"/>
+                <w:bCs w:val="0"/>
+                <w:lang/>
+              </w:rPr>
+              <w:t>DELETE</w:t>
+            </w:r>
+          </w:p>
+        </w:tc>
+        <w:tc>
+          <w:tcPr>
+            <w:tcW w:w="0" w:type="auto"/>
+            <w:vAlign w:val="center"/>
+            <w:hideMark/>
+          </w:tcPr>
+          <w:p>
+            <w:pPr>
+              <w:ind w:firstLine="0"/>
+              <w:jc w:val="center"/>
+              <w:cnfStyle w:val="000000000000" w:firstRow="0" w:lastRow="0" w:firstColumn="0" w:lastColumn="0" w:oddVBand="0" w:evenVBand="0" w:oddHBand="0" w:evenHBand="0" w:firstRowFirstColumn="0" w:firstRowLastColumn="0" w:lastRowFirstColumn="0" w:lastRowLastColumn="0"/>
+              <w:rPr>
+                <w:lang/>
+              </w:rPr>
+            </w:pPr>
+            <w:r>
+              <w:rPr>
+                <w:lang/>
+              </w:rPr>
+              <w:t>/api/chats/{id}/members/{userId}</w:t>
+            </w:r>
+          </w:p>
+        </w:tc>
+        <w:tc>
+          <w:tcPr>
+            <w:tcW w:w="0" w:type="auto"/>
+            <w:vAlign w:val="center"/>
+            <w:hideMark/>
+          </w:tcPr>
+          <w:p>
+            <w:pPr>
+              <w:ind w:firstLine="0"/>
+              <w:jc w:val="center"/>
+              <w:cnfStyle w:val="000000000000" w:firstRow="0" w:lastRow="0" w:firstColumn="0" w:lastColumn="0" w:oddVBand="0" w:evenVBand="0" w:oddHBand="0" w:evenHBand="0" w:firstRowFirstColumn="0" w:firstRowLastColumn="0" w:lastRowFirstColumn="0" w:lastRowLastColumn="0"/>
+              <w:rPr>
+                <w:lang/>
+              </w:rPr>
+            </w:pPr>
+            <w:r>
+              <w:rPr>
+                <w:lang/>
+              </w:rPr>
+              <w:t>Удаление пользователя из чата</w:t>
+            </w:r>
+          </w:p>
+        </w:tc>
+      </w:tr>
+      <w:tr>
+        <w:tc>
+          <w:tcPr>
+            <w:cnfStyle w:val="001000000000" w:firstRow="0" w:lastRow="0" w:firstColumn="1" w:lastColumn="0" w:oddVBand="0" w:evenVBand="0" w:oddHBand="0" w:evenHBand="0" w:firstRowFirstColumn="0" w:firstRowLastColumn="0" w:lastRowFirstColumn="0" w:lastRowLastColumn="0"/>
+            <w:tcW w:w="0" w:type="auto"/>
+            <w:vAlign w:val="center"/>
+            <w:hideMark/>
+          </w:tcPr>
+          <w:p>
+            <w:pPr>
+              <w:ind w:firstLine="0"/>
+              <w:jc w:val="center"/>
+              <w:rPr>
+                <w:b w:val="0"/>
+                <w:bCs w:val="0"/>
+                <w:lang/>
+              </w:rPr>
+            </w:pPr>
+            <w:r>
+              <w:rPr>
+                <w:b w:val="0"/>
+                <w:bCs w:val="0"/>
+                <w:lang/>
+              </w:rPr>
+              <w:t>PATCH</w:t>
+            </w:r>
+          </w:p>
+        </w:tc>
+        <w:tc>
+          <w:tcPr>
+            <w:tcW w:w="0" w:type="auto"/>
+            <w:vAlign w:val="center"/>
+            <w:hideMark/>
+          </w:tcPr>
+          <w:p>
+            <w:pPr>
+              <w:ind w:firstLine="0"/>
+              <w:jc w:val="center"/>
+              <w:cnfStyle w:val="000000000000" w:firstRow="0" w:lastRow="0" w:firstColumn="0" w:lastColumn="0" w:oddVBand="0" w:evenVBand="0" w:oddHBand="0" w:evenHBand="0" w:firstRowFirstColumn="0" w:firstRowLastColumn="0" w:lastRowFirstColumn="0" w:lastRowLastColumn="0"/>
+              <w:rPr>
+                <w:lang/>
+              </w:rPr>
+            </w:pPr>
+            <w:r>
+              <w:rPr>
+                <w:lang/>
+              </w:rPr>
+              <w:t>/api/chats/{id}/rename</w:t>
+            </w:r>
+          </w:p>
+        </w:tc>
+        <w:tc>
+          <w:tcPr>
+            <w:tcW w:w="0" w:type="auto"/>
+            <w:vAlign w:val="center"/>
+            <w:hideMark/>
+          </w:tcPr>
+          <w:p>
+            <w:pPr>
+              <w:ind w:firstLine="0"/>
+              <w:jc w:val="center"/>
+              <w:cnfStyle w:val="000000000000" w:firstRow="0" w:lastRow="0" w:firstColumn="0" w:lastColumn="0" w:oddVBand="0" w:evenVBand="0" w:oddHBand="0" w:evenHBand="0" w:firstRowFirstColumn="0" w:firstRowLastColumn="0" w:lastRowFirstColumn="0" w:lastRowLastColumn="0"/>
+              <w:rPr>
+                <w:lang/>
+              </w:rPr>
+            </w:pPr>
+            <w:r>
+              <w:rPr>
+                <w:lang/>
+              </w:rPr>
+              <w:t>Переименование чата</w:t>
+            </w:r>
+          </w:p>
+        </w:tc>
+      </w:tr>
+      <w:tr>
+        <w:tc>
+          <w:tcPr>
+            <w:cnfStyle w:val="001000000000" w:firstRow="0" w:lastRow="0" w:firstColumn="1" w:lastColumn="0" w:oddVBand="0" w:evenVBand="0" w:oddHBand="0" w:evenHBand="0" w:firstRowFirstColumn="0" w:firstRowLastColumn="0" w:lastRowFirstColumn="0" w:lastRowLastColumn="0"/>
+            <w:tcW w:w="0" w:type="auto"/>
+            <w:vAlign w:val="center"/>
+            <w:hideMark/>
+          </w:tcPr>
+          <w:p>
+            <w:pPr>
+              <w:ind w:firstLine="0"/>
+              <w:jc w:val="center"/>
+              <w:rPr>
+                <w:b w:val="0"/>
+                <w:bCs w:val="0"/>
+                <w:lang/>
+              </w:rPr>
+            </w:pPr>
+            <w:r>
+              <w:rPr>
+                <w:b w:val="0"/>
+                <w:bCs w:val="0"/>
+                <w:lang/>
+              </w:rPr>
+              <w:t>POST</w:t>
+            </w:r>
+          </w:p>
+        </w:tc>
+        <w:tc>
+          <w:tcPr>
+            <w:tcW w:w="0" w:type="auto"/>
+            <w:vAlign w:val="center"/>
+            <w:hideMark/>
+          </w:tcPr>
+          <w:p>
+            <w:pPr>
+              <w:ind w:firstLine="0"/>
+              <w:jc w:val="center"/>
+              <w:cnfStyle w:val="000000000000" w:firstRow="0" w:lastRow="0" w:firstColumn="0" w:lastColumn="0" w:oddVBand="0" w:evenVBand="0" w:oddHBand="0" w:evenHBand="0" w:firstRowFirstColumn="0" w:firstRowLastColumn="0" w:lastRowFirstColumn="0" w:lastRowLastColumn="0"/>
+              <w:rPr>
+                <w:lang/>
+              </w:rPr>
+            </w:pPr>
+            <w:r>
+              <w:rPr>
+                <w:lang/>
+              </w:rPr>
+              <w:t>/api/chats/{id}/read</w:t>
+            </w:r>
+          </w:p>
+        </w:tc>
+        <w:tc>
+          <w:tcPr>
+            <w:tcW w:w="0" w:type="auto"/>
+            <w:vAlign w:val="center"/>
+            <w:hideMark/>
+          </w:tcPr>
+          <w:p>
+            <w:pPr>
+              <w:ind w:firstLine="0"/>
+              <w:jc w:val="center"/>
+              <w:cnfStyle w:val="000000000000" w:firstRow="0" w:lastRow="0" w:firstColumn="0" w:lastColumn="0" w:oddVBand="0" w:evenVBand="0" w:oddHBand="0" w:evenHBand="0" w:firstRowFirstColumn="0" w:firstRowLastColumn="0" w:lastRowFirstColumn="0" w:lastRowLastColumn="0"/>
+              <w:rPr>
+                <w:lang/>
+              </w:rPr>
+            </w:pPr>
+            <w:r>
+              <w:rPr>
+                <w:lang/>
+              </w:rPr>
+              <w:t>Пометка сообщений как прочитанных</w:t>
+            </w:r>
+          </w:p>
+        </w:tc>
+      </w:tr>
+      <w:tr>
+        <w:tc>
+          <w:tcPr>
+            <w:cnfStyle w:val="001000000000" w:firstRow="0" w:lastRow="0" w:firstColumn="1" w:lastColumn="0" w:oddVBand="0" w:evenVBand="0" w:oddHBand="0" w:evenHBand="0" w:firstRowFirstColumn="0" w:firstRowLastColumn="0" w:lastRowFirstColumn="0" w:lastRowLastColumn="0"/>
+            <w:tcW w:w="0" w:type="auto"/>
+            <w:vAlign w:val="center"/>
+            <w:hideMark/>
+          </w:tcPr>
+          <w:p>
+            <w:pPr>
+              <w:ind w:firstLine="0"/>
+              <w:jc w:val="center"/>
+              <w:rPr>
+                <w:b w:val="0"/>
+                <w:bCs w:val="0"/>
+                <w:lang/>
+              </w:rPr>
+            </w:pPr>
+            <w:r>
+              <w:rPr>
+                <w:b w:val="0"/>
+                <w:bCs w:val="0"/>
+                <w:lang/>
+              </w:rPr>
+              <w:t>GET</w:t>
+            </w:r>
+          </w:p>
+        </w:tc>
+        <w:tc>
+          <w:tcPr>
+            <w:tcW w:w="0" w:type="auto"/>
+            <w:vAlign w:val="center"/>
+            <w:hideMark/>
+          </w:tcPr>
+          <w:p>
+            <w:pPr>
+              <w:ind w:firstLine="0"/>
+              <w:jc w:val="center"/>
+              <w:cnfStyle w:val="000000000000" w:firstRow="0" w:lastRow="0" w:firstColumn="0" w:lastColumn="0" w:oddVBand="0" w:evenVBand="0" w:oddHBand="0" w:evenHBand="0" w:firstRowFirstColumn="0" w:firstRowLastColumn="0" w:lastRowFirstColumn="0" w:lastRowLastColumn="0"/>
+              <w:rPr>
+                <w:lang/>
+              </w:rPr>
+            </w:pPr>
+            <w:r>
+              <w:rPr>
+                <w:lang/>
+              </w:rPr>
+              <w:t>/api/chats/{id}/pinned</w:t>
+            </w:r>
+          </w:p>
+        </w:tc>
+        <w:tc>
+          <w:tcPr>
+            <w:tcW w:w="0" w:type="auto"/>
+            <w:vAlign w:val="center"/>
+            <w:hideMark/>
+          </w:tcPr>
+          <w:p>
+            <w:pPr>
+              <w:ind w:firstLine="0"/>
+              <w:jc w:val="center"/>
+              <w:cnfStyle w:val="000000000000" w:firstRow="0" w:lastRow="0" w:firstColumn="0" w:lastColumn="0" w:oddVBand="0" w:evenVBand="0" w:oddHBand="0" w:evenHBand="0" w:firstRowFirstColumn="0" w:firstRowLastColumn="0" w:lastRowFirstColumn="0" w:lastRowLastColumn="0"/>
+              <w:rPr>
+                <w:lang/>
+              </w:rPr>
+            </w:pPr>
+            <w:r>
+              <w:rPr>
+                <w:lang/>
+              </w:rPr>
+              <w:t>Получение закреплённых сообщений</w:t>
+            </w:r>
+          </w:p>
+        </w:tc>
+      </w:tr>
+      <w:tr>
+        <w:tc>
+          <w:tcPr>
+            <w:cnfStyle w:val="001000000000" w:firstRow="0" w:lastRow="0" w:firstColumn="1" w:lastColumn="0" w:oddVBand="0" w:evenVBand="0" w:oddHBand="0" w:evenHBand="0" w:firstRowFirstColumn="0" w:firstRowLastColumn="0" w:lastRowFirstColumn="0" w:lastRowLastColumn="0"/>
+            <w:tcW w:w="0" w:type="auto"/>
+            <w:vAlign w:val="center"/>
+            <w:hideMark/>
+          </w:tcPr>
+          <w:p>
+            <w:pPr>
+              <w:ind w:firstLine="0"/>
+              <w:jc w:val="center"/>
+              <w:rPr>
+                <w:b w:val="0"/>
+                <w:bCs w:val="0"/>
+                <w:lang/>
+              </w:rPr>
+            </w:pPr>
+            <w:r>
+              <w:rPr>
+                <w:b w:val="0"/>
+                <w:bCs w:val="0"/>
+                <w:lang/>
+              </w:rPr>
+              <w:t>GET</w:t>
+            </w:r>
+          </w:p>
+        </w:tc>
+        <w:tc>
+          <w:tcPr>
+            <w:tcW w:w="0" w:type="auto"/>
+            <w:vAlign w:val="center"/>
+            <w:hideMark/>
+          </w:tcPr>
+          <w:p>
+            <w:pPr>
+              <w:ind w:firstLine="0"/>
+              <w:jc w:val="center"/>
+              <w:cnfStyle w:val="000000000000" w:firstRow="0" w:lastRow="0" w:firstColumn="0" w:lastColumn="0" w:oddVBand="0" w:evenVBand="0" w:oddHBand="0" w:evenHBand="0" w:firstRowFirstColumn="0" w:firstRowLastColumn="0" w:lastRowFirstColumn="0" w:lastRowLastColumn="0"/>
+              <w:rPr>
+                <w:lang/>
+              </w:rPr>
+            </w:pPr>
+            <w:r>
+              <w:rPr>
+                <w:lang/>
+              </w:rPr>
+              <w:t>/api/messages/{chatId}</w:t>
+            </w:r>
+          </w:p>
+        </w:tc>
+        <w:tc>
+          <w:tcPr>
+            <w:tcW w:w="0" w:type="auto"/>
+            <w:vAlign w:val="center"/>
+            <w:hideMark/>
+          </w:tcPr>
+          <w:p>
+            <w:pPr>
+              <w:ind w:firstLine="0"/>
+              <w:jc w:val="center"/>
+              <w:cnfStyle w:val="000000000000" w:firstRow="0" w:lastRow="0" w:firstColumn="0" w:lastColumn="0" w:oddVBand="0" w:evenVBand="0" w:oddHBand="0" w:evenHBand="0" w:firstRowFirstColumn="0" w:firstRowLastColumn="0" w:lastRowFirstColumn="0" w:lastRowLastColumn="0"/>
+              <w:rPr>
+                <w:lang/>
+              </w:rPr>
+            </w:pPr>
+            <w:r>
+              <w:rPr>
+                <w:lang/>
+              </w:rPr>
+              <w:t>Получение истории сообщений</w:t>
+            </w:r>
+          </w:p>
+        </w:tc>
+      </w:tr>
+      <w:tr>
+        <w:tc>
+          <w:tcPr>
+            <w:cnfStyle w:val="001000000000" w:firstRow="0" w:lastRow="0" w:firstColumn="1" w:lastColumn="0" w:oddVBand="0" w:evenVBand="0" w:oddHBand="0" w:evenHBand="0" w:firstRowFirstColumn="0" w:firstRowLastColumn="0" w:lastRowFirstColumn="0" w:lastRowLastColumn="0"/>
+            <w:tcW w:w="0" w:type="auto"/>
+            <w:vAlign w:val="center"/>
+            <w:hideMark/>
+          </w:tcPr>
+          <w:p>
+            <w:pPr>
+              <w:ind w:firstLine="0"/>
+              <w:jc w:val="center"/>
+              <w:rPr>
+                <w:b w:val="0"/>
+                <w:bCs w:val="0"/>
+                <w:lang/>
+              </w:rPr>
+            </w:pPr>
+            <w:r>
+              <w:rPr>
+                <w:b w:val="0"/>
+                <w:bCs w:val="0"/>
+                <w:lang/>
+              </w:rPr>
+              <w:t>POST</w:t>
+            </w:r>
+          </w:p>
+        </w:tc>
+        <w:tc>
+          <w:tcPr>
+            <w:tcW w:w="0" w:type="auto"/>
+            <w:vAlign w:val="center"/>
+            <w:hideMark/>
+          </w:tcPr>
+          <w:p>
+            <w:pPr>
+              <w:ind w:firstLine="0"/>
+              <w:jc w:val="center"/>
+              <w:cnfStyle w:val="000000000000" w:firstRow="0" w:lastRow="0" w:firstColumn="0" w:lastColumn="0" w:oddVBand="0" w:evenVBand="0" w:oddHBand="0" w:evenHBand="0" w:firstRowFirstColumn="0" w:firstRowLastColumn="0" w:lastRowFirstColumn="0" w:lastRowLastColumn="0"/>
+              <w:rPr>
+                <w:lang/>
+              </w:rPr>
+            </w:pPr>
+            <w:r>
+              <w:rPr>
+                <w:lang/>
+              </w:rPr>
+              <w:t>/api/messages</w:t>
+            </w:r>
+          </w:p>
+        </w:tc>
+        <w:tc>
+          <w:tcPr>
+            <w:tcW w:w="0" w:type="auto"/>
+            <w:vAlign w:val="center"/>
+            <w:hideMark/>
+          </w:tcPr>
+          <w:p>
+            <w:pPr>
+              <w:ind w:firstLine="0"/>
+              <w:jc w:val="center"/>
+              <w:cnfStyle w:val="000000000000" w:firstRow="0" w:lastRow="0" w:firstColumn="0" w:lastColumn="0" w:oddVBand="0" w:evenVBand="0" w:oddHBand="0" w:evenHBand="0" w:firstRowFirstColumn="0" w:firstRowLastColumn="0" w:lastRowFirstColumn="0" w:lastRowLastColumn="0"/>
+              <w:rPr>
+                <w:lang/>
+              </w:rPr>
+            </w:pPr>
+            <w:r>
+              <w:rPr>
+                <w:lang/>
+              </w:rPr>
+              <w:t>Отправка текстового сообщения</w:t>
+            </w:r>
+          </w:p>
+        </w:tc>
+      </w:tr>
+      <w:tr>
+        <w:tc>
+          <w:tcPr>
+            <w:cnfStyle w:val="001000000000" w:firstRow="0" w:lastRow="0" w:firstColumn="1" w:lastColumn="0" w:oddVBand="0" w:evenVBand="0" w:oddHBand="0" w:evenHBand="0" w:firstRowFirstColumn="0" w:firstRowLastColumn="0" w:lastRowFirstColumn="0" w:lastRowLastColumn="0"/>
+            <w:tcW w:w="0" w:type="auto"/>
+            <w:vAlign w:val="center"/>
+            <w:hideMark/>
+          </w:tcPr>
+          <w:p>
+            <w:pPr>
+              <w:ind w:firstLine="0"/>
+              <w:jc w:val="center"/>
+              <w:rPr>
+                <w:b w:val="0"/>
+                <w:bCs w:val="0"/>
+                <w:lang/>
+              </w:rPr>
+            </w:pPr>
+            <w:r>
+              <w:rPr>
+                <w:b w:val="0"/>
+                <w:bCs w:val="0"/>
+                <w:lang/>
+              </w:rPr>
+              <w:t>POST</w:t>
+            </w:r>
+          </w:p>
+        </w:tc>
+        <w:tc>
+          <w:tcPr>
+            <w:tcW w:w="0" w:type="auto"/>
+            <w:vAlign w:val="center"/>
+            <w:hideMark/>
+          </w:tcPr>
+          <w:p>
+            <w:pPr>
+              <w:ind w:firstLine="0"/>
+              <w:jc w:val="center"/>
+              <w:cnfStyle w:val="000000000000" w:firstRow="0" w:lastRow="0" w:firstColumn="0" w:lastColumn="0" w:oddVBand="0" w:evenVBand="0" w:oddHBand="0" w:evenHBand="0" w:firstRowFirstColumn="0" w:firstRowLastColumn="0" w:lastRowFirstColumn="0" w:lastRowLastColumn="0"/>
+              <w:rPr>
+                <w:lang/>
+              </w:rPr>
+            </w:pPr>
+            <w:r>
+              <w:rPr>
+                <w:lang/>
+              </w:rPr>
+              <w:t>/api/messages/file</w:t>
+            </w:r>
+          </w:p>
+        </w:tc>
+        <w:tc>
+          <w:tcPr>
+            <w:tcW w:w="0" w:type="auto"/>
+            <w:vAlign w:val="center"/>
+            <w:hideMark/>
+          </w:tcPr>
+          <w:p>
+            <w:pPr>
+              <w:ind w:firstLine="0"/>
+              <w:jc w:val="center"/>
+              <w:cnfStyle w:val="000000000000" w:firstRow="0" w:lastRow="0" w:firstColumn="0" w:lastColumn="0" w:oddVBand="0" w:evenVBand="0" w:oddHBand="0" w:evenHBand="0" w:firstRowFirstColumn="0" w:firstRowLastColumn="0" w:lastRowFirstColumn="0" w:lastRowLastColumn="0"/>
+            </w:pPr>
+            <w:r>
+              <w:rPr>
+                <w:lang/>
+              </w:rPr>
+              <w:t>Отправка файла</w:t>
+            </w:r>
+          </w:p>
+        </w:tc>
+      </w:tr>
+      <w:tr>
+        <w:tc>
+          <w:tcPr>
+            <w:cnfStyle w:val="001000000000" w:firstRow="0" w:lastRow="0" w:firstColumn="1" w:lastColumn="0" w:oddVBand="0" w:evenVBand="0" w:oddHBand="0" w:evenHBand="0" w:firstRowFirstColumn="0" w:firstRowLastColumn="0" w:lastRowFirstColumn="0" w:lastRowLastColumn="0"/>
+            <w:tcW w:w="0" w:type="auto"/>
+            <w:vAlign w:val="center"/>
+            <w:hideMark/>
+          </w:tcPr>
+          <w:p>
+            <w:pPr>
+              <w:ind w:firstLine="0"/>
+              <w:jc w:val="center"/>
+              <w:rPr>
+                <w:b w:val="0"/>
+                <w:bCs w:val="0"/>
+                <w:lang/>
+              </w:rPr>
+            </w:pPr>
+            <w:r>
+              <w:rPr>
+                <w:b w:val="0"/>
+                <w:bCs w:val="0"/>
+                <w:lang/>
+              </w:rPr>
+              <w:t>PUT</w:t>
+            </w:r>
+          </w:p>
+        </w:tc>
+        <w:tc>
+          <w:tcPr>
+            <w:tcW w:w="0" w:type="auto"/>
+            <w:vAlign w:val="center"/>
+            <w:hideMark/>
+          </w:tcPr>
+          <w:p>
+            <w:pPr>
+              <w:ind w:firstLine="0"/>
+              <w:jc w:val="center"/>
+              <w:cnfStyle w:val="000000000000" w:firstRow="0" w:lastRow="0" w:firstColumn="0" w:lastColumn="0" w:oddVBand="0" w:evenVBand="0" w:oddHBand="0" w:evenHBand="0" w:firstRowFirstColumn="0" w:firstRowLastColumn="0" w:lastRowFirstColumn="0" w:lastRowLastColumn="0"/>
+              <w:rPr>
+                <w:lang/>
+              </w:rPr>
+            </w:pPr>
+            <w:r>
+              <w:rPr>
+                <w:lang/>
+              </w:rPr>
+              <w:t>/api/messages/{id}</w:t>
+            </w:r>
+          </w:p>
+        </w:tc>
+        <w:tc>
+          <w:tcPr>
+            <w:tcW w:w="0" w:type="auto"/>
+            <w:vAlign w:val="center"/>
+            <w:hideMark/>
+          </w:tcPr>
+          <w:p>
+            <w:pPr>
+              <w:ind w:firstLine="0"/>
+              <w:jc w:val="center"/>
+              <w:cnfStyle w:val="000000000000" w:firstRow="0" w:lastRow="0" w:firstColumn="0" w:lastColumn="0" w:oddVBand="0" w:evenVBand="0" w:oddHBand="0" w:evenHBand="0" w:firstRowFirstColumn="0" w:firstRowLastColumn="0" w:lastRowFirstColumn="0" w:lastRowLastColumn="0"/>
+              <w:rPr>
+                <w:lang/>
+              </w:rPr>
+            </w:pPr>
+            <w:r>
+              <w:rPr>
+                <w:lang/>
+              </w:rPr>
+              <w:t>Редактирование сообщения</w:t>
+            </w:r>
+          </w:p>
+        </w:tc>
+      </w:tr>
+      <w:tr>
+        <w:tc>
+          <w:tcPr>
+            <w:cnfStyle w:val="001000000000" w:firstRow="0" w:lastRow="0" w:firstColumn="1" w:lastColumn="0" w:oddVBand="0" w:evenVBand="0" w:oddHBand="0" w:evenHBand="0" w:firstRowFirstColumn="0" w:firstRowLastColumn="0" w:lastRowFirstColumn="0" w:lastRowLastColumn="0"/>
+            <w:tcW w:w="0" w:type="auto"/>
+            <w:vAlign w:val="center"/>
+            <w:hideMark/>
+          </w:tcPr>
+          <w:p>
+            <w:pPr>
+              <w:ind w:firstLine="0"/>
+              <w:jc w:val="center"/>
+              <w:rPr>
+                <w:b w:val="0"/>
+                <w:bCs w:val="0"/>
+                <w:lang/>
+              </w:rPr>
+            </w:pPr>
+            <w:r>
+              <w:rPr>
+                <w:b w:val="0"/>
+                <w:bCs w:val="0"/>
+                <w:lang/>
+              </w:rPr>
+              <w:t>DELETE</w:t>
+            </w:r>
+          </w:p>
+        </w:tc>
+        <w:tc>
+          <w:tcPr>
+            <w:tcW w:w="0" w:type="auto"/>
+            <w:vAlign w:val="center"/>
+            <w:hideMark/>
+          </w:tcPr>
+          <w:p>
+            <w:pPr>
+              <w:ind w:firstLine="0"/>
+              <w:jc w:val="center"/>
+              <w:cnfStyle w:val="000000000000" w:firstRow="0" w:lastRow="0" w:firstColumn="0" w:lastColumn="0" w:oddVBand="0" w:evenVBand="0" w:oddHBand="0" w:evenHBand="0" w:firstRowFirstColumn="0" w:firstRowLastColumn="0" w:lastRowFirstColumn="0" w:lastRowLastColumn="0"/>
+              <w:rPr>
+                <w:lang/>
+              </w:rPr>
+            </w:pPr>
+            <w:r>
+              <w:rPr>
+                <w:lang/>
+              </w:rPr>
+              <w:t>/api/messages/{id}</w:t>
+            </w:r>
+          </w:p>
+        </w:tc>
+        <w:tc>
+          <w:tcPr>
+            <w:tcW w:w="0" w:type="auto"/>
+            <w:vAlign w:val="center"/>
+            <w:hideMark/>
+          </w:tcPr>
+          <w:p>
+            <w:pPr>
+              <w:ind w:firstLine="0"/>
+              <w:jc w:val="center"/>
+              <w:cnfStyle w:val="000000000000" w:firstRow="0" w:lastRow="0" w:firstColumn="0" w:lastColumn="0" w:oddVBand="0" w:evenVBand="0" w:oddHBand="0" w:evenHBand="0" w:firstRowFirstColumn="0" w:firstRowLastColumn="0" w:lastRowFirstColumn="0" w:lastRowLastColumn="0"/>
+              <w:rPr>
+                <w:lang/>
+              </w:rPr>
+            </w:pPr>
+            <w:r>
+              <w:rPr>
+                <w:lang/>
+              </w:rPr>
+              <w:t>Удаление сообщения</w:t>
+            </w:r>
+          </w:p>
+        </w:tc>
+      </w:tr>
+      <w:tr>
+        <w:tc>
+          <w:tcPr>
+            <w:cnfStyle w:val="001000000000" w:firstRow="0" w:lastRow="0" w:firstColumn="1" w:lastColumn="0" w:oddVBand="0" w:evenVBand="0" w:oddHBand="0" w:evenHBand="0" w:firstRowFirstColumn="0" w:firstRowLastColumn="0" w:lastRowFirstColumn="0" w:lastRowLastColumn="0"/>
+            <w:tcW w:w="0" w:type="auto"/>
+            <w:vAlign w:val="center"/>
+            <w:hideMark/>
+          </w:tcPr>
+          <w:p>
+            <w:pPr>
+              <w:ind w:firstLine="0"/>
+              <w:jc w:val="center"/>
+              <w:rPr>
+                <w:b w:val="0"/>
+                <w:bCs w:val="0"/>
+                <w:lang/>
+              </w:rPr>
+            </w:pPr>
+            <w:r>
+              <w:rPr>
+                <w:b w:val="0"/>
+                <w:bCs w:val="0"/>
+                <w:lang/>
+              </w:rPr>
+              <w:t>PATCH</w:t>
+            </w:r>
+          </w:p>
+        </w:tc>
+        <w:tc>
+          <w:tcPr>
+            <w:tcW w:w="0" w:type="auto"/>
+            <w:vAlign w:val="center"/>
+            <w:hideMark/>
+          </w:tcPr>
+          <w:p>
+            <w:pPr>
+              <w:ind w:firstLine="0"/>
+              <w:jc w:val="center"/>
+              <w:cnfStyle w:val="000000000000" w:firstRow="0" w:lastRow="0" w:firstColumn="0" w:lastColumn="0" w:oddVBand="0" w:evenVBand="0" w:oddHBand="0" w:evenHBand="0" w:firstRowFirstColumn="0" w:firstRowLastColumn="0" w:lastRowFirstColumn="0" w:lastRowLastColumn="0"/>
+              <w:rPr>
+                <w:lang/>
+              </w:rPr>
+            </w:pPr>
+            <w:r>
+              <w:rPr>
+                <w:lang/>
+              </w:rPr>
+              <w:t>/api/messages/{id}/pin</w:t>
+            </w:r>
+          </w:p>
+        </w:tc>
+        <w:tc>
+          <w:tcPr>
+            <w:tcW w:w="0" w:type="auto"/>
+            <w:vAlign w:val="center"/>
+            <w:hideMark/>
+          </w:tcPr>
+          <w:p>
+            <w:pPr>
+              <w:ind w:firstLine="0"/>
+              <w:jc w:val="center"/>
+              <w:cnfStyle w:val="000000000000" w:firstRow="0" w:lastRow="0" w:firstColumn="0" w:lastColumn="0" w:oddVBand="0" w:evenVBand="0" w:oddHBand="0" w:evenHBand="0" w:firstRowFirstColumn="0" w:firstRowLastColumn="0" w:lastRowFirstColumn="0" w:lastRowLastColumn="0"/>
+              <w:rPr>
+                <w:lang/>
+              </w:rPr>
+            </w:pPr>
+            <w:r>
+              <w:rPr>
+                <w:lang/>
+              </w:rPr>
+              <w:t>Закрепление сообщения</w:t>
+            </w:r>
+          </w:p>
+        </w:tc>
+      </w:tr>
+      <w:tr>
+        <w:tc>
+          <w:tcPr>
+            <w:cnfStyle w:val="001000000000" w:firstRow="0" w:lastRow="0" w:firstColumn="1" w:lastColumn="0" w:oddVBand="0" w:evenVBand="0" w:oddHBand="0" w:evenHBand="0" w:firstRowFirstColumn="0" w:firstRowLastColumn="0" w:lastRowFirstColumn="0" w:lastRowLastColumn="0"/>
+            <w:tcW w:w="0" w:type="auto"/>
+            <w:vAlign w:val="center"/>
+            <w:hideMark/>
+          </w:tcPr>
+          <w:p>
+            <w:pPr>
+              <w:ind w:firstLine="0"/>
+              <w:jc w:val="center"/>
+              <w:rPr>
+                <w:b w:val="0"/>
+                <w:bCs w:val="0"/>
+                <w:lang/>
+              </w:rPr>
+            </w:pPr>
+            <w:r>
+              <w:rPr>
+                <w:b w:val="0"/>
+                <w:bCs w:val="0"/>
+                <w:lang/>
+              </w:rPr>
+              <w:t>PATCH</w:t>
+            </w:r>
+          </w:p>
+        </w:tc>
+        <w:tc>
+          <w:tcPr>
+            <w:tcW w:w="0" w:type="auto"/>
+            <w:vAlign w:val="center"/>
+            <w:hideMark/>
+          </w:tcPr>
+          <w:p>
+            <w:pPr>
+              <w:ind w:firstLine="0"/>
+              <w:jc w:val="center"/>
+              <w:cnfStyle w:val="000000000000" w:firstRow="0" w:lastRow="0" w:firstColumn="0" w:lastColumn="0" w:oddVBand="0" w:evenVBand="0" w:oddHBand="0" w:evenHBand="0" w:firstRowFirstColumn="0" w:firstRowLastColumn="0" w:lastRowFirstColumn="0" w:lastRowLastColumn="0"/>
+              <w:rPr>
+                <w:lang/>
+              </w:rPr>
+            </w:pPr>
+            <w:r>
+              <w:rPr>
+                <w:lang/>
+              </w:rPr>
+              <w:t>/api/messages/{id}/unpin</w:t>
+            </w:r>
+          </w:p>
+        </w:tc>
+        <w:tc>
+          <w:tcPr>
+            <w:tcW w:w="0" w:type="auto"/>
+            <w:vAlign w:val="center"/>
+            <w:hideMark/>
+          </w:tcPr>
+          <w:p>
+            <w:pPr>
+              <w:ind w:firstLine="0"/>
+              <w:jc w:val="center"/>
+              <w:cnfStyle w:val="000000000000" w:firstRow="0" w:lastRow="0" w:firstColumn="0" w:lastColumn="0" w:oddVBand="0" w:evenVBand="0" w:oddHBand="0" w:evenHBand="0" w:firstRowFirstColumn="0" w:firstRowLastColumn="0" w:lastRowFirstColumn="0" w:lastRowLastColumn="0"/>
+              <w:rPr>
+                <w:lang/>
+              </w:rPr>
+            </w:pPr>
+            <w:r>
+              <w:rPr>
+                <w:lang/>
+              </w:rPr>
+              <w:t>Открепление сообщения</w:t>
+            </w:r>
+          </w:p>
+        </w:tc>
+      </w:tr>
+      <w:tr>
+        <w:tc>
+          <w:tcPr>
+            <w:cnfStyle w:val="001000000000" w:firstRow="0" w:lastRow="0" w:firstColumn="1" w:lastColumn="0" w:oddVBand="0" w:evenVBand="0" w:oddHBand="0" w:evenHBand="0" w:firstRowFirstColumn="0" w:firstRowLastColumn="0" w:lastRowFirstColumn="0" w:lastRowLastColumn="0"/>
+            <w:tcW w:w="0" w:type="auto"/>
+            <w:vAlign w:val="center"/>
+            <w:hideMark/>
+          </w:tcPr>
+          <w:p>
+            <w:pPr>
+              <w:ind w:firstLine="0"/>
+              <w:jc w:val="center"/>
+              <w:rPr>
+                <w:b w:val="0"/>
+                <w:bCs w:val="0"/>
+                <w:lang/>
+              </w:rPr>
+            </w:pPr>
+            <w:r>
+              <w:rPr>
+                <w:b w:val="0"/>
+                <w:bCs w:val="0"/>
+                <w:lang/>
+              </w:rPr>
+              <w:t>GET</w:t>
+            </w:r>
+          </w:p>
+        </w:tc>
+        <w:tc>
+          <w:tcPr>
+            <w:tcW w:w="0" w:type="auto"/>
+            <w:vAlign w:val="center"/>
+            <w:hideMark/>
+          </w:tcPr>
+          <w:p>
+            <w:pPr>
+              <w:ind w:firstLine="0"/>
+              <w:jc w:val="center"/>
+              <w:cnfStyle w:val="000000000000" w:firstRow="0" w:lastRow="0" w:firstColumn="0" w:lastColumn="0" w:oddVBand="0" w:evenVBand="0" w:oddHBand="0" w:evenHBand="0" w:firstRowFirstColumn="0" w:firstRowLastColumn="0" w:lastRowFirstColumn="0" w:lastRowLastColumn="0"/>
+              <w:rPr>
+                <w:lang/>
+              </w:rPr>
+            </w:pPr>
+            <w:r>
+              <w:rPr>
+                <w:lang/>
+              </w:rPr>
+              <w:t>/api/messages/{chatId}/search</w:t>
+            </w:r>
+          </w:p>
+        </w:tc>
+        <w:tc>
+          <w:tcPr>
+            <w:tcW w:w="0" w:type="auto"/>
+            <w:vAlign w:val="center"/>
+            <w:hideMark/>
+          </w:tcPr>
+          <w:p>
+            <w:pPr>
+              <w:ind w:firstLine="0"/>
+              <w:jc w:val="center"/>
+              <w:cnfStyle w:val="000000000000" w:firstRow="0" w:lastRow="0" w:firstColumn="0" w:lastColumn="0" w:oddVBand="0" w:evenVBand="0" w:oddHBand="0" w:evenHBand="0" w:firstRowFirstColumn="0" w:firstRowLastColumn="0" w:lastRowFirstColumn="0" w:lastRowLastColumn="0"/>
+              <w:rPr>
+                <w:lang/>
+              </w:rPr>
+            </w:pPr>
+            <w:r>
+              <w:rPr>
+                <w:lang/>
+              </w:rPr>
+              <w:t>Поиск сообщений в чате</w:t>
+            </w:r>
+          </w:p>
+        </w:tc>
+      </w:tr>
+    </w:tbl>
+    <w:p>
+      <w:pPr>
+        <w:ind w:firstLine="0"/>
+      </w:pPr>
+    </w:p>
+    <w:p>
+      <w:pPr>
+        <w:jc w:val="center"/>
+      </w:pPr>
+      <w:r>
+        <w:t xml:space="preserve">Таблица 3.1 </w:t>
+      </w:r>
+      <w:r>
+        <w:t xml:space="preserve">– </w:t>
+      </w:r>
+      <w:proofErr w:type="spellStart"/>
+      <w:r>
+        <w:t>эндпоинты</w:t>
+      </w:r>
+      <w:proofErr w:type="spellEnd"/>
+      <w:r>
+        <w:t xml:space="preserve"> сервера</w:t>
+      </w:r>
+    </w:p>
+    <w:p>
+      <w:pPr>
+        <w:ind w:firstLine="0"/>
+      </w:pPr>
+    </w:p>
+    <w:p>
+      <w:pPr>
+        <w:ind w:firstLine="708"/>
+      </w:pPr>
+      <w:r>
+        <w:t xml:space="preserve">Для документирования и тестирования реализованных </w:t>
+      </w:r>
+      <w:proofErr w:type="spellStart"/>
+      <w:r>
+        <w:t>эндпоинтов</w:t>
+      </w:r>
+      <w:proofErr w:type="spellEnd"/>
+      <w:r>
+        <w:t xml:space="preserve"> в проект интегрирован инструмент </w:t>
+      </w:r>
+      <w:proofErr w:type="spellStart"/>
+      <w:r>
+        <w:t>Swagger</w:t>
+      </w:r>
+      <w:proofErr w:type="spellEnd"/>
+      <w:r>
+        <w:t xml:space="preserve"> UI. Он предоставляет интерактивную графическую оболочку, позволяющую разработчику просматривать структуру схем данных (DTO) и выполнять пробные запросы к API в реальном времени.</w:t>
+      </w:r>
+    </w:p>
+    <w:p>
+      <w:pPr>
+        <w:ind w:firstLine="708"/>
+      </w:pPr>
+    </w:p>
+    <w:p>
+      <w:pPr>
+        <w:pStyle w:val="3"/>
+        <w:ind w:firstLine="708"/>
+        <w:rPr>
+          <w:rFonts w:ascii="Times New Roman" w:hAnsi="Times New Roman" w:cs="Times New Roman"/>
+          <w:b/>
+          <w:bCs/>
+          <w:color w:val="000000" w:themeColor="text1"/>
+          <w:lang/>
+        </w:rPr>
+      </w:pPr>
+      <w:bookmarkStart w:id="18" w:name="_Toc228216027"/>
+      <w:r>
+        <w:rPr>
+          <w:rFonts w:ascii="Times New Roman" w:hAnsi="Times New Roman" w:cs="Times New Roman"/>
+          <w:b/>
+          <w:bCs/>
+          <w:color w:val="000000" w:themeColor="text1"/>
+          <w:lang/>
+        </w:rPr>
+        <w:lastRenderedPageBreak/>
+        <w:t>3.2.</w:t>
+      </w:r>
+      <w:r>
+        <w:rPr>
+          <w:rFonts w:ascii="Times New Roman" w:hAnsi="Times New Roman" w:cs="Times New Roman"/>
+          <w:b/>
+          <w:bCs/>
+          <w:color w:val="000000" w:themeColor="text1"/>
+        </w:rPr>
+        <w:t>4</w:t>
+      </w:r>
+      <w:r>
+        <w:rPr>
+          <w:rFonts w:ascii="Times New Roman" w:hAnsi="Times New Roman" w:cs="Times New Roman"/>
+          <w:b/>
+          <w:bCs/>
+          <w:color w:val="000000" w:themeColor="text1"/>
+          <w:lang/>
+        </w:rPr>
+        <w:t xml:space="preserve"> Модель базы данных</w:t>
+      </w:r>
+      <w:bookmarkEnd w:id="18"/>
+    </w:p>
+    <w:p>
+      <w:pPr>
+        <w:ind w:firstLine="708"/>
+      </w:pPr>
+    </w:p>
+    <w:p>
+      <w:pPr>
+        <w:spacing w:line="360" w:lineRule="exact"/>
+      </w:pPr>
+      <w:r>
+        <w:t>Для проектирования системы хранения данных мессенджера была выбрана реляционная модель, обеспечивающая высокую целостность информации и эффективное управление связями между участниками коммуникации. Логическая структура базы данных организована таким образом, чтобы поддерживать как хранение метаданных пользователей, так и сложную иерархию сообщений внутри различных типов чатов. Представленная ниже ER-диаграмма отображает ключевые сущности системы и их взаимодействие в рамках архитектуры программного комплекса.</w:t>
+      </w:r>
+    </w:p>
+    <w:p>
+      <w:pPr>
+        <w:spacing w:line="360" w:lineRule="exact"/>
+      </w:pPr>
+    </w:p>
+    <w:p>
+      <w:r>
+        <w:rPr>
+          <w:noProof/>
+        </w:rPr>
+        <w:drawing>
+          <wp:inline distT="0" distB="0" distL="0" distR="0" wp14:anchorId="6714481E" wp14:editId="73D40F1B">
+            <wp:extent cx="5040000" cy="5104111"/>
+            <wp:effectExtent l="0" t="0" r="0" b="0"/>
+            <wp:docPr id="838496447" name="Рисунок 2"/>
+            <wp:cNvGraphicFramePr>
+              <a:graphicFrameLocks xmlns:a="http://schemas.openxmlformats.org/drawingml/2006/main" noChangeAspect="1"/>
+            </wp:cNvGraphicFramePr>
+            <a:graphic xmlns:a="http://schemas.openxmlformats.org/drawingml/2006/main">
+              <a:graphicData uri="http://schemas.openxmlformats.org/drawingml/2006/picture">
+                <pic:pic xmlns:pic="http://schemas.openxmlformats.org/drawingml/2006/picture">
+                  <pic:nvPicPr>
+                    <pic:cNvPr id="838496447" name="Рисунок 838496447"/>
+                    <pic:cNvPicPr/>
+                  </pic:nvPicPr>
+                  <pic:blipFill>
+                    <a:blip r:embed="rId24">
+                      <a:extLst>
+                        <a:ext uri="{96DAC541-7B7A-43D3-8B79-37D633B846F1}">
+                          <asvg:svgBlip xmlns:asvg="http://schemas.microsoft.com/office/drawing/2016/SVG/main" r:embed="rId25"/>
+                        </a:ext>
+                      </a:extLst>
+                    </a:blip>
+                    <a:stretch>
+                      <a:fillRect/>
+                    </a:stretch>
+                  </pic:blipFill>
+                  <pic:spPr>
+                    <a:xfrm>
+                      <a:off x="0" y="0"/>
+                      <a:ext cx="5040000" cy="5104111"/>
+                    </a:xfrm>
+                    <a:prstGeom prst="rect">
+                      <a:avLst/>
+                    </a:prstGeom>
+                  </pic:spPr>
+                </pic:pic>
+              </a:graphicData>
+            </a:graphic>
+          </wp:inline>
+        </w:drawing>
+      </w:r>
+    </w:p>
+    <w:p>
+      <w:pPr>
+        <w:spacing w:line="360" w:lineRule="exact"/>
+      </w:pPr>
+    </w:p>
+    <w:p>
+      <w:pPr>
+        <w:jc w:val="center"/>
+      </w:pPr>
+      <w:r>
+        <w:t>Рисунок 3.</w:t>
+      </w:r>
+      <w:r>
+        <w:t>7</w:t>
+      </w:r>
+      <w:r>
+        <w:t xml:space="preserve"> – </w:t>
+      </w:r>
+      <w:r>
+        <w:rPr>
+          <w:lang w:val="en-US"/>
+        </w:rPr>
+        <w:t>ER</w:t>
+      </w:r>
+      <w:r>
+        <w:t>-</w:t>
+      </w:r>
+      <w:r>
+        <w:t xml:space="preserve">диаграмма </w:t>
+      </w:r>
+      <w:r>
+        <w:t>базы данных</w:t>
+      </w:r>
+    </w:p>
+    <w:p>
+      <w:pPr>
+        <w:jc w:val="center"/>
+      </w:pPr>
+    </w:p>
+    <w:p>
+      <w:r>
+        <w:rPr>
+          <w:lang/>
+        </w:rPr>
+        <w:t xml:space="preserve">Центральным элементом архитектуры данных является нормализованная структура связей, где взаимодействие между пользователями и чатами реализуется через промежуточную сущность </w:t>
+      </w:r>
+      <w:r>
+        <w:rPr>
+          <w:lang/>
+        </w:rPr>
+        <w:lastRenderedPageBreak/>
+        <w:t>участников. Это позволяет не только гибко управлять доступом к переписке, но и отслеживать специфические состояния для каждого пользователя</w:t>
+      </w:r>
+      <w:r>
+        <w:t>.</w:t>
+      </w:r>
+    </w:p>
+    <w:p>
+      <w:r>
+        <w:rPr>
+          <w:lang/>
+        </w:rPr>
+        <w:t>Модель сообщений спроектирована с учетом поддержки мультимедийного контента и древовидных обсуждений. Использование рекурсивной связи внутри таблицы сообщений позволяет организовать систему ответов, где каждое сообщение может ссылаться на родительский объект. При этом связи с сущностями отправителя и чата обеспечивают быструю выборку истории переписки с сохранением авторства</w:t>
+      </w:r>
+    </w:p>
+    <w:p/>
+    <w:p>
+      <w:pPr>
+        <w:pStyle w:val="2"/>
+        <w:ind w:firstLine="708"/>
+        <w:rPr>
+          <w:rFonts w:ascii="Times New Roman" w:hAnsi="Times New Roman" w:cs="Times New Roman"/>
+          <w:b/>
+          <w:bCs/>
+          <w:color w:val="000000" w:themeColor="text1"/>
+          <w:sz w:val="28"/>
+          <w:szCs w:val="28"/>
+        </w:rPr>
+      </w:pPr>
+      <w:bookmarkStart w:id="19" w:name="_Toc228216028"/>
+      <w:r>
+        <w:rPr>
+          <w:rFonts w:ascii="Times New Roman" w:hAnsi="Times New Roman" w:cs="Times New Roman"/>
+          <w:b/>
+          <w:bCs/>
+          <w:color w:val="000000" w:themeColor="text1"/>
+          <w:sz w:val="28"/>
+          <w:szCs w:val="28"/>
+          <w:lang/>
+        </w:rPr>
+        <w:t>3.3 Реализация клиентской части</w:t>
+      </w:r>
+      <w:bookmarkEnd w:id="19"/>
+    </w:p>
+    <w:p/>
+    <w:p>
+      <w:pPr>
+        <w:pStyle w:val="3"/>
+        <w:ind w:firstLine="708"/>
+        <w:rPr>
+          <w:rFonts w:ascii="Times New Roman" w:hAnsi="Times New Roman" w:cs="Times New Roman"/>
+          <w:b/>
+          <w:bCs/>
+          <w:color w:val="000000" w:themeColor="text1"/>
+        </w:rPr>
+      </w:pPr>
+      <w:bookmarkStart w:id="20" w:name="_Toc228216029"/>
+      <w:r>
+        <w:rPr>
+          <w:rFonts w:ascii="Times New Roman" w:hAnsi="Times New Roman" w:cs="Times New Roman"/>
+          <w:b/>
+          <w:bCs/>
+          <w:color w:val="000000" w:themeColor="text1"/>
+          <w:lang/>
+        </w:rPr>
+        <w:t>3.3.1 Общая структура фронтенда</w:t>
+      </w:r>
+      <w:bookmarkEnd w:id="20"/>
+    </w:p>
+    <w:p/>
+    <w:p>
+      <w:pPr>
+        <w:spacing w:line="360" w:lineRule="exact"/>
+      </w:pPr>
+      <w:r>
+        <w:rPr>
+          <w:lang/>
+        </w:rPr>
+        <w:t xml:space="preserve">Клиентская часть мессенджера реализована как одностраничное веб-приложение (SPA) на базе библиотеки React с использованием TypeScript. Использование строгой типизации на фронтенде позволяет синхронизировать структуры данных с серверной частью, что значительно снижает количество ошибок при обработке ответов от API. </w:t>
+      </w:r>
+    </w:p>
+    <w:p/>
+    <w:p>
+      <w:pPr>
+        <w:jc w:val="center"/>
+        <w:rPr>
+          <w:lang w:val="en-US"/>
+        </w:rPr>
+      </w:pPr>
+      <w:r>
+        <w:drawing>
+          <wp:inline distT="0" distB="0" distL="0" distR="0" wp14:anchorId="076B2AC0" wp14:editId="3553BD66">
+            <wp:extent cx="1610470" cy="3600000"/>
+            <wp:effectExtent l="0" t="0" r="8890" b="635"/>
+            <wp:docPr id="308265567" name="Рисунок 1"/>
+            <wp:cNvGraphicFramePr>
+              <a:graphicFrameLocks xmlns:a="http://schemas.openxmlformats.org/drawingml/2006/main" noChangeAspect="1"/>
+            </wp:cNvGraphicFramePr>
+            <a:graphic xmlns:a="http://schemas.openxmlformats.org/drawingml/2006/main">
+              <a:graphicData uri="http://schemas.openxmlformats.org/drawingml/2006/picture">
+                <pic:pic xmlns:pic="http://schemas.openxmlformats.org/drawingml/2006/picture">
+                  <pic:nvPicPr>
+                    <pic:cNvPr id="308265567" name=""/>
+                    <pic:cNvPicPr/>
+                  </pic:nvPicPr>
+                  <pic:blipFill rotWithShape="1">
+                    <a:blip r:embed="rId26"/>
+                    <a:srcRect l="2890" r="3439"/>
+                    <a:stretch>
+                      <a:fillRect/>
+                    </a:stretch>
+                  </pic:blipFill>
+                  <pic:spPr bwMode="auto">
+                    <a:xfrm>
+                      <a:off x="0" y="0"/>
+                      <a:ext cx="1610470" cy="3600000"/>
+                    </a:xfrm>
+                    <a:prstGeom prst="rect">
+                      <a:avLst/>
+                    </a:prstGeom>
+                    <a:ln>
+                      <a:noFill/>
+                    </a:ln>
+                    <a:extLst>
+                      <a:ext uri="{53640926-AAD7-44D8-BBD7-CCE9431645EC}">
+                        <a14:shadowObscured xmlns:a14="http://schemas.microsoft.com/office/drawing/2010/main"/>
+                      </a:ext>
+                    </a:extLst>
+                  </pic:spPr>
+                </pic:pic>
+              </a:graphicData>
+            </a:graphic>
+          </wp:inline>
+        </w:drawing>
+      </w:r>
+    </w:p>
+    <w:p>
+      <w:pPr>
+        <w:jc w:val="center"/>
+        <w:rPr>
+          <w:lang w:val="en-US"/>
+        </w:rPr>
+      </w:pPr>
+    </w:p>
+    <w:p>
+      <w:pPr>
+        <w:jc w:val="center"/>
+      </w:pPr>
+      <w:r>
+        <w:t>Рисунок 3.</w:t>
+      </w:r>
+      <w:r>
+        <w:t>8</w:t>
+      </w:r>
+      <w:r>
+        <w:t xml:space="preserve"> – Структура </w:t>
+      </w:r>
+      <w:r>
+        <w:t>клиентской части</w:t>
+      </w:r>
+    </w:p>
+    <w:p>
+      <w:pPr>
+        <w:spacing w:line="360" w:lineRule="exact"/>
+        <w:rPr>
+          <w:lang/>
+        </w:rPr>
+      </w:pPr>
+      <w:r>
+        <w:rPr>
+          <w:lang/>
+        </w:rPr>
+        <w:t xml:space="preserve">Централизованное управление данными в приложении реализовано с </w:t>
+      </w:r>
+      <w:r>
+        <w:rPr>
+          <w:lang/>
+        </w:rPr>
+        <w:lastRenderedPageBreak/>
+        <w:t>помощью библиотеки Zustand. Это решение позволило создать легковесные и производительные хранилища для управления авторизацией пользователя и состоянием активных чатов, обеспечивая мгновенную реакцию интерфейса на изменения данных без избыточных перерисовок компонентов. Для стилизации интерфейса применен фреймворк Tailwind CSS, который обеспечивает адаптивность мессенджера под различные разрешения экранов и консистентность визуального оформления.</w:t>
+      </w:r>
+      <w:r>
+        <w:t xml:space="preserve"> </w:t>
+      </w:r>
+    </w:p>
+    <w:p>
+      <w:pPr>
+        <w:spacing w:line="360" w:lineRule="exact"/>
+        <w:rPr>
+          <w:lang/>
+        </w:rPr>
+      </w:pPr>
+      <w:r>
+        <w:rPr>
+          <w:lang/>
+        </w:rPr>
+        <w:t>Взаимодействие с серверной частью организовано через два дополняющих друг друга механизма. Основной обмен данными, такой как авторизация, получение истории сообщений и загрузка файлов, осуществляется посредством асинхронных HTTP-запросов с использованием библиотеки Axios. Для обеспечения безопасности в каждый запрос автоматически внедряется JWT-токен через механизмы перехватчиков (interceptors). В свою очередь, для реализации функций реального времени используется клиент SignalR. Он поддерживает постоянное соединение с сервером, позволяя мгновенно отображать входящие сообщения, уведомления о наборе текста и статусы прочтения без необходимости повторного опроса сервера клиентом. Такой гибридный подход обеспечивает высокую отзывчивость системы и соответствует стандартам современных корпоративных инструментов связи.</w:t>
+      </w:r>
+    </w:p>
+    <w:p>
+      <w:pPr>
+        <w:spacing w:line="360" w:lineRule="exact"/>
+      </w:pPr>
+    </w:p>
+    <w:p>
+      <w:pPr>
+        <w:pStyle w:val="3"/>
+        <w:ind w:firstLine="708"/>
+        <w:rPr>
+          <w:rFonts w:ascii="Times New Roman" w:hAnsi="Times New Roman" w:cs="Times New Roman"/>
+          <w:b/>
+          <w:bCs/>
+          <w:color w:val="000000" w:themeColor="text1"/>
+          <w:lang/>
+        </w:rPr>
+      </w:pPr>
+      <w:bookmarkStart w:id="21" w:name="_Toc228216030"/>
+      <w:r>
+        <w:rPr>
+          <w:rFonts w:ascii="Times New Roman" w:hAnsi="Times New Roman" w:cs="Times New Roman"/>
+          <w:b/>
+          <w:bCs/>
+          <w:color w:val="000000" w:themeColor="text1"/>
+        </w:rPr>
+        <w:t>3.</w:t>
+      </w:r>
+      <w:r>
+        <w:rPr>
+          <w:rFonts w:ascii="Times New Roman" w:hAnsi="Times New Roman" w:cs="Times New Roman"/>
+          <w:b/>
+          <w:bCs/>
+          <w:color w:val="000000" w:themeColor="text1"/>
+        </w:rPr>
+        <w:t>3</w:t>
+      </w:r>
+      <w:r>
+        <w:rPr>
+          <w:rFonts w:ascii="Times New Roman" w:hAnsi="Times New Roman" w:cs="Times New Roman"/>
+          <w:b/>
+          <w:bCs/>
+          <w:color w:val="000000" w:themeColor="text1"/>
+        </w:rPr>
+        <w:t xml:space="preserve">.2 </w:t>
+      </w:r>
+      <w:r>
+        <w:rPr>
+          <w:rFonts w:ascii="Times New Roman" w:hAnsi="Times New Roman" w:cs="Times New Roman"/>
+          <w:b/>
+          <w:bCs/>
+          <w:color w:val="000000" w:themeColor="text1"/>
+          <w:lang/>
+        </w:rPr>
+        <w:t>Пользовательский интерфейс</w:t>
+      </w:r>
+      <w:bookmarkEnd w:id="21"/>
+    </w:p>
+    <w:p/>
+    <w:p>
+      <w:pPr>
+        <w:rPr>
+          <w:lang/>
+        </w:rPr>
+      </w:pPr>
+      <w:r>
+        <w:rPr>
+          <w:lang/>
+        </w:rPr>
+        <w:t>Процесс взаимодействия с программным комплексом начинается с этапа идентификации и аутентификации пользователя. Для обеспечения доступа к функциям мессенджера реализованы интуитивно понятные формы входа и создания новой учетной записи. При первом посещении приложения пользователю предлагается пройти процедуру регистрации, в ходе которой осуществляется сбор необходимых данных: полного имени, уникального псевдонима (username) и адреса электронной почты. На данном этапе внедрены механизмы предварительной валидации, предотвращающие отправку пустых полей или некорректных адресов, что снижает нагрузку на серверную часть и ускоряет процесс регистрации.</w:t>
+      </w:r>
+    </w:p>
+    <w:p>
+      <w:r>
+        <w:rPr>
+          <w:lang/>
+        </w:rPr>
+        <w:t xml:space="preserve">После создания учетной записи или при повторном входе в систему пользователь перенаправляется на форму аутентификации. Взаимодействие с данной формой инициирует процесс обмена данными с сервером для получения JWT-токена, который в дальнейшем используется для авторизации всех последующих запросов. Интерфейс этих страниц спроектирован таким образом, чтобы минимизировать когнитивную нагрузку, предлагая </w:t>
+      </w:r>
+      <w:r>
+        <w:rPr>
+          <w:lang/>
+        </w:rPr>
+        <w:lastRenderedPageBreak/>
+        <w:t xml:space="preserve">пользователю сфокусироваться на вводе учетных данных в центре экрана. </w:t>
+      </w:r>
+    </w:p>
+    <w:p/>
+    <w:p>
+      <w:pPr>
+        <w:ind w:firstLine="0"/>
+        <w:jc w:val="center"/>
+      </w:pPr>
+      <w:r>
+        <w:drawing>
+          <wp:inline distT="0" distB="0" distL="0" distR="0" wp14:anchorId="6895CDFD" wp14:editId="560C5E3E">
+            <wp:extent cx="4937760" cy="3517396"/>
+            <wp:effectExtent l="0" t="0" r="0" b="6985"/>
+            <wp:docPr id="114250232" name="Рисунок 1"/>
+            <wp:cNvGraphicFramePr>
+              <a:graphicFrameLocks xmlns:a="http://schemas.openxmlformats.org/drawingml/2006/main" noChangeAspect="1"/>
+            </wp:cNvGraphicFramePr>
+            <a:graphic xmlns:a="http://schemas.openxmlformats.org/drawingml/2006/main">
+              <a:graphicData uri="http://schemas.openxmlformats.org/drawingml/2006/picture">
+                <pic:pic xmlns:pic="http://schemas.openxmlformats.org/drawingml/2006/picture">
+                  <pic:nvPicPr>
+                    <pic:cNvPr id="114250232" name=""/>
+                    <pic:cNvPicPr/>
+                  </pic:nvPicPr>
+                  <pic:blipFill>
+                    <a:blip r:embed="rId27"/>
+                    <a:stretch>
+                      <a:fillRect/>
+                    </a:stretch>
+                  </pic:blipFill>
+                  <pic:spPr>
+                    <a:xfrm>
+                      <a:off x="0" y="0"/>
+                      <a:ext cx="4943069" cy="3521178"/>
+                    </a:xfrm>
+                    <a:prstGeom prst="rect">
+                      <a:avLst/>
+                    </a:prstGeom>
+                  </pic:spPr>
+                </pic:pic>
+              </a:graphicData>
+            </a:graphic>
+          </wp:inline>
+        </w:drawing>
+      </w:r>
+    </w:p>
+    <w:p>
+      <w:pPr>
+        <w:ind w:firstLine="0"/>
+      </w:pPr>
+    </w:p>
+    <w:p>
+      <w:pPr>
+        <w:jc w:val="center"/>
+      </w:pPr>
+      <w:r>
+        <w:t>Рисунок 3.</w:t>
+      </w:r>
+      <w:r>
+        <w:t>9</w:t>
+      </w:r>
+      <w:r>
+        <w:t xml:space="preserve"> – </w:t>
+      </w:r>
+      <w:r>
+        <w:t>Окно регистрации</w:t>
+      </w:r>
+    </w:p>
+    <w:p>
+      <w:pPr>
+        <w:ind w:firstLine="0"/>
+      </w:pPr>
+    </w:p>
+    <w:p>
+      <w:pPr>
+        <w:ind w:firstLine="0"/>
+        <w:jc w:val="center"/>
+      </w:pPr>
+      <w:r>
+        <w:drawing>
+          <wp:inline distT="0" distB="0" distL="0" distR="0" wp14:anchorId="3388499D" wp14:editId="0E7CE4C1">
+            <wp:extent cx="4691679" cy="3498574"/>
+            <wp:effectExtent l="0" t="0" r="0" b="6985"/>
+            <wp:docPr id="20169102" name="Рисунок 1"/>
+            <wp:cNvGraphicFramePr>
+              <a:graphicFrameLocks xmlns:a="http://schemas.openxmlformats.org/drawingml/2006/main" noChangeAspect="1"/>
+            </wp:cNvGraphicFramePr>
+            <a:graphic xmlns:a="http://schemas.openxmlformats.org/drawingml/2006/main">
+              <a:graphicData uri="http://schemas.openxmlformats.org/drawingml/2006/picture">
+                <pic:pic xmlns:pic="http://schemas.openxmlformats.org/drawingml/2006/picture">
+                  <pic:nvPicPr>
+                    <pic:cNvPr id="20169102" name=""/>
+                    <pic:cNvPicPr/>
+                  </pic:nvPicPr>
+                  <pic:blipFill>
+                    <a:blip r:embed="rId28"/>
+                    <a:stretch>
+                      <a:fillRect/>
+                    </a:stretch>
+                  </pic:blipFill>
+                  <pic:spPr>
+                    <a:xfrm>
+                      <a:off x="0" y="0"/>
+                      <a:ext cx="4700252" cy="3504967"/>
+                    </a:xfrm>
+                    <a:prstGeom prst="rect">
+                      <a:avLst/>
+                    </a:prstGeom>
+                  </pic:spPr>
+                </pic:pic>
+              </a:graphicData>
+            </a:graphic>
+          </wp:inline>
+        </w:drawing>
+      </w:r>
+    </w:p>
+    <w:p>
+      <w:pPr>
+        <w:ind w:firstLine="0"/>
+      </w:pPr>
+    </w:p>
+    <w:p>
+      <w:pPr>
+        <w:jc w:val="center"/>
+      </w:pPr>
+      <w:r>
+        <w:t>Рисунок 3.</w:t>
+      </w:r>
+      <w:r>
+        <w:t>10</w:t>
+      </w:r>
+      <w:r>
+        <w:t xml:space="preserve"> – </w:t>
+      </w:r>
+      <w:r>
+        <w:t>Окно авторизации</w:t>
+      </w:r>
+    </w:p>
+    <w:p>
+      <w:pPr>
+        <w:widowControl/>
+        <w:spacing w:after="160" w:line="278" w:lineRule="auto"/>
+        <w:ind w:firstLine="0"/>
+        <w:jc w:val="left"/>
+      </w:pPr>
+      <w:r>
+        <w:br w:type="page"/>
+      </w:r>
+    </w:p>
+    <w:p>
+      <w:pPr>
+        <w:spacing w:line="360" w:lineRule="exact"/>
+        <w:rPr>
+          <w:lang/>
+        </w:rPr>
+      </w:pPr>
+      <w:r>
+        <w:rPr>
+          <w:lang/>
+        </w:rPr>
+        <w:lastRenderedPageBreak/>
+        <w:t>После успешной аутентификации пользователь попадает в основное рабочее пространство приложения. Интерфейс главной страницы разделен на две функциональные зоны: боковую панель (Sidebar) для управления списком диалогов и основную область чата (ChatWindow). Такое разделение позволяет сохранять контекст общения, обеспечивая при этом быстрый доступ к навигации.</w:t>
+      </w:r>
+      <w:r>
+        <w:t xml:space="preserve"> </w:t>
+      </w:r>
+    </w:p>
+    <w:p>
+      <w:pPr>
+        <w:spacing w:line="360" w:lineRule="exact"/>
+        <w:rPr>
+          <w:lang/>
+        </w:rPr>
+      </w:pPr>
+      <w:r>
+        <w:rPr>
+          <w:lang/>
+        </w:rPr>
+        <w:t>Боковая панель включает в себя инструменты для глобального поиска пользователей и фильтрации активных диалогов по категориям (личные сообщения, группы). Для удобства администрирования здесь же расположены кнопки быстрого создания новых чатов и перехода к настройкам профиля. Список чатов динамически обновляется: для каждого элемента отображается аватар собеседника, заголовок, последнее сообщение и индикация непрочитанных уведомлений.</w:t>
+      </w:r>
+    </w:p>
+    <w:p>
+      <w:pPr>
+        <w:ind w:firstLine="0"/>
+        <w:rPr>
+          <w:lang/>
+        </w:rPr>
+      </w:pPr>
+    </w:p>
+    <w:p>
+      <w:pPr>
+        <w:ind w:firstLine="0"/>
+        <w:jc w:val="center"/>
+        <w:rPr>
+          <w:lang w:val="en-US"/>
+        </w:rPr>
+      </w:pPr>
+      <w:r>
+        <w:rPr>
+          <w:lang w:val="en-US"/>
+        </w:rPr>
+        <w:drawing>
+          <wp:inline distT="0" distB="0" distL="0" distR="0" wp14:anchorId="686075FC" wp14:editId="579B3563">
+            <wp:extent cx="2673240" cy="4320000"/>
+            <wp:effectExtent l="0" t="0" r="0" b="4445"/>
+            <wp:docPr id="828532160" name="Рисунок 1"/>
+            <wp:cNvGraphicFramePr>
+              <a:graphicFrameLocks xmlns:a="http://schemas.openxmlformats.org/drawingml/2006/main" noChangeAspect="1"/>
+            </wp:cNvGraphicFramePr>
+            <a:graphic xmlns:a="http://schemas.openxmlformats.org/drawingml/2006/main">
+              <a:graphicData uri="http://schemas.openxmlformats.org/drawingml/2006/picture">
+                <pic:pic xmlns:pic="http://schemas.openxmlformats.org/drawingml/2006/picture">
+                  <pic:nvPicPr>
+                    <pic:cNvPr id="828532160" name=""/>
+                    <pic:cNvPicPr/>
+                  </pic:nvPicPr>
+                  <pic:blipFill>
+                    <a:blip r:embed="rId29"/>
+                    <a:stretch>
+                      <a:fillRect/>
+                    </a:stretch>
+                  </pic:blipFill>
+                  <pic:spPr>
+                    <a:xfrm>
+                      <a:off x="0" y="0"/>
+                      <a:ext cx="2673240" cy="4320000"/>
+                    </a:xfrm>
+                    <a:prstGeom prst="rect">
+                      <a:avLst/>
+                    </a:prstGeom>
+                  </pic:spPr>
+                </pic:pic>
+              </a:graphicData>
+            </a:graphic>
+          </wp:inline>
+        </w:drawing>
+      </w:r>
+    </w:p>
+    <w:p>
+      <w:pPr>
+        <w:ind w:firstLine="0"/>
+        <w:rPr>
+          <w:lang w:val="en-US"/>
+        </w:rPr>
+      </w:pPr>
+    </w:p>
+    <w:p>
+      <w:pPr>
+        <w:jc w:val="center"/>
+      </w:pPr>
+      <w:r>
+        <w:t>Рисунок 3.</w:t>
+      </w:r>
+      <w:r>
+        <w:t>1</w:t>
+      </w:r>
+      <w:r>
+        <w:rPr>
+          <w:lang w:val="en-US"/>
+        </w:rPr>
+        <w:t>1</w:t>
+      </w:r>
+      <w:r>
+        <w:t xml:space="preserve"> – </w:t>
+      </w:r>
+      <w:r>
+        <w:t>Боковая панель</w:t>
+      </w:r>
+    </w:p>
+    <w:p>
+      <w:pPr>
+        <w:ind w:firstLine="0"/>
+        <w:jc w:val="center"/>
+      </w:pPr>
+    </w:p>
+    <w:p>
+      <w:pPr>
+        <w:spacing w:line="360" w:lineRule="exact"/>
+        <w:rPr>
+          <w:lang/>
+        </w:rPr>
+      </w:pPr>
+      <w:r>
+        <w:rPr>
+          <w:lang/>
+        </w:rPr>
+        <w:t xml:space="preserve">Центральную часть интерфейса занимает окно активного диалога. В верхней части окна (Header) отображается текущий статус собеседника и инструменты управления конкретным чатом, включая поиск по истории сообщений и панель детальной информации. Одной из ключевых </w:t>
+      </w:r>
+      <w:r>
+        <w:rPr>
+          <w:lang/>
+        </w:rPr>
+        <w:lastRenderedPageBreak/>
+        <w:t>особенностей интерфейса является закрепленная область для важных сообщений (Pinned Messages), расположенная непосредственно под заголовком чата.</w:t>
+      </w:r>
+    </w:p>
+    <w:p>
+      <w:pPr>
+        <w:spacing w:line="360" w:lineRule="exact"/>
+        <w:rPr>
+          <w:lang/>
+        </w:rPr>
+      </w:pPr>
+      <w:r>
+        <w:rPr>
+          <w:lang/>
+        </w:rPr>
+        <w:t>Основная область сообщений поддерживает бесконечную прокрутку с автоматической подгрузкой истории. Сообщения визуально разделены на входящие и исходящие, снабжены временными метками и индикаторами редактирования. Нижняя часть окна содержит поле ввода с поддержкой многострочного текста. В случае отсутствия прав на отправку сообщений (например, в информационных каналах) поле ввода автоматически заменяется на соответствующее уведомление, информирующее пользователя об ограничениях.</w:t>
+      </w:r>
+    </w:p>
+    <w:p>
+      <w:pPr>
+        <w:ind w:firstLine="0"/>
+        <w:jc w:val="center"/>
+        <w:rPr>
+          <w:lang/>
+        </w:rPr>
+      </w:pPr>
+    </w:p>
+    <w:p>
+      <w:pPr>
+        <w:ind w:firstLine="0"/>
+        <w:jc w:val="center"/>
+      </w:pPr>
+      <w:r>
+        <w:drawing>
+          <wp:inline distT="0" distB="0" distL="0" distR="0" wp14:anchorId="785C05EE" wp14:editId="7D5C7C09">
+            <wp:extent cx="5940425" cy="3843655"/>
+            <wp:effectExtent l="0" t="0" r="3175" b="4445"/>
+            <wp:docPr id="1652455707" name="Рисунок 1"/>
+            <wp:cNvGraphicFramePr>
+              <a:graphicFrameLocks xmlns:a="http://schemas.openxmlformats.org/drawingml/2006/main" noChangeAspect="1"/>
+            </wp:cNvGraphicFramePr>
+            <a:graphic xmlns:a="http://schemas.openxmlformats.org/drawingml/2006/main">
+              <a:graphicData uri="http://schemas.openxmlformats.org/drawingml/2006/picture">
+                <pic:pic xmlns:pic="http://schemas.openxmlformats.org/drawingml/2006/picture">
+                  <pic:nvPicPr>
+                    <pic:cNvPr id="1652455707" name=""/>
+                    <pic:cNvPicPr/>
+                  </pic:nvPicPr>
+                  <pic:blipFill>
+                    <a:blip r:embed="rId30"/>
+                    <a:stretch>
+                      <a:fillRect/>
+                    </a:stretch>
+                  </pic:blipFill>
+                  <pic:spPr>
+                    <a:xfrm>
+                      <a:off x="0" y="0"/>
+                      <a:ext cx="5940425" cy="3843655"/>
+                    </a:xfrm>
+                    <a:prstGeom prst="rect">
+                      <a:avLst/>
+                    </a:prstGeom>
+                  </pic:spPr>
+                </pic:pic>
+              </a:graphicData>
+            </a:graphic>
+          </wp:inline>
+        </w:drawing>
+      </w:r>
+    </w:p>
+    <w:p>
+      <w:pPr>
+        <w:ind w:firstLine="0"/>
+        <w:jc w:val="center"/>
+      </w:pPr>
+    </w:p>
+    <w:p>
+      <w:pPr>
+        <w:ind w:firstLine="0"/>
+        <w:jc w:val="center"/>
+      </w:pPr>
+      <w:r>
+        <w:t>Рисунок 3.</w:t>
+      </w:r>
+      <w:r>
+        <w:t>12</w:t>
+      </w:r>
+      <w:r>
+        <w:t xml:space="preserve"> – </w:t>
+      </w:r>
+      <w:r>
+        <w:t>Окно чата</w:t>
+      </w:r>
+    </w:p>
+    <w:p>
+      <w:pPr>
+        <w:ind w:firstLine="0"/>
+        <w:jc w:val="center"/>
+      </w:pPr>
+    </w:p>
+    <w:p>
+      <w:pPr>
+        <w:spacing w:line="360" w:lineRule="exact"/>
+      </w:pPr>
+      <w:r>
+        <w:t>Для расширения круга общения и создания тематических сообществ в приложении реализован функционал создания новых чатов через специализированное модальное окно. Данный компонент позволяет пользователю выбрать один из двух типов сущностей: приватную группу для совместного обсуждения или информационный канал с ограниченными правами публикации</w:t>
+      </w:r>
+      <w:r>
+        <w:t>.</w:t>
+      </w:r>
+    </w:p>
+    <w:p>
+      <w:pPr>
+        <w:jc w:val="center"/>
+      </w:pPr>
+      <w:r>
+        <w:lastRenderedPageBreak/>
+        <w:drawing>
+          <wp:inline distT="0" distB="0" distL="0" distR="0" wp14:anchorId="2029B34A" wp14:editId="035AA5DE">
+            <wp:extent cx="2913797" cy="2203240"/>
+            <wp:effectExtent l="0" t="0" r="1270" b="6985"/>
+            <wp:docPr id="1791601272" name="Рисунок 1"/>
+            <wp:cNvGraphicFramePr>
+              <a:graphicFrameLocks xmlns:a="http://schemas.openxmlformats.org/drawingml/2006/main" noChangeAspect="1"/>
+            </wp:cNvGraphicFramePr>
+            <a:graphic xmlns:a="http://schemas.openxmlformats.org/drawingml/2006/main">
+              <a:graphicData uri="http://schemas.openxmlformats.org/drawingml/2006/picture">
+                <pic:pic xmlns:pic="http://schemas.openxmlformats.org/drawingml/2006/picture">
+                  <pic:nvPicPr>
+                    <pic:cNvPr id="1791601272" name=""/>
+                    <pic:cNvPicPr/>
+                  </pic:nvPicPr>
+                  <pic:blipFill>
+                    <a:blip r:embed="rId31"/>
+                    <a:stretch>
+                      <a:fillRect/>
+                    </a:stretch>
+                  </pic:blipFill>
+                  <pic:spPr>
+                    <a:xfrm>
+                      <a:off x="0" y="0"/>
+                      <a:ext cx="2916136" cy="2205008"/>
+                    </a:xfrm>
+                    <a:prstGeom prst="rect">
+                      <a:avLst/>
+                    </a:prstGeom>
+                  </pic:spPr>
+                </pic:pic>
+              </a:graphicData>
+            </a:graphic>
+          </wp:inline>
+        </w:drawing>
+      </w:r>
+    </w:p>
+    <w:p>
+      <w:pPr>
+        <w:jc w:val="center"/>
+      </w:pPr>
+    </w:p>
+    <w:p>
+      <w:pPr>
+        <w:ind w:firstLine="0"/>
+        <w:jc w:val="center"/>
+      </w:pPr>
+      <w:r>
+        <w:t>Рисунок 3.</w:t>
+      </w:r>
+      <w:r>
+        <w:t>1</w:t>
+      </w:r>
+      <w:r>
+        <w:t>3</w:t>
+      </w:r>
+      <w:r>
+        <w:t xml:space="preserve"> – </w:t>
+      </w:r>
+      <w:r>
+        <w:t>Окно</w:t>
+      </w:r>
+      <w:r>
+        <w:t xml:space="preserve"> создания</w:t>
+      </w:r>
+      <w:r>
+        <w:t xml:space="preserve"> чата</w:t>
+      </w:r>
+    </w:p>
+    <w:p>
+      <w:pPr>
+        <w:ind w:firstLine="0"/>
+        <w:jc w:val="center"/>
+      </w:pPr>
+    </w:p>
+    <w:p>
+      <w:pPr>
+        <w:spacing w:line="360" w:lineRule="exact"/>
+        <w:rPr>
+          <w:lang/>
+        </w:rPr>
+      </w:pPr>
+      <w:r>
+        <w:rPr>
+          <w:lang/>
+        </w:rPr>
+        <w:t>Персонализация учетной записи осуществляется через интерфейс настроек профиля. Данный раздел позволяет пользователю актуализировать свои персональные данные: изменять отображаемое имя</w:t>
+      </w:r>
+      <w:r>
+        <w:t>,</w:t>
+      </w:r>
+      <w:r>
+        <w:rPr>
+          <w:lang/>
+        </w:rPr>
+        <w:t xml:space="preserve"> управлять уникальным идентификатором пользователя</w:t>
+      </w:r>
+      <w:r>
+        <w:t xml:space="preserve"> и изменять аватар</w:t>
+      </w:r>
+      <w:r>
+        <w:rPr>
+          <w:lang/>
+        </w:rPr>
+        <w:t>.</w:t>
+      </w:r>
+    </w:p>
+    <w:p>
+      <w:pPr>
+        <w:spacing w:line="360" w:lineRule="exact"/>
+        <w:rPr>
+          <w:lang/>
+        </w:rPr>
+      </w:pPr>
+      <w:r>
+        <w:rPr>
+          <w:lang/>
+        </w:rPr>
+        <w:t>Технически форма редактирования тесно интегрирована с сервисом управления состоянием. При внесении изменений данные отправляются на сервер через соответствующий эндпоинт API, после чего глобальный объект пользователя в хранилище приложения синхронизируется с обновленным ответом от сервера. Это позволяет избежать несоответствия данных: например, новое имя пользователя мгновенно отображается во всех активных чатах и сайдбаре без необходимости перезагрузки страницы.</w:t>
+      </w:r>
+    </w:p>
+    <w:p>
+      <w:pPr>
+        <w:ind w:firstLine="0"/>
+        <w:rPr>
+          <w:lang/>
+        </w:rPr>
+      </w:pPr>
+    </w:p>
+    <w:p>
+      <w:pPr>
+        <w:jc w:val="center"/>
+      </w:pPr>
+      <w:r>
+        <w:drawing>
+          <wp:inline distT="0" distB="0" distL="0" distR="0" wp14:anchorId="2A6A5B24" wp14:editId="7A9DCA59">
+            <wp:extent cx="2206910" cy="2975212"/>
+            <wp:effectExtent l="0" t="0" r="3175" b="0"/>
+            <wp:docPr id="1375988524" name="Рисунок 1"/>
+            <wp:cNvGraphicFramePr>
+              <a:graphicFrameLocks xmlns:a="http://schemas.openxmlformats.org/drawingml/2006/main" noChangeAspect="1"/>
+            </wp:cNvGraphicFramePr>
+            <a:graphic xmlns:a="http://schemas.openxmlformats.org/drawingml/2006/main">
+              <a:graphicData uri="http://schemas.openxmlformats.org/drawingml/2006/picture">
+                <pic:pic xmlns:pic="http://schemas.openxmlformats.org/drawingml/2006/picture">
+                  <pic:nvPicPr>
+                    <pic:cNvPr id="1375988524" name=""/>
+                    <pic:cNvPicPr/>
+                  </pic:nvPicPr>
+                  <pic:blipFill>
+                    <a:blip r:embed="rId32"/>
+                    <a:stretch>
+                      <a:fillRect/>
+                    </a:stretch>
+                  </pic:blipFill>
+                  <pic:spPr>
+                    <a:xfrm>
+                      <a:off x="0" y="0"/>
+                      <a:ext cx="2209905" cy="2979250"/>
+                    </a:xfrm>
+                    <a:prstGeom prst="rect">
+                      <a:avLst/>
+                    </a:prstGeom>
+                  </pic:spPr>
+                </pic:pic>
+              </a:graphicData>
+            </a:graphic>
+          </wp:inline>
+        </w:drawing>
+      </w:r>
+    </w:p>
+    <w:p>
+      <w:pPr>
+        <w:jc w:val="center"/>
+      </w:pPr>
+    </w:p>
+    <w:p>
+      <w:pPr>
+        <w:ind w:firstLine="0"/>
+        <w:jc w:val="center"/>
+      </w:pPr>
+      <w:r>
+        <w:t>Рисунок 3.</w:t>
+      </w:r>
+      <w:r>
+        <w:t>1</w:t>
+      </w:r>
+      <w:r>
+        <w:t>4</w:t>
+      </w:r>
+      <w:r>
+        <w:t xml:space="preserve"> – </w:t>
+      </w:r>
+      <w:r>
+        <w:t xml:space="preserve">Окно </w:t>
+      </w:r>
+      <w:r>
+        <w:t>изменения профиля</w:t>
+      </w:r>
+    </w:p>
+    <w:p>
+      <w:pPr>
+        <w:pStyle w:val="1"/>
+        <w:ind w:firstLine="708"/>
+        <w:rPr>
+          <w:rFonts w:ascii="Times New Roman" w:hAnsi="Times New Roman" w:cs="Times New Roman"/>
+          <w:b/>
+          <w:bCs/>
+          <w:color w:val="000000" w:themeColor="text1"/>
+          <w:sz w:val="28"/>
+          <w:szCs w:val="28"/>
+          <w:lang/>
+        </w:rPr>
+      </w:pPr>
+      <w:bookmarkStart w:id="22" w:name="_Toc228216031"/>
+      <w:r>
+        <w:rPr>
+          <w:rFonts w:ascii="Times New Roman" w:hAnsi="Times New Roman" w:cs="Times New Roman"/>
+          <w:b/>
+          <w:bCs/>
+          <w:color w:val="000000" w:themeColor="text1"/>
+          <w:sz w:val="28"/>
+          <w:szCs w:val="28"/>
+          <w:lang/>
+        </w:rPr>
+        <w:lastRenderedPageBreak/>
+        <w:t>4 РАЗВЕРТЫВАНИЕ И ТЕСТИРОВАНИЕ</w:t>
+      </w:r>
+      <w:bookmarkEnd w:id="22"/>
+    </w:p>
+    <w:p>
+      <w:pPr>
+        <w:jc w:val="center"/>
+      </w:pPr>
+    </w:p>
+    <w:p>
+      <w:r>
+        <w:t>Тут вставлю скриншот тестов, дам информацию о развертывании, поясню важность тестирования ПО.</w:t>
+      </w:r>
+    </w:p>
+    <w:p>
+      <w:pPr>
+        <w:widowControl/>
+        <w:spacing w:after="160" w:line="278" w:lineRule="auto"/>
+        <w:ind w:firstLine="0"/>
+        <w:jc w:val="left"/>
+      </w:pPr>
+      <w:r>
+        <w:br w:type="page"/>
+      </w:r>
+    </w:p>
+    <w:p>
+      <w:pPr>
+        <w:pStyle w:val="1"/>
+        <w:ind w:firstLine="708"/>
+        <w:rPr>
+          <w:rFonts w:ascii="Times New Roman" w:hAnsi="Times New Roman" w:cs="Times New Roman"/>
+          <w:b/>
+          <w:bCs/>
+          <w:color w:val="000000" w:themeColor="text1"/>
+          <w:sz w:val="28"/>
+          <w:szCs w:val="28"/>
+        </w:rPr>
+      </w:pPr>
+      <w:bookmarkStart w:id="23" w:name="_Toc228216032"/>
+      <w:r>
+        <w:rPr>
+          <w:rFonts w:ascii="Times New Roman" w:hAnsi="Times New Roman" w:cs="Times New Roman"/>
+          <w:b/>
+          <w:bCs/>
+          <w:color w:val="000000" w:themeColor="text1"/>
+          <w:sz w:val="28"/>
+          <w:szCs w:val="28"/>
+        </w:rPr>
+        <w:lastRenderedPageBreak/>
+        <w:t>ЗАКЛЮЧЕНИЕ</w:t>
+      </w:r>
+      <w:bookmarkEnd w:id="23"/>
+    </w:p>
+    <w:p/>
+    <w:p>
+      <w:r>
+        <w:t>Тут будет заключение.</w:t>
+      </w:r>
+    </w:p>
+    <w:p>
+      <w:pPr>
+        <w:widowControl/>
+        <w:spacing w:after="160" w:line="278" w:lineRule="auto"/>
+        <w:ind w:firstLine="0"/>
+        <w:jc w:val="left"/>
+      </w:pPr>
+      <w:r>
+        <w:br w:type="page"/>
+      </w:r>
+    </w:p>
+    <w:p>
+      <w:pPr>
+        <w:pStyle w:val="1"/>
+        <w:ind w:firstLine="708"/>
+        <w:jc w:val="both"/>
+        <w:rPr>
+          <w:rFonts w:ascii="Times New Roman" w:hAnsi="Times New Roman" w:cs="Times New Roman"/>
+          <w:b/>
+          <w:bCs/>
+          <w:color w:val="000000" w:themeColor="text1"/>
+          <w:sz w:val="28"/>
+          <w:szCs w:val="28"/>
+        </w:rPr>
+      </w:pPr>
+      <w:bookmarkStart w:id="24" w:name="_Toc228216033"/>
+      <w:r>
+        <w:rPr>
+          <w:rFonts w:ascii="Times New Roman" w:hAnsi="Times New Roman" w:cs="Times New Roman"/>
+          <w:b/>
+          <w:bCs/>
+          <w:color w:val="000000" w:themeColor="text1"/>
+          <w:sz w:val="28"/>
+          <w:szCs w:val="28"/>
+        </w:rPr>
+        <w:lastRenderedPageBreak/>
+        <w:t>CПИСОК</w:t>
+      </w:r>
+      <w:r>
+        <w:rPr>
+          <w:rFonts w:ascii="Times New Roman" w:hAnsi="Times New Roman" w:cs="Times New Roman"/>
+          <w:b/>
+          <w:bCs/>
+          <w:color w:val="000000" w:themeColor="text1"/>
+          <w:sz w:val="28"/>
+          <w:szCs w:val="28"/>
+        </w:rPr>
+        <w:t xml:space="preserve"> </w:t>
+      </w:r>
+      <w:r>
+        <w:rPr>
+          <w:rFonts w:ascii="Times New Roman" w:hAnsi="Times New Roman" w:cs="Times New Roman"/>
+          <w:b/>
+          <w:bCs/>
+          <w:color w:val="000000" w:themeColor="text1"/>
+          <w:sz w:val="28"/>
+          <w:szCs w:val="28"/>
+        </w:rPr>
+        <w:t>ИСПОЛЬЗОВАННЫХ</w:t>
+      </w:r>
+      <w:r>
+        <w:rPr>
+          <w:rFonts w:ascii="Times New Roman" w:hAnsi="Times New Roman" w:cs="Times New Roman"/>
+          <w:b/>
+          <w:bCs/>
+          <w:color w:val="000000" w:themeColor="text1"/>
+          <w:sz w:val="28"/>
+          <w:szCs w:val="28"/>
+        </w:rPr>
+        <w:t xml:space="preserve"> </w:t>
+      </w:r>
+      <w:r>
+        <w:rPr>
+          <w:rFonts w:ascii="Times New Roman" w:hAnsi="Times New Roman" w:cs="Times New Roman"/>
+          <w:b/>
+          <w:bCs/>
+          <w:color w:val="000000" w:themeColor="text1"/>
+          <w:sz w:val="28"/>
+          <w:szCs w:val="28"/>
+        </w:rPr>
+        <w:t>ИСТОЧНИКОВ</w:t>
+      </w:r>
+      <w:bookmarkEnd w:id="24"/>
+    </w:p>
+    <w:p/>
+    <w:p>
+      <w:r>
+        <w:t>Тут приведу использованную литературу.</w:t>
+      </w:r>
     </w:p>
     <w:sectPr>
-      <w:footerReference w:type="default" r:id="rId16"/>
-      <w:footerReference w:type="first" r:id="rId17"/>
+      <w:footerReference w:type="default" r:id="rId33"/>
+      <w:footerReference w:type="first" r:id="rId34"/>
       <w:pgSz w:w="11906" w:h="16838"/>
       <w:pgMar w:top="1134" w:right="850" w:bottom="1134" w:left="1701" w:header="708" w:footer="567" w:gutter="0"/>
       <w:pgNumType w:start="5"/>
@@ -3732,7 +9129,6 @@
     <w:next w:val="a"/>
     <w:link w:val="30"/>
     <w:uiPriority w:val="9"/>
-    <w:semiHidden/>
     <w:unhideWhenUsed/>
     <w:qFormat/>
     <w:rsid w:val="00BC562B"/>
@@ -3983,7 +9379,6 @@
     <w:basedOn w:val="a0"/>
     <w:link w:val="3"/>
     <w:uiPriority w:val="9"/>
-    <w:semiHidden/>
     <w:rsid w:val="00BC562B"/>
     <w:rPr>
       <w:rFonts w:eastAsiaTheme="majorEastAsia" w:cstheme="majorBidi"/>
@@ -4357,9 +9752,12 @@
     <w:autoRedefine/>
     <w:uiPriority w:val="39"/>
     <w:unhideWhenUsed/>
-    <w:rsid w:val="00AD1253"/>
+    <w:rsid w:val="00A85924"/>
     <w:pPr>
-      <w:spacing w:after="100"/>
+      <w:tabs>
+        <w:tab w:val="right" w:leader="dot" w:pos="9345"/>
+      </w:tabs>
+      <w:spacing w:line="360" w:lineRule="exact"/>
     </w:pPr>
   </w:style>
   <w:style w:type="paragraph" w:styleId="23">
@@ -4404,6 +9802,107 @@
       <w:szCs w:val="28"/>
       <w14:ligatures w14:val="none"/>
     </w:rPr>
+  </w:style>
+  <w:style w:type="character" w:styleId="af3">
+    <w:name w:val="Unresolved Mention"/>
+    <w:basedOn w:val="a0"/>
+    <w:uiPriority w:val="99"/>
+    <w:semiHidden/>
+    <w:unhideWhenUsed/>
+    <w:rsid w:val="002C009D"/>
+    <w:rPr>
+      <w:color w:val="605E5C"/>
+      <w:shd w:val="clear" w:color="auto" w:fill="E1DFDD"/>
+    </w:rPr>
+  </w:style>
+  <w:style w:type="table" w:styleId="af4">
+    <w:name w:val="Table Grid"/>
+    <w:basedOn w:val="a1"/>
+    <w:uiPriority w:val="39"/>
+    <w:rsid w:val="00804071"/>
+    <w:pPr>
+      <w:spacing w:after="0" w:line="240" w:lineRule="auto"/>
+    </w:pPr>
+    <w:tblPr>
+      <w:tblBorders>
+        <w:top w:val="single" w:sz="4" w:space="0" w:color="auto"/>
+        <w:left w:val="single" w:sz="4" w:space="0" w:color="auto"/>
+        <w:bottom w:val="single" w:sz="4" w:space="0" w:color="auto"/>
+        <w:right w:val="single" w:sz="4" w:space="0" w:color="auto"/>
+        <w:insideH w:val="single" w:sz="4" w:space="0" w:color="auto"/>
+        <w:insideV w:val="single" w:sz="4" w:space="0" w:color="auto"/>
+      </w:tblBorders>
+    </w:tblPr>
+  </w:style>
+  <w:style w:type="table" w:styleId="-1">
+    <w:name w:val="Grid Table 1 Light"/>
+    <w:basedOn w:val="a1"/>
+    <w:uiPriority w:val="46"/>
+    <w:rsid w:val="00804071"/>
+    <w:pPr>
+      <w:spacing w:after="0" w:line="240" w:lineRule="auto"/>
+    </w:pPr>
+    <w:tblPr>
+      <w:tblStyleRowBandSize w:val="1"/>
+      <w:tblStyleColBandSize w:val="1"/>
+      <w:tblBorders>
+        <w:top w:val="single" w:sz="4" w:space="0" w:color="999999" w:themeColor="text1" w:themeTint="66"/>
+        <w:left w:val="single" w:sz="4" w:space="0" w:color="999999" w:themeColor="text1" w:themeTint="66"/>
+        <w:bottom w:val="single" w:sz="4" w:space="0" w:color="999999" w:themeColor="text1" w:themeTint="66"/>
+        <w:right w:val="single" w:sz="4" w:space="0" w:color="999999" w:themeColor="text1" w:themeTint="66"/>
+        <w:insideH w:val="single" w:sz="4" w:space="0" w:color="999999" w:themeColor="text1" w:themeTint="66"/>
+        <w:insideV w:val="single" w:sz="4" w:space="0" w:color="999999" w:themeColor="text1" w:themeTint="66"/>
+      </w:tblBorders>
+    </w:tblPr>
+    <w:tblStylePr w:type="firstRow">
+      <w:rPr>
+        <w:b/>
+        <w:bCs/>
+      </w:rPr>
+      <w:tblPr/>
+      <w:tcPr>
+        <w:tcBorders>
+          <w:bottom w:val="single" w:sz="12" w:space="0" w:color="666666" w:themeColor="text1" w:themeTint="99"/>
+        </w:tcBorders>
+      </w:tcPr>
+    </w:tblStylePr>
+    <w:tblStylePr w:type="lastRow">
+      <w:rPr>
+        <w:b/>
+        <w:bCs/>
+      </w:rPr>
+      <w:tblPr/>
+      <w:tcPr>
+        <w:tcBorders>
+          <w:top w:val="double" w:sz="2" w:space="0" w:color="666666" w:themeColor="text1" w:themeTint="99"/>
+        </w:tcBorders>
+      </w:tcPr>
+    </w:tblStylePr>
+    <w:tblStylePr w:type="firstCol">
+      <w:rPr>
+        <w:b/>
+        <w:bCs/>
+      </w:rPr>
+    </w:tblStylePr>
+    <w:tblStylePr w:type="lastCol">
+      <w:rPr>
+        <w:b/>
+        <w:bCs/>
+      </w:rPr>
+    </w:tblStylePr>
+  </w:style>
+  <w:style w:type="paragraph" w:styleId="31">
+    <w:name w:val="toc 3"/>
+    <w:basedOn w:val="a"/>
+    <w:next w:val="a"/>
+    <w:autoRedefine/>
+    <w:uiPriority w:val="39"/>
+    <w:unhideWhenUsed/>
+    <w:rsid w:val="00A85924"/>
+    <w:pPr>
+      <w:spacing w:after="100"/>
+      <w:ind w:left="560"/>
+    </w:pPr>
   </w:style>
 </w:styles>
 </file>

--- a/docs/report.docx
+++ b/docs/report.docx
@@ -7798,10 +7798,10 @@
           <w:lang w:val="en-US"/>
         </w:rPr>
         <w:drawing>
-          <wp:inline distT="0" distB="0" distL="0" distR="0" wp14:anchorId="686075FC" wp14:editId="579B3563">
-            <wp:extent cx="2673240" cy="4320000"/>
-            <wp:effectExtent l="0" t="0" r="0" b="4445"/>
-            <wp:docPr id="828532160" name="Рисунок 1"/>
+          <wp:inline distT="0" distB="0" distL="0" distR="0" wp14:anchorId="12E88DD3" wp14:editId="765EF3B7">
+            <wp:extent cx="2671200" cy="3903644"/>
+            <wp:effectExtent l="0" t="0" r="0" b="1905"/>
+            <wp:docPr id="698208079" name="Рисунок 1"/>
             <wp:cNvGraphicFramePr>
               <a:graphicFrameLocks xmlns:a="http://schemas.openxmlformats.org/drawingml/2006/main" noChangeAspect="1"/>
             </wp:cNvGraphicFramePr>
@@ -7809,7 +7809,7 @@
               <a:graphicData uri="http://schemas.openxmlformats.org/drawingml/2006/picture">
                 <pic:pic xmlns:pic="http://schemas.openxmlformats.org/drawingml/2006/picture">
                   <pic:nvPicPr>
-                    <pic:cNvPr id="828532160" name=""/>
+                    <pic:cNvPr id="698208079" name=""/>
                     <pic:cNvPicPr/>
                   </pic:nvPicPr>
                   <pic:blipFill>
@@ -7821,7 +7821,7 @@
                   <pic:spPr>
                     <a:xfrm>
                       <a:off x="0" y="0"/>
-                      <a:ext cx="2673240" cy="4320000"/>
+                      <a:ext cx="2671200" cy="3903644"/>
                     </a:xfrm>
                     <a:prstGeom prst="rect">
                       <a:avLst/>
@@ -7882,14 +7882,14 @@
         <w:rPr>
           <w:lang/>
         </w:rPr>
-        <w:t xml:space="preserve">Центральную часть интерфейса занимает окно активного диалога. В верхней части окна (Header) отображается текущий статус собеседника и инструменты управления конкретным чатом, включая поиск по истории сообщений и панель детальной информации. Одной из ключевых </w:t>
+        <w:t xml:space="preserve">Центральную часть интерфейса занимает окно активного диалога. В верхней части окна (Header) отображается текущий статус собеседника и инструменты управления конкретным чатом, включая поиск по истории сообщений и панель детальной информации. Одной из ключевых особенностей интерфейса является закрепленная область для важных </w:t>
       </w:r>
       <w:r>
         <w:rPr>
           <w:lang/>
         </w:rPr>
         <w:lastRenderedPageBreak/>
-        <w:t>особенностей интерфейса является закрепленная область для важных сообщений (Pinned Messages), расположенная непосредственно под заголовком чата.</w:t>
+        <w:t>сообщений (Pinned Messages), расположенная непосредственно под заголовком чата.</w:t>
       </w:r>
     </w:p>
     <w:p>

--- a/docs/report.docx
+++ b/docs/report.docx
@@ -86,6 +86,13 @@
     <w:p>
       <w:pPr>
         <w:spacing w:line="240" w:lineRule="auto"/>
+        <w:ind w:firstLine="0"/>
+        <w:jc w:val="center"/>
+      </w:pPr>
+    </w:p>
+    <w:p>
+      <w:pPr>
+        <w:spacing w:line="240" w:lineRule="auto"/>
         <w:ind w:left="4960" w:firstLine="0"/>
         <w:jc w:val="center"/>
       </w:pPr>
@@ -243,7 +250,7 @@
           <w:b/>
           <w:bCs/>
         </w:rPr>
-        <w:t>РАЗРАБОТКА МНОГОЯЗЫЧНОГО КАЛЕНДАРЯ, УВЕДОМЛЯЮЩЕГО О ДНЯХ РОЖДЕНИЯ, ГОДОВЩИНАХ И ДРУГИХ СОБЫТИЯХ</w:t>
+        <w:t>КОРПОРАТИВНЫЙ МЕССЕНДЖЕР</w:t>
       </w:r>
       <w:r>
         <w:rPr>
@@ -267,6 +274,16 @@
         <w:spacing w:line="240" w:lineRule="auto"/>
         <w:ind w:firstLine="0"/>
         <w:jc w:val="center"/>
+        <w:rPr>
+          <w:b/>
+        </w:rPr>
+      </w:pPr>
+    </w:p>
+    <w:p>
+      <w:pPr>
+        <w:spacing w:line="240" w:lineRule="auto"/>
+        <w:ind w:firstLine="0"/>
+        <w:jc w:val="center"/>
       </w:pPr>
       <w:r>
         <w:t>БГУИР КП 6-05-0612-02 01</w:t>
@@ -277,6 +294,13 @@
       <w:r>
         <w:t xml:space="preserve"> ПЗ</w:t>
       </w:r>
+    </w:p>
+    <w:p>
+      <w:pPr>
+        <w:spacing w:line="240" w:lineRule="auto"/>
+        <w:ind w:firstLine="0"/>
+        <w:jc w:val="center"/>
+      </w:pPr>
     </w:p>
     <w:p>
       <w:pPr>
@@ -557,7 +581,6 @@
               <w:kern w:val="2"/>
               <w:sz w:val="24"/>
               <w:szCs w:val="24"/>
-              <w:lang/>
               <w14:ligatures w14:val="standardContextual"/>
             </w:rPr>
           </w:pPr>
@@ -644,7 +667,6 @@
               <w:kern w:val="2"/>
               <w:sz w:val="24"/>
               <w:szCs w:val="24"/>
-              <w:lang/>
               <w14:ligatures w14:val="standardContextual"/>
             </w:rPr>
           </w:pPr>
@@ -726,7 +748,6 @@
               <w:kern w:val="2"/>
               <w:sz w:val="24"/>
               <w:szCs w:val="24"/>
-              <w:lang/>
               <w14:ligatures w14:val="standardContextual"/>
             </w:rPr>
           </w:pPr>
@@ -801,7 +822,6 @@
               <w:kern w:val="2"/>
               <w:sz w:val="24"/>
               <w:szCs w:val="24"/>
-              <w:lang/>
               <w14:ligatures w14:val="standardContextual"/>
             </w:rPr>
           </w:pPr>
@@ -872,7 +892,6 @@
               <w:kern w:val="2"/>
               <w:sz w:val="24"/>
               <w:szCs w:val="24"/>
-              <w:lang/>
               <w14:ligatures w14:val="standardContextual"/>
             </w:rPr>
           </w:pPr>
@@ -954,7 +973,6 @@
               <w:kern w:val="2"/>
               <w:sz w:val="24"/>
               <w:szCs w:val="24"/>
-              <w:lang/>
               <w14:ligatures w14:val="standardContextual"/>
             </w:rPr>
           </w:pPr>
@@ -1029,7 +1047,6 @@
               <w:kern w:val="2"/>
               <w:sz w:val="24"/>
               <w:szCs w:val="24"/>
-              <w:lang/>
               <w14:ligatures w14:val="standardContextual"/>
             </w:rPr>
           </w:pPr>
@@ -1104,7 +1121,6 @@
               <w:kern w:val="2"/>
               <w:sz w:val="24"/>
               <w:szCs w:val="24"/>
-              <w:lang/>
               <w14:ligatures w14:val="standardContextual"/>
             </w:rPr>
           </w:pPr>
@@ -1179,7 +1195,6 @@
               <w:kern w:val="2"/>
               <w:sz w:val="24"/>
               <w:szCs w:val="24"/>
-              <w:lang/>
               <w14:ligatures w14:val="standardContextual"/>
             </w:rPr>
           </w:pPr>
@@ -1254,7 +1269,6 @@
               <w:kern w:val="2"/>
               <w:sz w:val="24"/>
               <w:szCs w:val="24"/>
-              <w:lang/>
               <w14:ligatures w14:val="standardContextual"/>
             </w:rPr>
           </w:pPr>
@@ -1329,7 +1343,6 @@
               <w:kern w:val="2"/>
               <w:sz w:val="24"/>
               <w:szCs w:val="24"/>
-              <w:lang/>
               <w14:ligatures w14:val="standardContextual"/>
             </w:rPr>
           </w:pPr>
@@ -1400,7 +1413,6 @@
               <w:kern w:val="2"/>
               <w:sz w:val="24"/>
               <w:szCs w:val="24"/>
-              <w:lang/>
               <w14:ligatures w14:val="standardContextual"/>
             </w:rPr>
           </w:pPr>
@@ -1482,7 +1494,6 @@
               <w:kern w:val="2"/>
               <w:sz w:val="24"/>
               <w:szCs w:val="24"/>
-              <w:lang/>
               <w14:ligatures w14:val="standardContextual"/>
             </w:rPr>
           </w:pPr>
@@ -1557,7 +1568,6 @@
               <w:kern w:val="2"/>
               <w:sz w:val="24"/>
               <w:szCs w:val="24"/>
-              <w:lang/>
               <w14:ligatures w14:val="standardContextual"/>
             </w:rPr>
           </w:pPr>
@@ -1632,7 +1642,6 @@
               <w:kern w:val="2"/>
               <w:sz w:val="24"/>
               <w:szCs w:val="24"/>
-              <w:lang/>
               <w14:ligatures w14:val="standardContextual"/>
             </w:rPr>
           </w:pPr>
@@ -1707,7 +1716,6 @@
               <w:kern w:val="2"/>
               <w:sz w:val="24"/>
               <w:szCs w:val="24"/>
-              <w:lang/>
               <w14:ligatures w14:val="standardContextual"/>
             </w:rPr>
           </w:pPr>
@@ -1782,7 +1790,6 @@
               <w:kern w:val="2"/>
               <w:sz w:val="24"/>
               <w:szCs w:val="24"/>
-              <w:lang/>
               <w14:ligatures w14:val="standardContextual"/>
             </w:rPr>
           </w:pPr>
@@ -1857,7 +1864,6 @@
               <w:kern w:val="2"/>
               <w:sz w:val="24"/>
               <w:szCs w:val="24"/>
-              <w:lang/>
               <w14:ligatures w14:val="standardContextual"/>
             </w:rPr>
           </w:pPr>
@@ -1866,24 +1872,8 @@
               <w:rPr>
                 <w:rStyle w:val="af1"/>
                 <w:noProof/>
-                <w:lang/>
-              </w:rPr>
-              <w:t>3.2.</w:t>
-            </w:r>
-            <w:r>
-              <w:rPr>
-                <w:rStyle w:val="af1"/>
-                <w:noProof/>
-              </w:rPr>
-              <w:t>4</w:t>
-            </w:r>
-            <w:r>
-              <w:rPr>
-                <w:rStyle w:val="af1"/>
-                <w:noProof/>
-                <w:lang/>
-              </w:rPr>
-              <w:t xml:space="preserve"> Модель базы данных</w:t>
+              </w:rPr>
+              <w:t>3.2.4 Модель базы данных</w:t>
             </w:r>
             <w:r>
               <w:rPr>
@@ -1948,7 +1938,6 @@
               <w:kern w:val="2"/>
               <w:sz w:val="24"/>
               <w:szCs w:val="24"/>
-              <w:lang/>
               <w14:ligatures w14:val="standardContextual"/>
             </w:rPr>
           </w:pPr>
@@ -1957,7 +1946,6 @@
               <w:rPr>
                 <w:rStyle w:val="af1"/>
                 <w:noProof/>
-                <w:lang/>
               </w:rPr>
               <w:t>3.3 Реализация клиентской части</w:t>
             </w:r>
@@ -2024,7 +2012,6 @@
               <w:kern w:val="2"/>
               <w:sz w:val="24"/>
               <w:szCs w:val="24"/>
-              <w:lang/>
               <w14:ligatures w14:val="standardContextual"/>
             </w:rPr>
           </w:pPr>
@@ -2033,7 +2020,6 @@
               <w:rPr>
                 <w:rStyle w:val="af1"/>
                 <w:noProof/>
-                <w:lang/>
               </w:rPr>
               <w:t>3.3.1 Общая структура фронтенда</w:t>
             </w:r>
@@ -2100,7 +2086,6 @@
               <w:kern w:val="2"/>
               <w:sz w:val="24"/>
               <w:szCs w:val="24"/>
-              <w:lang/>
               <w14:ligatures w14:val="standardContextual"/>
             </w:rPr>
           </w:pPr>
@@ -2124,15 +2109,7 @@
                 <w:rStyle w:val="af1"/>
                 <w:noProof/>
               </w:rPr>
-              <w:t xml:space="preserve">.2 </w:t>
-            </w:r>
-            <w:r>
-              <w:rPr>
-                <w:rStyle w:val="af1"/>
-                <w:noProof/>
-                <w:lang/>
-              </w:rPr>
-              <w:t>Пользовательский интерфейс</w:t>
+              <w:t>.2 Пользовательский интерфейс</w:t>
             </w:r>
             <w:r>
               <w:rPr>
@@ -2193,7 +2170,6 @@
               <w:kern w:val="2"/>
               <w:sz w:val="24"/>
               <w:szCs w:val="24"/>
-              <w:lang/>
               <w14:ligatures w14:val="standardContextual"/>
             </w:rPr>
           </w:pPr>
@@ -2202,17 +2178,22 @@
               <w:rPr>
                 <w:rStyle w:val="af1"/>
                 <w:noProof/>
-                <w:lang/>
-              </w:rPr>
-              <w:t>4 Р</w:t>
+              </w:rPr>
+              <w:t xml:space="preserve">4 </w:t>
             </w:r>
             <w:r>
               <w:rPr>
                 <w:rStyle w:val="af1"/>
                 <w:noProof/>
-                <w:lang/>
-              </w:rPr>
-              <w:t>азвертывание и тестирование</w:t>
+              </w:rPr>
+              <w:t>Т</w:t>
+            </w:r>
+            <w:r>
+              <w:rPr>
+                <w:rStyle w:val="af1"/>
+                <w:noProof/>
+              </w:rPr>
+              <w:t>естирование</w:t>
             </w:r>
             <w:r>
               <w:rPr>
@@ -2273,7 +2254,6 @@
               <w:kern w:val="2"/>
               <w:sz w:val="24"/>
               <w:szCs w:val="24"/>
-              <w:lang/>
               <w14:ligatures w14:val="standardContextual"/>
             </w:rPr>
           </w:pPr>
@@ -2351,7 +2331,6 @@
               <w:kern w:val="2"/>
               <w:sz w:val="24"/>
               <w:szCs w:val="24"/>
-              <w:lang/>
               <w14:ligatures w14:val="standardContextual"/>
             </w:rPr>
           </w:pPr>
@@ -3175,7 +3154,13 @@
         <w:t xml:space="preserve"> и платформа ASP.NET Core</w:t>
       </w:r>
       <w:r>
-        <w:t xml:space="preserve"> [3]</w:t>
+        <w:t xml:space="preserve"> [</w:t>
+      </w:r>
+      <w:r>
+        <w:t>2</w:t>
+      </w:r>
+      <w:r>
+        <w:t>]</w:t>
       </w:r>
       <w:r>
         <w:t>. Данный выбор обусловлен широкими возможностями, которые предоставляет экосистема .NET для создания современных веб-приложений, а также высокой производительностью и надежностью реализуемых решений.</w:t>
@@ -3186,15 +3171,36 @@
         <w:spacing w:line="360" w:lineRule="exact"/>
       </w:pPr>
       <w:r>
-        <w:t>Язык C# является современным объектно-ориентированным языком программирования, обладающим строгой типизацией, развитой системой управления памятью и удобным синтаксисом. Он активно используется при разработке корпоративных систем различного уровня сложности и позволяет создавать масштабируемые и поддерживаемые приложения. Важным преимуществом C# является его интеграция с платформой .NET, которая предоставляет разработчику большое количество готовых инструментов и библиотек для решения типовых задач.</w:t>
-      </w:r>
-    </w:p>
-    <w:p>
-      <w:pPr>
-        <w:spacing w:line="360" w:lineRule="exact"/>
-      </w:pPr>
-      <w:r>
-        <w:t>Платформа ASP.NET Core представляет собой кроссплатформенный фреймворк для разработки веб-приложений и веб-сервисов. Она позволяет создавать как классические веб-приложения, так и Web API, обеспечивающие взаимодействие между серверной и клиентской частями системы. Одним из ключевых преимуществ ASP.NET Core является высокая производительность, достигаемая за счёт оптимизированной архитектуры и асинхронной обработки запросов. Кроме того, платформа поддерживает гибкую настройку маршрутизации, встроенные механизмы внедрения зависимостей и средства обеспечения безопасности.</w:t>
+        <w:t>Язык C#</w:t>
+      </w:r>
+      <w:r>
+        <w:t xml:space="preserve"> [2]</w:t>
+      </w:r>
+      <w:r>
+        <w:t xml:space="preserve"> является современным объектно-ориентированным языком программирования, обладающим строгой типизацией, развитой системой управления памятью и удобным синтаксисом. Он активно используется при разработке корпоративных систем различного уровня сложности и позволяет создавать масштабируемые и поддерживаемые приложения. Важным преимуществом C# является его интеграция с платформой .NET, которая предоставляет разработчику большое количество готовых инструментов и библиотек для решения типовых задач.</w:t>
+      </w:r>
+    </w:p>
+    <w:p>
+      <w:pPr>
+        <w:spacing w:line="360" w:lineRule="exact"/>
+      </w:pPr>
+      <w:r>
+        <w:t xml:space="preserve">Платформа ASP.NET Core </w:t>
+      </w:r>
+      <w:r>
+        <w:t>[</w:t>
+      </w:r>
+      <w:r>
+        <w:t>2</w:t>
+      </w:r>
+      <w:r>
+        <w:t>]</w:t>
+      </w:r>
+      <w:r>
+        <w:t xml:space="preserve"> </w:t>
+      </w:r>
+      <w:r>
+        <w:t>представляет собой кроссплатформенный фреймворк для разработки веб-приложений и веб-сервисов. Она позволяет создавать как классические веб-приложения, так и Web API, обеспечивающие взаимодействие между серверной и клиентской частями системы. Одним из ключевых преимуществ ASP.NET Core является высокая производительность, достигаемая за счёт оптимизированной архитектуры и асинхронной обработки запросов. Кроме того, платформа поддерживает гибкую настройку маршрутизации, встроенные механизмы внедрения зависимостей и средства обеспечения безопасности.</w:t>
       </w:r>
     </w:p>
     <w:p>
@@ -3397,6 +3403,18 @@
       </w:r>
       <w:proofErr w:type="spellEnd"/>
       <w:r>
+        <w:t xml:space="preserve"> </w:t>
+      </w:r>
+      <w:r>
+        <w:t>[</w:t>
+      </w:r>
+      <w:r>
+        <w:t>3</w:t>
+      </w:r>
+      <w:r>
+        <w:t>]</w:t>
+      </w:r>
+      <w:r>
         <w:t>. Данная технология позволяет установить двусторонний канал связи, в рамках которого сервер может отправлять данные клиенту без необходимости постоянных запросов с его стороны. Это обеспечивает мгновенную доставку сообщений и делает взаимодействие пользователей максимально приближенным к реальному времени.</w:t>
       </w:r>
     </w:p>
@@ -3543,6 +3561,18 @@
       </w:r>
       <w:proofErr w:type="spellEnd"/>
       <w:r>
+        <w:t xml:space="preserve"> </w:t>
+      </w:r>
+      <w:r>
+        <w:t>[</w:t>
+      </w:r>
+      <w:r>
+        <w:t>3</w:t>
+      </w:r>
+      <w:r>
+        <w:t>]</w:t>
+      </w:r>
+      <w:r>
         <w:t xml:space="preserve"> и автоматически выбирает наиболее подходящий способ передачи данных в зависимости от возможностей клиента и сервера. Это значительно упрощает разработку и позволяет сосредоточиться на логике приложения, не углубляясь </w:t>
       </w:r>
       <w:r>
@@ -3616,6 +3646,18 @@
       </w:r>
       <w:proofErr w:type="spellEnd"/>
       <w:r>
+        <w:t xml:space="preserve"> </w:t>
+      </w:r>
+      <w:r>
+        <w:t>[</w:t>
+      </w:r>
+      <w:r>
+        <w:t>4</w:t>
+      </w:r>
+      <w:r>
+        <w:t>]</w:t>
+      </w:r>
+      <w:r>
         <w:t xml:space="preserve">. Данный выбор обусловлен высокой надежностью, производительностью и поддержкой сложных запросов, что делает </w:t>
       </w:r>
       <w:proofErr w:type="spellStart"/>
@@ -3648,7 +3690,30 @@
       </w:r>
       <w:proofErr w:type="spellEnd"/>
       <w:r>
-        <w:t xml:space="preserve"> Framework Core — объектно-реляционное отображение (ORM), позволяющее работать с данными на уровне объектов. Это значительно упрощает разработку, так как избавляет от необходимости писать сложные SQL-запросы вручную и позволяет использовать возможности языка C# для управления данными.</w:t>
+        <w:t xml:space="preserve"> Framework </w:t>
+      </w:r>
+      <w:proofErr w:type="gramStart"/>
+      <w:r>
+        <w:t xml:space="preserve">Core </w:t>
+      </w:r>
+      <w:r>
+        <w:t xml:space="preserve"> </w:t>
+      </w:r>
+      <w:r>
+        <w:t>[</w:t>
+      </w:r>
+      <w:proofErr w:type="gramEnd"/>
+      <w:r>
+        <w:t>5</w:t>
+      </w:r>
+      <w:r>
+        <w:t>]</w:t>
+      </w:r>
+      <w:r>
+        <w:t xml:space="preserve"> </w:t>
+      </w:r>
+      <w:r>
+        <w:t>— объектно-реляционное отображение (ORM), позволяющее работать с данными на уровне объектов. Это значительно упрощает разработку, так как избавляет от необходимости писать сложные SQL-запросы вручную и позволяет использовать возможности языка C# для управления данными.</w:t>
       </w:r>
     </w:p>
     <w:p>
@@ -3661,7 +3726,22 @@
       </w:r>
       <w:proofErr w:type="spellEnd"/>
       <w:r>
-        <w:t xml:space="preserve"> Framework Core поддерживает механизм миграций, который позволяет изменять структуру базы данных без потери данных. Это особенно важно в процессе разработки, когда структура приложения может изменяться и дополняться новыми сущностями.</w:t>
+        <w:t xml:space="preserve"> Framework Core поддерживает механизм миграций</w:t>
+      </w:r>
+      <w:r>
+        <w:t xml:space="preserve"> </w:t>
+      </w:r>
+      <w:r>
+        <w:t>[</w:t>
+      </w:r>
+      <w:r>
+        <w:t>5</w:t>
+      </w:r>
+      <w:r>
+        <w:t>]</w:t>
+      </w:r>
+      <w:r>
+        <w:t>, который позволяет изменять структуру базы данных без потери данных. Это особенно важно в процессе разработки, когда структура приложения может изменяться и дополняться новыми сущностями.</w:t>
       </w:r>
     </w:p>
     <w:p>
@@ -3806,7 +3886,16 @@
       </w:r>
       <w:proofErr w:type="spellEnd"/>
       <w:r>
-        <w:t xml:space="preserve"> Architecture. Такой подход позволяет разделить систему на логические уровни, каждый из которых отвечает за определённую часть функциональности.</w:t>
+        <w:t xml:space="preserve"> Architecture</w:t>
+      </w:r>
+      <w:r>
+        <w:t xml:space="preserve"> </w:t>
+      </w:r>
+      <w:r>
+        <w:t>[6]</w:t>
+      </w:r>
+      <w:r>
+        <w:t>. Такой подход позволяет разделить систему на логические уровни, каждый из которых отвечает за определённую часть функциональности.</w:t>
       </w:r>
     </w:p>
     <w:p>
@@ -3834,7 +3923,16 @@
         <w:spacing w:line="360" w:lineRule="exact"/>
       </w:pPr>
       <w:r>
-        <w:t>Уровень приложения (Application) реализует основную бизнес-логику системы и построен с использованием паттерна CQRS. Для организации взаимодействия между компонентами применяется библиотека MediatR, которая позволяет разделить команды (изменяющие состояние) и запросы (чтение данных), а также обеспечить слабую связанность между обработчиками и вызывающим кодом.</w:t>
+        <w:t>Уровень приложения (Application) реализует основную бизнес-логику системы и построен с использованием паттерна CQRS</w:t>
+      </w:r>
+      <w:r>
+        <w:t xml:space="preserve"> </w:t>
+      </w:r>
+      <w:r>
+        <w:t>[7]</w:t>
+      </w:r>
+      <w:r>
+        <w:t>. Для организации взаимодействия между компонентами применяется библиотека MediatR, которая позволяет разделить команды (изменяющие состояние) и запросы (чтение данных), а также обеспечить слабую связанность между обработчиками и вызывающим кодом.</w:t>
       </w:r>
     </w:p>
     <w:p>
@@ -3850,7 +3948,21 @@
         <w:spacing w:line="360" w:lineRule="exact"/>
       </w:pPr>
       <w:r>
-        <w:t>Таким образом, взаимодействие между слоями построено через четко определённые абстракции: контроллеры передают запросы в слой Application через MediatR, обработчики используют Unit of Work и репозитории из слоя Infrastructure, что обеспечивает модульность, тестируемость и расширяемость системы.</w:t>
+        <w:t xml:space="preserve">Таким образом, взаимодействие между слоями построено через четко определённые абстракции: контроллеры передают запросы в слой Application через </w:t>
+      </w:r>
+      <w:proofErr w:type="spellStart"/>
+      <w:r>
+        <w:t>MediatR</w:t>
+      </w:r>
+      <w:proofErr w:type="spellEnd"/>
+      <w:r>
+        <w:t xml:space="preserve"> </w:t>
+      </w:r>
+      <w:r>
+        <w:t>[8]</w:t>
+      </w:r>
+      <w:r>
+        <w:t>, обработчики используют Unit of Work и репозитории из слоя Infrastructure, что обеспечивает модульность, тестируемость и расширяемость системы.</w:t>
       </w:r>
     </w:p>
     <w:p>
@@ -4038,6 +4150,12 @@
       </w:r>
       <w:proofErr w:type="spellEnd"/>
       <w:r>
+        <w:t xml:space="preserve"> </w:t>
+      </w:r>
+      <w:r>
+        <w:t>[9]</w:t>
+      </w:r>
+      <w:r>
         <w:t xml:space="preserve">. Выбор данной технологии обусловлен её компонентно-ориентированным подходом, который позволяет эффективно разделять интерфейс на независимые логические модули, упрощая поддержку и масштабирование системы. </w:t>
       </w:r>
     </w:p>
@@ -4167,6 +4285,12 @@
       </w:r>
       <w:proofErr w:type="spellEnd"/>
       <w:r>
+        <w:t xml:space="preserve"> </w:t>
+      </w:r>
+      <w:r>
+        <w:t>[10]</w:t>
+      </w:r>
+      <w:r>
         <w:t xml:space="preserve"> и технологии JSON Web </w:t>
       </w:r>
       <w:proofErr w:type="spellStart"/>
@@ -4309,15 +4433,38 @@
         <w:spacing w:line="360" w:lineRule="exact"/>
       </w:pPr>
       <w:r>
-        <w:t>Серверная часть приложения реализована с использованием технологии ASP.NET Core и представляет собой Web API, отвечающий за обработку входящих запросов, выполнение бизнес-логики и взаимодействие с базой данных. Сервер выступает центральным элементом системы, обеспечивая управление пользователями, чатами и сообщениями, а также реализуя механизмы аутентификации, авторизации и обеспечения безопасности. Вся логика обработки данных сосредоточена на сервере, что позволяет минимизировать нагрузку на клиентскую часть и обеспечить целостность и контроль над данными.</w:t>
-      </w:r>
-    </w:p>
-    <w:p>
-      <w:pPr>
-        <w:spacing w:line="360" w:lineRule="exact"/>
-      </w:pPr>
-      <w:r>
-        <w:t>Клиентская часть реализована в виде одностраничного веб-приложения с использованием библиотеки React. Данный подход позволяет обеспечить высокую отзывчивость интерфейса и комфортное взаимодействие пользователя с системой без необходимости полной перезагрузки страниц. Клиент отвечает за отображение данных, обработку пользовательских действий и формирование запросов к серверу, а также за установление соединения для обмена сообщениями в реальном времени.</w:t>
+        <w:t>Серверная часть приложения реализована с использованием технологии ASP.NET Core</w:t>
+      </w:r>
+      <w:r>
+        <w:t xml:space="preserve"> </w:t>
+      </w:r>
+      <w:r>
+        <w:t>[2]</w:t>
+      </w:r>
+      <w:r>
+        <w:t xml:space="preserve"> и представляет собой Web API, отвечающий за обработку входящих запросов, выполнение бизнес-логики и взаимодействие с базой данных. Сервер выступает центральным элементом системы, обеспечивая управление пользователями, чатами и сообщениями, а также реализуя механизмы аутентификации, авторизации и обеспечения безопасности. Вся логика обработки данных сосредоточена на сервере, что позволяет минимизировать нагрузку на клиентскую часть и обеспечить целостность и контроль над данными.</w:t>
+      </w:r>
+    </w:p>
+    <w:p>
+      <w:pPr>
+        <w:spacing w:line="360" w:lineRule="exact"/>
+      </w:pPr>
+      <w:r>
+        <w:t xml:space="preserve">Клиентская часть реализована в виде одностраничного веб-приложения с использованием библиотеки </w:t>
+      </w:r>
+      <w:proofErr w:type="spellStart"/>
+      <w:r>
+        <w:t>React</w:t>
+      </w:r>
+      <w:proofErr w:type="spellEnd"/>
+      <w:r>
+        <w:t xml:space="preserve"> </w:t>
+      </w:r>
+      <w:r>
+        <w:t>[9]</w:t>
+      </w:r>
+      <w:r>
+        <w:t>. Данный подход позволяет обеспечить высокую отзывчивость интерфейса и комфортное взаимодействие пользователя с системой без необходимости полной перезагрузки страниц. Клиент отвечает за отображение данных, обработку пользовательских действий и формирование запросов к серверу, а также за установление соединения для обмена сообщениями в реальном времени.</w:t>
       </w:r>
     </w:p>
     <w:p>
@@ -4333,7 +4480,21 @@
         <w:spacing w:line="360" w:lineRule="exact"/>
       </w:pPr>
       <w:r>
-        <w:t>Для реализации обмена сообщениями в реальном времени используется технология SignalR, позволяющая установить постоянное двустороннее соединение между клиентом и сервером. В отличие от классической модели взаимодействия по HTTP, данный подход позволяет серверу самостоятельно инициировать отправку данных клиенту, что обеспечивает мгновенную доставку сообщений и актуализацию данных без необходимости периодических запросов. Это особенно важно для мессенджера, где критическим требованием является минимальная задержка при передаче сообщений.</w:t>
+        <w:t xml:space="preserve">Для реализации обмена сообщениями в реальном времени используется технология </w:t>
+      </w:r>
+      <w:proofErr w:type="spellStart"/>
+      <w:r>
+        <w:t>SignalR</w:t>
+      </w:r>
+      <w:proofErr w:type="spellEnd"/>
+      <w:r>
+        <w:t xml:space="preserve"> </w:t>
+      </w:r>
+      <w:r>
+        <w:t>[3]</w:t>
+      </w:r>
+      <w:r>
+        <w:t>, позволяющая установить постоянное двустороннее соединение между клиентом и сервером. В отличие от классической модели взаимодействия по HTTP, данный подход позволяет серверу самостоятельно инициировать отправку данных клиенту, что обеспечивает мгновенную доставку сообщений и актуализацию данных без необходимости периодических запросов. Это особенно важно для мессенджера, где критическим требованием является минимальная задержка при передаче сообщений.</w:t>
       </w:r>
     </w:p>
     <w:p>
@@ -5054,19 +5215,75 @@
         <w:spacing w:line="360" w:lineRule="exact"/>
       </w:pPr>
       <w:r>
-        <w:t>В ходе разработки архитектуры серверной части были применены фундаментальные паттерны проектирования, обеспечивающие модульность, тестируемость и слабую связанность компонентов системы. Основу архитектурного взаимодействия составляет паттерн Mediator, реализованный с помощью библиотеки MediatR. Он позволяет инкапсулировать логику обработки запросов в отдельных обработчиках, исключая прямые зависимости между слоем API и бизнес-логикой. Это неразрывно связано с паттерном CQRS (Command Query Responsibility Segregation), который разделяет модель системы на две части: команды для изменения состояния и запросы для получения данных, что оптимизирует производительность и упрощает поддержку каждой из моделей.</w:t>
-      </w:r>
-    </w:p>
-    <w:p>
-      <w:pPr>
-        <w:spacing w:line="360" w:lineRule="exact"/>
-      </w:pPr>
-      <w:r>
-        <w:t xml:space="preserve">Для управления доступом к данным и абстрагирования от деталей реализации ORM (Entity Framework Core) применены паттерны Repository (Репозиторий) и Unit of Work (Единица работы). Репозитории предоставляют </w:t>
+        <w:t xml:space="preserve">В ходе разработки архитектуры серверной части были применены фундаментальные паттерны проектирования, обеспечивающие модульность, тестируемость и слабую связанность компонентов системы. Основу архитектурного взаимодействия составляет паттерн Mediator, реализованный с помощью библиотеки </w:t>
+      </w:r>
+      <w:proofErr w:type="spellStart"/>
+      <w:r>
+        <w:t>MediatR</w:t>
+      </w:r>
+      <w:proofErr w:type="spellEnd"/>
+      <w:r>
+        <w:t xml:space="preserve"> </w:t>
+      </w:r>
+      <w:r>
+        <w:t>[8]</w:t>
+      </w:r>
+      <w:r>
+        <w:t xml:space="preserve">. Он позволяет инкапсулировать логику обработки запросов в отдельных обработчиках, исключая прямые зависимости между слоем API и бизнес-логикой. Это неразрывно связано с паттерном CQRS (Command </w:t>
+      </w:r>
+      <w:proofErr w:type="spellStart"/>
+      <w:r>
+        <w:t>Query</w:t>
+      </w:r>
+      <w:proofErr w:type="spellEnd"/>
+      <w:r>
+        <w:t xml:space="preserve"> </w:t>
+      </w:r>
+      <w:proofErr w:type="spellStart"/>
+      <w:r>
+        <w:t>Responsibility</w:t>
+      </w:r>
+      <w:proofErr w:type="spellEnd"/>
+      <w:r>
+        <w:t xml:space="preserve"> </w:t>
+      </w:r>
+      <w:proofErr w:type="spellStart"/>
+      <w:r>
+        <w:t>Segregation</w:t>
+      </w:r>
+      <w:proofErr w:type="spellEnd"/>
+      <w:r>
+        <w:t>)</w:t>
+      </w:r>
+      <w:r>
+        <w:t xml:space="preserve"> </w:t>
+      </w:r>
+      <w:r>
+        <w:t>[7]</w:t>
+      </w:r>
+      <w:r>
+        <w:t>, который разделяет модель системы на две части: команды для изменения состояния и запросы для получения данных, что оптимизирует производительность и упрощает поддержку каждой из моделей.</w:t>
+      </w:r>
+    </w:p>
+    <w:p>
+      <w:pPr>
+        <w:spacing w:line="360" w:lineRule="exact"/>
+      </w:pPr>
+      <w:r>
+        <w:t>Для управления доступом к данным и абстрагирования от деталей реализации ORM (Entity Framework Core) применены паттерны Repository (Репозиторий) и Unit of Work (Единица работы)</w:t>
+      </w:r>
+      <w:r>
+        <w:t xml:space="preserve"> </w:t>
+      </w:r>
+      <w:r>
+        <w:t>[11]</w:t>
+      </w:r>
+      <w:r>
+        <w:t xml:space="preserve">. Репозитории </w:t>
       </w:r>
       <w:r>
         <w:lastRenderedPageBreak/>
-        <w:t>коллекции для работы с доменными сущностями, скрывая сложность SQL-запросов, а Unit of Work гарантирует атомарность операций, позволяя выполнить группу действий в рамках единой транзакции базы данных. Такой подход обеспечивает целостность информации при выполнении сложных бизнес-сценариев, таких как создание группового чата с одновременным добавлением нескольких участников.</w:t>
+        <w:t>предоставляют коллекции для работы с доменными сущностями, скрывая сложность SQL-запросов, а Unit of Work гарантирует атомарность операций, позволяя выполнить группу действий в рамках единой транзакции базы данных. Такой подход обеспечивает целостность информации при выполнении сложных бизнес-сценариев, таких как создание группового чата с одновременным добавлением нескольких участников.</w:t>
       </w:r>
     </w:p>
     <w:p>
@@ -5267,23 +5484,12 @@
     </w:p>
     <w:p/>
     <w:p>
-      <w:pPr>
-        <w:rPr>
-          <w:lang/>
-        </w:rPr>
-      </w:pPr>
-      <w:r>
-        <w:rPr>
-          <w:lang/>
-        </w:rPr>
+      <w:r>
         <w:t>Взаимодействие между клиентской и серверной частями мессенджера организовано посредством REST-ориентированного программного интерфейса. Проектирование эндпоинтов выполнено с соблюдением принципов семантики HTTP-методов, где GET используется для получения данных, POST — для создания новых ресурсов, PUT и PATCH — для полной или частичной модификации, а DELETE — для их удаления. Все данные передаются в формате JSON, что обеспечивает легкость интеграции и высокую скорость парсинга на стороне клиента.</w:t>
       </w:r>
     </w:p>
     <w:p>
       <w:r>
-        <w:rPr>
-          <w:lang/>
-        </w:rPr>
         <w:t>Для обеспечения безопасности большинство конечных точек защищены механизмом авторизации. Доступ к ним возможен только при наличии в заголовке запроса (Authorization) валидного JWT-токена, выданного сервером при успешном входе в систему. Исключение составляют эндпоинты регистрации и аутентификации, которые находятся в открытом доступе</w:t>
       </w:r>
     </w:p>
@@ -5313,14 +5519,8 @@
             <w:pPr>
               <w:ind w:firstLine="0"/>
               <w:jc w:val="center"/>
-              <w:rPr>
-                <w:lang/>
-              </w:rPr>
             </w:pPr>
             <w:r>
-              <w:rPr>
-                <w:lang/>
-              </w:rPr>
               <w:t>Метод</w:t>
             </w:r>
           </w:p>
@@ -5335,14 +5535,8 @@
               <w:ind w:firstLine="0"/>
               <w:jc w:val="center"/>
               <w:cnfStyle w:val="100000000000" w:firstRow="1" w:lastRow="0" w:firstColumn="0" w:lastColumn="0" w:oddVBand="0" w:evenVBand="0" w:oddHBand="0" w:evenHBand="0" w:firstRowFirstColumn="0" w:firstRowLastColumn="0" w:lastRowFirstColumn="0" w:lastRowLastColumn="0"/>
-              <w:rPr>
-                <w:lang/>
-              </w:rPr>
             </w:pPr>
             <w:r>
-              <w:rPr>
-                <w:lang/>
-              </w:rPr>
               <w:t>URL</w:t>
             </w:r>
           </w:p>
@@ -5357,14 +5551,8 @@
               <w:ind w:firstLine="0"/>
               <w:jc w:val="center"/>
               <w:cnfStyle w:val="100000000000" w:firstRow="1" w:lastRow="0" w:firstColumn="0" w:lastColumn="0" w:oddVBand="0" w:evenVBand="0" w:oddHBand="0" w:evenHBand="0" w:firstRowFirstColumn="0" w:firstRowLastColumn="0" w:lastRowFirstColumn="0" w:lastRowLastColumn="0"/>
-              <w:rPr>
-                <w:lang/>
-              </w:rPr>
             </w:pPr>
             <w:r>
-              <w:rPr>
-                <w:lang/>
-              </w:rPr>
               <w:t>Описание</w:t>
             </w:r>
           </w:p>
@@ -5385,14 +5573,12 @@
               <w:rPr>
                 <w:b w:val="0"/>
                 <w:bCs w:val="0"/>
-                <w:lang/>
               </w:rPr>
             </w:pPr>
             <w:r>
               <w:rPr>
                 <w:b w:val="0"/>
                 <w:bCs w:val="0"/>
-                <w:lang/>
               </w:rPr>
               <w:t>POST</w:t>
             </w:r>
@@ -5409,14 +5595,8 @@
               <w:ind w:firstLine="0"/>
               <w:jc w:val="center"/>
               <w:cnfStyle w:val="000000000000" w:firstRow="0" w:lastRow="0" w:firstColumn="0" w:lastColumn="0" w:oddVBand="0" w:evenVBand="0" w:oddHBand="0" w:evenHBand="0" w:firstRowFirstColumn="0" w:firstRowLastColumn="0" w:lastRowFirstColumn="0" w:lastRowLastColumn="0"/>
-              <w:rPr>
-                <w:lang/>
-              </w:rPr>
             </w:pPr>
             <w:r>
-              <w:rPr>
-                <w:lang/>
-              </w:rPr>
               <w:t>/api/user/register</w:t>
             </w:r>
           </w:p>
@@ -5432,14 +5612,8 @@
               <w:ind w:firstLine="0"/>
               <w:jc w:val="center"/>
               <w:cnfStyle w:val="000000000000" w:firstRow="0" w:lastRow="0" w:firstColumn="0" w:lastColumn="0" w:oddVBand="0" w:evenVBand="0" w:oddHBand="0" w:evenHBand="0" w:firstRowFirstColumn="0" w:firstRowLastColumn="0" w:lastRowFirstColumn="0" w:lastRowLastColumn="0"/>
-              <w:rPr>
-                <w:lang/>
-              </w:rPr>
             </w:pPr>
             <w:r>
-              <w:rPr>
-                <w:lang/>
-              </w:rPr>
               <w:t>Регистрация нового пользователя</w:t>
             </w:r>
           </w:p>
@@ -5460,14 +5634,12 @@
               <w:rPr>
                 <w:b w:val="0"/>
                 <w:bCs w:val="0"/>
-                <w:lang/>
               </w:rPr>
             </w:pPr>
             <w:r>
               <w:rPr>
                 <w:b w:val="0"/>
                 <w:bCs w:val="0"/>
-                <w:lang/>
               </w:rPr>
               <w:t>POST</w:t>
             </w:r>
@@ -5484,14 +5656,8 @@
               <w:ind w:firstLine="0"/>
               <w:jc w:val="center"/>
               <w:cnfStyle w:val="000000000000" w:firstRow="0" w:lastRow="0" w:firstColumn="0" w:lastColumn="0" w:oddVBand="0" w:evenVBand="0" w:oddHBand="0" w:evenHBand="0" w:firstRowFirstColumn="0" w:firstRowLastColumn="0" w:lastRowFirstColumn="0" w:lastRowLastColumn="0"/>
-              <w:rPr>
-                <w:lang/>
-              </w:rPr>
             </w:pPr>
             <w:r>
-              <w:rPr>
-                <w:lang/>
-              </w:rPr>
               <w:t>/api/user/login</w:t>
             </w:r>
           </w:p>
@@ -5507,14 +5673,8 @@
               <w:ind w:firstLine="0"/>
               <w:jc w:val="center"/>
               <w:cnfStyle w:val="000000000000" w:firstRow="0" w:lastRow="0" w:firstColumn="0" w:lastColumn="0" w:oddVBand="0" w:evenVBand="0" w:oddHBand="0" w:evenHBand="0" w:firstRowFirstColumn="0" w:firstRowLastColumn="0" w:lastRowFirstColumn="0" w:lastRowLastColumn="0"/>
-              <w:rPr>
-                <w:lang/>
-              </w:rPr>
             </w:pPr>
             <w:r>
-              <w:rPr>
-                <w:lang/>
-              </w:rPr>
               <w:t>Аутентификация пользователя и получение JWT-токена</w:t>
             </w:r>
           </w:p>
@@ -5535,14 +5695,12 @@
               <w:rPr>
                 <w:b w:val="0"/>
                 <w:bCs w:val="0"/>
-                <w:lang/>
               </w:rPr>
             </w:pPr>
             <w:r>
               <w:rPr>
                 <w:b w:val="0"/>
                 <w:bCs w:val="0"/>
-                <w:lang/>
               </w:rPr>
               <w:lastRenderedPageBreak/>
               <w:t>GET</w:t>
@@ -5560,14 +5718,8 @@
               <w:ind w:firstLine="0"/>
               <w:jc w:val="center"/>
               <w:cnfStyle w:val="000000000000" w:firstRow="0" w:lastRow="0" w:firstColumn="0" w:lastColumn="0" w:oddVBand="0" w:evenVBand="0" w:oddHBand="0" w:evenHBand="0" w:firstRowFirstColumn="0" w:firstRowLastColumn="0" w:lastRowFirstColumn="0" w:lastRowLastColumn="0"/>
-              <w:rPr>
-                <w:lang/>
-              </w:rPr>
             </w:pPr>
             <w:r>
-              <w:rPr>
-                <w:lang/>
-              </w:rPr>
               <w:t>/api/user/me</w:t>
             </w:r>
           </w:p>
@@ -5583,14 +5735,8 @@
               <w:ind w:firstLine="0"/>
               <w:jc w:val="center"/>
               <w:cnfStyle w:val="000000000000" w:firstRow="0" w:lastRow="0" w:firstColumn="0" w:lastColumn="0" w:oddVBand="0" w:evenVBand="0" w:oddHBand="0" w:evenHBand="0" w:firstRowFirstColumn="0" w:firstRowLastColumn="0" w:lastRowFirstColumn="0" w:lastRowLastColumn="0"/>
-              <w:rPr>
-                <w:lang/>
-              </w:rPr>
             </w:pPr>
             <w:r>
-              <w:rPr>
-                <w:lang/>
-              </w:rPr>
               <w:t>Получение информации о текущем пользователе</w:t>
             </w:r>
           </w:p>
@@ -5611,14 +5757,12 @@
               <w:rPr>
                 <w:b w:val="0"/>
                 <w:bCs w:val="0"/>
-                <w:lang/>
               </w:rPr>
             </w:pPr>
             <w:r>
               <w:rPr>
                 <w:b w:val="0"/>
                 <w:bCs w:val="0"/>
-                <w:lang/>
               </w:rPr>
               <w:t>PUT</w:t>
             </w:r>
@@ -5635,14 +5779,8 @@
               <w:ind w:firstLine="0"/>
               <w:jc w:val="center"/>
               <w:cnfStyle w:val="000000000000" w:firstRow="0" w:lastRow="0" w:firstColumn="0" w:lastColumn="0" w:oddVBand="0" w:evenVBand="0" w:oddHBand="0" w:evenHBand="0" w:firstRowFirstColumn="0" w:firstRowLastColumn="0" w:lastRowFirstColumn="0" w:lastRowLastColumn="0"/>
-              <w:rPr>
-                <w:lang/>
-              </w:rPr>
             </w:pPr>
             <w:r>
-              <w:rPr>
-                <w:lang/>
-              </w:rPr>
               <w:t>/api/user/profile</w:t>
             </w:r>
           </w:p>
@@ -5658,14 +5796,8 @@
               <w:ind w:firstLine="0"/>
               <w:jc w:val="center"/>
               <w:cnfStyle w:val="000000000000" w:firstRow="0" w:lastRow="0" w:firstColumn="0" w:lastColumn="0" w:oddVBand="0" w:evenVBand="0" w:oddHBand="0" w:evenHBand="0" w:firstRowFirstColumn="0" w:firstRowLastColumn="0" w:lastRowFirstColumn="0" w:lastRowLastColumn="0"/>
-              <w:rPr>
-                <w:lang/>
-              </w:rPr>
             </w:pPr>
             <w:r>
-              <w:rPr>
-                <w:lang/>
-              </w:rPr>
               <w:t>Обновление профиля пользователя</w:t>
             </w:r>
           </w:p>
@@ -5686,14 +5818,12 @@
               <w:rPr>
                 <w:b w:val="0"/>
                 <w:bCs w:val="0"/>
-                <w:lang/>
               </w:rPr>
             </w:pPr>
             <w:r>
               <w:rPr>
                 <w:b w:val="0"/>
                 <w:bCs w:val="0"/>
-                <w:lang/>
               </w:rPr>
               <w:t>GET</w:t>
             </w:r>
@@ -5710,14 +5840,8 @@
               <w:ind w:firstLine="0"/>
               <w:jc w:val="center"/>
               <w:cnfStyle w:val="000000000000" w:firstRow="0" w:lastRow="0" w:firstColumn="0" w:lastColumn="0" w:oddVBand="0" w:evenVBand="0" w:oddHBand="0" w:evenHBand="0" w:firstRowFirstColumn="0" w:firstRowLastColumn="0" w:lastRowFirstColumn="0" w:lastRowLastColumn="0"/>
-              <w:rPr>
-                <w:lang/>
-              </w:rPr>
             </w:pPr>
             <w:r>
-              <w:rPr>
-                <w:lang/>
-              </w:rPr>
               <w:t>/api/user/search</w:t>
             </w:r>
           </w:p>
@@ -5733,14 +5857,8 @@
               <w:ind w:firstLine="0"/>
               <w:jc w:val="center"/>
               <w:cnfStyle w:val="000000000000" w:firstRow="0" w:lastRow="0" w:firstColumn="0" w:lastColumn="0" w:oddVBand="0" w:evenVBand="0" w:oddHBand="0" w:evenHBand="0" w:firstRowFirstColumn="0" w:firstRowLastColumn="0" w:lastRowFirstColumn="0" w:lastRowLastColumn="0"/>
-              <w:rPr>
-                <w:lang/>
-              </w:rPr>
             </w:pPr>
             <w:r>
-              <w:rPr>
-                <w:lang/>
-              </w:rPr>
               <w:t>Поиск пользователей по имени</w:t>
             </w:r>
           </w:p>
@@ -5761,14 +5879,12 @@
               <w:rPr>
                 <w:b w:val="0"/>
                 <w:bCs w:val="0"/>
-                <w:lang/>
               </w:rPr>
             </w:pPr>
             <w:r>
               <w:rPr>
                 <w:b w:val="0"/>
                 <w:bCs w:val="0"/>
-                <w:lang/>
               </w:rPr>
               <w:t>POST</w:t>
             </w:r>
@@ -5785,14 +5901,8 @@
               <w:ind w:firstLine="0"/>
               <w:jc w:val="center"/>
               <w:cnfStyle w:val="000000000000" w:firstRow="0" w:lastRow="0" w:firstColumn="0" w:lastColumn="0" w:oddVBand="0" w:evenVBand="0" w:oddHBand="0" w:evenHBand="0" w:firstRowFirstColumn="0" w:firstRowLastColumn="0" w:lastRowFirstColumn="0" w:lastRowLastColumn="0"/>
-              <w:rPr>
-                <w:lang/>
-              </w:rPr>
             </w:pPr>
             <w:r>
-              <w:rPr>
-                <w:lang/>
-              </w:rPr>
               <w:t>/api/user/avatar</w:t>
             </w:r>
           </w:p>
@@ -5808,14 +5918,8 @@
               <w:ind w:firstLine="0"/>
               <w:jc w:val="center"/>
               <w:cnfStyle w:val="000000000000" w:firstRow="0" w:lastRow="0" w:firstColumn="0" w:lastColumn="0" w:oddVBand="0" w:evenVBand="0" w:oddHBand="0" w:evenHBand="0" w:firstRowFirstColumn="0" w:firstRowLastColumn="0" w:lastRowFirstColumn="0" w:lastRowLastColumn="0"/>
-              <w:rPr>
-                <w:lang/>
-              </w:rPr>
             </w:pPr>
             <w:r>
-              <w:rPr>
-                <w:lang/>
-              </w:rPr>
               <w:t>Загрузка аватара пользователя</w:t>
             </w:r>
           </w:p>
@@ -5836,14 +5940,12 @@
               <w:rPr>
                 <w:b w:val="0"/>
                 <w:bCs w:val="0"/>
-                <w:lang/>
               </w:rPr>
             </w:pPr>
             <w:r>
               <w:rPr>
                 <w:b w:val="0"/>
                 <w:bCs w:val="0"/>
-                <w:lang/>
               </w:rPr>
               <w:t>GET</w:t>
             </w:r>
@@ -5860,14 +5962,8 @@
               <w:ind w:firstLine="0"/>
               <w:jc w:val="center"/>
               <w:cnfStyle w:val="000000000000" w:firstRow="0" w:lastRow="0" w:firstColumn="0" w:lastColumn="0" w:oddVBand="0" w:evenVBand="0" w:oddHBand="0" w:evenHBand="0" w:firstRowFirstColumn="0" w:firstRowLastColumn="0" w:lastRowFirstColumn="0" w:lastRowLastColumn="0"/>
-              <w:rPr>
-                <w:lang/>
-              </w:rPr>
             </w:pPr>
             <w:r>
-              <w:rPr>
-                <w:lang/>
-              </w:rPr>
               <w:t>/api/chats</w:t>
             </w:r>
           </w:p>
@@ -5883,14 +5979,8 @@
               <w:ind w:firstLine="0"/>
               <w:jc w:val="center"/>
               <w:cnfStyle w:val="000000000000" w:firstRow="0" w:lastRow="0" w:firstColumn="0" w:lastColumn="0" w:oddVBand="0" w:evenVBand="0" w:oddHBand="0" w:evenHBand="0" w:firstRowFirstColumn="0" w:firstRowLastColumn="0" w:lastRowFirstColumn="0" w:lastRowLastColumn="0"/>
-              <w:rPr>
-                <w:lang/>
-              </w:rPr>
             </w:pPr>
             <w:r>
-              <w:rPr>
-                <w:lang/>
-              </w:rPr>
               <w:t>Получение списка чатов пользователя</w:t>
             </w:r>
           </w:p>
@@ -5911,14 +6001,12 @@
               <w:rPr>
                 <w:b w:val="0"/>
                 <w:bCs w:val="0"/>
-                <w:lang/>
               </w:rPr>
             </w:pPr>
             <w:r>
               <w:rPr>
                 <w:b w:val="0"/>
                 <w:bCs w:val="0"/>
-                <w:lang/>
               </w:rPr>
               <w:t>GET</w:t>
             </w:r>
@@ -5935,14 +6023,8 @@
               <w:ind w:firstLine="0"/>
               <w:jc w:val="center"/>
               <w:cnfStyle w:val="000000000000" w:firstRow="0" w:lastRow="0" w:firstColumn="0" w:lastColumn="0" w:oddVBand="0" w:evenVBand="0" w:oddHBand="0" w:evenHBand="0" w:firstRowFirstColumn="0" w:firstRowLastColumn="0" w:lastRowFirstColumn="0" w:lastRowLastColumn="0"/>
-              <w:rPr>
-                <w:lang/>
-              </w:rPr>
             </w:pPr>
             <w:r>
-              <w:rPr>
-                <w:lang/>
-              </w:rPr>
               <w:t>/api/chats/{id}</w:t>
             </w:r>
           </w:p>
@@ -5958,14 +6040,8 @@
               <w:ind w:firstLine="0"/>
               <w:jc w:val="center"/>
               <w:cnfStyle w:val="000000000000" w:firstRow="0" w:lastRow="0" w:firstColumn="0" w:lastColumn="0" w:oddVBand="0" w:evenVBand="0" w:oddHBand="0" w:evenHBand="0" w:firstRowFirstColumn="0" w:firstRowLastColumn="0" w:lastRowFirstColumn="0" w:lastRowLastColumn="0"/>
-              <w:rPr>
-                <w:lang/>
-              </w:rPr>
             </w:pPr>
             <w:r>
-              <w:rPr>
-                <w:lang/>
-              </w:rPr>
               <w:t>Получение детальной информации о чате</w:t>
             </w:r>
           </w:p>
@@ -5986,14 +6062,12 @@
               <w:rPr>
                 <w:b w:val="0"/>
                 <w:bCs w:val="0"/>
-                <w:lang/>
               </w:rPr>
             </w:pPr>
             <w:r>
               <w:rPr>
                 <w:b w:val="0"/>
                 <w:bCs w:val="0"/>
-                <w:lang/>
               </w:rPr>
               <w:t>POST</w:t>
             </w:r>
@@ -6010,14 +6084,8 @@
               <w:ind w:firstLine="0"/>
               <w:jc w:val="center"/>
               <w:cnfStyle w:val="000000000000" w:firstRow="0" w:lastRow="0" w:firstColumn="0" w:lastColumn="0" w:oddVBand="0" w:evenVBand="0" w:oddHBand="0" w:evenHBand="0" w:firstRowFirstColumn="0" w:firstRowLastColumn="0" w:lastRowFirstColumn="0" w:lastRowLastColumn="0"/>
-              <w:rPr>
-                <w:lang/>
-              </w:rPr>
             </w:pPr>
             <w:r>
-              <w:rPr>
-                <w:lang/>
-              </w:rPr>
               <w:t>/api/chats/direct</w:t>
             </w:r>
           </w:p>
@@ -6033,14 +6101,8 @@
               <w:ind w:firstLine="0"/>
               <w:jc w:val="center"/>
               <w:cnfStyle w:val="000000000000" w:firstRow="0" w:lastRow="0" w:firstColumn="0" w:lastColumn="0" w:oddVBand="0" w:evenVBand="0" w:oddHBand="0" w:evenHBand="0" w:firstRowFirstColumn="0" w:firstRowLastColumn="0" w:lastRowFirstColumn="0" w:lastRowLastColumn="0"/>
-              <w:rPr>
-                <w:lang/>
-              </w:rPr>
             </w:pPr>
             <w:r>
-              <w:rPr>
-                <w:lang/>
-              </w:rPr>
               <w:t>Создание личного чата</w:t>
             </w:r>
           </w:p>
@@ -6061,14 +6123,12 @@
               <w:rPr>
                 <w:b w:val="0"/>
                 <w:bCs w:val="0"/>
-                <w:lang/>
               </w:rPr>
             </w:pPr>
             <w:r>
               <w:rPr>
                 <w:b w:val="0"/>
                 <w:bCs w:val="0"/>
-                <w:lang/>
               </w:rPr>
               <w:t>POST</w:t>
             </w:r>
@@ -6085,14 +6145,8 @@
               <w:ind w:firstLine="0"/>
               <w:jc w:val="center"/>
               <w:cnfStyle w:val="000000000000" w:firstRow="0" w:lastRow="0" w:firstColumn="0" w:lastColumn="0" w:oddVBand="0" w:evenVBand="0" w:oddHBand="0" w:evenHBand="0" w:firstRowFirstColumn="0" w:firstRowLastColumn="0" w:lastRowFirstColumn="0" w:lastRowLastColumn="0"/>
-              <w:rPr>
-                <w:lang/>
-              </w:rPr>
             </w:pPr>
             <w:r>
-              <w:rPr>
-                <w:lang/>
-              </w:rPr>
               <w:t>/api/chats/group</w:t>
             </w:r>
           </w:p>
@@ -6108,14 +6162,8 @@
               <w:ind w:firstLine="0"/>
               <w:jc w:val="center"/>
               <w:cnfStyle w:val="000000000000" w:firstRow="0" w:lastRow="0" w:firstColumn="0" w:lastColumn="0" w:oddVBand="0" w:evenVBand="0" w:oddHBand="0" w:evenHBand="0" w:firstRowFirstColumn="0" w:firstRowLastColumn="0" w:lastRowFirstColumn="0" w:lastRowLastColumn="0"/>
-              <w:rPr>
-                <w:lang/>
-              </w:rPr>
             </w:pPr>
             <w:r>
-              <w:rPr>
-                <w:lang/>
-              </w:rPr>
               <w:t>Создание группового чата или канала</w:t>
             </w:r>
           </w:p>
@@ -6136,14 +6184,12 @@
               <w:rPr>
                 <w:b w:val="0"/>
                 <w:bCs w:val="0"/>
-                <w:lang/>
               </w:rPr>
             </w:pPr>
             <w:r>
               <w:rPr>
                 <w:b w:val="0"/>
                 <w:bCs w:val="0"/>
-                <w:lang/>
               </w:rPr>
               <w:t>POST</w:t>
             </w:r>
@@ -6160,14 +6206,8 @@
               <w:ind w:firstLine="0"/>
               <w:jc w:val="center"/>
               <w:cnfStyle w:val="000000000000" w:firstRow="0" w:lastRow="0" w:firstColumn="0" w:lastColumn="0" w:oddVBand="0" w:evenVBand="0" w:oddHBand="0" w:evenHBand="0" w:firstRowFirstColumn="0" w:firstRowLastColumn="0" w:lastRowFirstColumn="0" w:lastRowLastColumn="0"/>
-              <w:rPr>
-                <w:lang/>
-              </w:rPr>
             </w:pPr>
             <w:r>
-              <w:rPr>
-                <w:lang/>
-              </w:rPr>
               <w:t>/api/chats/{id}/members</w:t>
             </w:r>
           </w:p>
@@ -6183,14 +6223,8 @@
               <w:ind w:firstLine="0"/>
               <w:jc w:val="center"/>
               <w:cnfStyle w:val="000000000000" w:firstRow="0" w:lastRow="0" w:firstColumn="0" w:lastColumn="0" w:oddVBand="0" w:evenVBand="0" w:oddHBand="0" w:evenHBand="0" w:firstRowFirstColumn="0" w:firstRowLastColumn="0" w:lastRowFirstColumn="0" w:lastRowLastColumn="0"/>
-              <w:rPr>
-                <w:lang/>
-              </w:rPr>
             </w:pPr>
             <w:r>
-              <w:rPr>
-                <w:lang/>
-              </w:rPr>
               <w:t>Добавление пользователя в чат</w:t>
             </w:r>
           </w:p>
@@ -6211,14 +6245,12 @@
               <w:rPr>
                 <w:b w:val="0"/>
                 <w:bCs w:val="0"/>
-                <w:lang/>
               </w:rPr>
             </w:pPr>
             <w:r>
               <w:rPr>
                 <w:b w:val="0"/>
                 <w:bCs w:val="0"/>
-                <w:lang/>
               </w:rPr>
               <w:t>DELETE</w:t>
             </w:r>
@@ -6236,14 +6268,52 @@
               <w:jc w:val="center"/>
               <w:cnfStyle w:val="000000000000" w:firstRow="0" w:lastRow="0" w:firstColumn="0" w:lastColumn="0" w:oddVBand="0" w:evenVBand="0" w:oddHBand="0" w:evenHBand="0" w:firstRowFirstColumn="0" w:firstRowLastColumn="0" w:lastRowFirstColumn="0" w:lastRowLastColumn="0"/>
               <w:rPr>
-                <w:lang/>
+                <w:lang w:val="en-US"/>
               </w:rPr>
             </w:pPr>
             <w:r>
               <w:rPr>
-                <w:lang/>
-              </w:rPr>
-              <w:t>/api/chats/{id}/members/{userId}</w:t>
+                <w:lang w:val="en-US"/>
+              </w:rPr>
+              <w:t>/</w:t>
+            </w:r>
+            <w:proofErr w:type="spellStart"/>
+            <w:proofErr w:type="gramStart"/>
+            <w:r>
+              <w:rPr>
+                <w:lang w:val="en-US"/>
+              </w:rPr>
+              <w:t>api</w:t>
+            </w:r>
+            <w:proofErr w:type="spellEnd"/>
+            <w:proofErr w:type="gramEnd"/>
+            <w:r>
+              <w:rPr>
+                <w:lang w:val="en-US"/>
+              </w:rPr>
+              <w:t>/</w:t>
+            </w:r>
+            <w:proofErr w:type="gramStart"/>
+            <w:r>
+              <w:rPr>
+                <w:lang w:val="en-US"/>
+              </w:rPr>
+              <w:t>chats/{id}/members/{</w:t>
+            </w:r>
+            <w:proofErr w:type="spellStart"/>
+            <w:proofErr w:type="gramEnd"/>
+            <w:r>
+              <w:rPr>
+                <w:lang w:val="en-US"/>
+              </w:rPr>
+              <w:t>userId</w:t>
+            </w:r>
+            <w:proofErr w:type="spellEnd"/>
+            <w:r>
+              <w:rPr>
+                <w:lang w:val="en-US"/>
+              </w:rPr>
+              <w:t>}</w:t>
             </w:r>
           </w:p>
         </w:tc>
@@ -6258,14 +6328,8 @@
               <w:ind w:firstLine="0"/>
               <w:jc w:val="center"/>
               <w:cnfStyle w:val="000000000000" w:firstRow="0" w:lastRow="0" w:firstColumn="0" w:lastColumn="0" w:oddVBand="0" w:evenVBand="0" w:oddHBand="0" w:evenHBand="0" w:firstRowFirstColumn="0" w:firstRowLastColumn="0" w:lastRowFirstColumn="0" w:lastRowLastColumn="0"/>
-              <w:rPr>
-                <w:lang/>
-              </w:rPr>
             </w:pPr>
             <w:r>
-              <w:rPr>
-                <w:lang/>
-              </w:rPr>
               <w:t>Удаление пользователя из чата</w:t>
             </w:r>
           </w:p>
@@ -6286,14 +6350,12 @@
               <w:rPr>
                 <w:b w:val="0"/>
                 <w:bCs w:val="0"/>
-                <w:lang/>
               </w:rPr>
             </w:pPr>
             <w:r>
               <w:rPr>
                 <w:b w:val="0"/>
                 <w:bCs w:val="0"/>
-                <w:lang/>
               </w:rPr>
               <w:t>PATCH</w:t>
             </w:r>
@@ -6310,14 +6372,8 @@
               <w:ind w:firstLine="0"/>
               <w:jc w:val="center"/>
               <w:cnfStyle w:val="000000000000" w:firstRow="0" w:lastRow="0" w:firstColumn="0" w:lastColumn="0" w:oddVBand="0" w:evenVBand="0" w:oddHBand="0" w:evenHBand="0" w:firstRowFirstColumn="0" w:firstRowLastColumn="0" w:lastRowFirstColumn="0" w:lastRowLastColumn="0"/>
-              <w:rPr>
-                <w:lang/>
-              </w:rPr>
             </w:pPr>
             <w:r>
-              <w:rPr>
-                <w:lang/>
-              </w:rPr>
               <w:t>/api/chats/{id}/rename</w:t>
             </w:r>
           </w:p>
@@ -6333,14 +6389,8 @@
               <w:ind w:firstLine="0"/>
               <w:jc w:val="center"/>
               <w:cnfStyle w:val="000000000000" w:firstRow="0" w:lastRow="0" w:firstColumn="0" w:lastColumn="0" w:oddVBand="0" w:evenVBand="0" w:oddHBand="0" w:evenHBand="0" w:firstRowFirstColumn="0" w:firstRowLastColumn="0" w:lastRowFirstColumn="0" w:lastRowLastColumn="0"/>
-              <w:rPr>
-                <w:lang/>
-              </w:rPr>
             </w:pPr>
             <w:r>
-              <w:rPr>
-                <w:lang/>
-              </w:rPr>
               <w:t>Переименование чата</w:t>
             </w:r>
           </w:p>
@@ -6361,14 +6411,12 @@
               <w:rPr>
                 <w:b w:val="0"/>
                 <w:bCs w:val="0"/>
-                <w:lang/>
               </w:rPr>
             </w:pPr>
             <w:r>
               <w:rPr>
                 <w:b w:val="0"/>
                 <w:bCs w:val="0"/>
-                <w:lang/>
               </w:rPr>
               <w:t>POST</w:t>
             </w:r>
@@ -6385,14 +6433,8 @@
               <w:ind w:firstLine="0"/>
               <w:jc w:val="center"/>
               <w:cnfStyle w:val="000000000000" w:firstRow="0" w:lastRow="0" w:firstColumn="0" w:lastColumn="0" w:oddVBand="0" w:evenVBand="0" w:oddHBand="0" w:evenHBand="0" w:firstRowFirstColumn="0" w:firstRowLastColumn="0" w:lastRowFirstColumn="0" w:lastRowLastColumn="0"/>
-              <w:rPr>
-                <w:lang/>
-              </w:rPr>
             </w:pPr>
             <w:r>
-              <w:rPr>
-                <w:lang/>
-              </w:rPr>
               <w:t>/api/chats/{id}/read</w:t>
             </w:r>
           </w:p>
@@ -6408,14 +6450,8 @@
               <w:ind w:firstLine="0"/>
               <w:jc w:val="center"/>
               <w:cnfStyle w:val="000000000000" w:firstRow="0" w:lastRow="0" w:firstColumn="0" w:lastColumn="0" w:oddVBand="0" w:evenVBand="0" w:oddHBand="0" w:evenHBand="0" w:firstRowFirstColumn="0" w:firstRowLastColumn="0" w:lastRowFirstColumn="0" w:lastRowLastColumn="0"/>
-              <w:rPr>
-                <w:lang/>
-              </w:rPr>
             </w:pPr>
             <w:r>
-              <w:rPr>
-                <w:lang/>
-              </w:rPr>
               <w:t>Пометка сообщений как прочитанных</w:t>
             </w:r>
           </w:p>
@@ -6436,14 +6472,12 @@
               <w:rPr>
                 <w:b w:val="0"/>
                 <w:bCs w:val="0"/>
-                <w:lang/>
               </w:rPr>
             </w:pPr>
             <w:r>
               <w:rPr>
                 <w:b w:val="0"/>
                 <w:bCs w:val="0"/>
-                <w:lang/>
               </w:rPr>
               <w:t>GET</w:t>
             </w:r>
@@ -6460,14 +6494,8 @@
               <w:ind w:firstLine="0"/>
               <w:jc w:val="center"/>
               <w:cnfStyle w:val="000000000000" w:firstRow="0" w:lastRow="0" w:firstColumn="0" w:lastColumn="0" w:oddVBand="0" w:evenVBand="0" w:oddHBand="0" w:evenHBand="0" w:firstRowFirstColumn="0" w:firstRowLastColumn="0" w:lastRowFirstColumn="0" w:lastRowLastColumn="0"/>
-              <w:rPr>
-                <w:lang/>
-              </w:rPr>
             </w:pPr>
             <w:r>
-              <w:rPr>
-                <w:lang/>
-              </w:rPr>
               <w:t>/api/chats/{id}/pinned</w:t>
             </w:r>
           </w:p>
@@ -6483,14 +6511,8 @@
               <w:ind w:firstLine="0"/>
               <w:jc w:val="center"/>
               <w:cnfStyle w:val="000000000000" w:firstRow="0" w:lastRow="0" w:firstColumn="0" w:lastColumn="0" w:oddVBand="0" w:evenVBand="0" w:oddHBand="0" w:evenHBand="0" w:firstRowFirstColumn="0" w:firstRowLastColumn="0" w:lastRowFirstColumn="0" w:lastRowLastColumn="0"/>
-              <w:rPr>
-                <w:lang/>
-              </w:rPr>
             </w:pPr>
             <w:r>
-              <w:rPr>
-                <w:lang/>
-              </w:rPr>
               <w:t>Получение закреплённых сообщений</w:t>
             </w:r>
           </w:p>
@@ -6511,14 +6533,12 @@
               <w:rPr>
                 <w:b w:val="0"/>
                 <w:bCs w:val="0"/>
-                <w:lang/>
               </w:rPr>
             </w:pPr>
             <w:r>
               <w:rPr>
                 <w:b w:val="0"/>
                 <w:bCs w:val="0"/>
-                <w:lang/>
               </w:rPr>
               <w:t>GET</w:t>
             </w:r>
@@ -6535,14 +6555,8 @@
               <w:ind w:firstLine="0"/>
               <w:jc w:val="center"/>
               <w:cnfStyle w:val="000000000000" w:firstRow="0" w:lastRow="0" w:firstColumn="0" w:lastColumn="0" w:oddVBand="0" w:evenVBand="0" w:oddHBand="0" w:evenHBand="0" w:firstRowFirstColumn="0" w:firstRowLastColumn="0" w:lastRowFirstColumn="0" w:lastRowLastColumn="0"/>
-              <w:rPr>
-                <w:lang/>
-              </w:rPr>
             </w:pPr>
             <w:r>
-              <w:rPr>
-                <w:lang/>
-              </w:rPr>
               <w:t>/api/messages/{chatId}</w:t>
             </w:r>
           </w:p>
@@ -6558,14 +6572,8 @@
               <w:ind w:firstLine="0"/>
               <w:jc w:val="center"/>
               <w:cnfStyle w:val="000000000000" w:firstRow="0" w:lastRow="0" w:firstColumn="0" w:lastColumn="0" w:oddVBand="0" w:evenVBand="0" w:oddHBand="0" w:evenHBand="0" w:firstRowFirstColumn="0" w:firstRowLastColumn="0" w:lastRowFirstColumn="0" w:lastRowLastColumn="0"/>
-              <w:rPr>
-                <w:lang/>
-              </w:rPr>
             </w:pPr>
             <w:r>
-              <w:rPr>
-                <w:lang/>
-              </w:rPr>
               <w:t>Получение истории сообщений</w:t>
             </w:r>
           </w:p>
@@ -6586,14 +6594,12 @@
               <w:rPr>
                 <w:b w:val="0"/>
                 <w:bCs w:val="0"/>
-                <w:lang/>
               </w:rPr>
             </w:pPr>
             <w:r>
               <w:rPr>
                 <w:b w:val="0"/>
                 <w:bCs w:val="0"/>
-                <w:lang/>
               </w:rPr>
               <w:t>POST</w:t>
             </w:r>
@@ -6610,14 +6616,8 @@
               <w:ind w:firstLine="0"/>
               <w:jc w:val="center"/>
               <w:cnfStyle w:val="000000000000" w:firstRow="0" w:lastRow="0" w:firstColumn="0" w:lastColumn="0" w:oddVBand="0" w:evenVBand="0" w:oddHBand="0" w:evenHBand="0" w:firstRowFirstColumn="0" w:firstRowLastColumn="0" w:lastRowFirstColumn="0" w:lastRowLastColumn="0"/>
-              <w:rPr>
-                <w:lang/>
-              </w:rPr>
             </w:pPr>
             <w:r>
-              <w:rPr>
-                <w:lang/>
-              </w:rPr>
               <w:t>/api/messages</w:t>
             </w:r>
           </w:p>
@@ -6633,14 +6633,8 @@
               <w:ind w:firstLine="0"/>
               <w:jc w:val="center"/>
               <w:cnfStyle w:val="000000000000" w:firstRow="0" w:lastRow="0" w:firstColumn="0" w:lastColumn="0" w:oddVBand="0" w:evenVBand="0" w:oddHBand="0" w:evenHBand="0" w:firstRowFirstColumn="0" w:firstRowLastColumn="0" w:lastRowFirstColumn="0" w:lastRowLastColumn="0"/>
-              <w:rPr>
-                <w:lang/>
-              </w:rPr>
             </w:pPr>
             <w:r>
-              <w:rPr>
-                <w:lang/>
-              </w:rPr>
               <w:t>Отправка текстового сообщения</w:t>
             </w:r>
           </w:p>
@@ -6661,39 +6655,14 @@
               <w:rPr>
                 <w:b w:val="0"/>
                 <w:bCs w:val="0"/>
-                <w:lang/>
               </w:rPr>
             </w:pPr>
             <w:r>
               <w:rPr>
                 <w:b w:val="0"/>
                 <w:bCs w:val="0"/>
-                <w:lang/>
               </w:rPr>
               <w:t>POST</w:t>
-            </w:r>
-          </w:p>
-        </w:tc>
-        <w:tc>
-          <w:tcPr>
-            <w:tcW w:w="0" w:type="auto"/>
-            <w:vAlign w:val="center"/>
-            <w:hideMark/>
-          </w:tcPr>
-          <w:p>
-            <w:pPr>
-              <w:ind w:firstLine="0"/>
-              <w:jc w:val="center"/>
-              <w:cnfStyle w:val="000000000000" w:firstRow="0" w:lastRow="0" w:firstColumn="0" w:lastColumn="0" w:oddVBand="0" w:evenVBand="0" w:oddHBand="0" w:evenHBand="0" w:firstRowFirstColumn="0" w:firstRowLastColumn="0" w:lastRowFirstColumn="0" w:lastRowLastColumn="0"/>
-              <w:rPr>
-                <w:lang/>
-              </w:rPr>
-            </w:pPr>
-            <w:r>
-              <w:rPr>
-                <w:lang/>
-              </w:rPr>
-              <w:t>/api/messages/file</w:t>
             </w:r>
           </w:p>
         </w:tc>
@@ -6710,9 +6679,23 @@
               <w:cnfStyle w:val="000000000000" w:firstRow="0" w:lastRow="0" w:firstColumn="0" w:lastColumn="0" w:oddVBand="0" w:evenVBand="0" w:oddHBand="0" w:evenHBand="0" w:firstRowFirstColumn="0" w:firstRowLastColumn="0" w:lastRowFirstColumn="0" w:lastRowLastColumn="0"/>
             </w:pPr>
             <w:r>
-              <w:rPr>
-                <w:lang/>
-              </w:rPr>
+              <w:t>/api/messages/file</w:t>
+            </w:r>
+          </w:p>
+        </w:tc>
+        <w:tc>
+          <w:tcPr>
+            <w:tcW w:w="0" w:type="auto"/>
+            <w:vAlign w:val="center"/>
+            <w:hideMark/>
+          </w:tcPr>
+          <w:p>
+            <w:pPr>
+              <w:ind w:firstLine="0"/>
+              <w:jc w:val="center"/>
+              <w:cnfStyle w:val="000000000000" w:firstRow="0" w:lastRow="0" w:firstColumn="0" w:lastColumn="0" w:oddVBand="0" w:evenVBand="0" w:oddHBand="0" w:evenHBand="0" w:firstRowFirstColumn="0" w:firstRowLastColumn="0" w:lastRowFirstColumn="0" w:lastRowLastColumn="0"/>
+            </w:pPr>
+            <w:r>
               <w:t>Отправка файла</w:t>
             </w:r>
           </w:p>
@@ -6733,14 +6716,12 @@
               <w:rPr>
                 <w:b w:val="0"/>
                 <w:bCs w:val="0"/>
-                <w:lang/>
               </w:rPr>
             </w:pPr>
             <w:r>
               <w:rPr>
                 <w:b w:val="0"/>
                 <w:bCs w:val="0"/>
-                <w:lang/>
               </w:rPr>
               <w:t>PUT</w:t>
             </w:r>
@@ -6757,14 +6738,8 @@
               <w:ind w:firstLine="0"/>
               <w:jc w:val="center"/>
               <w:cnfStyle w:val="000000000000" w:firstRow="0" w:lastRow="0" w:firstColumn="0" w:lastColumn="0" w:oddVBand="0" w:evenVBand="0" w:oddHBand="0" w:evenHBand="0" w:firstRowFirstColumn="0" w:firstRowLastColumn="0" w:lastRowFirstColumn="0" w:lastRowLastColumn="0"/>
-              <w:rPr>
-                <w:lang/>
-              </w:rPr>
             </w:pPr>
             <w:r>
-              <w:rPr>
-                <w:lang/>
-              </w:rPr>
               <w:t>/api/messages/{id}</w:t>
             </w:r>
           </w:p>
@@ -6780,14 +6755,8 @@
               <w:ind w:firstLine="0"/>
               <w:jc w:val="center"/>
               <w:cnfStyle w:val="000000000000" w:firstRow="0" w:lastRow="0" w:firstColumn="0" w:lastColumn="0" w:oddVBand="0" w:evenVBand="0" w:oddHBand="0" w:evenHBand="0" w:firstRowFirstColumn="0" w:firstRowLastColumn="0" w:lastRowFirstColumn="0" w:lastRowLastColumn="0"/>
-              <w:rPr>
-                <w:lang/>
-              </w:rPr>
             </w:pPr>
             <w:r>
-              <w:rPr>
-                <w:lang/>
-              </w:rPr>
               <w:t>Редактирование сообщения</w:t>
             </w:r>
           </w:p>
@@ -6808,14 +6777,12 @@
               <w:rPr>
                 <w:b w:val="0"/>
                 <w:bCs w:val="0"/>
-                <w:lang/>
               </w:rPr>
             </w:pPr>
             <w:r>
               <w:rPr>
                 <w:b w:val="0"/>
                 <w:bCs w:val="0"/>
-                <w:lang/>
               </w:rPr>
               <w:t>DELETE</w:t>
             </w:r>
@@ -6832,14 +6799,8 @@
               <w:ind w:firstLine="0"/>
               <w:jc w:val="center"/>
               <w:cnfStyle w:val="000000000000" w:firstRow="0" w:lastRow="0" w:firstColumn="0" w:lastColumn="0" w:oddVBand="0" w:evenVBand="0" w:oddHBand="0" w:evenHBand="0" w:firstRowFirstColumn="0" w:firstRowLastColumn="0" w:lastRowFirstColumn="0" w:lastRowLastColumn="0"/>
-              <w:rPr>
-                <w:lang/>
-              </w:rPr>
             </w:pPr>
             <w:r>
-              <w:rPr>
-                <w:lang/>
-              </w:rPr>
               <w:t>/api/messages/{id}</w:t>
             </w:r>
           </w:p>
@@ -6855,14 +6816,8 @@
               <w:ind w:firstLine="0"/>
               <w:jc w:val="center"/>
               <w:cnfStyle w:val="000000000000" w:firstRow="0" w:lastRow="0" w:firstColumn="0" w:lastColumn="0" w:oddVBand="0" w:evenVBand="0" w:oddHBand="0" w:evenHBand="0" w:firstRowFirstColumn="0" w:firstRowLastColumn="0" w:lastRowFirstColumn="0" w:lastRowLastColumn="0"/>
-              <w:rPr>
-                <w:lang/>
-              </w:rPr>
             </w:pPr>
             <w:r>
-              <w:rPr>
-                <w:lang/>
-              </w:rPr>
               <w:t>Удаление сообщения</w:t>
             </w:r>
           </w:p>
@@ -6883,14 +6838,12 @@
               <w:rPr>
                 <w:b w:val="0"/>
                 <w:bCs w:val="0"/>
-                <w:lang/>
               </w:rPr>
             </w:pPr>
             <w:r>
               <w:rPr>
                 <w:b w:val="0"/>
                 <w:bCs w:val="0"/>
-                <w:lang/>
               </w:rPr>
               <w:t>PATCH</w:t>
             </w:r>
@@ -6907,14 +6860,8 @@
               <w:ind w:firstLine="0"/>
               <w:jc w:val="center"/>
               <w:cnfStyle w:val="000000000000" w:firstRow="0" w:lastRow="0" w:firstColumn="0" w:lastColumn="0" w:oddVBand="0" w:evenVBand="0" w:oddHBand="0" w:evenHBand="0" w:firstRowFirstColumn="0" w:firstRowLastColumn="0" w:lastRowFirstColumn="0" w:lastRowLastColumn="0"/>
-              <w:rPr>
-                <w:lang/>
-              </w:rPr>
             </w:pPr>
             <w:r>
-              <w:rPr>
-                <w:lang/>
-              </w:rPr>
               <w:t>/api/messages/{id}/pin</w:t>
             </w:r>
           </w:p>
@@ -6930,14 +6877,8 @@
               <w:ind w:firstLine="0"/>
               <w:jc w:val="center"/>
               <w:cnfStyle w:val="000000000000" w:firstRow="0" w:lastRow="0" w:firstColumn="0" w:lastColumn="0" w:oddVBand="0" w:evenVBand="0" w:oddHBand="0" w:evenHBand="0" w:firstRowFirstColumn="0" w:firstRowLastColumn="0" w:lastRowFirstColumn="0" w:lastRowLastColumn="0"/>
-              <w:rPr>
-                <w:lang/>
-              </w:rPr>
             </w:pPr>
             <w:r>
-              <w:rPr>
-                <w:lang/>
-              </w:rPr>
               <w:t>Закрепление сообщения</w:t>
             </w:r>
           </w:p>
@@ -6958,14 +6899,12 @@
               <w:rPr>
                 <w:b w:val="0"/>
                 <w:bCs w:val="0"/>
-                <w:lang/>
               </w:rPr>
             </w:pPr>
             <w:r>
               <w:rPr>
                 <w:b w:val="0"/>
                 <w:bCs w:val="0"/>
-                <w:lang/>
               </w:rPr>
               <w:t>PATCH</w:t>
             </w:r>
@@ -6982,14 +6921,8 @@
               <w:ind w:firstLine="0"/>
               <w:jc w:val="center"/>
               <w:cnfStyle w:val="000000000000" w:firstRow="0" w:lastRow="0" w:firstColumn="0" w:lastColumn="0" w:oddVBand="0" w:evenVBand="0" w:oddHBand="0" w:evenHBand="0" w:firstRowFirstColumn="0" w:firstRowLastColumn="0" w:lastRowFirstColumn="0" w:lastRowLastColumn="0"/>
-              <w:rPr>
-                <w:lang/>
-              </w:rPr>
             </w:pPr>
             <w:r>
-              <w:rPr>
-                <w:lang/>
-              </w:rPr>
               <w:t>/api/messages/{id}/unpin</w:t>
             </w:r>
           </w:p>
@@ -7005,14 +6938,8 @@
               <w:ind w:firstLine="0"/>
               <w:jc w:val="center"/>
               <w:cnfStyle w:val="000000000000" w:firstRow="0" w:lastRow="0" w:firstColumn="0" w:lastColumn="0" w:oddVBand="0" w:evenVBand="0" w:oddHBand="0" w:evenHBand="0" w:firstRowFirstColumn="0" w:firstRowLastColumn="0" w:lastRowFirstColumn="0" w:lastRowLastColumn="0"/>
-              <w:rPr>
-                <w:lang/>
-              </w:rPr>
             </w:pPr>
             <w:r>
-              <w:rPr>
-                <w:lang/>
-              </w:rPr>
               <w:t>Открепление сообщения</w:t>
             </w:r>
           </w:p>
@@ -7033,14 +6960,12 @@
               <w:rPr>
                 <w:b w:val="0"/>
                 <w:bCs w:val="0"/>
-                <w:lang/>
               </w:rPr>
             </w:pPr>
             <w:r>
               <w:rPr>
                 <w:b w:val="0"/>
                 <w:bCs w:val="0"/>
-                <w:lang/>
               </w:rPr>
               <w:t>GET</w:t>
             </w:r>
@@ -7057,14 +6982,8 @@
               <w:ind w:firstLine="0"/>
               <w:jc w:val="center"/>
               <w:cnfStyle w:val="000000000000" w:firstRow="0" w:lastRow="0" w:firstColumn="0" w:lastColumn="0" w:oddVBand="0" w:evenVBand="0" w:oddHBand="0" w:evenHBand="0" w:firstRowFirstColumn="0" w:firstRowLastColumn="0" w:lastRowFirstColumn="0" w:lastRowLastColumn="0"/>
-              <w:rPr>
-                <w:lang/>
-              </w:rPr>
             </w:pPr>
             <w:r>
-              <w:rPr>
-                <w:lang/>
-              </w:rPr>
               <w:t>/api/messages/{chatId}/search</w:t>
             </w:r>
           </w:p>
@@ -7080,14 +6999,8 @@
               <w:ind w:firstLine="0"/>
               <w:jc w:val="center"/>
               <w:cnfStyle w:val="000000000000" w:firstRow="0" w:lastRow="0" w:firstColumn="0" w:lastColumn="0" w:oddVBand="0" w:evenVBand="0" w:oddHBand="0" w:evenHBand="0" w:firstRowFirstColumn="0" w:firstRowLastColumn="0" w:lastRowFirstColumn="0" w:lastRowLastColumn="0"/>
-              <w:rPr>
-                <w:lang/>
-              </w:rPr>
             </w:pPr>
             <w:r>
-              <w:rPr>
-                <w:lang/>
-              </w:rPr>
               <w:t>Поиск сообщений в чате</w:t>
             </w:r>
           </w:p>
@@ -7161,7 +7074,6 @@
           <w:b/>
           <w:bCs/>
           <w:color w:val="000000" w:themeColor="text1"/>
-          <w:lang/>
         </w:rPr>
       </w:pPr>
       <w:bookmarkStart w:id="18" w:name="_Toc228216027"/>
@@ -7171,29 +7083,9 @@
           <w:b/>
           <w:bCs/>
           <w:color w:val="000000" w:themeColor="text1"/>
-          <w:lang/>
         </w:rPr>
         <w:lastRenderedPageBreak/>
-        <w:t>3.2.</w:t>
-      </w:r>
-      <w:r>
-        <w:rPr>
-          <w:rFonts w:ascii="Times New Roman" w:hAnsi="Times New Roman" w:cs="Times New Roman"/>
-          <w:b/>
-          <w:bCs/>
-          <w:color w:val="000000" w:themeColor="text1"/>
-        </w:rPr>
-        <w:t>4</w:t>
-      </w:r>
-      <w:r>
-        <w:rPr>
-          <w:rFonts w:ascii="Times New Roman" w:hAnsi="Times New Roman" w:cs="Times New Roman"/>
-          <w:b/>
-          <w:bCs/>
-          <w:color w:val="000000" w:themeColor="text1"/>
-          <w:lang/>
-        </w:rPr>
-        <w:t xml:space="preserve"> Модель базы данных</w:t>
+        <w:t>3.2.4 Модель базы данных</w:t>
       </w:r>
       <w:bookmarkEnd w:id="18"/>
     </w:p>
@@ -7291,10 +7183,7 @@
         <w:t>-</w:t>
       </w:r>
       <w:r>
-        <w:t xml:space="preserve">диаграмма </w:t>
-      </w:r>
-      <w:r>
-        <w:t>базы данных</w:t>
+        <w:t>диаграмма базы данных</w:t>
       </w:r>
     </w:p>
     <w:p>
@@ -7304,15 +7193,9 @@
     </w:p>
     <w:p>
       <w:r>
-        <w:rPr>
-          <w:lang/>
-        </w:rPr>
         <w:t xml:space="preserve">Центральным элементом архитектуры данных является нормализованная структура связей, где взаимодействие между пользователями и чатами реализуется через промежуточную сущность </w:t>
       </w:r>
       <w:r>
-        <w:rPr>
-          <w:lang/>
-        </w:rPr>
         <w:lastRenderedPageBreak/>
         <w:t>участников. Это позволяет не только гибко управлять доступом к переписке, но и отслеживать специфические состояния для каждого пользователя</w:t>
       </w:r>
@@ -7322,9 +7205,6 @@
     </w:p>
     <w:p>
       <w:r>
-        <w:rPr>
-          <w:lang/>
-        </w:rPr>
         <w:t>Модель сообщений спроектирована с учетом поддержки мультимедийного контента и древовидных обсуждений. Использование рекурсивной связи внутри таблицы сообщений позволяет организовать систему ответов, где каждое сообщение может ссылаться на родительский объект. При этом связи с сущностями отправителя и чата обеспечивают быструю выборку истории переписки с сохранением авторства</w:t>
       </w:r>
     </w:p>
@@ -7351,7 +7231,6 @@
           <w:color w:val="000000" w:themeColor="text1"/>
           <w:sz w:val="28"/>
           <w:szCs w:val="28"/>
-          <w:lang/>
         </w:rPr>
         <w:t>3.3 Реализация клиентской части</w:t>
       </w:r>
@@ -7376,7 +7255,6 @@
           <w:b/>
           <w:bCs/>
           <w:color w:val="000000" w:themeColor="text1"/>
-          <w:lang/>
         </w:rPr>
         <w:t>3.3.1 Общая структура фронтенда</w:t>
       </w:r>
@@ -7388,10 +7266,29 @@
         <w:spacing w:line="360" w:lineRule="exact"/>
       </w:pPr>
       <w:r>
-        <w:rPr>
-          <w:lang/>
-        </w:rPr>
-        <w:t xml:space="preserve">Клиентская часть мессенджера реализована как одностраничное веб-приложение (SPA) на базе библиотеки React с использованием TypeScript. Использование строгой типизации на фронтенде позволяет синхронизировать структуры данных с серверной частью, что значительно снижает количество ошибок при обработке ответов от API. </w:t>
+        <w:t xml:space="preserve">Клиентская часть мессенджера реализована как одностраничное веб-приложение (SPA) на базе библиотеки </w:t>
+      </w:r>
+      <w:proofErr w:type="spellStart"/>
+      <w:r>
+        <w:t>React</w:t>
+      </w:r>
+      <w:proofErr w:type="spellEnd"/>
+      <w:r>
+        <w:t xml:space="preserve"> </w:t>
+      </w:r>
+      <w:r>
+        <w:t>[9]</w:t>
+      </w:r>
+      <w:r>
+        <w:t xml:space="preserve"> с использованием </w:t>
+      </w:r>
+      <w:proofErr w:type="spellStart"/>
+      <w:r>
+        <w:t>TypeScript</w:t>
+      </w:r>
+      <w:proofErr w:type="spellEnd"/>
+      <w:r>
+        <w:t xml:space="preserve">. Использование строгой типизации на фронтенде позволяет синхронизировать структуры данных с серверной частью, что значительно снижает количество ошибок при обработке ответов от API. </w:t>
       </w:r>
     </w:p>
     <w:p/>
@@ -7403,6 +7300,9 @@
         </w:rPr>
       </w:pPr>
       <w:r>
+        <w:rPr>
+          <w:noProof/>
+        </w:rPr>
         <w:drawing>
           <wp:inline distT="0" distB="0" distL="0" distR="0" wp14:anchorId="076B2AC0" wp14:editId="3553BD66">
             <wp:extent cx="1610470" cy="3600000"/>
@@ -7477,20 +7377,11 @@
     <w:p>
       <w:pPr>
         <w:spacing w:line="360" w:lineRule="exact"/>
-        <w:rPr>
-          <w:lang/>
-        </w:rPr>
-      </w:pPr>
-      <w:r>
-        <w:rPr>
-          <w:lang/>
-        </w:rPr>
+      </w:pPr>
+      <w:r>
         <w:t xml:space="preserve">Централизованное управление данными в приложении реализовано с </w:t>
       </w:r>
       <w:r>
-        <w:rPr>
-          <w:lang/>
-        </w:rPr>
         <w:lastRenderedPageBreak/>
         <w:t>помощью библиотеки Zustand. Это решение позволило создать легковесные и производительные хранилища для управления авторизацией пользователя и состоянием активных чатов, обеспечивая мгновенную реакцию интерфейса на изменения данных без избыточных перерисовок компонентов. Для стилизации интерфейса применен фреймворк Tailwind CSS, который обеспечивает адаптивность мессенджера под различные разрешения экранов и консистентность визуального оформления.</w:t>
       </w:r>
@@ -7501,15 +7392,23 @@
     <w:p>
       <w:pPr>
         <w:spacing w:line="360" w:lineRule="exact"/>
-        <w:rPr>
-          <w:lang/>
-        </w:rPr>
-      </w:pPr>
-      <w:r>
-        <w:rPr>
-          <w:lang/>
-        </w:rPr>
-        <w:t>Взаимодействие с серверной частью организовано через два дополняющих друг друга механизма. Основной обмен данными, такой как авторизация, получение истории сообщений и загрузка файлов, осуществляется посредством асинхронных HTTP-запросов с использованием библиотеки Axios. Для обеспечения безопасности в каждый запрос автоматически внедряется JWT-токен через механизмы перехватчиков (interceptors). В свою очередь, для реализации функций реального времени используется клиент SignalR. Он поддерживает постоянное соединение с сервером, позволяя мгновенно отображать входящие сообщения, уведомления о наборе текста и статусы прочтения без необходимости повторного опроса сервера клиентом. Такой гибридный подход обеспечивает высокую отзывчивость системы и соответствует стандартам современных корпоративных инструментов связи.</w:t>
+      </w:pPr>
+      <w:r>
+        <w:t xml:space="preserve">Взаимодействие с серверной частью организовано через два дополняющих друг друга механизма. Основной обмен данными, такой как авторизация, получение истории сообщений и загрузка файлов, осуществляется посредством асинхронных HTTP-запросов с использованием библиотеки Axios. Для обеспечения безопасности в каждый запрос автоматически внедряется JWT-токен через механизмы перехватчиков (interceptors). В свою очередь, для реализации функций реального времени используется клиент </w:t>
+      </w:r>
+      <w:proofErr w:type="spellStart"/>
+      <w:r>
+        <w:t>SignalR</w:t>
+      </w:r>
+      <w:proofErr w:type="spellEnd"/>
+      <w:r>
+        <w:t xml:space="preserve"> </w:t>
+      </w:r>
+      <w:r>
+        <w:t>[3]</w:t>
+      </w:r>
+      <w:r>
+        <w:t>. Он поддерживает постоянное соединение с сервером, позволяя мгновенно отображать входящие сообщения, уведомления о наборе текста и статусы прочтения без необходимости повторного опроса сервера клиентом. Такой гибридный подход обеспечивает высокую отзывчивость системы и соответствует стандартам современных корпоративных инструментов связи.</w:t>
       </w:r>
     </w:p>
     <w:p>
@@ -7526,7 +7425,6 @@
           <w:b/>
           <w:bCs/>
           <w:color w:val="000000" w:themeColor="text1"/>
-          <w:lang/>
         </w:rPr>
       </w:pPr>
       <w:bookmarkStart w:id="21" w:name="_Toc228216030"/>
@@ -7555,45 +7453,21 @@
           <w:bCs/>
           <w:color w:val="000000" w:themeColor="text1"/>
         </w:rPr>
-        <w:t xml:space="preserve">.2 </w:t>
-      </w:r>
-      <w:r>
-        <w:rPr>
-          <w:rFonts w:ascii="Times New Roman" w:hAnsi="Times New Roman" w:cs="Times New Roman"/>
-          <w:b/>
-          <w:bCs/>
-          <w:color w:val="000000" w:themeColor="text1"/>
-          <w:lang/>
-        </w:rPr>
-        <w:t>Пользовательский интерфейс</w:t>
+        <w:t>.2 Пользовательский интерфейс</w:t>
       </w:r>
       <w:bookmarkEnd w:id="21"/>
     </w:p>
     <w:p/>
     <w:p>
-      <w:pPr>
-        <w:rPr>
-          <w:lang/>
-        </w:rPr>
-      </w:pPr>
-      <w:r>
-        <w:rPr>
-          <w:lang/>
-        </w:rPr>
+      <w:r>
         <w:t>Процесс взаимодействия с программным комплексом начинается с этапа идентификации и аутентификации пользователя. Для обеспечения доступа к функциям мессенджера реализованы интуитивно понятные формы входа и создания новой учетной записи. При первом посещении приложения пользователю предлагается пройти процедуру регистрации, в ходе которой осуществляется сбор необходимых данных: полного имени, уникального псевдонима (username) и адреса электронной почты. На данном этапе внедрены механизмы предварительной валидации, предотвращающие отправку пустых полей или некорректных адресов, что снижает нагрузку на серверную часть и ускоряет процесс регистрации.</w:t>
       </w:r>
     </w:p>
     <w:p>
       <w:r>
-        <w:rPr>
-          <w:lang/>
-        </w:rPr>
         <w:t xml:space="preserve">После создания учетной записи или при повторном входе в систему пользователь перенаправляется на форму аутентификации. Взаимодействие с данной формой инициирует процесс обмена данными с сервером для получения JWT-токена, который в дальнейшем используется для авторизации всех последующих запросов. Интерфейс этих страниц спроектирован таким образом, чтобы минимизировать когнитивную нагрузку, предлагая </w:t>
       </w:r>
       <w:r>
-        <w:rPr>
-          <w:lang/>
-        </w:rPr>
         <w:lastRenderedPageBreak/>
         <w:t xml:space="preserve">пользователю сфокусироваться на вводе учетных данных в центре экрана. </w:t>
       </w:r>
@@ -7605,6 +7479,9 @@
         <w:jc w:val="center"/>
       </w:pPr>
       <w:r>
+        <w:rPr>
+          <w:noProof/>
+        </w:rPr>
         <w:drawing>
           <wp:inline distT="0" distB="0" distL="0" distR="0" wp14:anchorId="6895CDFD" wp14:editId="560C5E3E">
             <wp:extent cx="4937760" cy="3517396"/>
@@ -7675,6 +7552,9 @@
         <w:jc w:val="center"/>
       </w:pPr>
       <w:r>
+        <w:rPr>
+          <w:noProof/>
+        </w:rPr>
         <w:drawing>
           <wp:inline distT="0" distB="0" distL="0" distR="0" wp14:anchorId="3388499D" wp14:editId="0E7CE4C1">
             <wp:extent cx="4691679" cy="3498574"/>
@@ -7748,14 +7628,8 @@
     <w:p>
       <w:pPr>
         <w:spacing w:line="360" w:lineRule="exact"/>
-        <w:rPr>
-          <w:lang/>
-        </w:rPr>
-      </w:pPr>
-      <w:r>
-        <w:rPr>
-          <w:lang/>
-        </w:rPr>
+      </w:pPr>
+      <w:r>
         <w:lastRenderedPageBreak/>
         <w:t>После успешной аутентификации пользователь попадает в основное рабочее пространство приложения. Интерфейс главной страницы разделен на две функциональные зоны: боковую панель (Sidebar) для управления списком диалогов и основную область чата (ChatWindow). Такое разделение позволяет сохранять контекст общения, обеспечивая при этом быстрый доступ к навигации.</w:t>
       </w:r>
@@ -7766,42 +7640,30 @@
     <w:p>
       <w:pPr>
         <w:spacing w:line="360" w:lineRule="exact"/>
-        <w:rPr>
-          <w:lang/>
-        </w:rPr>
-      </w:pPr>
-      <w:r>
-        <w:rPr>
-          <w:lang/>
-        </w:rPr>
+      </w:pPr>
+      <w:r>
         <w:t>Боковая панель включает в себя инструменты для глобального поиска пользователей и фильтрации активных диалогов по категориям (личные сообщения, группы). Для удобства администрирования здесь же расположены кнопки быстрого создания новых чатов и перехода к настройкам профиля. Список чатов динамически обновляется: для каждого элемента отображается аватар собеседника, заголовок, последнее сообщение и индикация непрочитанных уведомлений.</w:t>
       </w:r>
     </w:p>
     <w:p>
       <w:pPr>
         <w:ind w:firstLine="0"/>
-        <w:rPr>
-          <w:lang/>
-        </w:rPr>
       </w:pPr>
     </w:p>
     <w:p>
       <w:pPr>
         <w:ind w:firstLine="0"/>
         <w:jc w:val="center"/>
-        <w:rPr>
-          <w:lang w:val="en-US"/>
-        </w:rPr>
-      </w:pPr>
-      <w:r>
-        <w:rPr>
-          <w:lang w:val="en-US"/>
+      </w:pPr>
+      <w:r>
+        <w:rPr>
+          <w:noProof/>
         </w:rPr>
         <w:drawing>
-          <wp:inline distT="0" distB="0" distL="0" distR="0" wp14:anchorId="12E88DD3" wp14:editId="765EF3B7">
-            <wp:extent cx="2671200" cy="3903644"/>
-            <wp:effectExtent l="0" t="0" r="0" b="1905"/>
-            <wp:docPr id="698208079" name="Рисунок 1"/>
+          <wp:inline distT="0" distB="0" distL="0" distR="0" wp14:anchorId="27FEB5A0" wp14:editId="38F5614A">
+            <wp:extent cx="2163170" cy="4437589"/>
+            <wp:effectExtent l="0" t="0" r="8890" b="1270"/>
+            <wp:docPr id="1210555932" name="Рисунок 1"/>
             <wp:cNvGraphicFramePr>
               <a:graphicFrameLocks xmlns:a="http://schemas.openxmlformats.org/drawingml/2006/main" noChangeAspect="1"/>
             </wp:cNvGraphicFramePr>
@@ -7809,7 +7671,7 @@
               <a:graphicData uri="http://schemas.openxmlformats.org/drawingml/2006/picture">
                 <pic:pic xmlns:pic="http://schemas.openxmlformats.org/drawingml/2006/picture">
                   <pic:nvPicPr>
-                    <pic:cNvPr id="698208079" name=""/>
+                    <pic:cNvPr id="1210555932" name=""/>
                     <pic:cNvPicPr/>
                   </pic:nvPicPr>
                   <pic:blipFill>
@@ -7821,7 +7683,7 @@
                   <pic:spPr>
                     <a:xfrm>
                       <a:off x="0" y="0"/>
-                      <a:ext cx="2671200" cy="3903644"/>
+                      <a:ext cx="2166759" cy="4444951"/>
                     </a:xfrm>
                     <a:prstGeom prst="rect">
                       <a:avLst/>
@@ -7837,9 +7699,6 @@
     <w:p>
       <w:pPr>
         <w:ind w:firstLine="0"/>
-        <w:rPr>
-          <w:lang w:val="en-US"/>
-        </w:rPr>
       </w:pPr>
     </w:p>
     <w:p>
@@ -7853,9 +7712,6 @@
         <w:t>1</w:t>
       </w:r>
       <w:r>
-        <w:rPr>
-          <w:lang w:val="en-US"/>
-        </w:rPr>
         <w:t>1</w:t>
       </w:r>
       <w:r>
@@ -7874,35 +7730,20 @@
     <w:p>
       <w:pPr>
         <w:spacing w:line="360" w:lineRule="exact"/>
-        <w:rPr>
-          <w:lang/>
-        </w:rPr>
-      </w:pPr>
-      <w:r>
-        <w:rPr>
-          <w:lang/>
-        </w:rPr>
-        <w:t xml:space="preserve">Центральную часть интерфейса занимает окно активного диалога. В верхней части окна (Header) отображается текущий статус собеседника и инструменты управления конкретным чатом, включая поиск по истории сообщений и панель детальной информации. Одной из ключевых особенностей интерфейса является закрепленная область для важных </w:t>
-      </w:r>
-      <w:r>
-        <w:rPr>
-          <w:lang/>
-        </w:rPr>
+      </w:pPr>
+      <w:r>
+        <w:t xml:space="preserve">Центральную часть интерфейса занимает окно активного диалога. В верхней части окна (Header) отображается текущий статус собеседника и инструменты управления конкретным чатом, включая поиск по истории </w:t>
+      </w:r>
+      <w:r>
         <w:lastRenderedPageBreak/>
-        <w:t>сообщений (Pinned Messages), расположенная непосредственно под заголовком чата.</w:t>
-      </w:r>
-    </w:p>
-    <w:p>
-      <w:pPr>
-        <w:spacing w:line="360" w:lineRule="exact"/>
-        <w:rPr>
-          <w:lang/>
-        </w:rPr>
-      </w:pPr>
-      <w:r>
-        <w:rPr>
-          <w:lang/>
-        </w:rPr>
+        <w:t>сообщений и панель детальной информации. Одной из ключевых особенностей интерфейса является закрепленная область для важных сообщений (Pinned Messages), расположенная непосредственно под заголовком чата.</w:t>
+      </w:r>
+    </w:p>
+    <w:p>
+      <w:pPr>
+        <w:spacing w:line="360" w:lineRule="exact"/>
+      </w:pPr>
+      <w:r>
         <w:t>Основная область сообщений поддерживает бесконечную прокрутку с автоматической подгрузкой истории. Сообщения визуально разделены на входящие и исходящие, снабжены временными метками и индикаторами редактирования. Нижняя часть окна содержит поле ввода с поддержкой многострочного текста. В случае отсутствия прав на отправку сообщений (например, в информационных каналах) поле ввода автоматически заменяется на соответствующее уведомление, информирующее пользователя об ограничениях.</w:t>
       </w:r>
     </w:p>
@@ -7910,9 +7751,6 @@
       <w:pPr>
         <w:ind w:firstLine="0"/>
         <w:jc w:val="center"/>
-        <w:rPr>
-          <w:lang/>
-        </w:rPr>
       </w:pPr>
     </w:p>
     <w:p>
@@ -7921,11 +7759,14 @@
         <w:jc w:val="center"/>
       </w:pPr>
       <w:r>
+        <w:rPr>
+          <w:noProof/>
+        </w:rPr>
         <w:drawing>
-          <wp:inline distT="0" distB="0" distL="0" distR="0" wp14:anchorId="785C05EE" wp14:editId="7D5C7C09">
-            <wp:extent cx="5940425" cy="3843655"/>
-            <wp:effectExtent l="0" t="0" r="3175" b="4445"/>
-            <wp:docPr id="1652455707" name="Рисунок 1"/>
+          <wp:inline distT="0" distB="0" distL="0" distR="0" wp14:anchorId="619D97D1" wp14:editId="447F5203">
+            <wp:extent cx="5650173" cy="3516334"/>
+            <wp:effectExtent l="0" t="0" r="8255" b="8255"/>
+            <wp:docPr id="1633110287" name="Рисунок 1"/>
             <wp:cNvGraphicFramePr>
               <a:graphicFrameLocks xmlns:a="http://schemas.openxmlformats.org/drawingml/2006/main" noChangeAspect="1"/>
             </wp:cNvGraphicFramePr>
@@ -7933,7 +7774,7 @@
               <a:graphicData uri="http://schemas.openxmlformats.org/drawingml/2006/picture">
                 <pic:pic xmlns:pic="http://schemas.openxmlformats.org/drawingml/2006/picture">
                   <pic:nvPicPr>
-                    <pic:cNvPr id="1652455707" name=""/>
+                    <pic:cNvPr id="1633110287" name=""/>
                     <pic:cNvPicPr/>
                   </pic:nvPicPr>
                   <pic:blipFill>
@@ -7945,7 +7786,7 @@
                   <pic:spPr>
                     <a:xfrm>
                       <a:off x="0" y="0"/>
-                      <a:ext cx="5940425" cy="3843655"/>
+                      <a:ext cx="5654692" cy="3519147"/>
                     </a:xfrm>
                     <a:prstGeom prst="rect">
                       <a:avLst/>
@@ -8004,6 +7845,9 @@
         <w:jc w:val="center"/>
       </w:pPr>
       <w:r>
+        <w:rPr>
+          <w:noProof/>
+        </w:rPr>
         <w:lastRenderedPageBreak/>
         <w:drawing>
           <wp:inline distT="0" distB="0" distL="0" distR="0" wp14:anchorId="2029B34A" wp14:editId="035AA5DE">
@@ -8056,22 +7900,13 @@
         <w:t>Рисунок 3.</w:t>
       </w:r>
       <w:r>
-        <w:t>1</w:t>
-      </w:r>
-      <w:r>
-        <w:t>3</w:t>
+        <w:t>13</w:t>
       </w:r>
       <w:r>
         <w:t xml:space="preserve"> – </w:t>
       </w:r>
       <w:r>
-        <w:t>Окно</w:t>
-      </w:r>
-      <w:r>
-        <w:t xml:space="preserve"> создания</w:t>
-      </w:r>
-      <w:r>
-        <w:t xml:space="preserve"> чата</w:t>
+        <w:t>Окно создания чата</w:t>
       </w:r>
     </w:p>
     <w:p>
@@ -8083,55 +7918,34 @@
     <w:p>
       <w:pPr>
         <w:spacing w:line="360" w:lineRule="exact"/>
-        <w:rPr>
-          <w:lang/>
-        </w:rPr>
-      </w:pPr>
-      <w:r>
-        <w:rPr>
-          <w:lang/>
-        </w:rPr>
+      </w:pPr>
+      <w:r>
         <w:t>Персонализация учетной записи осуществляется через интерфейс настроек профиля. Данный раздел позволяет пользователю актуализировать свои персональные данные: изменять отображаемое имя</w:t>
       </w:r>
       <w:r>
         <w:t>,</w:t>
       </w:r>
       <w:r>
-        <w:rPr>
-          <w:lang/>
-        </w:rPr>
         <w:t xml:space="preserve"> управлять уникальным идентификатором пользователя</w:t>
       </w:r>
       <w:r>
         <w:t xml:space="preserve"> и изменять аватар</w:t>
       </w:r>
       <w:r>
-        <w:rPr>
-          <w:lang/>
-        </w:rPr>
         <w:t>.</w:t>
       </w:r>
     </w:p>
     <w:p>
       <w:pPr>
         <w:spacing w:line="360" w:lineRule="exact"/>
-        <w:rPr>
-          <w:lang/>
-        </w:rPr>
-      </w:pPr>
-      <w:r>
-        <w:rPr>
-          <w:lang/>
-        </w:rPr>
+      </w:pPr>
+      <w:r>
         <w:t>Технически форма редактирования тесно интегрирована с сервисом управления состоянием. При внесении изменений данные отправляются на сервер через соответствующий эндпоинт API, после чего глобальный объект пользователя в хранилище приложения синхронизируется с обновленным ответом от сервера. Это позволяет избежать несоответствия данных: например, новое имя пользователя мгновенно отображается во всех активных чатах и сайдбаре без необходимости перезагрузки страницы.</w:t>
       </w:r>
     </w:p>
     <w:p>
       <w:pPr>
         <w:ind w:firstLine="0"/>
-        <w:rPr>
-          <w:lang/>
-        </w:rPr>
       </w:pPr>
     </w:p>
     <w:p>
@@ -8139,6 +7953,9 @@
         <w:jc w:val="center"/>
       </w:pPr>
       <w:r>
+        <w:rPr>
+          <w:noProof/>
+        </w:rPr>
         <w:drawing>
           <wp:inline distT="0" distB="0" distL="0" distR="0" wp14:anchorId="2A6A5B24" wp14:editId="7A9DCA59">
             <wp:extent cx="2206910" cy="2975212"/>
@@ -8190,19 +8007,13 @@
         <w:t>Рисунок 3.</w:t>
       </w:r>
       <w:r>
-        <w:t>1</w:t>
-      </w:r>
-      <w:r>
-        <w:t>4</w:t>
+        <w:t>14</w:t>
       </w:r>
       <w:r>
         <w:t xml:space="preserve"> – </w:t>
       </w:r>
       <w:r>
-        <w:t xml:space="preserve">Окно </w:t>
-      </w:r>
-      <w:r>
-        <w:t>изменения профиля</w:t>
+        <w:t>Окно изменения профиля</w:t>
       </w:r>
     </w:p>
     <w:p>
@@ -8216,7 +8027,6 @@
           <w:color w:val="000000" w:themeColor="text1"/>
           <w:sz w:val="28"/>
           <w:szCs w:val="28"/>
-          <w:lang/>
         </w:rPr>
       </w:pPr>
       <w:bookmarkStart w:id="22" w:name="_Toc228216031"/>
@@ -8228,32 +8038,173 @@
           <w:color w:val="000000" w:themeColor="text1"/>
           <w:sz w:val="28"/>
           <w:szCs w:val="28"/>
-          <w:lang/>
         </w:rPr>
         <w:lastRenderedPageBreak/>
-        <w:t>4 РАЗВЕРТЫВАНИЕ И ТЕСТИРОВАНИЕ</w:t>
+        <w:t>4 ТЕСТИРОВАНИЕ</w:t>
       </w:r>
       <w:bookmarkEnd w:id="22"/>
     </w:p>
+    <w:p/>
+    <w:p>
+      <w:bookmarkStart w:id="23" w:name="_Toc228216032"/>
+      <w:r>
+        <w:t xml:space="preserve">Тестирование является важным этапом разработки программного обеспечения, поскольку позволяет убедиться в корректности работы системы, своевременно выявить ошибки и повысить надежность приложения. </w:t>
+      </w:r>
+    </w:p>
+    <w:p>
+      <w:r>
+        <w:t xml:space="preserve">В рамках данной курсовой работы для автоматизированного тестирования использовалась технология </w:t>
+      </w:r>
+      <w:proofErr w:type="spellStart"/>
+      <w:r>
+        <w:t>xUnit</w:t>
+      </w:r>
+      <w:proofErr w:type="spellEnd"/>
+      <w:r>
+        <w:t xml:space="preserve"> </w:t>
+      </w:r>
+      <w:r>
+        <w:t>[12]</w:t>
+      </w:r>
+      <w:r>
+        <w:t xml:space="preserve">, предназначенная для написания </w:t>
+      </w:r>
+      <w:proofErr w:type="spellStart"/>
+      <w:r>
+        <w:t>unit</w:t>
+      </w:r>
+      <w:proofErr w:type="spellEnd"/>
+      <w:r>
+        <w:t xml:space="preserve">-тестов в среде .NET. Дополнительно применялись библиотеки </w:t>
+      </w:r>
+      <w:proofErr w:type="spellStart"/>
+      <w:r>
+        <w:t>Moq</w:t>
+      </w:r>
+      <w:proofErr w:type="spellEnd"/>
+      <w:r>
+        <w:t xml:space="preserve"> для создания </w:t>
+      </w:r>
+      <w:proofErr w:type="spellStart"/>
+      <w:r>
+        <w:t>mock</w:t>
+      </w:r>
+      <w:proofErr w:type="spellEnd"/>
+      <w:r>
+        <w:t xml:space="preserve">-объектов и </w:t>
+      </w:r>
+      <w:proofErr w:type="spellStart"/>
+      <w:r>
+        <w:t>FluentAssertions</w:t>
+      </w:r>
+      <w:proofErr w:type="spellEnd"/>
+      <w:r>
+        <w:t xml:space="preserve"> для более удобной и читаемой проверки результатов тестирования. </w:t>
+      </w:r>
+    </w:p>
+    <w:p>
+      <w:r>
+        <w:t xml:space="preserve">В ходе работы были протестированы доменные сущности системы, включая пользователей, чаты, сообщения и участников чатов, что позволило проверить корректность бизнес-логики, валидации данных и обработки исключительных ситуаций. Также были протестированы </w:t>
+      </w:r>
+      <w:proofErr w:type="spellStart"/>
+      <w:r>
+        <w:t>use</w:t>
+      </w:r>
+      <w:proofErr w:type="spellEnd"/>
+      <w:r>
+        <w:t xml:space="preserve"> </w:t>
+      </w:r>
+      <w:proofErr w:type="spellStart"/>
+      <w:r>
+        <w:t>cases</w:t>
+      </w:r>
+      <w:proofErr w:type="spellEnd"/>
+      <w:r>
+        <w:t xml:space="preserve"> (</w:t>
+      </w:r>
+      <w:proofErr w:type="spellStart"/>
+      <w:r>
+        <w:t>handlers</w:t>
+      </w:r>
+      <w:proofErr w:type="spellEnd"/>
+      <w:r>
+        <w:t>), реализующие основные сценарии работы приложения: авторизацию и регистрацию пользователей, отправку сообщений и файлов, управление чатами, изменение профиля пользователя и получение данных. Тестирование охватывало как успешные сценарии выполнения операций, так и обработку ошибочных ситуаций, включая некорректные входные данные, дублирование сущностей и ограничения бизнес-логики. Полученные результаты подтвердили корректность работы реализованной системы и устойчивость приложения к различным типам ошибок.</w:t>
+      </w:r>
+    </w:p>
+    <w:p/>
     <w:p>
       <w:pPr>
         <w:jc w:val="center"/>
-      </w:pPr>
-    </w:p>
-    <w:p>
-      <w:r>
-        <w:t>Тут вставлю скриншот тестов, дам информацию о развертывании, поясню важность тестирования ПО.</w:t>
-      </w:r>
-    </w:p>
-    <w:p>
-      <w:pPr>
-        <w:widowControl/>
-        <w:spacing w:after="160" w:line="278" w:lineRule="auto"/>
+        <w:rPr>
+          <w:lang w:val="en-US"/>
+        </w:rPr>
+      </w:pPr>
+      <w:r>
+        <w:rPr>
+          <w:noProof/>
+          <w:lang w:val="en-US"/>
+        </w:rPr>
+        <w:drawing>
+          <wp:inline distT="0" distB="0" distL="0" distR="0" wp14:anchorId="390704CB" wp14:editId="2723B31B">
+            <wp:extent cx="3700133" cy="3132161"/>
+            <wp:effectExtent l="0" t="0" r="0" b="0"/>
+            <wp:docPr id="1372239677" name="Рисунок 1"/>
+            <wp:cNvGraphicFramePr>
+              <a:graphicFrameLocks xmlns:a="http://schemas.openxmlformats.org/drawingml/2006/main" noChangeAspect="1"/>
+            </wp:cNvGraphicFramePr>
+            <a:graphic xmlns:a="http://schemas.openxmlformats.org/drawingml/2006/main">
+              <a:graphicData uri="http://schemas.openxmlformats.org/drawingml/2006/picture">
+                <pic:pic xmlns:pic="http://schemas.openxmlformats.org/drawingml/2006/picture">
+                  <pic:nvPicPr>
+                    <pic:cNvPr id="1372239677" name=""/>
+                    <pic:cNvPicPr/>
+                  </pic:nvPicPr>
+                  <pic:blipFill>
+                    <a:blip r:embed="rId33"/>
+                    <a:stretch>
+                      <a:fillRect/>
+                    </a:stretch>
+                  </pic:blipFill>
+                  <pic:spPr>
+                    <a:xfrm>
+                      <a:off x="0" y="0"/>
+                      <a:ext cx="3713156" cy="3143185"/>
+                    </a:xfrm>
+                    <a:prstGeom prst="rect">
+                      <a:avLst/>
+                    </a:prstGeom>
+                  </pic:spPr>
+                </pic:pic>
+              </a:graphicData>
+            </a:graphic>
+          </wp:inline>
+        </w:drawing>
+      </w:r>
+    </w:p>
+    <w:p>
+      <w:pPr>
+        <w:jc w:val="center"/>
+        <w:rPr>
+          <w:lang w:val="en-US"/>
+        </w:rPr>
+      </w:pPr>
+    </w:p>
+    <w:p>
+      <w:pPr>
         <w:ind w:firstLine="0"/>
-        <w:jc w:val="left"/>
-      </w:pPr>
-      <w:r>
-        <w:br w:type="page"/>
+        <w:jc w:val="center"/>
+      </w:pPr>
+      <w:r>
+        <w:t>Рисунок 3.</w:t>
+      </w:r>
+      <w:r>
+        <w:t>15</w:t>
+      </w:r>
+      <w:r>
+        <w:t xml:space="preserve"> – </w:t>
+      </w:r>
+      <w:r>
+        <w:t>Отчет о тестировании приложения</w:t>
       </w:r>
     </w:p>
     <w:p>
@@ -8269,7 +8220,6 @@
           <w:szCs w:val="28"/>
         </w:rPr>
       </w:pPr>
-      <w:bookmarkStart w:id="23" w:name="_Toc228216032"/>
       <w:r>
         <w:rPr>
           <w:rFonts w:ascii="Times New Roman" w:hAnsi="Times New Roman" w:cs="Times New Roman"/>
@@ -8287,18 +8237,28 @@
     <w:p/>
     <w:p>
       <w:r>
-        <w:t>Тут будет заключение.</w:t>
-      </w:r>
-    </w:p>
-    <w:p>
-      <w:pPr>
-        <w:widowControl/>
-        <w:spacing w:after="160" w:line="278" w:lineRule="auto"/>
-        <w:ind w:firstLine="0"/>
-        <w:jc w:val="left"/>
-      </w:pPr>
-      <w:r>
-        <w:br w:type="page"/>
+        <w:t>В ходе выполнения курсового проекта была успешно разработана и реализована клиент-серверная архитектура современного многопользовательского чат-приложения. При проектировании и разработке системы особое внимание уделялось обеспечению высокой производительности, отзывчивости интерфейса и масштабируемости компонентов. Программный комплекс построен на базе разделения зон ответственности между бэкенд-сервером и фронтенд-клиентом, что позволило достичь гибкости управления данными и высокого уровня безопасности.</w:t>
+      </w:r>
+    </w:p>
+    <w:p>
+      <w:r>
+        <w:t xml:space="preserve">В качестве технологического стека для разработки серверной части был выбран фреймворк .NET </w:t>
+      </w:r>
+      <w:r>
+        <w:t>10</w:t>
+      </w:r>
+      <w:r>
+        <w:t xml:space="preserve"> с использованием объектно-реляционного маппера Entity Framework Core и СУБД PostgreSQL. Архитектура сервера спроектирована на основе принципов Clean Architecture и шаблона CQRS с применением библиотеки MediatR, что обеспечило строгую изоляцию операций чтения и изменения данных. В качестве основного инструмента для обеспечения real-time взаимодействия и мгновенного обмена сообщениями была интегрирована технология SignalR, реализующая постоянное полнодуплексное сокет-соединение между клиентами и сервером. Для защиты пользовательских данных и авторизации запросов была внедрена аутентификация на базе JWT-токенов.</w:t>
+      </w:r>
+    </w:p>
+    <w:p>
+      <w:r>
+        <w:t>Клиентское приложение реализовано на базе современной библиотеки React с использованием компилируемой среды TypeScript, гарантирующей строгую типизацию и минимизацию ошибок в коде. Архитектура управления состоянием на фронтенде построена на базе легковесного стейт-менеджера Zustand, обеспечивающего синхронное обновление интерфейса и кэширование локальных данных. Дизайн приложения выполнен с использованием компонентного подхода.</w:t>
+      </w:r>
+    </w:p>
+    <w:p>
+      <w:r>
+        <w:t>В рамках практической реализации проекта был создан полнофункциональный программный продукт, поддерживающий динамическую авторизацию, создание групповых чатов, каналов и персональных диалогов. Разработана и отлажена комплексная система обработки сообщений, включающая их мгновенную отправку, синхронное обновление содержимого, а также функционал закрепления важных сообщений и ответов на них. Реализована оптимистичная отправка текстового контента на стороне клиента, что существенно повысило плавность и скорость отклика интерфейса. Работа завершена успешным тестированием всех модулей системы в условиях одновременной работы нескольких изолированных сессий пользователей.</w:t>
       </w:r>
     </w:p>
     <w:p>
@@ -8376,13 +8336,580 @@
     </w:p>
     <w:p/>
     <w:p>
-      <w:r>
-        <w:t>Тут приведу использованную литературу.</w:t>
-      </w:r>
+      <w:pPr>
+        <w:spacing w:line="360" w:lineRule="exact"/>
+        <w:rPr>
+          <w:lang/>
+        </w:rPr>
+      </w:pPr>
+      <w:r>
+        <w:rPr>
+          <w:lang/>
+        </w:rPr>
+        <w:t xml:space="preserve">[1] </w:t>
+      </w:r>
+      <w:r>
+        <w:t xml:space="preserve">Доманов, А. Т. Стандарт предприятия / А. Т. Доманов, Н. И. Сорока. – </w:t>
+      </w:r>
+      <w:r>
+        <w:t>Минск:</w:t>
+      </w:r>
+      <w:r>
+        <w:t xml:space="preserve"> БГУИР, 2024. – 178 с.</w:t>
+      </w:r>
+    </w:p>
+    <w:p>
+      <w:pPr>
+        <w:spacing w:line="360" w:lineRule="exact"/>
+        <w:rPr>
+          <w:lang/>
+        </w:rPr>
+      </w:pPr>
+      <w:r>
+        <w:rPr>
+          <w:lang/>
+        </w:rPr>
+        <w:t xml:space="preserve">[2] ASP.NET Core Documentation [Электронный ресурс] / Microsoft. – Режим доступа : </w:t>
+      </w:r>
+      <w:hyperlink r:id="rId34" w:tgtFrame="_new" w:history="1">
+        <w:r>
+          <w:rPr>
+            <w:rStyle w:val="af1"/>
+            <w:lang/>
+          </w:rPr>
+          <w:t>https://learn.microsoft.co</w:t>
+        </w:r>
+        <w:r>
+          <w:rPr>
+            <w:rStyle w:val="af1"/>
+            <w:lang/>
+          </w:rPr>
+          <w:t>m</w:t>
+        </w:r>
+        <w:r>
+          <w:rPr>
+            <w:rStyle w:val="af1"/>
+            <w:lang/>
+          </w:rPr>
+          <w:t>/en-us/aspnet/core/</w:t>
+        </w:r>
+      </w:hyperlink>
+      <w:r>
+        <w:rPr>
+          <w:lang/>
+        </w:rPr>
+        <w:t xml:space="preserve">. – Дата обращения : </w:t>
+      </w:r>
+      <w:r>
+        <w:t>20</w:t>
+      </w:r>
+      <w:r>
+        <w:rPr>
+          <w:lang/>
+        </w:rPr>
+        <w:t>.0</w:t>
+      </w:r>
+      <w:r>
+        <w:t>4</w:t>
+      </w:r>
+      <w:r>
+        <w:rPr>
+          <w:lang/>
+        </w:rPr>
+        <w:t>.2026.</w:t>
+      </w:r>
+    </w:p>
+    <w:p>
+      <w:pPr>
+        <w:spacing w:line="360" w:lineRule="exact"/>
+        <w:rPr>
+          <w:lang/>
+        </w:rPr>
+      </w:pPr>
+      <w:r>
+        <w:rPr>
+          <w:lang/>
+        </w:rPr>
+        <w:t xml:space="preserve">[3] SignalR Documentation [Электронный ресурс] / Microsoft. – Режим доступа : </w:t>
+      </w:r>
+      <w:hyperlink r:id="rId35" w:tgtFrame="_new" w:history="1">
+        <w:r>
+          <w:rPr>
+            <w:rStyle w:val="af1"/>
+            <w:lang/>
+          </w:rPr>
+          <w:t>https://learn.microsoft.com/en-u</w:t>
+        </w:r>
+        <w:r>
+          <w:rPr>
+            <w:rStyle w:val="af1"/>
+            <w:lang/>
+          </w:rPr>
+          <w:t>s</w:t>
+        </w:r>
+        <w:r>
+          <w:rPr>
+            <w:rStyle w:val="af1"/>
+            <w:lang/>
+          </w:rPr>
+          <w:t>/aspnet/core/signalr/</w:t>
+        </w:r>
+      </w:hyperlink>
+      <w:r>
+        <w:rPr>
+          <w:lang/>
+        </w:rPr>
+        <w:t xml:space="preserve">. – Дата обращения : </w:t>
+      </w:r>
+      <w:r>
+        <w:t>21</w:t>
+      </w:r>
+      <w:r>
+        <w:rPr>
+          <w:lang/>
+        </w:rPr>
+        <w:t>.0</w:t>
+      </w:r>
+      <w:r>
+        <w:t>4</w:t>
+      </w:r>
+      <w:r>
+        <w:rPr>
+          <w:lang/>
+        </w:rPr>
+        <w:t>.2026.</w:t>
+      </w:r>
+    </w:p>
+    <w:p>
+      <w:pPr>
+        <w:spacing w:line="360" w:lineRule="exact"/>
+        <w:rPr>
+          <w:lang/>
+        </w:rPr>
+      </w:pPr>
+      <w:r>
+        <w:rPr>
+          <w:lang/>
+        </w:rPr>
+        <w:t xml:space="preserve">[4] PostgreSQL Documentation [Электронный ресурс] / PostgreSQL Global Development Group. – Режим доступа : </w:t>
+      </w:r>
+      <w:hyperlink r:id="rId36" w:tgtFrame="_new" w:history="1">
+        <w:r>
+          <w:rPr>
+            <w:rStyle w:val="af1"/>
+            <w:lang/>
+          </w:rPr>
+          <w:t>https://www.po</w:t>
+        </w:r>
+        <w:r>
+          <w:rPr>
+            <w:rStyle w:val="af1"/>
+            <w:lang/>
+          </w:rPr>
+          <w:t>s</w:t>
+        </w:r>
+        <w:r>
+          <w:rPr>
+            <w:rStyle w:val="af1"/>
+            <w:lang/>
+          </w:rPr>
+          <w:t>tgresql.org/docs/</w:t>
+        </w:r>
+      </w:hyperlink>
+      <w:r>
+        <w:rPr>
+          <w:lang/>
+        </w:rPr>
+        <w:t xml:space="preserve">. – Дата обращения : </w:t>
+      </w:r>
+      <w:r>
+        <w:rPr>
+          <w:lang/>
+        </w:rPr>
+        <w:t>21</w:t>
+      </w:r>
+      <w:r>
+        <w:rPr>
+          <w:lang/>
+        </w:rPr>
+        <w:t>.0</w:t>
+      </w:r>
+      <w:r>
+        <w:rPr>
+          <w:lang/>
+        </w:rPr>
+        <w:t>4</w:t>
+      </w:r>
+      <w:r>
+        <w:rPr>
+          <w:lang/>
+        </w:rPr>
+        <w:t>.2026.</w:t>
+      </w:r>
+    </w:p>
+    <w:p>
+      <w:pPr>
+        <w:spacing w:line="360" w:lineRule="exact"/>
+        <w:rPr>
+          <w:lang/>
+        </w:rPr>
+      </w:pPr>
+      <w:r>
+        <w:rPr>
+          <w:lang/>
+        </w:rPr>
+        <w:t xml:space="preserve">[5] Entity Framework Core Documentation [Электронный ресурс] / Microsoft. – Режим доступа : </w:t>
+      </w:r>
+      <w:hyperlink r:id="rId37" w:tgtFrame="_new" w:history="1">
+        <w:r>
+          <w:rPr>
+            <w:rStyle w:val="af1"/>
+            <w:lang/>
+          </w:rPr>
+          <w:t>https://learn.microsoft.com/en-us/ef/core/</w:t>
+        </w:r>
+      </w:hyperlink>
+      <w:r>
+        <w:rPr>
+          <w:lang/>
+        </w:rPr>
+        <w:t xml:space="preserve">. – Дата обращения : </w:t>
+      </w:r>
+      <w:r>
+        <w:rPr>
+          <w:lang/>
+        </w:rPr>
+        <w:t>20</w:t>
+      </w:r>
+      <w:r>
+        <w:rPr>
+          <w:lang/>
+        </w:rPr>
+        <w:t>.0</w:t>
+      </w:r>
+      <w:r>
+        <w:rPr>
+          <w:lang/>
+        </w:rPr>
+        <w:t>4</w:t>
+      </w:r>
+      <w:r>
+        <w:rPr>
+          <w:lang/>
+        </w:rPr>
+        <w:t>.2026.</w:t>
+      </w:r>
+    </w:p>
+    <w:p>
+      <w:pPr>
+        <w:spacing w:line="360" w:lineRule="exact"/>
+        <w:rPr>
+          <w:lang/>
+        </w:rPr>
+      </w:pPr>
+      <w:r>
+        <w:rPr>
+          <w:lang/>
+        </w:rPr>
+        <w:t>[6] Martin, R. C. Clean Architecture : A Craftsman’s Guide to Software Structure and Design / R. C. Martin. – Boston : Pearson, 2017. – 432 p.</w:t>
+      </w:r>
+    </w:p>
+    <w:p>
+      <w:pPr>
+        <w:spacing w:line="360" w:lineRule="exact"/>
+        <w:rPr>
+          <w:lang/>
+        </w:rPr>
+      </w:pPr>
+      <w:r>
+        <w:rPr>
+          <w:lang/>
+        </w:rPr>
+        <w:t xml:space="preserve">[7] CQRS Pattern [Электронный ресурс] / Microsoft Azure Architecture Center. – Режим доступа : </w:t>
+      </w:r>
+      <w:hyperlink r:id="rId38" w:tgtFrame="_new" w:history="1">
+        <w:r>
+          <w:rPr>
+            <w:rStyle w:val="af1"/>
+            <w:lang/>
+          </w:rPr>
+          <w:t>https://learn.micro</w:t>
+        </w:r>
+        <w:r>
+          <w:rPr>
+            <w:rStyle w:val="af1"/>
+            <w:lang/>
+          </w:rPr>
+          <w:t>s</w:t>
+        </w:r>
+        <w:r>
+          <w:rPr>
+            <w:rStyle w:val="af1"/>
+            <w:lang/>
+          </w:rPr>
+          <w:t>oft.com/en-us/azure/architecture/patterns/cqrs</w:t>
+        </w:r>
+      </w:hyperlink>
+      <w:r>
+        <w:rPr>
+          <w:lang/>
+        </w:rPr>
+        <w:t xml:space="preserve">. – Дата обращения : </w:t>
+      </w:r>
+      <w:r>
+        <w:rPr>
+          <w:lang/>
+        </w:rPr>
+        <w:t>23</w:t>
+      </w:r>
+      <w:r>
+        <w:rPr>
+          <w:lang/>
+        </w:rPr>
+        <w:t>.0</w:t>
+      </w:r>
+      <w:r>
+        <w:rPr>
+          <w:lang/>
+        </w:rPr>
+        <w:t>4</w:t>
+      </w:r>
+      <w:r>
+        <w:rPr>
+          <w:lang/>
+        </w:rPr>
+        <w:t>.2026.</w:t>
+      </w:r>
+    </w:p>
+    <w:p>
+      <w:pPr>
+        <w:spacing w:line="360" w:lineRule="exact"/>
+        <w:rPr>
+          <w:lang/>
+        </w:rPr>
+      </w:pPr>
+      <w:r>
+        <w:rPr>
+          <w:lang/>
+        </w:rPr>
+        <w:t xml:space="preserve">[8] MediatR [Электронный ресурс]. – Режим доступа : </w:t>
+      </w:r>
+      <w:hyperlink r:id="rId39" w:tgtFrame="_new" w:history="1">
+        <w:r>
+          <w:rPr>
+            <w:rStyle w:val="af1"/>
+            <w:lang/>
+          </w:rPr>
+          <w:t>https://mediatr.io/</w:t>
+        </w:r>
+      </w:hyperlink>
+      <w:r>
+        <w:rPr>
+          <w:lang/>
+        </w:rPr>
+        <w:t xml:space="preserve">. – Дата обращения : </w:t>
+      </w:r>
+      <w:r>
+        <w:t>23</w:t>
+      </w:r>
+      <w:r>
+        <w:rPr>
+          <w:lang/>
+        </w:rPr>
+        <w:t>.0</w:t>
+      </w:r>
+      <w:r>
+        <w:t>4</w:t>
+      </w:r>
+      <w:r>
+        <w:rPr>
+          <w:lang/>
+        </w:rPr>
+        <w:t>.2026.</w:t>
+      </w:r>
+    </w:p>
+    <w:p>
+      <w:pPr>
+        <w:spacing w:line="360" w:lineRule="exact"/>
+        <w:rPr>
+          <w:lang/>
+        </w:rPr>
+      </w:pPr>
+      <w:r>
+        <w:rPr>
+          <w:lang/>
+        </w:rPr>
+        <w:t xml:space="preserve">[9] React Documentation [Электронный ресурс]. – Режим доступа : </w:t>
+      </w:r>
+      <w:hyperlink r:id="rId40" w:tgtFrame="_new" w:history="1">
+        <w:r>
+          <w:rPr>
+            <w:rStyle w:val="af1"/>
+            <w:lang/>
+          </w:rPr>
+          <w:t>https://react.dev/</w:t>
+        </w:r>
+      </w:hyperlink>
+      <w:r>
+        <w:rPr>
+          <w:lang/>
+        </w:rPr>
+        <w:t xml:space="preserve">. – Дата обращения : </w:t>
+      </w:r>
+      <w:r>
+        <w:t>02</w:t>
+      </w:r>
+      <w:r>
+        <w:rPr>
+          <w:lang/>
+        </w:rPr>
+        <w:t>.05.2026.</w:t>
+      </w:r>
+    </w:p>
+    <w:p>
+      <w:pPr>
+        <w:spacing w:line="360" w:lineRule="exact"/>
+        <w:rPr>
+          <w:lang/>
+        </w:rPr>
+      </w:pPr>
+      <w:r>
+        <w:rPr>
+          <w:lang/>
+        </w:rPr>
+        <w:t xml:space="preserve">[10] ASP.NET Core Identity and Authentication [Электронный ресурс] / Microsoft. – Режим доступа : </w:t>
+      </w:r>
+      <w:hyperlink r:id="rId41" w:tgtFrame="_new" w:history="1">
+        <w:r>
+          <w:rPr>
+            <w:rStyle w:val="af1"/>
+            <w:lang/>
+          </w:rPr>
+          <w:t>https</w:t>
+        </w:r>
+        <w:r>
+          <w:rPr>
+            <w:rStyle w:val="af1"/>
+            <w:lang/>
+          </w:rPr>
+          <w:t>:</w:t>
+        </w:r>
+        <w:r>
+          <w:rPr>
+            <w:rStyle w:val="af1"/>
+            <w:lang/>
+          </w:rPr>
+          <w:t>//learn.microsoft.com/en-us/aspnet/core/security/authentication/</w:t>
+        </w:r>
+      </w:hyperlink>
+      <w:r>
+        <w:rPr>
+          <w:lang/>
+        </w:rPr>
+        <w:t xml:space="preserve">. – Дата обращения : </w:t>
+      </w:r>
+      <w:r>
+        <w:rPr>
+          <w:lang/>
+        </w:rPr>
+        <w:t>20</w:t>
+      </w:r>
+      <w:r>
+        <w:rPr>
+          <w:lang/>
+        </w:rPr>
+        <w:t>.0</w:t>
+      </w:r>
+      <w:r>
+        <w:rPr>
+          <w:lang/>
+        </w:rPr>
+        <w:t>4</w:t>
+      </w:r>
+      <w:r>
+        <w:rPr>
+          <w:lang/>
+        </w:rPr>
+        <w:t>.2026.</w:t>
+      </w:r>
+    </w:p>
+    <w:p>
+      <w:pPr>
+        <w:spacing w:line="360" w:lineRule="exact"/>
+        <w:rPr>
+          <w:lang/>
+        </w:rPr>
+      </w:pPr>
+      <w:r>
+        <w:rPr>
+          <w:lang/>
+        </w:rPr>
+        <w:t>[11] Fowler, M. Patterns of Enterprise Application Architecture / M. Fowler. – Boston : Addison-Wesley, 2002. – 560 p.</w:t>
+      </w:r>
+    </w:p>
+    <w:p>
+      <w:pPr>
+        <w:spacing w:line="360" w:lineRule="exact"/>
+        <w:rPr>
+          <w:lang/>
+        </w:rPr>
+      </w:pPr>
+      <w:r>
+        <w:rPr>
+          <w:lang/>
+        </w:rPr>
+        <w:t xml:space="preserve">[12] Unit testing C# with xUnit [Электронный ресурс] / Microsoft. – Режим доступа : </w:t>
+      </w:r>
+      <w:hyperlink r:id="rId42" w:tgtFrame="_new" w:history="1">
+        <w:r>
+          <w:rPr>
+            <w:rStyle w:val="af1"/>
+            <w:lang/>
+          </w:rPr>
+          <w:t>https://learn.microsoft.com/en-us/dotnet/core</w:t>
+        </w:r>
+        <w:r>
+          <w:rPr>
+            <w:rStyle w:val="af1"/>
+            <w:lang/>
+          </w:rPr>
+          <w:t>/</w:t>
+        </w:r>
+        <w:r>
+          <w:rPr>
+            <w:rStyle w:val="af1"/>
+            <w:lang/>
+          </w:rPr>
+          <w:t>testing/unit-testing-csharp-with-xunit</w:t>
+        </w:r>
+      </w:hyperlink>
+      <w:r>
+        <w:rPr>
+          <w:lang/>
+        </w:rPr>
+        <w:t>. – Дата обращения : 1</w:t>
+      </w:r>
+      <w:r>
+        <w:t>5</w:t>
+      </w:r>
+      <w:r>
+        <w:rPr>
+          <w:lang/>
+        </w:rPr>
+        <w:t>.05.2026.</w:t>
+      </w:r>
+    </w:p>
+    <w:p>
+      <w:pPr>
+        <w:spacing w:line="360" w:lineRule="exact"/>
+        <w:rPr>
+          <w:lang/>
+        </w:rPr>
+      </w:pPr>
     </w:p>
     <w:sectPr>
-      <w:footerReference w:type="default" r:id="rId33"/>
-      <w:footerReference w:type="first" r:id="rId34"/>
+      <w:footerReference w:type="default" r:id="rId43"/>
+      <w:footerReference w:type="first" r:id="rId44"/>
       <w:pgSz w:w="11906" w:h="16838"/>
       <w:pgMar w:top="1134" w:right="850" w:bottom="1134" w:left="1701" w:header="708" w:footer="567" w:gutter="0"/>
       <w:pgNumType w:start="5"/>
@@ -9904,6 +10431,18 @@
       <w:ind w:left="560"/>
     </w:pPr>
   </w:style>
+  <w:style w:type="character" w:styleId="af5">
+    <w:name w:val="FollowedHyperlink"/>
+    <w:basedOn w:val="a0"/>
+    <w:uiPriority w:val="99"/>
+    <w:semiHidden/>
+    <w:unhideWhenUsed/>
+    <w:rsid w:val="00BC3D30"/>
+    <w:rPr>
+      <w:color w:val="96607D" w:themeColor="followedHyperlink"/>
+      <w:u w:val="single"/>
+    </w:rPr>
+  </w:style>
 </w:styles>
 </file>
 

--- a/docs/report.docx
+++ b/docs/report.docx
@@ -125,23 +125,26 @@
       <w:r>
         <w:t xml:space="preserve">______________ </w:t>
       </w:r>
-      <w:r>
-        <w:t>А</w:t>
+      <w:proofErr w:type="gramStart"/>
+      <w:r>
+        <w:t>С</w:t>
       </w:r>
       <w:r>
         <w:t>.</w:t>
       </w:r>
       <w:r>
-        <w:t>Г</w:t>
-      </w:r>
-      <w:r>
-        <w:t xml:space="preserve">. </w:t>
-      </w:r>
-      <w:proofErr w:type="spellStart"/>
-      <w:r>
-        <w:t>Бокун</w:t>
-      </w:r>
-      <w:proofErr w:type="spellEnd"/>
+        <w:t>И</w:t>
+      </w:r>
+      <w:r>
+        <w:t>.</w:t>
+      </w:r>
+      <w:proofErr w:type="gramEnd"/>
+      <w:r>
+        <w:t xml:space="preserve"> </w:t>
+      </w:r>
+      <w:r>
+        <w:t>Сиротко</w:t>
+      </w:r>
     </w:p>
     <w:p>
       <w:pPr>
@@ -542,7 +545,8 @@
         <w:p>
           <w:pPr>
             <w:pStyle w:val="af0"/>
-            <w:ind w:firstLine="708"/>
+            <w:spacing w:before="0"/>
+            <w:jc w:val="center"/>
             <w:rPr>
               <w:rFonts w:ascii="Times New Roman" w:hAnsi="Times New Roman" w:cs="Times New Roman"/>
               <w:b/>
@@ -1618,303 +1622,7 @@
                 <w:noProof/>
                 <w:webHidden/>
               </w:rPr>
-              <w:t>18</w:t>
-            </w:r>
-            <w:r>
-              <w:rPr>
-                <w:noProof/>
-                <w:webHidden/>
-              </w:rPr>
-              <w:fldChar w:fldCharType="end"/>
-            </w:r>
-          </w:hyperlink>
-        </w:p>
-        <w:p>
-          <w:pPr>
-            <w:pStyle w:val="31"/>
-            <w:tabs>
-              <w:tab w:val="right" w:leader="dot" w:pos="9345"/>
-            </w:tabs>
-            <w:spacing w:after="0" w:line="360" w:lineRule="exact"/>
-            <w:rPr>
-              <w:rFonts w:asciiTheme="minorHAnsi" w:eastAsiaTheme="minorEastAsia" w:hAnsiTheme="minorHAnsi" w:cstheme="minorBidi"/>
-              <w:noProof/>
-              <w:kern w:val="2"/>
-              <w:sz w:val="24"/>
-              <w:szCs w:val="24"/>
-              <w14:ligatures w14:val="standardContextual"/>
-            </w:rPr>
-          </w:pPr>
-          <w:hyperlink w:anchor="_Toc228216024" w:history="1">
-            <w:r>
-              <w:rPr>
-                <w:rStyle w:val="af1"/>
-                <w:noProof/>
-              </w:rPr>
-              <w:t>3.2.1 Структура проекта</w:t>
-            </w:r>
-            <w:r>
-              <w:rPr>
-                <w:noProof/>
-                <w:webHidden/>
-              </w:rPr>
-              <w:tab/>
-            </w:r>
-            <w:r>
-              <w:rPr>
-                <w:noProof/>
-                <w:webHidden/>
-              </w:rPr>
-              <w:fldChar w:fldCharType="begin"/>
-            </w:r>
-            <w:r>
-              <w:rPr>
-                <w:noProof/>
-                <w:webHidden/>
-              </w:rPr>
-              <w:instrText xml:space="preserve"> PAGEREF _Toc228216024 \h </w:instrText>
-            </w:r>
-            <w:r>
-              <w:rPr>
-                <w:noProof/>
-                <w:webHidden/>
-              </w:rPr>
-            </w:r>
-            <w:r>
-              <w:rPr>
-                <w:noProof/>
-                <w:webHidden/>
-              </w:rPr>
-              <w:fldChar w:fldCharType="separate"/>
-            </w:r>
-            <w:r>
-              <w:rPr>
-                <w:noProof/>
-                <w:webHidden/>
-              </w:rPr>
-              <w:t>18</w:t>
-            </w:r>
-            <w:r>
-              <w:rPr>
-                <w:noProof/>
-                <w:webHidden/>
-              </w:rPr>
-              <w:fldChar w:fldCharType="end"/>
-            </w:r>
-          </w:hyperlink>
-        </w:p>
-        <w:p>
-          <w:pPr>
-            <w:pStyle w:val="31"/>
-            <w:tabs>
-              <w:tab w:val="right" w:leader="dot" w:pos="9345"/>
-            </w:tabs>
-            <w:spacing w:after="0" w:line="360" w:lineRule="exact"/>
-            <w:rPr>
-              <w:rFonts w:asciiTheme="minorHAnsi" w:eastAsiaTheme="minorEastAsia" w:hAnsiTheme="minorHAnsi" w:cstheme="minorBidi"/>
-              <w:noProof/>
-              <w:kern w:val="2"/>
-              <w:sz w:val="24"/>
-              <w:szCs w:val="24"/>
-              <w14:ligatures w14:val="standardContextual"/>
-            </w:rPr>
-          </w:pPr>
-          <w:hyperlink w:anchor="_Toc228216025" w:history="1">
-            <w:r>
-              <w:rPr>
-                <w:rStyle w:val="af1"/>
-                <w:noProof/>
-              </w:rPr>
-              <w:t>3.2.2 Реализация паттернов проектирования</w:t>
-            </w:r>
-            <w:r>
-              <w:rPr>
-                <w:noProof/>
-                <w:webHidden/>
-              </w:rPr>
-              <w:tab/>
-            </w:r>
-            <w:r>
-              <w:rPr>
-                <w:noProof/>
-                <w:webHidden/>
-              </w:rPr>
-              <w:fldChar w:fldCharType="begin"/>
-            </w:r>
-            <w:r>
-              <w:rPr>
-                <w:noProof/>
-                <w:webHidden/>
-              </w:rPr>
-              <w:instrText xml:space="preserve"> PAGEREF _Toc228216025 \h </w:instrText>
-            </w:r>
-            <w:r>
-              <w:rPr>
-                <w:noProof/>
-                <w:webHidden/>
-              </w:rPr>
-            </w:r>
-            <w:r>
-              <w:rPr>
-                <w:noProof/>
-                <w:webHidden/>
-              </w:rPr>
-              <w:fldChar w:fldCharType="separate"/>
-            </w:r>
-            <w:r>
-              <w:rPr>
-                <w:noProof/>
-                <w:webHidden/>
-              </w:rPr>
-              <w:t>22</w:t>
-            </w:r>
-            <w:r>
-              <w:rPr>
-                <w:noProof/>
-                <w:webHidden/>
-              </w:rPr>
-              <w:fldChar w:fldCharType="end"/>
-            </w:r>
-          </w:hyperlink>
-        </w:p>
-        <w:p>
-          <w:pPr>
-            <w:pStyle w:val="31"/>
-            <w:tabs>
-              <w:tab w:val="right" w:leader="dot" w:pos="9345"/>
-            </w:tabs>
-            <w:spacing w:after="0" w:line="360" w:lineRule="exact"/>
-            <w:rPr>
-              <w:rFonts w:asciiTheme="minorHAnsi" w:eastAsiaTheme="minorEastAsia" w:hAnsiTheme="minorHAnsi" w:cstheme="minorBidi"/>
-              <w:noProof/>
-              <w:kern w:val="2"/>
-              <w:sz w:val="24"/>
-              <w:szCs w:val="24"/>
-              <w14:ligatures w14:val="standardContextual"/>
-            </w:rPr>
-          </w:pPr>
-          <w:hyperlink w:anchor="_Toc228216026" w:history="1">
-            <w:r>
-              <w:rPr>
-                <w:rStyle w:val="af1"/>
-                <w:noProof/>
-              </w:rPr>
-              <w:t>3.2.3 Реализация API (эндпоинты)</w:t>
-            </w:r>
-            <w:r>
-              <w:rPr>
-                <w:noProof/>
-                <w:webHidden/>
-              </w:rPr>
-              <w:tab/>
-            </w:r>
-            <w:r>
-              <w:rPr>
-                <w:noProof/>
-                <w:webHidden/>
-              </w:rPr>
-              <w:fldChar w:fldCharType="begin"/>
-            </w:r>
-            <w:r>
-              <w:rPr>
-                <w:noProof/>
-                <w:webHidden/>
-              </w:rPr>
-              <w:instrText xml:space="preserve"> PAGEREF _Toc228216026 \h </w:instrText>
-            </w:r>
-            <w:r>
-              <w:rPr>
-                <w:noProof/>
-                <w:webHidden/>
-              </w:rPr>
-            </w:r>
-            <w:r>
-              <w:rPr>
-                <w:noProof/>
-                <w:webHidden/>
-              </w:rPr>
-              <w:fldChar w:fldCharType="separate"/>
-            </w:r>
-            <w:r>
-              <w:rPr>
-                <w:noProof/>
-                <w:webHidden/>
-              </w:rPr>
-              <w:t>24</w:t>
-            </w:r>
-            <w:r>
-              <w:rPr>
-                <w:noProof/>
-                <w:webHidden/>
-              </w:rPr>
-              <w:fldChar w:fldCharType="end"/>
-            </w:r>
-          </w:hyperlink>
-        </w:p>
-        <w:p>
-          <w:pPr>
-            <w:pStyle w:val="31"/>
-            <w:tabs>
-              <w:tab w:val="right" w:leader="dot" w:pos="9345"/>
-            </w:tabs>
-            <w:spacing w:after="0" w:line="360" w:lineRule="exact"/>
-            <w:rPr>
-              <w:rFonts w:asciiTheme="minorHAnsi" w:eastAsiaTheme="minorEastAsia" w:hAnsiTheme="minorHAnsi" w:cstheme="minorBidi"/>
-              <w:noProof/>
-              <w:kern w:val="2"/>
-              <w:sz w:val="24"/>
-              <w:szCs w:val="24"/>
-              <w14:ligatures w14:val="standardContextual"/>
-            </w:rPr>
-          </w:pPr>
-          <w:hyperlink w:anchor="_Toc228216027" w:history="1">
-            <w:r>
-              <w:rPr>
-                <w:rStyle w:val="af1"/>
-                <w:noProof/>
-              </w:rPr>
-              <w:t>3.2.4 Модель базы данных</w:t>
-            </w:r>
-            <w:r>
-              <w:rPr>
-                <w:noProof/>
-                <w:webHidden/>
-              </w:rPr>
-              <w:tab/>
-            </w:r>
-            <w:r>
-              <w:rPr>
-                <w:noProof/>
-                <w:webHidden/>
-              </w:rPr>
-              <w:fldChar w:fldCharType="begin"/>
-            </w:r>
-            <w:r>
-              <w:rPr>
-                <w:noProof/>
-                <w:webHidden/>
-              </w:rPr>
-              <w:instrText xml:space="preserve"> PAGEREF _Toc228216027 \h </w:instrText>
-            </w:r>
-            <w:r>
-              <w:rPr>
-                <w:noProof/>
-                <w:webHidden/>
-              </w:rPr>
-            </w:r>
-            <w:r>
-              <w:rPr>
-                <w:noProof/>
-                <w:webHidden/>
-              </w:rPr>
-              <w:fldChar w:fldCharType="separate"/>
-            </w:r>
-            <w:r>
-              <w:rPr>
-                <w:noProof/>
-                <w:webHidden/>
-              </w:rPr>
-              <w:t>26</w:t>
+              <w:t>19</w:t>
             </w:r>
             <w:r>
               <w:rPr>
@@ -1988,168 +1696,6 @@
                 <w:noProof/>
                 <w:webHidden/>
               </w:rPr>
-              <w:t>27</w:t>
-            </w:r>
-            <w:r>
-              <w:rPr>
-                <w:noProof/>
-                <w:webHidden/>
-              </w:rPr>
-              <w:fldChar w:fldCharType="end"/>
-            </w:r>
-          </w:hyperlink>
-        </w:p>
-        <w:p>
-          <w:pPr>
-            <w:pStyle w:val="31"/>
-            <w:tabs>
-              <w:tab w:val="right" w:leader="dot" w:pos="9345"/>
-            </w:tabs>
-            <w:spacing w:after="0" w:line="360" w:lineRule="exact"/>
-            <w:rPr>
-              <w:rFonts w:asciiTheme="minorHAnsi" w:eastAsiaTheme="minorEastAsia" w:hAnsiTheme="minorHAnsi" w:cstheme="minorBidi"/>
-              <w:noProof/>
-              <w:kern w:val="2"/>
-              <w:sz w:val="24"/>
-              <w:szCs w:val="24"/>
-              <w14:ligatures w14:val="standardContextual"/>
-            </w:rPr>
-          </w:pPr>
-          <w:hyperlink w:anchor="_Toc228216029" w:history="1">
-            <w:r>
-              <w:rPr>
-                <w:rStyle w:val="af1"/>
-                <w:noProof/>
-              </w:rPr>
-              <w:t>3.3.1 Общая структура фронтенда</w:t>
-            </w:r>
-            <w:r>
-              <w:rPr>
-                <w:noProof/>
-                <w:webHidden/>
-              </w:rPr>
-              <w:tab/>
-            </w:r>
-            <w:r>
-              <w:rPr>
-                <w:noProof/>
-                <w:webHidden/>
-              </w:rPr>
-              <w:fldChar w:fldCharType="begin"/>
-            </w:r>
-            <w:r>
-              <w:rPr>
-                <w:noProof/>
-                <w:webHidden/>
-              </w:rPr>
-              <w:instrText xml:space="preserve"> PAGEREF _Toc228216029 \h </w:instrText>
-            </w:r>
-            <w:r>
-              <w:rPr>
-                <w:noProof/>
-                <w:webHidden/>
-              </w:rPr>
-            </w:r>
-            <w:r>
-              <w:rPr>
-                <w:noProof/>
-                <w:webHidden/>
-              </w:rPr>
-              <w:fldChar w:fldCharType="separate"/>
-            </w:r>
-            <w:r>
-              <w:rPr>
-                <w:noProof/>
-                <w:webHidden/>
-              </w:rPr>
-              <w:t>27</w:t>
-            </w:r>
-            <w:r>
-              <w:rPr>
-                <w:noProof/>
-                <w:webHidden/>
-              </w:rPr>
-              <w:fldChar w:fldCharType="end"/>
-            </w:r>
-          </w:hyperlink>
-        </w:p>
-        <w:p>
-          <w:pPr>
-            <w:pStyle w:val="31"/>
-            <w:tabs>
-              <w:tab w:val="right" w:leader="dot" w:pos="9345"/>
-            </w:tabs>
-            <w:spacing w:after="0" w:line="360" w:lineRule="exact"/>
-            <w:rPr>
-              <w:rFonts w:asciiTheme="minorHAnsi" w:eastAsiaTheme="minorEastAsia" w:hAnsiTheme="minorHAnsi" w:cstheme="minorBidi"/>
-              <w:noProof/>
-              <w:kern w:val="2"/>
-              <w:sz w:val="24"/>
-              <w:szCs w:val="24"/>
-              <w14:ligatures w14:val="standardContextual"/>
-            </w:rPr>
-          </w:pPr>
-          <w:hyperlink w:anchor="_Toc228216030" w:history="1">
-            <w:r>
-              <w:rPr>
-                <w:rStyle w:val="af1"/>
-                <w:noProof/>
-              </w:rPr>
-              <w:t>3.</w:t>
-            </w:r>
-            <w:r>
-              <w:rPr>
-                <w:rStyle w:val="af1"/>
-                <w:noProof/>
-              </w:rPr>
-              <w:t>3</w:t>
-            </w:r>
-            <w:r>
-              <w:rPr>
-                <w:rStyle w:val="af1"/>
-                <w:noProof/>
-              </w:rPr>
-              <w:t>.2 Пользовательский интерфейс</w:t>
-            </w:r>
-            <w:r>
-              <w:rPr>
-                <w:noProof/>
-                <w:webHidden/>
-              </w:rPr>
-              <w:tab/>
-            </w:r>
-            <w:r>
-              <w:rPr>
-                <w:noProof/>
-                <w:webHidden/>
-              </w:rPr>
-              <w:fldChar w:fldCharType="begin"/>
-            </w:r>
-            <w:r>
-              <w:rPr>
-                <w:noProof/>
-                <w:webHidden/>
-              </w:rPr>
-              <w:instrText xml:space="preserve"> PAGEREF _Toc228216030 \h </w:instrText>
-            </w:r>
-            <w:r>
-              <w:rPr>
-                <w:noProof/>
-                <w:webHidden/>
-              </w:rPr>
-            </w:r>
-            <w:r>
-              <w:rPr>
-                <w:noProof/>
-                <w:webHidden/>
-              </w:rPr>
-              <w:fldChar w:fldCharType="separate"/>
-            </w:r>
-            <w:r>
-              <w:rPr>
-                <w:noProof/>
-                <w:webHidden/>
-              </w:rPr>
               <w:t>28</w:t>
             </w:r>
             <w:r>
@@ -2234,7 +1780,7 @@
                 <w:noProof/>
                 <w:webHidden/>
               </w:rPr>
-              <w:t>33</w:t>
+              <w:t>34</w:t>
             </w:r>
             <w:r>
               <w:rPr>
@@ -2381,7 +1927,7 @@
                 <w:noProof/>
                 <w:webHidden/>
               </w:rPr>
-              <w:t>35</w:t>
+              <w:t>36</w:t>
             </w:r>
             <w:r>
               <w:rPr>
@@ -2422,7 +1968,7 @@
       <w:pPr>
         <w:pStyle w:val="1"/>
         <w:spacing w:before="0" w:after="0" w:line="360" w:lineRule="exact"/>
-        <w:ind w:firstLine="709"/>
+        <w:jc w:val="center"/>
         <w:rPr>
           <w:rFonts w:ascii="Times New Roman" w:hAnsi="Times New Roman" w:cs="Times New Roman"/>
           <w:b/>
@@ -2556,7 +2102,8 @@
     <w:p>
       <w:pPr>
         <w:pStyle w:val="2"/>
-        <w:ind w:firstLine="708"/>
+        <w:spacing w:before="0" w:after="0" w:line="360" w:lineRule="atLeast"/>
+        <w:ind w:firstLine="709"/>
         <w:rPr>
           <w:rFonts w:ascii="Times New Roman" w:hAnsi="Times New Roman" w:cs="Times New Roman"/>
           <w:b/>
@@ -2703,6 +2250,7 @@
     <w:p>
       <w:pPr>
         <w:pStyle w:val="af2"/>
+        <w:spacing w:line="360" w:lineRule="exact"/>
         <w:ind w:firstLine="0"/>
         <w:jc w:val="center"/>
       </w:pPr>
@@ -2714,6 +2262,11 @@
         <w:t>Slack</w:t>
       </w:r>
       <w:proofErr w:type="spellEnd"/>
+    </w:p>
+    <w:p>
+      <w:pPr>
+        <w:spacing w:line="360" w:lineRule="exact"/>
+      </w:pPr>
     </w:p>
     <w:p>
       <w:pPr>
@@ -2807,6 +2360,7 @@
     <w:p>
       <w:pPr>
         <w:pStyle w:val="af2"/>
+        <w:spacing w:line="360" w:lineRule="exact"/>
         <w:ind w:firstLine="0"/>
       </w:pPr>
     </w:p>
@@ -2844,7 +2398,7 @@
     <w:p>
       <w:pPr>
         <w:widowControl/>
-        <w:spacing w:after="160" w:line="278" w:lineRule="auto"/>
+        <w:spacing w:line="360" w:lineRule="exact"/>
         <w:ind w:firstLine="0"/>
         <w:jc w:val="left"/>
       </w:pPr>
@@ -2976,13 +2530,14 @@
     </w:p>
     <w:p>
       <w:pPr>
-        <w:spacing w:after="160" w:line="278" w:lineRule="auto"/>
+        <w:spacing w:line="360" w:lineRule="exact"/>
       </w:pPr>
     </w:p>
     <w:p>
       <w:pPr>
         <w:pStyle w:val="2"/>
-        <w:ind w:firstLine="708"/>
+        <w:spacing w:before="0" w:after="0" w:line="360" w:lineRule="exact"/>
+        <w:ind w:firstLine="709"/>
         <w:rPr>
           <w:rFonts w:ascii="Times New Roman" w:hAnsi="Times New Roman" w:cs="Times New Roman"/>
           <w:b/>
@@ -3006,7 +2561,11 @@
       </w:r>
       <w:bookmarkEnd w:id="4"/>
     </w:p>
-    <w:p/>
+    <w:p>
+      <w:pPr>
+        <w:spacing w:line="360" w:lineRule="exact"/>
+      </w:pPr>
+    </w:p>
     <w:p>
       <w:pPr>
         <w:spacing w:line="360" w:lineRule="exact"/>
@@ -3020,11 +2579,11 @@
         <w:spacing w:line="360" w:lineRule="exact"/>
       </w:pPr>
       <w:r>
-        <w:t xml:space="preserve">Основной функцией корпоративного мессенджера является обеспечение быстрого и удобного обмена информацией между пользователями. При этом система должна поддерживать как личные сообщения между двумя </w:t>
+        <w:t xml:space="preserve">Основной функцией корпоративного мессенджера является обеспечение быстрого и удобного обмена информацией между пользователями. При этом система должна поддерживать как личные сообщения между двумя сотрудниками, так и групповые чаты, предназначенные для коллективного </w:t>
       </w:r>
       <w:r>
         <w:lastRenderedPageBreak/>
-        <w:t>сотрудниками, так и групповые чаты, предназначенные для коллективного обсуждения задач. Важной особенностью является возможность разграничения прав доступа, позволяющая определять роли пользователей и ограничивать доступ к определённым чатам или функциям системы.</w:t>
+        <w:t>обсуждения задач. Важной особенностью является возможность разграничения прав доступа, позволяющая определять роли пользователей и ограничивать доступ к определённым чатам или функциям системы.</w:t>
       </w:r>
     </w:p>
     <w:p>
@@ -3078,7 +2637,8 @@
     <w:p>
       <w:pPr>
         <w:pStyle w:val="1"/>
-        <w:ind w:firstLine="708"/>
+        <w:spacing w:before="0" w:after="0" w:line="360" w:lineRule="atLeast"/>
+        <w:ind w:firstLine="709"/>
         <w:rPr>
           <w:rFonts w:ascii="Times New Roman" w:hAnsi="Times New Roman" w:cs="Times New Roman"/>
           <w:b/>
@@ -3111,7 +2671,8 @@
     <w:p>
       <w:pPr>
         <w:pStyle w:val="2"/>
-        <w:ind w:firstLine="708"/>
+        <w:spacing w:before="0" w:after="0" w:line="360" w:lineRule="atLeast"/>
+        <w:ind w:firstLine="709"/>
         <w:rPr>
           <w:rFonts w:ascii="Times New Roman" w:hAnsi="Times New Roman" w:cs="Times New Roman"/>
           <w:b/>
@@ -3188,20 +2749,16 @@
         <w:t xml:space="preserve">Платформа ASP.NET Core </w:t>
       </w:r>
       <w:r>
-        <w:t>[</w:t>
-      </w:r>
-      <w:r>
-        <w:t>2</w:t>
-      </w:r>
-      <w:r>
-        <w:t>]</w:t>
-      </w:r>
-      <w:r>
-        <w:t xml:space="preserve"> </w:t>
+        <w:t xml:space="preserve">[2] </w:t>
       </w:r>
       <w:r>
         <w:t>представляет собой кроссплатформенный фреймворк для разработки веб-приложений и веб-сервисов. Она позволяет создавать как классические веб-приложения, так и Web API, обеспечивающие взаимодействие между серверной и клиентской частями системы. Одним из ключевых преимуществ ASP.NET Core является высокая производительность, достигаемая за счёт оптимизированной архитектуры и асинхронной обработки запросов. Кроме того, платформа поддерживает гибкую настройку маршрутизации, встроенные механизмы внедрения зависимостей и средства обеспечения безопасности.</w:t>
       </w:r>
+    </w:p>
+    <w:p>
+      <w:pPr>
+        <w:spacing w:line="360" w:lineRule="exact"/>
+      </w:pPr>
     </w:p>
     <w:p>
       <w:pPr>
@@ -3214,7 +2771,7 @@
         </w:rPr>
         <w:lastRenderedPageBreak/>
         <w:drawing>
-          <wp:inline distT="0" distB="0" distL="0" distR="0" wp14:anchorId="6C14AF06" wp14:editId="5CE55D82">
+          <wp:inline distT="0" distB="0" distL="0" distR="0" wp14:anchorId="6C14AF06" wp14:editId="63C651FA">
             <wp:extent cx="5940425" cy="2970530"/>
             <wp:effectExtent l="0" t="0" r="3175" b="1270"/>
             <wp:docPr id="1717768288" name="Рисунок 10"/>
@@ -3326,7 +2883,8 @@
     <w:p>
       <w:pPr>
         <w:pStyle w:val="2"/>
-        <w:ind w:firstLine="708"/>
+        <w:spacing w:before="0" w:after="0" w:line="360" w:lineRule="exact"/>
+        <w:ind w:firstLine="709"/>
         <w:rPr>
           <w:rFonts w:ascii="Times New Roman" w:hAnsi="Times New Roman" w:cs="Times New Roman"/>
           <w:b/>
@@ -3375,11 +2933,11 @@
         <w:spacing w:line="360" w:lineRule="exact"/>
       </w:pPr>
       <w:r>
-        <w:t xml:space="preserve">Данные между клиентом и сервером передаются в формате JSON, </w:t>
+        <w:t xml:space="preserve">Данные между клиентом и сервером передаются в формате JSON, который является стандартом для обмена информацией в веб-приложениях. </w:t>
       </w:r>
       <w:r>
         <w:lastRenderedPageBreak/>
-        <w:t>который является стандартом для обмена информацией в веб-приложениях. Этот формат отличается простотой, читаемостью и поддержкой во всех современных языках программирования, что делает его удобным для использования в распределённых системах.</w:t>
+        <w:t>Этот формат отличается простотой, читаемостью и поддержкой во всех современных языках программирования, что делает его удобным для использования в распределённых системах.</w:t>
       </w:r>
     </w:p>
     <w:p>
@@ -3427,15 +2985,16 @@
       <w:pPr>
         <w:pStyle w:val="af2"/>
         <w:ind w:firstLine="0"/>
+        <w:jc w:val="center"/>
       </w:pPr>
       <w:r>
         <w:rPr>
           <w:noProof/>
         </w:rPr>
         <w:drawing>
-          <wp:inline distT="0" distB="0" distL="0" distR="0" wp14:anchorId="6F490367" wp14:editId="57272E6A">
-            <wp:extent cx="5940425" cy="3343275"/>
-            <wp:effectExtent l="0" t="0" r="3175" b="9525"/>
+          <wp:inline distT="0" distB="0" distL="0" distR="0" wp14:anchorId="6F490367" wp14:editId="1FDAD119">
+            <wp:extent cx="5641069" cy="3174797"/>
+            <wp:effectExtent l="0" t="0" r="0" b="6985"/>
             <wp:docPr id="1018089297" name="Рисунок 11" descr="Real-time ASP.NET with SignalR - Saigon Technology"/>
             <wp:cNvGraphicFramePr>
               <a:graphicFrameLocks xmlns:a="http://schemas.openxmlformats.org/drawingml/2006/main" noChangeAspect="1"/>
@@ -3465,7 +3024,7 @@
                   <pic:spPr bwMode="auto">
                     <a:xfrm>
                       <a:off x="0" y="0"/>
-                      <a:ext cx="5940425" cy="3343275"/>
+                      <a:ext cx="5644900" cy="3176953"/>
                     </a:xfrm>
                     <a:prstGeom prst="rect">
                       <a:avLst/>
@@ -3491,6 +3050,7 @@
     <w:p>
       <w:pPr>
         <w:pStyle w:val="af2"/>
+        <w:spacing w:line="360" w:lineRule="atLeast"/>
         <w:ind w:firstLine="0"/>
         <w:jc w:val="center"/>
       </w:pPr>
@@ -3573,18 +3133,15 @@
         <w:t>]</w:t>
       </w:r>
       <w:r>
-        <w:t xml:space="preserve"> и автоматически выбирает наиболее подходящий способ передачи данных в зависимости от возможностей клиента и сервера. Это значительно упрощает разработку и позволяет сосредоточиться на логике приложения, не углубляясь </w:t>
-      </w:r>
+        <w:t xml:space="preserve"> и автоматически выбирает наиболее подходящий способ передачи данных в зависимости от возможностей клиента и сервера. Это значительно упрощает разработку и позволяет сосредоточиться на логике приложения, не углубляясь в детали сетевого взаимодействия.</w:t>
+      </w:r>
+    </w:p>
+    <w:p>
+      <w:pPr>
+        <w:spacing w:line="360" w:lineRule="exact"/>
+      </w:pPr>
       <w:r>
         <w:lastRenderedPageBreak/>
-        <w:t>в детали сетевого взаимодействия.</w:t>
-      </w:r>
-    </w:p>
-    <w:p>
-      <w:pPr>
-        <w:spacing w:line="360" w:lineRule="exact"/>
-      </w:pPr>
-      <w:r>
         <w:t xml:space="preserve">Таким образом, в системе используется комбинированный подход: HTTP API применяется для выполнения стандартных операций, таких как регистрация и управление чатами, а </w:t>
       </w:r>
       <w:proofErr w:type="spellStart"/>
@@ -3604,7 +3161,8 @@
     <w:p>
       <w:pPr>
         <w:pStyle w:val="2"/>
-        <w:ind w:firstLine="708"/>
+        <w:spacing w:before="0" w:after="0" w:line="360" w:lineRule="exact"/>
+        <w:ind w:firstLine="709"/>
         <w:rPr>
           <w:rFonts w:ascii="Times New Roman" w:hAnsi="Times New Roman" w:cs="Times New Roman"/>
           <w:b/>
@@ -3841,7 +3399,8 @@
     <w:p>
       <w:pPr>
         <w:pStyle w:val="2"/>
-        <w:ind w:firstLine="708"/>
+        <w:spacing w:before="0" w:after="0" w:line="360" w:lineRule="exact"/>
+        <w:ind w:firstLine="709"/>
         <w:rPr>
           <w:rFonts w:ascii="Times New Roman" w:hAnsi="Times New Roman" w:cs="Times New Roman"/>
           <w:b/>
@@ -3903,18 +3462,15 @@
         <w:spacing w:line="360" w:lineRule="exact"/>
       </w:pPr>
       <w:r>
-        <w:t xml:space="preserve">Основная идея данной архитектуры заключается в разделении </w:t>
-      </w:r>
+        <w:t>Основная идея данной архитектуры заключается в разделении ответственности между слоями, что делает систему более гибкой, тестируемой и удобной для сопровождения. Внутренние слои не зависят от внешних, что позволяет изменять детали реализации без затрагивания бизнес-логики.</w:t>
+      </w:r>
+    </w:p>
+    <w:p>
+      <w:pPr>
+        <w:spacing w:line="360" w:lineRule="exact"/>
+      </w:pPr>
       <w:r>
         <w:lastRenderedPageBreak/>
-        <w:t>ответственности между слоями, что делает систему более гибкой, тестируемой и удобной для сопровождения. Внутренние слои не зависят от внешних, что позволяет изменять детали реализации без затрагивания бизнес-логики.</w:t>
-      </w:r>
-    </w:p>
-    <w:p>
-      <w:pPr>
-        <w:spacing w:line="360" w:lineRule="exact"/>
-      </w:pPr>
-      <w:r>
         <w:t>Уровень представления реализован через Web API и отвечает за обработку входящих HTTP-запросов от клиента, их валидацию и формирование ответов. Контроллеры выступают точкой входа в систему и не содержат бизнес-логики, а лишь делегируют выполнение операций на нижележащие уровни.</w:t>
       </w:r>
     </w:p>
@@ -3984,6 +3540,7 @@
     <w:p>
       <w:pPr>
         <w:spacing w:line="360" w:lineRule="exact"/>
+        <w:ind w:firstLine="0"/>
       </w:pPr>
     </w:p>
     <w:p>
@@ -4109,7 +3666,8 @@
     <w:p>
       <w:pPr>
         <w:pStyle w:val="2"/>
-        <w:ind w:firstLine="708"/>
+        <w:spacing w:before="0" w:after="0" w:line="360" w:lineRule="atLeast"/>
+        <w:ind w:firstLine="709"/>
         <w:rPr>
           <w:rFonts w:ascii="Times New Roman" w:hAnsi="Times New Roman" w:cs="Times New Roman"/>
           <w:b/>
@@ -4220,11 +3778,11 @@
       </w:r>
       <w:proofErr w:type="spellEnd"/>
       <w:r>
-        <w:t xml:space="preserve"> для выполнения асинхронных запросов. Такой технологический стек в совокупности с современными инструментами сборки позволяет создать отзывчивое и производительное приложение, обеспечивающее бесшовное взаимодействие </w:t>
+        <w:t xml:space="preserve"> для выполнения асинхронных запросов. Такой технологический стек в совокупности с современными инструментами сборки позволяет создать отзывчивое и производительное приложение, обеспечивающее бесшовное взаимодействие пользователя с системой обмена сообщениями без необходимости полной </w:t>
       </w:r>
       <w:r>
         <w:lastRenderedPageBreak/>
-        <w:t>пользователя с системой обмена сообщениями без необходимости полной перезагрузки страниц.</w:t>
+        <w:t>перезагрузки страниц.</w:t>
       </w:r>
     </w:p>
     <w:p>
@@ -4235,7 +3793,8 @@
     <w:p>
       <w:pPr>
         <w:pStyle w:val="2"/>
-        <w:ind w:firstLine="708"/>
+        <w:spacing w:before="0" w:after="0" w:line="360" w:lineRule="exact"/>
+        <w:ind w:firstLine="709"/>
         <w:rPr>
           <w:rFonts w:ascii="Times New Roman" w:hAnsi="Times New Roman" w:cs="Times New Roman"/>
           <w:b/>
@@ -4340,6 +3899,7 @@
     <w:p>
       <w:pPr>
         <w:pStyle w:val="1"/>
+        <w:spacing w:before="0" w:after="0" w:line="360" w:lineRule="atLeast"/>
         <w:ind w:firstLine="708"/>
         <w:rPr>
           <w:rFonts w:ascii="Times New Roman" w:hAnsi="Times New Roman" w:cs="Times New Roman"/>
@@ -4389,12 +3949,13 @@
     </w:p>
     <w:p>
       <w:pPr>
-        <w:spacing w:line="360" w:lineRule="exact"/>
+        <w:spacing w:line="360" w:lineRule="atLeast"/>
       </w:pPr>
     </w:p>
     <w:p>
       <w:pPr>
         <w:pStyle w:val="2"/>
+        <w:spacing w:before="0" w:after="0" w:line="360" w:lineRule="atLeast"/>
         <w:ind w:firstLine="708"/>
         <w:rPr>
           <w:rFonts w:ascii="Times New Roman" w:hAnsi="Times New Roman" w:cs="Times New Roman"/>
@@ -4419,7 +3980,11 @@
       </w:r>
       <w:bookmarkEnd w:id="13"/>
     </w:p>
-    <w:p/>
+    <w:p>
+      <w:pPr>
+        <w:spacing w:line="360" w:lineRule="atLeast"/>
+      </w:pPr>
+    </w:p>
     <w:p>
       <w:pPr>
         <w:spacing w:line="360" w:lineRule="exact"/>
@@ -4499,6 +4064,14 @@
     </w:p>
     <w:p>
       <w:pPr>
+        <w:pBdr>
+          <w:top w:val="single" w:sz="4" w:space="1" w:color="auto"/>
+          <w:left w:val="single" w:sz="4" w:space="4" w:color="auto"/>
+          <w:bottom w:val="single" w:sz="4" w:space="1" w:color="auto"/>
+          <w:right w:val="single" w:sz="4" w:space="4" w:color="auto"/>
+          <w:between w:val="single" w:sz="4" w:space="1" w:color="auto"/>
+          <w:bar w:val="single" w:sz="4" w:color="auto"/>
+        </w:pBdr>
         <w:ind w:firstLine="0"/>
         <w:jc w:val="center"/>
       </w:pPr>
@@ -4510,8 +4083,8 @@
         </w:rPr>
         <w:lastRenderedPageBreak/>
         <w:drawing>
-          <wp:inline distT="0" distB="0" distL="0" distR="0" wp14:anchorId="160EB741" wp14:editId="73CF9724">
-            <wp:extent cx="4566895" cy="5760000"/>
+          <wp:inline distT="0" distB="0" distL="0" distR="0" wp14:anchorId="160EB741" wp14:editId="01612853">
+            <wp:extent cx="4566285" cy="5532460"/>
             <wp:effectExtent l="0" t="0" r="0" b="0"/>
             <wp:docPr id="890022873" name="Рисунок 1"/>
             <wp:cNvGraphicFramePr>
@@ -4524,7 +4097,7 @@
                     <pic:cNvPr id="890022873" name="Рисунок 890022873"/>
                     <pic:cNvPicPr/>
                   </pic:nvPicPr>
-                  <pic:blipFill>
+                  <pic:blipFill rotWithShape="1">
                     <a:blip r:embed="rId16">
                       <a:extLst>
                         <a:ext uri="{96DAC541-7B7A-43D3-8B79-37D633B846F1}">
@@ -4532,18 +4105,27 @@
                         </a:ext>
                       </a:extLst>
                     </a:blip>
+                    <a:srcRect t="3937"/>
                     <a:stretch>
                       <a:fillRect/>
                     </a:stretch>
                   </pic:blipFill>
-                  <pic:spPr>
+                  <pic:spPr bwMode="auto">
                     <a:xfrm>
                       <a:off x="0" y="0"/>
-                      <a:ext cx="4566895" cy="5760000"/>
+                      <a:ext cx="4566895" cy="5533199"/>
                     </a:xfrm>
                     <a:prstGeom prst="rect">
                       <a:avLst/>
                     </a:prstGeom>
+                    <a:ln>
+                      <a:noFill/>
+                    </a:ln>
+                    <a:extLst>
+                      <a:ext uri="{53640926-AAD7-44D8-BBD7-CCE9431645EC}">
+                        <a14:shadowObscured xmlns:a14="http://schemas.microsoft.com/office/drawing/2010/main"/>
+                      </a:ext>
+                    </a:extLst>
                   </pic:spPr>
                 </pic:pic>
               </a:graphicData>
@@ -4561,6 +4143,7 @@
     <w:p>
       <w:pPr>
         <w:pStyle w:val="af2"/>
+        <w:spacing w:line="360" w:lineRule="exact"/>
         <w:ind w:firstLine="0"/>
         <w:jc w:val="center"/>
       </w:pPr>
@@ -4579,19 +4162,19 @@
     </w:p>
     <w:p>
       <w:pPr>
-        <w:ind w:firstLine="0"/>
-        <w:jc w:val="center"/>
-      </w:pPr>
-    </w:p>
-    <w:p>
-      <w:pPr>
+        <w:widowControl/>
+        <w:spacing w:after="160" w:line="278" w:lineRule="auto"/>
         <w:ind w:firstLine="0"/>
         <w:jc w:val="left"/>
       </w:pPr>
+      <w:r>
+        <w:br w:type="page"/>
+      </w:r>
     </w:p>
     <w:p>
       <w:pPr>
         <w:pStyle w:val="2"/>
+        <w:spacing w:before="0" w:after="0"/>
         <w:ind w:firstLine="708"/>
         <w:rPr>
           <w:rFonts w:ascii="Times New Roman" w:hAnsi="Times New Roman" w:cs="Times New Roman"/>
@@ -4612,50 +4195,73 @@
           <w:sz w:val="28"/>
           <w:szCs w:val="28"/>
         </w:rPr>
+        <w:lastRenderedPageBreak/>
         <w:t>3.2 Архитектура серверной части</w:t>
       </w:r>
+      <w:bookmarkStart w:id="15" w:name="_Toc228216024"/>
       <w:bookmarkEnd w:id="14"/>
     </w:p>
     <w:p>
       <w:pPr>
-        <w:ind w:firstLine="0"/>
-        <w:jc w:val="left"/>
+        <w:spacing w:line="360" w:lineRule="exact"/>
+        <w:rPr>
+          <w:lang w:val="en-US"/>
+        </w:rPr>
       </w:pPr>
     </w:p>
     <w:p>
       <w:pPr>
         <w:pStyle w:val="3"/>
-        <w:ind w:firstLine="708"/>
+        <w:spacing w:before="0" w:after="0" w:line="360" w:lineRule="exact"/>
+        <w:ind w:firstLine="709"/>
+        <w:jc w:val="both"/>
+      </w:pPr>
+      <w:r>
         <w:rPr>
           <w:rFonts w:ascii="Times New Roman" w:hAnsi="Times New Roman" w:cs="Times New Roman"/>
           <w:b/>
           <w:bCs/>
           <w:color w:val="000000" w:themeColor="text1"/>
         </w:rPr>
-      </w:pPr>
-      <w:bookmarkStart w:id="15" w:name="_Toc228216024"/>
-      <w:r>
-        <w:rPr>
-          <w:rFonts w:ascii="Times New Roman" w:hAnsi="Times New Roman" w:cs="Times New Roman"/>
-          <w:b/>
-          <w:bCs/>
-          <w:color w:val="000000" w:themeColor="text1"/>
-        </w:rPr>
-        <w:t>3.2.1 Структура проекта</w:t>
+        <w:t xml:space="preserve">3.2.1 </w:t>
+      </w:r>
+      <w:r>
+        <w:rPr>
+          <w:rFonts w:ascii="Times New Roman" w:hAnsi="Times New Roman" w:cs="Times New Roman"/>
+          <w:color w:val="000000" w:themeColor="text1"/>
+        </w:rPr>
+        <w:t>Структура проекта</w:t>
       </w:r>
       <w:bookmarkEnd w:id="15"/>
-    </w:p>
-    <w:p/>
-    <w:p>
-      <w:pPr>
-        <w:spacing w:line="360" w:lineRule="exact"/>
-      </w:pPr>
-      <w:r>
-        <w:t xml:space="preserve">Слой домена является ядром программного комплекса и содержит в себе описание фундаментальной бизнес-логики и сущностей предметной области мессенджера. Центральное место в данном слое занимают сущности, такие как Chat, Message, User и ChatMember, которые определяют структуру данных и </w:t>
-      </w:r>
-      <w:r>
-        <w:lastRenderedPageBreak/>
-        <w:t>правила их взаимодействия, не завися от внешних фреймворков, баз данных или сторонних библиотек. Использование базового класса BaseEntity позволяет унифицировать идентификацию всех объектов системы, а перечисления в папке Enums строго регламентируют возможные состояния системы, например, типы чатов или роли пользователей, обеспечивая целостность бизнес-правил на самом низком уровне.</w:t>
+      <w:r>
+        <w:rPr>
+          <w:rFonts w:ascii="Times New Roman" w:hAnsi="Times New Roman" w:cs="Times New Roman"/>
+          <w:color w:val="000000" w:themeColor="text1"/>
+        </w:rPr>
+        <w:t xml:space="preserve">. </w:t>
+      </w:r>
+      <w:r>
+        <w:rPr>
+          <w:rFonts w:ascii="Times New Roman" w:hAnsi="Times New Roman" w:cs="Times New Roman"/>
+          <w:color w:val="000000" w:themeColor="text1"/>
+        </w:rPr>
+        <w:t xml:space="preserve">Слой домена является ядром программного комплекса и содержит в себе описание фундаментальной бизнес-логики и сущностей предметной области мессенджера. Центральное место в данном слое занимают сущности, такие как Chat, Message, User и ChatMember, которые определяют структуру данных и правила их взаимодействия, не завися от внешних фреймворков, баз данных или сторонних библиотек. Использование базового класса BaseEntity позволяет унифицировать идентификацию всех объектов системы, а перечисления в папке Enums строго регламентируют возможные состояния системы, </w:t>
+      </w:r>
+      <w:proofErr w:type="gramStart"/>
+      <w:r>
+        <w:rPr>
+          <w:rFonts w:ascii="Times New Roman" w:hAnsi="Times New Roman" w:cs="Times New Roman"/>
+          <w:color w:val="000000" w:themeColor="text1"/>
+        </w:rPr>
+        <w:t>например,</w:t>
+      </w:r>
+      <w:proofErr w:type="gramEnd"/>
+      <w:r>
+        <w:rPr>
+          <w:rFonts w:ascii="Times New Roman" w:hAnsi="Times New Roman" w:cs="Times New Roman"/>
+          <w:color w:val="000000" w:themeColor="text1"/>
+        </w:rPr>
+        <w:t xml:space="preserve"> типы чатов или роли пользователей, обеспечивая целостность бизнес-правил на самом низком уровне.</w:t>
       </w:r>
     </w:p>
     <w:p>
@@ -4769,7 +4375,11 @@
       </w:r>
       <w:proofErr w:type="spellEnd"/>
       <w:r>
-        <w:t>, таким как управление чатами, сообщениями и профилями пользователей. Каждая функция инкапсулирует в себе не только саму логику обработки, но и правила валидации входных данных, что гарантирует корректность выполнения операций до их перехода на уровень доступа к данным.</w:t>
+        <w:t xml:space="preserve">, таким как управление чатами, сообщениями и профилями </w:t>
+      </w:r>
+      <w:r>
+        <w:lastRenderedPageBreak/>
+        <w:t>пользователей. Каждая функция инкапсулирует в себе не только саму логику обработки, но и правила валидации входных данных, что гарантирует корректность выполнения операций до их перехода на уровень доступа к данным.</w:t>
       </w:r>
     </w:p>
     <w:p>
@@ -4781,7 +4391,6 @@
       </w:r>
       <w:proofErr w:type="spellStart"/>
       <w:r>
-        <w:lastRenderedPageBreak/>
         <w:t>Pipeline</w:t>
       </w:r>
       <w:proofErr w:type="spellEnd"/>
@@ -4938,7 +4547,11 @@
         <w:t>Entity Framework Core</w:t>
       </w:r>
       <w:r>
-        <w:t xml:space="preserve">, где в классе AppDbContext настроено отображение доменных сущностей на таблицы базы данных. Использование Fluent API в папке Configurations позволяет детально настроить схему </w:t>
+        <w:t xml:space="preserve">, где в классе AppDbContext настроено отображение доменных сущностей на таблицы базы данных. Использование Fluent API в </w:t>
+      </w:r>
+      <w:r>
+        <w:lastRenderedPageBreak/>
+        <w:t xml:space="preserve">папке Configurations позволяет детально настроить схему </w:t>
       </w:r>
       <w:r>
         <w:t>базы данных</w:t>
@@ -4958,11 +4571,7 @@
         <w:t>Repository (Репозиторий) и Unit of Work (Единица работы)</w:t>
       </w:r>
       <w:r>
-        <w:t xml:space="preserve">, которые предоставляют конкретные механизмы </w:t>
-      </w:r>
-      <w:r>
-        <w:lastRenderedPageBreak/>
-        <w:t>доступа к данным и управления транзакциями. Базовый класс RepositoryBase инкапсулирует общие методы работы с контекстом БД, что исключает дублирование кода и упрощает поддержку проекта.</w:t>
+        <w:t>, которые предоставляют конкретные механизмы доступа к данным и управления транзакциями. Базовый класс RepositoryBase инкапсулирует общие методы работы с контекстом БД, что исключает дублирование кода и упрощает поддержку проекта.</w:t>
       </w:r>
     </w:p>
     <w:p>
@@ -5036,6 +4645,7 @@
     </w:p>
     <w:p>
       <w:pPr>
+        <w:spacing w:line="360" w:lineRule="exact"/>
         <w:jc w:val="center"/>
       </w:pPr>
       <w:r>
@@ -5077,11 +4687,11 @@
         <w:spacing w:line="360" w:lineRule="exact"/>
       </w:pPr>
       <w:r>
-        <w:t xml:space="preserve">Особое место в реализации мессенджера занимает папка Hubs, где находится ChatHub — центральный узел для работы с технологией SignalR. Этот компонент обеспечивает мгновенную доставку сообщений и уведомлений подключенным клиентам. Сопутствующий сервис SignalRService выступает связующим звеном, позволяя отправлять </w:t>
+        <w:t xml:space="preserve">Особое место в реализации мессенджера занимает папка Hubs, где находится ChatHub — центральный узел для работы с технологией SignalR. </w:t>
       </w:r>
       <w:r>
         <w:lastRenderedPageBreak/>
-        <w:t>уведомления пользователям напрямую из обработчиков бизнес-логики, не нарушая при этом границы слоев архитектуры.</w:t>
+        <w:t>Этот компонент обеспечивает мгновенную доставку сообщений и уведомлений подключенным клиентам. Сопутствующий сервис SignalRService выступает связующим звеном, позволяя отправлять уведомления пользователям напрямую из обработчиков бизнес-логики, не нарушая при этом границы слоев архитектуры.</w:t>
       </w:r>
     </w:p>
     <w:p>
@@ -5156,6 +4766,7 @@
     </w:p>
     <w:p>
       <w:pPr>
+        <w:spacing w:line="360" w:lineRule="exact"/>
         <w:jc w:val="center"/>
       </w:pPr>
       <w:r>
@@ -5182,86 +4793,136 @@
     </w:p>
     <w:p>
       <w:pPr>
+        <w:spacing w:line="360" w:lineRule="exact"/>
         <w:jc w:val="center"/>
       </w:pPr>
     </w:p>
     <w:p>
       <w:pPr>
         <w:pStyle w:val="3"/>
-        <w:ind w:firstLine="708"/>
+        <w:spacing w:before="0" w:after="0" w:line="360" w:lineRule="exact"/>
+        <w:ind w:firstLine="709"/>
         <w:jc w:val="both"/>
+        <w:rPr>
+          <w:rFonts w:ascii="Times New Roman" w:hAnsi="Times New Roman" w:cs="Times New Roman"/>
+          <w:color w:val="auto"/>
+        </w:rPr>
+      </w:pPr>
+      <w:bookmarkStart w:id="16" w:name="_Toc228216025"/>
+      <w:r>
         <w:rPr>
           <w:rFonts w:ascii="Times New Roman" w:hAnsi="Times New Roman" w:cs="Times New Roman"/>
           <w:b/>
           <w:bCs/>
           <w:color w:val="auto"/>
         </w:rPr>
-      </w:pPr>
-      <w:bookmarkStart w:id="16" w:name="_Toc228216025"/>
-      <w:r>
-        <w:rPr>
-          <w:rFonts w:ascii="Times New Roman" w:hAnsi="Times New Roman" w:cs="Times New Roman"/>
-          <w:b/>
-          <w:bCs/>
+        <w:t xml:space="preserve">3.2.2 </w:t>
+      </w:r>
+      <w:r>
+        <w:rPr>
+          <w:rFonts w:ascii="Times New Roman" w:hAnsi="Times New Roman" w:cs="Times New Roman"/>
           <w:color w:val="auto"/>
         </w:rPr>
-        <w:t>3.2.2 Реализация паттернов проектирования</w:t>
+        <w:t>Реализация паттернов проектирования</w:t>
       </w:r>
       <w:bookmarkEnd w:id="16"/>
-    </w:p>
-    <w:p/>
-    <w:p>
-      <w:pPr>
-        <w:spacing w:line="360" w:lineRule="exact"/>
-      </w:pPr>
-      <w:r>
+      <w:r>
+        <w:rPr>
+          <w:rFonts w:ascii="Times New Roman" w:hAnsi="Times New Roman" w:cs="Times New Roman"/>
+          <w:color w:val="auto"/>
+        </w:rPr>
+        <w:t xml:space="preserve">. </w:t>
+      </w:r>
+      <w:r>
+        <w:rPr>
+          <w:rFonts w:ascii="Times New Roman" w:hAnsi="Times New Roman" w:cs="Times New Roman"/>
+          <w:color w:val="000000" w:themeColor="text1"/>
+        </w:rPr>
         <w:t xml:space="preserve">В ходе разработки архитектуры серверной части были применены фундаментальные паттерны проектирования, обеспечивающие модульность, тестируемость и слабую связанность компонентов системы. Основу архитектурного взаимодействия составляет паттерн Mediator, реализованный с помощью библиотеки </w:t>
       </w:r>
       <w:proofErr w:type="spellStart"/>
       <w:r>
+        <w:rPr>
+          <w:rFonts w:ascii="Times New Roman" w:hAnsi="Times New Roman" w:cs="Times New Roman"/>
+          <w:color w:val="000000" w:themeColor="text1"/>
+        </w:rPr>
         <w:t>MediatR</w:t>
       </w:r>
       <w:proofErr w:type="spellEnd"/>
       <w:r>
+        <w:rPr>
+          <w:rFonts w:ascii="Times New Roman" w:hAnsi="Times New Roman" w:cs="Times New Roman"/>
+          <w:color w:val="000000" w:themeColor="text1"/>
+        </w:rPr>
+        <w:t xml:space="preserve"> [8]</w:t>
+      </w:r>
+      <w:r>
+        <w:rPr>
+          <w:rFonts w:ascii="Times New Roman" w:hAnsi="Times New Roman" w:cs="Times New Roman"/>
+          <w:color w:val="000000" w:themeColor="text1"/>
+        </w:rPr>
+        <w:t xml:space="preserve">. Он позволяет инкапсулировать логику обработки запросов в отдельных обработчиках, исключая прямые зависимости между слоем API и бизнес-логикой. Это неразрывно связано с паттерном CQRS (Command </w:t>
+      </w:r>
+      <w:proofErr w:type="spellStart"/>
+      <w:r>
+        <w:rPr>
+          <w:rFonts w:ascii="Times New Roman" w:hAnsi="Times New Roman" w:cs="Times New Roman"/>
+          <w:color w:val="000000" w:themeColor="text1"/>
+        </w:rPr>
+        <w:t>Query</w:t>
+      </w:r>
+      <w:proofErr w:type="spellEnd"/>
+      <w:r>
+        <w:rPr>
+          <w:rFonts w:ascii="Times New Roman" w:hAnsi="Times New Roman" w:cs="Times New Roman"/>
+          <w:color w:val="000000" w:themeColor="text1"/>
+        </w:rPr>
         <w:t xml:space="preserve"> </w:t>
       </w:r>
-      <w:r>
-        <w:t>[8]</w:t>
-      </w:r>
-      <w:r>
-        <w:t xml:space="preserve">. Он позволяет инкапсулировать логику обработки запросов в отдельных обработчиках, исключая прямые зависимости между слоем API и бизнес-логикой. Это неразрывно связано с паттерном CQRS (Command </w:t>
-      </w:r>
       <w:proofErr w:type="spellStart"/>
       <w:r>
-        <w:t>Query</w:t>
+        <w:rPr>
+          <w:rFonts w:ascii="Times New Roman" w:hAnsi="Times New Roman" w:cs="Times New Roman"/>
+          <w:color w:val="000000" w:themeColor="text1"/>
+        </w:rPr>
+        <w:t>Responsibility</w:t>
       </w:r>
       <w:proofErr w:type="spellEnd"/>
       <w:r>
+        <w:rPr>
+          <w:rFonts w:ascii="Times New Roman" w:hAnsi="Times New Roman" w:cs="Times New Roman"/>
+          <w:color w:val="000000" w:themeColor="text1"/>
+        </w:rPr>
         <w:t xml:space="preserve"> </w:t>
       </w:r>
       <w:proofErr w:type="spellStart"/>
       <w:r>
-        <w:t>Responsibility</w:t>
+        <w:rPr>
+          <w:rFonts w:ascii="Times New Roman" w:hAnsi="Times New Roman" w:cs="Times New Roman"/>
+          <w:color w:val="000000" w:themeColor="text1"/>
+        </w:rPr>
+        <w:t>Segregation</w:t>
       </w:r>
       <w:proofErr w:type="spellEnd"/>
       <w:r>
-        <w:t xml:space="preserve"> </w:t>
-      </w:r>
-      <w:proofErr w:type="spellStart"/>
-      <w:r>
-        <w:t>Segregation</w:t>
-      </w:r>
-      <w:proofErr w:type="spellEnd"/>
-      <w:r>
+        <w:rPr>
+          <w:rFonts w:ascii="Times New Roman" w:hAnsi="Times New Roman" w:cs="Times New Roman"/>
+          <w:color w:val="000000" w:themeColor="text1"/>
+        </w:rPr>
         <w:t>)</w:t>
       </w:r>
       <w:r>
-        <w:t xml:space="preserve"> </w:t>
-      </w:r>
-      <w:r>
-        <w:t>[7]</w:t>
-      </w:r>
-      <w:r>
+        <w:rPr>
+          <w:rFonts w:ascii="Times New Roman" w:hAnsi="Times New Roman" w:cs="Times New Roman"/>
+          <w:color w:val="000000" w:themeColor="text1"/>
+        </w:rPr>
+        <w:t xml:space="preserve"> [7]</w:t>
+      </w:r>
+      <w:r>
+        <w:rPr>
+          <w:rFonts w:ascii="Times New Roman" w:hAnsi="Times New Roman" w:cs="Times New Roman"/>
+          <w:color w:val="000000" w:themeColor="text1"/>
+        </w:rPr>
         <w:t>, который разделяет модель системы на две части: команды для изменения состояния и запросы для получения данных, что оптимизирует производительность и упрощает поддержку каждой из моделей.</w:t>
       </w:r>
     </w:p>
@@ -5301,6 +4962,9 @@
       </w:r>
     </w:p>
     <w:p>
+      <w:pPr>
+        <w:spacing w:line="360" w:lineRule="exact"/>
+      </w:pPr>
       <w:r>
         <w:t>На примере сценария отправки сообщения в чате рассмотрим, как все перечисленные паттерны работают в единой связке.</w:t>
       </w:r>
@@ -5308,6 +4972,12 @@
     <w:p/>
     <w:p>
       <w:pPr>
+        <w:pBdr>
+          <w:top w:val="single" w:sz="4" w:space="1" w:color="auto"/>
+          <w:left w:val="single" w:sz="4" w:space="4" w:color="auto"/>
+          <w:bottom w:val="single" w:sz="4" w:space="1" w:color="auto"/>
+          <w:right w:val="single" w:sz="4" w:space="4" w:color="auto"/>
+        </w:pBdr>
         <w:ind w:firstLine="0"/>
         <w:jc w:val="center"/>
       </w:pPr>
@@ -5317,8 +4987,8 @@
           <w14:ligatures w14:val="standardContextual"/>
         </w:rPr>
         <w:drawing>
-          <wp:inline distT="0" distB="0" distL="0" distR="0" wp14:anchorId="77133D1B" wp14:editId="69E0C601">
-            <wp:extent cx="5940425" cy="2840355"/>
+          <wp:inline distT="0" distB="0" distL="0" distR="0" wp14:anchorId="77133D1B" wp14:editId="56185109">
+            <wp:extent cx="5940425" cy="2635530"/>
             <wp:effectExtent l="0" t="0" r="3175" b="0"/>
             <wp:docPr id="2053574219" name="Рисунок 1"/>
             <wp:cNvGraphicFramePr>
@@ -5331,11 +5001,282 @@
                     <pic:cNvPr id="2053574219" name="Рисунок 2053574219"/>
                     <pic:cNvPicPr/>
                   </pic:nvPicPr>
-                  <pic:blipFill>
+                  <pic:blipFill rotWithShape="1">
                     <a:blip r:embed="rId22">
                       <a:extLst>
                         <a:ext uri="{96DAC541-7B7A-43D3-8B79-37D633B846F1}">
                           <asvg:svgBlip xmlns:asvg="http://schemas.microsoft.com/office/drawing/2016/SVG/main" r:embed="rId23"/>
+                        </a:ext>
+                      </a:extLst>
+                    </a:blip>
+                    <a:srcRect t="7212"/>
+                    <a:stretch>
+                      <a:fillRect/>
+                    </a:stretch>
+                  </pic:blipFill>
+                  <pic:spPr bwMode="auto">
+                    <a:xfrm>
+                      <a:off x="0" y="0"/>
+                      <a:ext cx="5940425" cy="2635530"/>
+                    </a:xfrm>
+                    <a:prstGeom prst="rect">
+                      <a:avLst/>
+                    </a:prstGeom>
+                    <a:ln>
+                      <a:noFill/>
+                    </a:ln>
+                    <a:extLst>
+                      <a:ext uri="{53640926-AAD7-44D8-BBD7-CCE9431645EC}">
+                        <a14:shadowObscured xmlns:a14="http://schemas.microsoft.com/office/drawing/2010/main"/>
+                      </a:ext>
+                    </a:extLst>
+                  </pic:spPr>
+                </pic:pic>
+              </a:graphicData>
+            </a:graphic>
+          </wp:inline>
+        </w:drawing>
+      </w:r>
+    </w:p>
+    <w:p>
+      <w:pPr>
+        <w:spacing w:line="360" w:lineRule="exact"/>
+        <w:jc w:val="center"/>
+      </w:pPr>
+    </w:p>
+    <w:p>
+      <w:pPr>
+        <w:spacing w:line="360" w:lineRule="exact"/>
+        <w:jc w:val="center"/>
+      </w:pPr>
+      <w:r>
+        <w:t>Рисунок 3.</w:t>
+      </w:r>
+      <w:r>
+        <w:t>6</w:t>
+      </w:r>
+      <w:r>
+        <w:t xml:space="preserve"> – </w:t>
+      </w:r>
+      <w:r>
+        <w:t>Д</w:t>
+      </w:r>
+      <w:r>
+        <w:t>иаграмма последовательности для отправки сообщения</w:t>
+      </w:r>
+    </w:p>
+    <w:p>
+      <w:pPr>
+        <w:spacing w:line="360" w:lineRule="exact"/>
+        <w:ind w:firstLine="0"/>
+        <w:jc w:val="center"/>
+      </w:pPr>
+    </w:p>
+    <w:p>
+      <w:pPr>
+        <w:spacing w:line="360" w:lineRule="exact"/>
+      </w:pPr>
+      <w:r>
+        <w:t>Представленная диаграмма последовательности иллюстрирует полный цикл обработки запроса на отправку сообщения, начиная от действия пользователя в интерфейсе и заканчивая обновлением данных у всех участников чата.</w:t>
+      </w:r>
+    </w:p>
+    <w:p>
+      <w:pPr>
+        <w:spacing w:line="360" w:lineRule="exact"/>
+      </w:pPr>
+      <w:r>
+        <w:lastRenderedPageBreak/>
+        <w:t>Процесс инициируется клиентской частью, которая отправляет HTTP-запрос на сервер, содержащий текст сообщения и данные для аутентификации. На стороне сервера контроллер принимает запрос и передает задачу в шину данных MediatR. Внутренний механизм шины находит соответствующий обработчик (Handler), который берет на себя выполнение основной бизнес-логики.</w:t>
+      </w:r>
+    </w:p>
+    <w:p>
+      <w:pPr>
+        <w:spacing w:line="360" w:lineRule="exact"/>
+      </w:pPr>
+      <w:r>
+        <w:t>В ходе выполнения обработчик взаимодействует с репозиторием для создания новой сущности сообщения и использует паттерн Unit of Work для фиксации изменений в базе данных. Это гарантирует, что сообщение будет сохранено только в случае успешного завершения всей транзакции. После подтверждения от базы данных обработчик обращается к SignalR Hub для мгновенной рассылки уведомления всем активным участникам диалога. Завершается процесс возвратом сформированного объекта данных (DTO) обратно контроллеру и отправкой успешного статуса ответа пользователю, что обеспечивает плавный и отзывчивый интерфейс мессенджера.</w:t>
+      </w:r>
+    </w:p>
+    <w:p>
+      <w:pPr>
+        <w:pStyle w:val="3"/>
+        <w:spacing w:before="0" w:after="0" w:line="360" w:lineRule="exact"/>
+        <w:ind w:firstLine="709"/>
+        <w:jc w:val="both"/>
+        <w:rPr>
+          <w:rFonts w:ascii="Times New Roman" w:hAnsi="Times New Roman" w:cs="Times New Roman"/>
+          <w:b/>
+          <w:bCs/>
+          <w:color w:val="000000" w:themeColor="text1"/>
+        </w:rPr>
+      </w:pPr>
+      <w:bookmarkStart w:id="17" w:name="_Toc228216026"/>
+      <w:r>
+        <w:rPr>
+          <w:rFonts w:ascii="Times New Roman" w:hAnsi="Times New Roman" w:cs="Times New Roman"/>
+          <w:b/>
+          <w:bCs/>
+          <w:color w:val="000000" w:themeColor="text1"/>
+        </w:rPr>
+        <w:t>3.2.</w:t>
+      </w:r>
+      <w:r>
+        <w:rPr>
+          <w:rFonts w:ascii="Times New Roman" w:hAnsi="Times New Roman" w:cs="Times New Roman"/>
+          <w:b/>
+          <w:bCs/>
+          <w:color w:val="000000" w:themeColor="text1"/>
+        </w:rPr>
+        <w:t>3</w:t>
+      </w:r>
+      <w:r>
+        <w:rPr>
+          <w:rFonts w:ascii="Times New Roman" w:hAnsi="Times New Roman" w:cs="Times New Roman"/>
+          <w:b/>
+          <w:bCs/>
+          <w:color w:val="000000" w:themeColor="text1"/>
+        </w:rPr>
+        <w:t xml:space="preserve"> </w:t>
+      </w:r>
+      <w:r>
+        <w:rPr>
+          <w:rFonts w:ascii="Times New Roman" w:hAnsi="Times New Roman" w:cs="Times New Roman"/>
+          <w:color w:val="000000" w:themeColor="text1"/>
+        </w:rPr>
+        <w:t>Реализация API (</w:t>
+      </w:r>
+      <w:proofErr w:type="spellStart"/>
+      <w:r>
+        <w:rPr>
+          <w:rFonts w:ascii="Times New Roman" w:hAnsi="Times New Roman" w:cs="Times New Roman"/>
+          <w:color w:val="000000" w:themeColor="text1"/>
+        </w:rPr>
+        <w:t>эндпоинты</w:t>
+      </w:r>
+      <w:proofErr w:type="spellEnd"/>
+      <w:r>
+        <w:rPr>
+          <w:rFonts w:ascii="Times New Roman" w:hAnsi="Times New Roman" w:cs="Times New Roman"/>
+          <w:color w:val="000000" w:themeColor="text1"/>
+        </w:rPr>
+        <w:t>)</w:t>
+      </w:r>
+      <w:bookmarkEnd w:id="17"/>
+      <w:r>
+        <w:rPr>
+          <w:rFonts w:ascii="Times New Roman" w:hAnsi="Times New Roman" w:cs="Times New Roman"/>
+          <w:color w:val="000000" w:themeColor="text1"/>
+        </w:rPr>
+        <w:t>.</w:t>
+      </w:r>
+      <w:r>
+        <w:rPr>
+          <w:rFonts w:ascii="Times New Roman" w:hAnsi="Times New Roman" w:cs="Times New Roman"/>
+          <w:b/>
+          <w:bCs/>
+          <w:color w:val="000000" w:themeColor="text1"/>
+        </w:rPr>
+        <w:t xml:space="preserve"> </w:t>
+      </w:r>
+      <w:r>
+        <w:rPr>
+          <w:rFonts w:ascii="Times New Roman" w:hAnsi="Times New Roman" w:cs="Times New Roman"/>
+          <w:color w:val="000000" w:themeColor="text1"/>
+        </w:rPr>
+        <w:t>Взаимодействие между клиентской и серверной частями мессенджера организовано посредством REST-ориентированного программного интерфейса. Проектирование эндпоинтов выполнено с соблюдением принципов семантики HTTP-методов, где GET используется для получения данных, POST — для создания новых ресурсов, PUT и PATCH — для полной или частичной модификации, а DELETE — для их удаления. Все данные передаются в формате JSON, что обеспечивает легкость интеграции и высокую скорость парсинга на стороне клиента.</w:t>
+      </w:r>
+    </w:p>
+    <w:p>
+      <w:pPr>
+        <w:spacing w:line="360" w:lineRule="exact"/>
+      </w:pPr>
+      <w:r>
+        <w:t>Для обеспечения безопасности большинство конечных точек защищены механизмом авторизации. Доступ к ним возможен только при наличии в заголовке запроса (Authorization) валидного JWT-токена, выданного сервером при успешном входе в систему. Исключение составляют эндпоинты регистрации и аутентификации, которые находятся в открытом доступе</w:t>
+      </w:r>
+    </w:p>
+    <w:p>
+      <w:pPr>
+        <w:spacing w:line="360" w:lineRule="exact"/>
+        <w:ind w:firstLine="708"/>
+      </w:pPr>
+      <w:r>
+        <w:t xml:space="preserve">Для документирования и тестирования реализованных </w:t>
+      </w:r>
+      <w:proofErr w:type="spellStart"/>
+      <w:r>
+        <w:t>эндпоинтов</w:t>
+      </w:r>
+      <w:proofErr w:type="spellEnd"/>
+      <w:r>
+        <w:t xml:space="preserve"> в проект интегрирован инструмент </w:t>
+      </w:r>
+      <w:proofErr w:type="spellStart"/>
+      <w:r>
+        <w:t>Swagger</w:t>
+      </w:r>
+      <w:proofErr w:type="spellEnd"/>
+      <w:r>
+        <w:t xml:space="preserve"> UI. Он предоставляет интерактивную графическую оболочку, позволяющую разработчику просматривать структуру схем данных (DTO) и выполнять пробные запросы к API в реальном времени.</w:t>
+      </w:r>
+      <w:bookmarkStart w:id="18" w:name="_Toc228216027"/>
+    </w:p>
+    <w:p>
+      <w:pPr>
+        <w:widowControl/>
+        <w:spacing w:after="160" w:line="278" w:lineRule="auto"/>
+        <w:ind w:firstLine="0"/>
+        <w:jc w:val="left"/>
+      </w:pPr>
+      <w:r>
+        <w:br w:type="page"/>
+      </w:r>
+    </w:p>
+    <w:p>
+      <w:pPr>
+        <w:spacing w:line="360" w:lineRule="exact"/>
+      </w:pPr>
+      <w:r>
+        <w:rPr>
+          <w:noProof/>
+          <w:lang w:val="en-US"/>
+        </w:rPr>
+        <w:lastRenderedPageBreak/>
+        <w:drawing>
+          <wp:anchor distT="0" distB="0" distL="114300" distR="114300" simplePos="0" relativeHeight="251658240" behindDoc="1" locked="0" layoutInCell="1" allowOverlap="1" wp14:anchorId="09501B2F" wp14:editId="325E8568">
+            <wp:simplePos x="0" y="0"/>
+            <wp:positionH relativeFrom="column">
+              <wp:posOffset>-41910</wp:posOffset>
+            </wp:positionH>
+            <wp:positionV relativeFrom="paragraph">
+              <wp:posOffset>0</wp:posOffset>
+            </wp:positionV>
+            <wp:extent cx="5940425" cy="5907405"/>
+            <wp:effectExtent l="0" t="0" r="3175" b="0"/>
+            <wp:wrapTight wrapText="bothSides">
+              <wp:wrapPolygon edited="0">
+                <wp:start x="0" y="0"/>
+                <wp:lineTo x="0" y="21523"/>
+                <wp:lineTo x="21542" y="21523"/>
+                <wp:lineTo x="21542" y="0"/>
+                <wp:lineTo x="0" y="0"/>
+              </wp:wrapPolygon>
+            </wp:wrapTight>
+            <wp:docPr id="1633424372" name="Рисунок 1"/>
+            <wp:cNvGraphicFramePr>
+              <a:graphicFrameLocks xmlns:a="http://schemas.openxmlformats.org/drawingml/2006/main" noChangeAspect="1"/>
+            </wp:cNvGraphicFramePr>
+            <a:graphic xmlns:a="http://schemas.openxmlformats.org/drawingml/2006/main">
+              <a:graphicData uri="http://schemas.openxmlformats.org/drawingml/2006/picture">
+                <pic:pic xmlns:pic="http://schemas.openxmlformats.org/drawingml/2006/picture">
+                  <pic:nvPicPr>
+                    <pic:cNvPr id="1633424372" name=""/>
+                    <pic:cNvPicPr/>
+                  </pic:nvPicPr>
+                  <pic:blipFill>
+                    <a:blip r:embed="rId24">
+                      <a:extLst>
+                        <a:ext uri="{28A0092B-C50C-407E-A947-70E740481C1C}">
+                          <a14:useLocalDpi xmlns:a14="http://schemas.microsoft.com/office/drawing/2010/main" val="0"/>
                         </a:ext>
                       </a:extLst>
                     </a:blip>
@@ -5346,7 +5287,7 @@
                   <pic:spPr>
                     <a:xfrm>
                       <a:off x="0" y="0"/>
-                      <a:ext cx="5940425" cy="2840355"/>
+                      <a:ext cx="5940425" cy="5907405"/>
                     </a:xfrm>
                     <a:prstGeom prst="rect">
                       <a:avLst/>
@@ -5355,1766 +5296,108 @@
                 </pic:pic>
               </a:graphicData>
             </a:graphic>
-          </wp:inline>
+          </wp:anchor>
         </w:drawing>
       </w:r>
     </w:p>
     <w:p>
       <w:pPr>
+        <w:spacing w:line="360" w:lineRule="exact"/>
+        <w:jc w:val="center"/>
+      </w:pPr>
+      <w:r>
+        <w:t xml:space="preserve">Рисунок 3.7 </w:t>
+      </w:r>
+      <w:r>
+        <w:t>–</w:t>
+      </w:r>
+      <w:r>
+        <w:t xml:space="preserve"> </w:t>
+      </w:r>
+      <w:proofErr w:type="spellStart"/>
+      <w:r>
+        <w:t>Эндпоинты</w:t>
+      </w:r>
+      <w:proofErr w:type="spellEnd"/>
+      <w:r>
+        <w:t xml:space="preserve"> сервера</w:t>
+      </w:r>
+    </w:p>
+    <w:p>
+      <w:pPr>
+        <w:widowControl/>
+        <w:spacing w:after="160" w:line="278" w:lineRule="auto"/>
         <w:ind w:firstLine="0"/>
-        <w:jc w:val="center"/>
-      </w:pPr>
-    </w:p>
-    <w:p>
-      <w:pPr>
-        <w:jc w:val="center"/>
-      </w:pPr>
-      <w:r>
-        <w:t>Рисунок 3.</w:t>
-      </w:r>
-      <w:r>
-        <w:t>6</w:t>
-      </w:r>
-      <w:r>
-        <w:t xml:space="preserve"> – </w:t>
-      </w:r>
-      <w:r>
-        <w:t>диаграмма последовательности для отправки сообщения</w:t>
-      </w:r>
-    </w:p>
-    <w:p>
-      <w:pPr>
-        <w:ind w:firstLine="0"/>
-        <w:jc w:val="center"/>
-      </w:pPr>
-    </w:p>
-    <w:p>
-      <w:pPr>
-        <w:spacing w:line="360" w:lineRule="exact"/>
-      </w:pPr>
-      <w:r>
-        <w:t xml:space="preserve">Представленная диаграмма последовательности иллюстрирует полный цикл обработки запроса на отправку сообщения, начиная от действия пользователя в интерфейсе и заканчивая обновлением данных у всех </w:t>
-      </w:r>
-      <w:r>
-        <w:lastRenderedPageBreak/>
-        <w:t>участников чата.</w:t>
-      </w:r>
-    </w:p>
-    <w:p>
-      <w:pPr>
-        <w:spacing w:line="360" w:lineRule="exact"/>
-      </w:pPr>
-      <w:r>
-        <w:t>Процесс инициируется клиентской частью, которая отправляет HTTP-запрос на сервер, содержащий текст сообщения и данные для аутентификации. На стороне сервера контроллер принимает запрос и передает задачу в шину данных MediatR. Внутренний механизм шины находит соответствующий обработчик (Handler), который берет на себя выполнение основной бизнес-логики.</w:t>
-      </w:r>
-    </w:p>
-    <w:p>
-      <w:pPr>
-        <w:spacing w:line="360" w:lineRule="exact"/>
-      </w:pPr>
-      <w:r>
-        <w:t>В ходе выполнения обработчик взаимодействует с репозиторием для создания новой сущности сообщения и использует паттерн Unit of Work для фиксации изменений в базе данных. Это гарантирует, что сообщение будет сохранено только в случае успешного завершения всей транзакции. После подтверждения от базы данных обработчик обращается к SignalR Hub для мгновенной рассылки уведомления всем активным участникам диалога. Завершается процесс возвратом сформированного объекта данных (DTO) обратно контроллеру и отправкой успешного статуса ответа пользователю, что обеспечивает плавный и отзывчивый интерфейс мессенджера.</w:t>
-      </w:r>
-    </w:p>
-    <w:p>
-      <w:pPr>
-        <w:spacing w:line="360" w:lineRule="exact"/>
-      </w:pPr>
-    </w:p>
-    <w:p>
-      <w:pPr>
-        <w:pStyle w:val="3"/>
-        <w:ind w:firstLine="708"/>
-        <w:rPr>
-          <w:rFonts w:ascii="Times New Roman" w:hAnsi="Times New Roman" w:cs="Times New Roman"/>
+        <w:jc w:val="left"/>
+      </w:pPr>
+      <w:r>
+        <w:br w:type="page"/>
+      </w:r>
+    </w:p>
+    <w:p>
+      <w:pPr>
+        <w:spacing w:line="360" w:lineRule="exact"/>
+        <w:rPr>
+          <w:color w:val="000000" w:themeColor="text1"/>
+        </w:rPr>
+      </w:pPr>
+      <w:r>
+        <w:rPr>
           <w:b/>
           <w:bCs/>
           <w:color w:val="000000" w:themeColor="text1"/>
         </w:rPr>
-      </w:pPr>
-      <w:bookmarkStart w:id="17" w:name="_Toc228216026"/>
-      <w:r>
-        <w:rPr>
-          <w:rFonts w:ascii="Times New Roman" w:hAnsi="Times New Roman" w:cs="Times New Roman"/>
+        <w:lastRenderedPageBreak/>
+        <w:t xml:space="preserve">3.2.4 </w:t>
+      </w:r>
+      <w:r>
+        <w:rPr>
+          <w:color w:val="000000" w:themeColor="text1"/>
+        </w:rPr>
+        <w:t>Модель базы данных</w:t>
+      </w:r>
+      <w:bookmarkEnd w:id="18"/>
+      <w:r>
+        <w:rPr>
+          <w:color w:val="000000" w:themeColor="text1"/>
+        </w:rPr>
+        <w:t>.</w:t>
+      </w:r>
+      <w:r>
+        <w:rPr>
           <w:b/>
           <w:bCs/>
           <w:color w:val="000000" w:themeColor="text1"/>
         </w:rPr>
-        <w:t>3.2.</w:t>
-      </w:r>
-      <w:r>
-        <w:rPr>
-          <w:rFonts w:ascii="Times New Roman" w:hAnsi="Times New Roman" w:cs="Times New Roman"/>
-          <w:b/>
-          <w:bCs/>
-          <w:color w:val="000000" w:themeColor="text1"/>
-        </w:rPr>
-        <w:t>3</w:t>
-      </w:r>
-      <w:r>
-        <w:rPr>
-          <w:rFonts w:ascii="Times New Roman" w:hAnsi="Times New Roman" w:cs="Times New Roman"/>
-          <w:b/>
-          <w:bCs/>
-          <w:color w:val="000000" w:themeColor="text1"/>
-        </w:rPr>
-        <w:t xml:space="preserve"> Реализация API (</w:t>
-      </w:r>
-      <w:proofErr w:type="spellStart"/>
-      <w:r>
-        <w:rPr>
-          <w:rFonts w:ascii="Times New Roman" w:hAnsi="Times New Roman" w:cs="Times New Roman"/>
-          <w:b/>
-          <w:bCs/>
-          <w:color w:val="000000" w:themeColor="text1"/>
-        </w:rPr>
-        <w:t>эндпоинты</w:t>
-      </w:r>
-      <w:proofErr w:type="spellEnd"/>
-      <w:r>
-        <w:rPr>
-          <w:rFonts w:ascii="Times New Roman" w:hAnsi="Times New Roman" w:cs="Times New Roman"/>
-          <w:b/>
-          <w:bCs/>
-          <w:color w:val="000000" w:themeColor="text1"/>
-        </w:rPr>
-        <w:t>)</w:t>
-      </w:r>
-      <w:bookmarkEnd w:id="17"/>
-    </w:p>
-    <w:p/>
-    <w:p>
-      <w:r>
-        <w:t>Взаимодействие между клиентской и серверной частями мессенджера организовано посредством REST-ориентированного программного интерфейса. Проектирование эндпоинтов выполнено с соблюдением принципов семантики HTTP-методов, где GET используется для получения данных, POST — для создания новых ресурсов, PUT и PATCH — для полной или частичной модификации, а DELETE — для их удаления. Все данные передаются в формате JSON, что обеспечивает легкость интеграции и высокую скорость парсинга на стороне клиента.</w:t>
-      </w:r>
-    </w:p>
-    <w:p>
-      <w:r>
-        <w:t>Для обеспечения безопасности большинство конечных точек защищены механизмом авторизации. Доступ к ним возможен только при наличии в заголовке запроса (Authorization) валидного JWT-токена, выданного сервером при успешном входе в систему. Исключение составляют эндпоинты регистрации и аутентификации, которые находятся в открытом доступе</w:t>
-      </w:r>
-    </w:p>
-    <w:p/>
-    <w:tbl>
-      <w:tblPr>
-        <w:tblStyle w:val="-1"/>
-        <w:tblW w:w="0" w:type="auto"/>
-        <w:tblLook w:val="04A0" w:firstRow="1" w:lastRow="0" w:firstColumn="1" w:lastColumn="0" w:noHBand="0" w:noVBand="1"/>
-      </w:tblPr>
-      <w:tblGrid>
-        <w:gridCol w:w="1274"/>
-        <w:gridCol w:w="4004"/>
-        <w:gridCol w:w="4067"/>
-      </w:tblGrid>
-      <w:tr>
-        <w:trPr>
-          <w:cnfStyle w:val="100000000000" w:firstRow="1" w:lastRow="0" w:firstColumn="0" w:lastColumn="0" w:oddVBand="0" w:evenVBand="0" w:oddHBand="0" w:evenHBand="0" w:firstRowFirstColumn="0" w:firstRowLastColumn="0" w:lastRowFirstColumn="0" w:lastRowLastColumn="0"/>
-        </w:trPr>
-        <w:tc>
-          <w:tcPr>
-            <w:cnfStyle w:val="001000000000" w:firstRow="0" w:lastRow="0" w:firstColumn="1" w:lastColumn="0" w:oddVBand="0" w:evenVBand="0" w:oddHBand="0" w:evenHBand="0" w:firstRowFirstColumn="0" w:firstRowLastColumn="0" w:lastRowFirstColumn="0" w:lastRowLastColumn="0"/>
-            <w:tcW w:w="0" w:type="auto"/>
-            <w:hideMark/>
-          </w:tcPr>
-          <w:p>
-            <w:pPr>
-              <w:ind w:firstLine="0"/>
-              <w:jc w:val="center"/>
-            </w:pPr>
-            <w:r>
-              <w:t>Метод</w:t>
-            </w:r>
-          </w:p>
-        </w:tc>
-        <w:tc>
-          <w:tcPr>
-            <w:tcW w:w="0" w:type="auto"/>
-            <w:hideMark/>
-          </w:tcPr>
-          <w:p>
-            <w:pPr>
-              <w:ind w:firstLine="0"/>
-              <w:jc w:val="center"/>
-              <w:cnfStyle w:val="100000000000" w:firstRow="1" w:lastRow="0" w:firstColumn="0" w:lastColumn="0" w:oddVBand="0" w:evenVBand="0" w:oddHBand="0" w:evenHBand="0" w:firstRowFirstColumn="0" w:firstRowLastColumn="0" w:lastRowFirstColumn="0" w:lastRowLastColumn="0"/>
-            </w:pPr>
-            <w:r>
-              <w:t>URL</w:t>
-            </w:r>
-          </w:p>
-        </w:tc>
-        <w:tc>
-          <w:tcPr>
-            <w:tcW w:w="0" w:type="auto"/>
-            <w:hideMark/>
-          </w:tcPr>
-          <w:p>
-            <w:pPr>
-              <w:ind w:firstLine="0"/>
-              <w:jc w:val="center"/>
-              <w:cnfStyle w:val="100000000000" w:firstRow="1" w:lastRow="0" w:firstColumn="0" w:lastColumn="0" w:oddVBand="0" w:evenVBand="0" w:oddHBand="0" w:evenHBand="0" w:firstRowFirstColumn="0" w:firstRowLastColumn="0" w:lastRowFirstColumn="0" w:lastRowLastColumn="0"/>
-            </w:pPr>
-            <w:r>
-              <w:t>Описание</w:t>
-            </w:r>
-          </w:p>
-        </w:tc>
-      </w:tr>
-      <w:tr>
-        <w:tc>
-          <w:tcPr>
-            <w:cnfStyle w:val="001000000000" w:firstRow="0" w:lastRow="0" w:firstColumn="1" w:lastColumn="0" w:oddVBand="0" w:evenVBand="0" w:oddHBand="0" w:evenHBand="0" w:firstRowFirstColumn="0" w:firstRowLastColumn="0" w:lastRowFirstColumn="0" w:lastRowLastColumn="0"/>
-            <w:tcW w:w="0" w:type="auto"/>
-            <w:vAlign w:val="center"/>
-            <w:hideMark/>
-          </w:tcPr>
-          <w:p>
-            <w:pPr>
-              <w:ind w:firstLine="0"/>
-              <w:jc w:val="center"/>
-              <w:rPr>
-                <w:b w:val="0"/>
-                <w:bCs w:val="0"/>
-              </w:rPr>
-            </w:pPr>
-            <w:r>
-              <w:rPr>
-                <w:b w:val="0"/>
-                <w:bCs w:val="0"/>
-              </w:rPr>
-              <w:t>POST</w:t>
-            </w:r>
-          </w:p>
-        </w:tc>
-        <w:tc>
-          <w:tcPr>
-            <w:tcW w:w="0" w:type="auto"/>
-            <w:vAlign w:val="center"/>
-            <w:hideMark/>
-          </w:tcPr>
-          <w:p>
-            <w:pPr>
-              <w:ind w:firstLine="0"/>
-              <w:jc w:val="center"/>
-              <w:cnfStyle w:val="000000000000" w:firstRow="0" w:lastRow="0" w:firstColumn="0" w:lastColumn="0" w:oddVBand="0" w:evenVBand="0" w:oddHBand="0" w:evenHBand="0" w:firstRowFirstColumn="0" w:firstRowLastColumn="0" w:lastRowFirstColumn="0" w:lastRowLastColumn="0"/>
-            </w:pPr>
-            <w:r>
-              <w:t>/api/user/register</w:t>
-            </w:r>
-          </w:p>
-        </w:tc>
-        <w:tc>
-          <w:tcPr>
-            <w:tcW w:w="0" w:type="auto"/>
-            <w:vAlign w:val="center"/>
-            <w:hideMark/>
-          </w:tcPr>
-          <w:p>
-            <w:pPr>
-              <w:ind w:firstLine="0"/>
-              <w:jc w:val="center"/>
-              <w:cnfStyle w:val="000000000000" w:firstRow="0" w:lastRow="0" w:firstColumn="0" w:lastColumn="0" w:oddVBand="0" w:evenVBand="0" w:oddHBand="0" w:evenHBand="0" w:firstRowFirstColumn="0" w:firstRowLastColumn="0" w:lastRowFirstColumn="0" w:lastRowLastColumn="0"/>
-            </w:pPr>
-            <w:r>
-              <w:t>Регистрация нового пользователя</w:t>
-            </w:r>
-          </w:p>
-        </w:tc>
-      </w:tr>
-      <w:tr>
-        <w:tc>
-          <w:tcPr>
-            <w:cnfStyle w:val="001000000000" w:firstRow="0" w:lastRow="0" w:firstColumn="1" w:lastColumn="0" w:oddVBand="0" w:evenVBand="0" w:oddHBand="0" w:evenHBand="0" w:firstRowFirstColumn="0" w:firstRowLastColumn="0" w:lastRowFirstColumn="0" w:lastRowLastColumn="0"/>
-            <w:tcW w:w="0" w:type="auto"/>
-            <w:vAlign w:val="center"/>
-            <w:hideMark/>
-          </w:tcPr>
-          <w:p>
-            <w:pPr>
-              <w:ind w:firstLine="0"/>
-              <w:jc w:val="center"/>
-              <w:rPr>
-                <w:b w:val="0"/>
-                <w:bCs w:val="0"/>
-              </w:rPr>
-            </w:pPr>
-            <w:r>
-              <w:rPr>
-                <w:b w:val="0"/>
-                <w:bCs w:val="0"/>
-              </w:rPr>
-              <w:t>POST</w:t>
-            </w:r>
-          </w:p>
-        </w:tc>
-        <w:tc>
-          <w:tcPr>
-            <w:tcW w:w="0" w:type="auto"/>
-            <w:vAlign w:val="center"/>
-            <w:hideMark/>
-          </w:tcPr>
-          <w:p>
-            <w:pPr>
-              <w:ind w:firstLine="0"/>
-              <w:jc w:val="center"/>
-              <w:cnfStyle w:val="000000000000" w:firstRow="0" w:lastRow="0" w:firstColumn="0" w:lastColumn="0" w:oddVBand="0" w:evenVBand="0" w:oddHBand="0" w:evenHBand="0" w:firstRowFirstColumn="0" w:firstRowLastColumn="0" w:lastRowFirstColumn="0" w:lastRowLastColumn="0"/>
-            </w:pPr>
-            <w:r>
-              <w:t>/api/user/login</w:t>
-            </w:r>
-          </w:p>
-        </w:tc>
-        <w:tc>
-          <w:tcPr>
-            <w:tcW w:w="0" w:type="auto"/>
-            <w:vAlign w:val="center"/>
-            <w:hideMark/>
-          </w:tcPr>
-          <w:p>
-            <w:pPr>
-              <w:ind w:firstLine="0"/>
-              <w:jc w:val="center"/>
-              <w:cnfStyle w:val="000000000000" w:firstRow="0" w:lastRow="0" w:firstColumn="0" w:lastColumn="0" w:oddVBand="0" w:evenVBand="0" w:oddHBand="0" w:evenHBand="0" w:firstRowFirstColumn="0" w:firstRowLastColumn="0" w:lastRowFirstColumn="0" w:lastRowLastColumn="0"/>
-            </w:pPr>
-            <w:r>
-              <w:t>Аутентификация пользователя и получение JWT-токена</w:t>
-            </w:r>
-          </w:p>
-        </w:tc>
-      </w:tr>
-      <w:tr>
-        <w:tc>
-          <w:tcPr>
-            <w:cnfStyle w:val="001000000000" w:firstRow="0" w:lastRow="0" w:firstColumn="1" w:lastColumn="0" w:oddVBand="0" w:evenVBand="0" w:oddHBand="0" w:evenHBand="0" w:firstRowFirstColumn="0" w:firstRowLastColumn="0" w:lastRowFirstColumn="0" w:lastRowLastColumn="0"/>
-            <w:tcW w:w="0" w:type="auto"/>
-            <w:vAlign w:val="center"/>
-            <w:hideMark/>
-          </w:tcPr>
-          <w:p>
-            <w:pPr>
-              <w:ind w:firstLine="0"/>
-              <w:jc w:val="center"/>
-              <w:rPr>
-                <w:b w:val="0"/>
-                <w:bCs w:val="0"/>
-              </w:rPr>
-            </w:pPr>
-            <w:r>
-              <w:rPr>
-                <w:b w:val="0"/>
-                <w:bCs w:val="0"/>
-              </w:rPr>
-              <w:lastRenderedPageBreak/>
-              <w:t>GET</w:t>
-            </w:r>
-          </w:p>
-        </w:tc>
-        <w:tc>
-          <w:tcPr>
-            <w:tcW w:w="0" w:type="auto"/>
-            <w:vAlign w:val="center"/>
-            <w:hideMark/>
-          </w:tcPr>
-          <w:p>
-            <w:pPr>
-              <w:ind w:firstLine="0"/>
-              <w:jc w:val="center"/>
-              <w:cnfStyle w:val="000000000000" w:firstRow="0" w:lastRow="0" w:firstColumn="0" w:lastColumn="0" w:oddVBand="0" w:evenVBand="0" w:oddHBand="0" w:evenHBand="0" w:firstRowFirstColumn="0" w:firstRowLastColumn="0" w:lastRowFirstColumn="0" w:lastRowLastColumn="0"/>
-            </w:pPr>
-            <w:r>
-              <w:t>/api/user/me</w:t>
-            </w:r>
-          </w:p>
-        </w:tc>
-        <w:tc>
-          <w:tcPr>
-            <w:tcW w:w="0" w:type="auto"/>
-            <w:vAlign w:val="center"/>
-            <w:hideMark/>
-          </w:tcPr>
-          <w:p>
-            <w:pPr>
-              <w:ind w:firstLine="0"/>
-              <w:jc w:val="center"/>
-              <w:cnfStyle w:val="000000000000" w:firstRow="0" w:lastRow="0" w:firstColumn="0" w:lastColumn="0" w:oddVBand="0" w:evenVBand="0" w:oddHBand="0" w:evenHBand="0" w:firstRowFirstColumn="0" w:firstRowLastColumn="0" w:lastRowFirstColumn="0" w:lastRowLastColumn="0"/>
-            </w:pPr>
-            <w:r>
-              <w:t>Получение информации о текущем пользователе</w:t>
-            </w:r>
-          </w:p>
-        </w:tc>
-      </w:tr>
-      <w:tr>
-        <w:tc>
-          <w:tcPr>
-            <w:cnfStyle w:val="001000000000" w:firstRow="0" w:lastRow="0" w:firstColumn="1" w:lastColumn="0" w:oddVBand="0" w:evenVBand="0" w:oddHBand="0" w:evenHBand="0" w:firstRowFirstColumn="0" w:firstRowLastColumn="0" w:lastRowFirstColumn="0" w:lastRowLastColumn="0"/>
-            <w:tcW w:w="0" w:type="auto"/>
-            <w:vAlign w:val="center"/>
-            <w:hideMark/>
-          </w:tcPr>
-          <w:p>
-            <w:pPr>
-              <w:ind w:firstLine="0"/>
-              <w:jc w:val="center"/>
-              <w:rPr>
-                <w:b w:val="0"/>
-                <w:bCs w:val="0"/>
-              </w:rPr>
-            </w:pPr>
-            <w:r>
-              <w:rPr>
-                <w:b w:val="0"/>
-                <w:bCs w:val="0"/>
-              </w:rPr>
-              <w:t>PUT</w:t>
-            </w:r>
-          </w:p>
-        </w:tc>
-        <w:tc>
-          <w:tcPr>
-            <w:tcW w:w="0" w:type="auto"/>
-            <w:vAlign w:val="center"/>
-            <w:hideMark/>
-          </w:tcPr>
-          <w:p>
-            <w:pPr>
-              <w:ind w:firstLine="0"/>
-              <w:jc w:val="center"/>
-              <w:cnfStyle w:val="000000000000" w:firstRow="0" w:lastRow="0" w:firstColumn="0" w:lastColumn="0" w:oddVBand="0" w:evenVBand="0" w:oddHBand="0" w:evenHBand="0" w:firstRowFirstColumn="0" w:firstRowLastColumn="0" w:lastRowFirstColumn="0" w:lastRowLastColumn="0"/>
-            </w:pPr>
-            <w:r>
-              <w:t>/api/user/profile</w:t>
-            </w:r>
-          </w:p>
-        </w:tc>
-        <w:tc>
-          <w:tcPr>
-            <w:tcW w:w="0" w:type="auto"/>
-            <w:vAlign w:val="center"/>
-            <w:hideMark/>
-          </w:tcPr>
-          <w:p>
-            <w:pPr>
-              <w:ind w:firstLine="0"/>
-              <w:jc w:val="center"/>
-              <w:cnfStyle w:val="000000000000" w:firstRow="0" w:lastRow="0" w:firstColumn="0" w:lastColumn="0" w:oddVBand="0" w:evenVBand="0" w:oddHBand="0" w:evenHBand="0" w:firstRowFirstColumn="0" w:firstRowLastColumn="0" w:lastRowFirstColumn="0" w:lastRowLastColumn="0"/>
-            </w:pPr>
-            <w:r>
-              <w:t>Обновление профиля пользователя</w:t>
-            </w:r>
-          </w:p>
-        </w:tc>
-      </w:tr>
-      <w:tr>
-        <w:tc>
-          <w:tcPr>
-            <w:cnfStyle w:val="001000000000" w:firstRow="0" w:lastRow="0" w:firstColumn="1" w:lastColumn="0" w:oddVBand="0" w:evenVBand="0" w:oddHBand="0" w:evenHBand="0" w:firstRowFirstColumn="0" w:firstRowLastColumn="0" w:lastRowFirstColumn="0" w:lastRowLastColumn="0"/>
-            <w:tcW w:w="0" w:type="auto"/>
-            <w:vAlign w:val="center"/>
-            <w:hideMark/>
-          </w:tcPr>
-          <w:p>
-            <w:pPr>
-              <w:ind w:firstLine="0"/>
-              <w:jc w:val="center"/>
-              <w:rPr>
-                <w:b w:val="0"/>
-                <w:bCs w:val="0"/>
-              </w:rPr>
-            </w:pPr>
-            <w:r>
-              <w:rPr>
-                <w:b w:val="0"/>
-                <w:bCs w:val="0"/>
-              </w:rPr>
-              <w:t>GET</w:t>
-            </w:r>
-          </w:p>
-        </w:tc>
-        <w:tc>
-          <w:tcPr>
-            <w:tcW w:w="0" w:type="auto"/>
-            <w:vAlign w:val="center"/>
-            <w:hideMark/>
-          </w:tcPr>
-          <w:p>
-            <w:pPr>
-              <w:ind w:firstLine="0"/>
-              <w:jc w:val="center"/>
-              <w:cnfStyle w:val="000000000000" w:firstRow="0" w:lastRow="0" w:firstColumn="0" w:lastColumn="0" w:oddVBand="0" w:evenVBand="0" w:oddHBand="0" w:evenHBand="0" w:firstRowFirstColumn="0" w:firstRowLastColumn="0" w:lastRowFirstColumn="0" w:lastRowLastColumn="0"/>
-            </w:pPr>
-            <w:r>
-              <w:t>/api/user/search</w:t>
-            </w:r>
-          </w:p>
-        </w:tc>
-        <w:tc>
-          <w:tcPr>
-            <w:tcW w:w="0" w:type="auto"/>
-            <w:vAlign w:val="center"/>
-            <w:hideMark/>
-          </w:tcPr>
-          <w:p>
-            <w:pPr>
-              <w:ind w:firstLine="0"/>
-              <w:jc w:val="center"/>
-              <w:cnfStyle w:val="000000000000" w:firstRow="0" w:lastRow="0" w:firstColumn="0" w:lastColumn="0" w:oddVBand="0" w:evenVBand="0" w:oddHBand="0" w:evenHBand="0" w:firstRowFirstColumn="0" w:firstRowLastColumn="0" w:lastRowFirstColumn="0" w:lastRowLastColumn="0"/>
-            </w:pPr>
-            <w:r>
-              <w:t>Поиск пользователей по имени</w:t>
-            </w:r>
-          </w:p>
-        </w:tc>
-      </w:tr>
-      <w:tr>
-        <w:tc>
-          <w:tcPr>
-            <w:cnfStyle w:val="001000000000" w:firstRow="0" w:lastRow="0" w:firstColumn="1" w:lastColumn="0" w:oddVBand="0" w:evenVBand="0" w:oddHBand="0" w:evenHBand="0" w:firstRowFirstColumn="0" w:firstRowLastColumn="0" w:lastRowFirstColumn="0" w:lastRowLastColumn="0"/>
-            <w:tcW w:w="0" w:type="auto"/>
-            <w:vAlign w:val="center"/>
-            <w:hideMark/>
-          </w:tcPr>
-          <w:p>
-            <w:pPr>
-              <w:ind w:firstLine="0"/>
-              <w:jc w:val="center"/>
-              <w:rPr>
-                <w:b w:val="0"/>
-                <w:bCs w:val="0"/>
-              </w:rPr>
-            </w:pPr>
-            <w:r>
-              <w:rPr>
-                <w:b w:val="0"/>
-                <w:bCs w:val="0"/>
-              </w:rPr>
-              <w:t>POST</w:t>
-            </w:r>
-          </w:p>
-        </w:tc>
-        <w:tc>
-          <w:tcPr>
-            <w:tcW w:w="0" w:type="auto"/>
-            <w:vAlign w:val="center"/>
-            <w:hideMark/>
-          </w:tcPr>
-          <w:p>
-            <w:pPr>
-              <w:ind w:firstLine="0"/>
-              <w:jc w:val="center"/>
-              <w:cnfStyle w:val="000000000000" w:firstRow="0" w:lastRow="0" w:firstColumn="0" w:lastColumn="0" w:oddVBand="0" w:evenVBand="0" w:oddHBand="0" w:evenHBand="0" w:firstRowFirstColumn="0" w:firstRowLastColumn="0" w:lastRowFirstColumn="0" w:lastRowLastColumn="0"/>
-            </w:pPr>
-            <w:r>
-              <w:t>/api/user/avatar</w:t>
-            </w:r>
-          </w:p>
-        </w:tc>
-        <w:tc>
-          <w:tcPr>
-            <w:tcW w:w="0" w:type="auto"/>
-            <w:vAlign w:val="center"/>
-            <w:hideMark/>
-          </w:tcPr>
-          <w:p>
-            <w:pPr>
-              <w:ind w:firstLine="0"/>
-              <w:jc w:val="center"/>
-              <w:cnfStyle w:val="000000000000" w:firstRow="0" w:lastRow="0" w:firstColumn="0" w:lastColumn="0" w:oddVBand="0" w:evenVBand="0" w:oddHBand="0" w:evenHBand="0" w:firstRowFirstColumn="0" w:firstRowLastColumn="0" w:lastRowFirstColumn="0" w:lastRowLastColumn="0"/>
-            </w:pPr>
-            <w:r>
-              <w:t>Загрузка аватара пользователя</w:t>
-            </w:r>
-          </w:p>
-        </w:tc>
-      </w:tr>
-      <w:tr>
-        <w:tc>
-          <w:tcPr>
-            <w:cnfStyle w:val="001000000000" w:firstRow="0" w:lastRow="0" w:firstColumn="1" w:lastColumn="0" w:oddVBand="0" w:evenVBand="0" w:oddHBand="0" w:evenHBand="0" w:firstRowFirstColumn="0" w:firstRowLastColumn="0" w:lastRowFirstColumn="0" w:lastRowLastColumn="0"/>
-            <w:tcW w:w="0" w:type="auto"/>
-            <w:vAlign w:val="center"/>
-            <w:hideMark/>
-          </w:tcPr>
-          <w:p>
-            <w:pPr>
-              <w:ind w:firstLine="0"/>
-              <w:jc w:val="center"/>
-              <w:rPr>
-                <w:b w:val="0"/>
-                <w:bCs w:val="0"/>
-              </w:rPr>
-            </w:pPr>
-            <w:r>
-              <w:rPr>
-                <w:b w:val="0"/>
-                <w:bCs w:val="0"/>
-              </w:rPr>
-              <w:t>GET</w:t>
-            </w:r>
-          </w:p>
-        </w:tc>
-        <w:tc>
-          <w:tcPr>
-            <w:tcW w:w="0" w:type="auto"/>
-            <w:vAlign w:val="center"/>
-            <w:hideMark/>
-          </w:tcPr>
-          <w:p>
-            <w:pPr>
-              <w:ind w:firstLine="0"/>
-              <w:jc w:val="center"/>
-              <w:cnfStyle w:val="000000000000" w:firstRow="0" w:lastRow="0" w:firstColumn="0" w:lastColumn="0" w:oddVBand="0" w:evenVBand="0" w:oddHBand="0" w:evenHBand="0" w:firstRowFirstColumn="0" w:firstRowLastColumn="0" w:lastRowFirstColumn="0" w:lastRowLastColumn="0"/>
-            </w:pPr>
-            <w:r>
-              <w:t>/api/chats</w:t>
-            </w:r>
-          </w:p>
-        </w:tc>
-        <w:tc>
-          <w:tcPr>
-            <w:tcW w:w="0" w:type="auto"/>
-            <w:vAlign w:val="center"/>
-            <w:hideMark/>
-          </w:tcPr>
-          <w:p>
-            <w:pPr>
-              <w:ind w:firstLine="0"/>
-              <w:jc w:val="center"/>
-              <w:cnfStyle w:val="000000000000" w:firstRow="0" w:lastRow="0" w:firstColumn="0" w:lastColumn="0" w:oddVBand="0" w:evenVBand="0" w:oddHBand="0" w:evenHBand="0" w:firstRowFirstColumn="0" w:firstRowLastColumn="0" w:lastRowFirstColumn="0" w:lastRowLastColumn="0"/>
-            </w:pPr>
-            <w:r>
-              <w:t>Получение списка чатов пользователя</w:t>
-            </w:r>
-          </w:p>
-        </w:tc>
-      </w:tr>
-      <w:tr>
-        <w:tc>
-          <w:tcPr>
-            <w:cnfStyle w:val="001000000000" w:firstRow="0" w:lastRow="0" w:firstColumn="1" w:lastColumn="0" w:oddVBand="0" w:evenVBand="0" w:oddHBand="0" w:evenHBand="0" w:firstRowFirstColumn="0" w:firstRowLastColumn="0" w:lastRowFirstColumn="0" w:lastRowLastColumn="0"/>
-            <w:tcW w:w="0" w:type="auto"/>
-            <w:vAlign w:val="center"/>
-            <w:hideMark/>
-          </w:tcPr>
-          <w:p>
-            <w:pPr>
-              <w:ind w:firstLine="0"/>
-              <w:jc w:val="center"/>
-              <w:rPr>
-                <w:b w:val="0"/>
-                <w:bCs w:val="0"/>
-              </w:rPr>
-            </w:pPr>
-            <w:r>
-              <w:rPr>
-                <w:b w:val="0"/>
-                <w:bCs w:val="0"/>
-              </w:rPr>
-              <w:t>GET</w:t>
-            </w:r>
-          </w:p>
-        </w:tc>
-        <w:tc>
-          <w:tcPr>
-            <w:tcW w:w="0" w:type="auto"/>
-            <w:vAlign w:val="center"/>
-            <w:hideMark/>
-          </w:tcPr>
-          <w:p>
-            <w:pPr>
-              <w:ind w:firstLine="0"/>
-              <w:jc w:val="center"/>
-              <w:cnfStyle w:val="000000000000" w:firstRow="0" w:lastRow="0" w:firstColumn="0" w:lastColumn="0" w:oddVBand="0" w:evenVBand="0" w:oddHBand="0" w:evenHBand="0" w:firstRowFirstColumn="0" w:firstRowLastColumn="0" w:lastRowFirstColumn="0" w:lastRowLastColumn="0"/>
-            </w:pPr>
-            <w:r>
-              <w:t>/api/chats/{id}</w:t>
-            </w:r>
-          </w:p>
-        </w:tc>
-        <w:tc>
-          <w:tcPr>
-            <w:tcW w:w="0" w:type="auto"/>
-            <w:vAlign w:val="center"/>
-            <w:hideMark/>
-          </w:tcPr>
-          <w:p>
-            <w:pPr>
-              <w:ind w:firstLine="0"/>
-              <w:jc w:val="center"/>
-              <w:cnfStyle w:val="000000000000" w:firstRow="0" w:lastRow="0" w:firstColumn="0" w:lastColumn="0" w:oddVBand="0" w:evenVBand="0" w:oddHBand="0" w:evenHBand="0" w:firstRowFirstColumn="0" w:firstRowLastColumn="0" w:lastRowFirstColumn="0" w:lastRowLastColumn="0"/>
-            </w:pPr>
-            <w:r>
-              <w:t>Получение детальной информации о чате</w:t>
-            </w:r>
-          </w:p>
-        </w:tc>
-      </w:tr>
-      <w:tr>
-        <w:tc>
-          <w:tcPr>
-            <w:cnfStyle w:val="001000000000" w:firstRow="0" w:lastRow="0" w:firstColumn="1" w:lastColumn="0" w:oddVBand="0" w:evenVBand="0" w:oddHBand="0" w:evenHBand="0" w:firstRowFirstColumn="0" w:firstRowLastColumn="0" w:lastRowFirstColumn="0" w:lastRowLastColumn="0"/>
-            <w:tcW w:w="0" w:type="auto"/>
-            <w:vAlign w:val="center"/>
-            <w:hideMark/>
-          </w:tcPr>
-          <w:p>
-            <w:pPr>
-              <w:ind w:firstLine="0"/>
-              <w:jc w:val="center"/>
-              <w:rPr>
-                <w:b w:val="0"/>
-                <w:bCs w:val="0"/>
-              </w:rPr>
-            </w:pPr>
-            <w:r>
-              <w:rPr>
-                <w:b w:val="0"/>
-                <w:bCs w:val="0"/>
-              </w:rPr>
-              <w:t>POST</w:t>
-            </w:r>
-          </w:p>
-        </w:tc>
-        <w:tc>
-          <w:tcPr>
-            <w:tcW w:w="0" w:type="auto"/>
-            <w:vAlign w:val="center"/>
-            <w:hideMark/>
-          </w:tcPr>
-          <w:p>
-            <w:pPr>
-              <w:ind w:firstLine="0"/>
-              <w:jc w:val="center"/>
-              <w:cnfStyle w:val="000000000000" w:firstRow="0" w:lastRow="0" w:firstColumn="0" w:lastColumn="0" w:oddVBand="0" w:evenVBand="0" w:oddHBand="0" w:evenHBand="0" w:firstRowFirstColumn="0" w:firstRowLastColumn="0" w:lastRowFirstColumn="0" w:lastRowLastColumn="0"/>
-            </w:pPr>
-            <w:r>
-              <w:t>/api/chats/direct</w:t>
-            </w:r>
-          </w:p>
-        </w:tc>
-        <w:tc>
-          <w:tcPr>
-            <w:tcW w:w="0" w:type="auto"/>
-            <w:vAlign w:val="center"/>
-            <w:hideMark/>
-          </w:tcPr>
-          <w:p>
-            <w:pPr>
-              <w:ind w:firstLine="0"/>
-              <w:jc w:val="center"/>
-              <w:cnfStyle w:val="000000000000" w:firstRow="0" w:lastRow="0" w:firstColumn="0" w:lastColumn="0" w:oddVBand="0" w:evenVBand="0" w:oddHBand="0" w:evenHBand="0" w:firstRowFirstColumn="0" w:firstRowLastColumn="0" w:lastRowFirstColumn="0" w:lastRowLastColumn="0"/>
-            </w:pPr>
-            <w:r>
-              <w:t>Создание личного чата</w:t>
-            </w:r>
-          </w:p>
-        </w:tc>
-      </w:tr>
-      <w:tr>
-        <w:tc>
-          <w:tcPr>
-            <w:cnfStyle w:val="001000000000" w:firstRow="0" w:lastRow="0" w:firstColumn="1" w:lastColumn="0" w:oddVBand="0" w:evenVBand="0" w:oddHBand="0" w:evenHBand="0" w:firstRowFirstColumn="0" w:firstRowLastColumn="0" w:lastRowFirstColumn="0" w:lastRowLastColumn="0"/>
-            <w:tcW w:w="0" w:type="auto"/>
-            <w:vAlign w:val="center"/>
-            <w:hideMark/>
-          </w:tcPr>
-          <w:p>
-            <w:pPr>
-              <w:ind w:firstLine="0"/>
-              <w:jc w:val="center"/>
-              <w:rPr>
-                <w:b w:val="0"/>
-                <w:bCs w:val="0"/>
-              </w:rPr>
-            </w:pPr>
-            <w:r>
-              <w:rPr>
-                <w:b w:val="0"/>
-                <w:bCs w:val="0"/>
-              </w:rPr>
-              <w:t>POST</w:t>
-            </w:r>
-          </w:p>
-        </w:tc>
-        <w:tc>
-          <w:tcPr>
-            <w:tcW w:w="0" w:type="auto"/>
-            <w:vAlign w:val="center"/>
-            <w:hideMark/>
-          </w:tcPr>
-          <w:p>
-            <w:pPr>
-              <w:ind w:firstLine="0"/>
-              <w:jc w:val="center"/>
-              <w:cnfStyle w:val="000000000000" w:firstRow="0" w:lastRow="0" w:firstColumn="0" w:lastColumn="0" w:oddVBand="0" w:evenVBand="0" w:oddHBand="0" w:evenHBand="0" w:firstRowFirstColumn="0" w:firstRowLastColumn="0" w:lastRowFirstColumn="0" w:lastRowLastColumn="0"/>
-            </w:pPr>
-            <w:r>
-              <w:t>/api/chats/group</w:t>
-            </w:r>
-          </w:p>
-        </w:tc>
-        <w:tc>
-          <w:tcPr>
-            <w:tcW w:w="0" w:type="auto"/>
-            <w:vAlign w:val="center"/>
-            <w:hideMark/>
-          </w:tcPr>
-          <w:p>
-            <w:pPr>
-              <w:ind w:firstLine="0"/>
-              <w:jc w:val="center"/>
-              <w:cnfStyle w:val="000000000000" w:firstRow="0" w:lastRow="0" w:firstColumn="0" w:lastColumn="0" w:oddVBand="0" w:evenVBand="0" w:oddHBand="0" w:evenHBand="0" w:firstRowFirstColumn="0" w:firstRowLastColumn="0" w:lastRowFirstColumn="0" w:lastRowLastColumn="0"/>
-            </w:pPr>
-            <w:r>
-              <w:t>Создание группового чата или канала</w:t>
-            </w:r>
-          </w:p>
-        </w:tc>
-      </w:tr>
-      <w:tr>
-        <w:tc>
-          <w:tcPr>
-            <w:cnfStyle w:val="001000000000" w:firstRow="0" w:lastRow="0" w:firstColumn="1" w:lastColumn="0" w:oddVBand="0" w:evenVBand="0" w:oddHBand="0" w:evenHBand="0" w:firstRowFirstColumn="0" w:firstRowLastColumn="0" w:lastRowFirstColumn="0" w:lastRowLastColumn="0"/>
-            <w:tcW w:w="0" w:type="auto"/>
-            <w:vAlign w:val="center"/>
-            <w:hideMark/>
-          </w:tcPr>
-          <w:p>
-            <w:pPr>
-              <w:ind w:firstLine="0"/>
-              <w:jc w:val="center"/>
-              <w:rPr>
-                <w:b w:val="0"/>
-                <w:bCs w:val="0"/>
-              </w:rPr>
-            </w:pPr>
-            <w:r>
-              <w:rPr>
-                <w:b w:val="0"/>
-                <w:bCs w:val="0"/>
-              </w:rPr>
-              <w:t>POST</w:t>
-            </w:r>
-          </w:p>
-        </w:tc>
-        <w:tc>
-          <w:tcPr>
-            <w:tcW w:w="0" w:type="auto"/>
-            <w:vAlign w:val="center"/>
-            <w:hideMark/>
-          </w:tcPr>
-          <w:p>
-            <w:pPr>
-              <w:ind w:firstLine="0"/>
-              <w:jc w:val="center"/>
-              <w:cnfStyle w:val="000000000000" w:firstRow="0" w:lastRow="0" w:firstColumn="0" w:lastColumn="0" w:oddVBand="0" w:evenVBand="0" w:oddHBand="0" w:evenHBand="0" w:firstRowFirstColumn="0" w:firstRowLastColumn="0" w:lastRowFirstColumn="0" w:lastRowLastColumn="0"/>
-            </w:pPr>
-            <w:r>
-              <w:t>/api/chats/{id}/members</w:t>
-            </w:r>
-          </w:p>
-        </w:tc>
-        <w:tc>
-          <w:tcPr>
-            <w:tcW w:w="0" w:type="auto"/>
-            <w:vAlign w:val="center"/>
-            <w:hideMark/>
-          </w:tcPr>
-          <w:p>
-            <w:pPr>
-              <w:ind w:firstLine="0"/>
-              <w:jc w:val="center"/>
-              <w:cnfStyle w:val="000000000000" w:firstRow="0" w:lastRow="0" w:firstColumn="0" w:lastColumn="0" w:oddVBand="0" w:evenVBand="0" w:oddHBand="0" w:evenHBand="0" w:firstRowFirstColumn="0" w:firstRowLastColumn="0" w:lastRowFirstColumn="0" w:lastRowLastColumn="0"/>
-            </w:pPr>
-            <w:r>
-              <w:t>Добавление пользователя в чат</w:t>
-            </w:r>
-          </w:p>
-        </w:tc>
-      </w:tr>
-      <w:tr>
-        <w:tc>
-          <w:tcPr>
-            <w:cnfStyle w:val="001000000000" w:firstRow="0" w:lastRow="0" w:firstColumn="1" w:lastColumn="0" w:oddVBand="0" w:evenVBand="0" w:oddHBand="0" w:evenHBand="0" w:firstRowFirstColumn="0" w:firstRowLastColumn="0" w:lastRowFirstColumn="0" w:lastRowLastColumn="0"/>
-            <w:tcW w:w="0" w:type="auto"/>
-            <w:vAlign w:val="center"/>
-            <w:hideMark/>
-          </w:tcPr>
-          <w:p>
-            <w:pPr>
-              <w:ind w:firstLine="0"/>
-              <w:jc w:val="center"/>
-              <w:rPr>
-                <w:b w:val="0"/>
-                <w:bCs w:val="0"/>
-              </w:rPr>
-            </w:pPr>
-            <w:r>
-              <w:rPr>
-                <w:b w:val="0"/>
-                <w:bCs w:val="0"/>
-              </w:rPr>
-              <w:t>DELETE</w:t>
-            </w:r>
-          </w:p>
-        </w:tc>
-        <w:tc>
-          <w:tcPr>
-            <w:tcW w:w="0" w:type="auto"/>
-            <w:vAlign w:val="center"/>
-            <w:hideMark/>
-          </w:tcPr>
-          <w:p>
-            <w:pPr>
-              <w:ind w:firstLine="0"/>
-              <w:jc w:val="center"/>
-              <w:cnfStyle w:val="000000000000" w:firstRow="0" w:lastRow="0" w:firstColumn="0" w:lastColumn="0" w:oddVBand="0" w:evenVBand="0" w:oddHBand="0" w:evenHBand="0" w:firstRowFirstColumn="0" w:firstRowLastColumn="0" w:lastRowFirstColumn="0" w:lastRowLastColumn="0"/>
-              <w:rPr>
-                <w:lang w:val="en-US"/>
-              </w:rPr>
-            </w:pPr>
-            <w:r>
-              <w:rPr>
-                <w:lang w:val="en-US"/>
-              </w:rPr>
-              <w:t>/</w:t>
-            </w:r>
-            <w:proofErr w:type="spellStart"/>
-            <w:proofErr w:type="gramStart"/>
-            <w:r>
-              <w:rPr>
-                <w:lang w:val="en-US"/>
-              </w:rPr>
-              <w:t>api</w:t>
-            </w:r>
-            <w:proofErr w:type="spellEnd"/>
-            <w:proofErr w:type="gramEnd"/>
-            <w:r>
-              <w:rPr>
-                <w:lang w:val="en-US"/>
-              </w:rPr>
-              <w:t>/</w:t>
-            </w:r>
-            <w:proofErr w:type="gramStart"/>
-            <w:r>
-              <w:rPr>
-                <w:lang w:val="en-US"/>
-              </w:rPr>
-              <w:t>chats/{id}/members/{</w:t>
-            </w:r>
-            <w:proofErr w:type="spellStart"/>
-            <w:proofErr w:type="gramEnd"/>
-            <w:r>
-              <w:rPr>
-                <w:lang w:val="en-US"/>
-              </w:rPr>
-              <w:t>userId</w:t>
-            </w:r>
-            <w:proofErr w:type="spellEnd"/>
-            <w:r>
-              <w:rPr>
-                <w:lang w:val="en-US"/>
-              </w:rPr>
-              <w:t>}</w:t>
-            </w:r>
-          </w:p>
-        </w:tc>
-        <w:tc>
-          <w:tcPr>
-            <w:tcW w:w="0" w:type="auto"/>
-            <w:vAlign w:val="center"/>
-            <w:hideMark/>
-          </w:tcPr>
-          <w:p>
-            <w:pPr>
-              <w:ind w:firstLine="0"/>
-              <w:jc w:val="center"/>
-              <w:cnfStyle w:val="000000000000" w:firstRow="0" w:lastRow="0" w:firstColumn="0" w:lastColumn="0" w:oddVBand="0" w:evenVBand="0" w:oddHBand="0" w:evenHBand="0" w:firstRowFirstColumn="0" w:firstRowLastColumn="0" w:lastRowFirstColumn="0" w:lastRowLastColumn="0"/>
-            </w:pPr>
-            <w:r>
-              <w:t>Удаление пользователя из чата</w:t>
-            </w:r>
-          </w:p>
-        </w:tc>
-      </w:tr>
-      <w:tr>
-        <w:tc>
-          <w:tcPr>
-            <w:cnfStyle w:val="001000000000" w:firstRow="0" w:lastRow="0" w:firstColumn="1" w:lastColumn="0" w:oddVBand="0" w:evenVBand="0" w:oddHBand="0" w:evenHBand="0" w:firstRowFirstColumn="0" w:firstRowLastColumn="0" w:lastRowFirstColumn="0" w:lastRowLastColumn="0"/>
-            <w:tcW w:w="0" w:type="auto"/>
-            <w:vAlign w:val="center"/>
-            <w:hideMark/>
-          </w:tcPr>
-          <w:p>
-            <w:pPr>
-              <w:ind w:firstLine="0"/>
-              <w:jc w:val="center"/>
-              <w:rPr>
-                <w:b w:val="0"/>
-                <w:bCs w:val="0"/>
-              </w:rPr>
-            </w:pPr>
-            <w:r>
-              <w:rPr>
-                <w:b w:val="0"/>
-                <w:bCs w:val="0"/>
-              </w:rPr>
-              <w:t>PATCH</w:t>
-            </w:r>
-          </w:p>
-        </w:tc>
-        <w:tc>
-          <w:tcPr>
-            <w:tcW w:w="0" w:type="auto"/>
-            <w:vAlign w:val="center"/>
-            <w:hideMark/>
-          </w:tcPr>
-          <w:p>
-            <w:pPr>
-              <w:ind w:firstLine="0"/>
-              <w:jc w:val="center"/>
-              <w:cnfStyle w:val="000000000000" w:firstRow="0" w:lastRow="0" w:firstColumn="0" w:lastColumn="0" w:oddVBand="0" w:evenVBand="0" w:oddHBand="0" w:evenHBand="0" w:firstRowFirstColumn="0" w:firstRowLastColumn="0" w:lastRowFirstColumn="0" w:lastRowLastColumn="0"/>
-            </w:pPr>
-            <w:r>
-              <w:t>/api/chats/{id}/rename</w:t>
-            </w:r>
-          </w:p>
-        </w:tc>
-        <w:tc>
-          <w:tcPr>
-            <w:tcW w:w="0" w:type="auto"/>
-            <w:vAlign w:val="center"/>
-            <w:hideMark/>
-          </w:tcPr>
-          <w:p>
-            <w:pPr>
-              <w:ind w:firstLine="0"/>
-              <w:jc w:val="center"/>
-              <w:cnfStyle w:val="000000000000" w:firstRow="0" w:lastRow="0" w:firstColumn="0" w:lastColumn="0" w:oddVBand="0" w:evenVBand="0" w:oddHBand="0" w:evenHBand="0" w:firstRowFirstColumn="0" w:firstRowLastColumn="0" w:lastRowFirstColumn="0" w:lastRowLastColumn="0"/>
-            </w:pPr>
-            <w:r>
-              <w:t>Переименование чата</w:t>
-            </w:r>
-          </w:p>
-        </w:tc>
-      </w:tr>
-      <w:tr>
-        <w:tc>
-          <w:tcPr>
-            <w:cnfStyle w:val="001000000000" w:firstRow="0" w:lastRow="0" w:firstColumn="1" w:lastColumn="0" w:oddVBand="0" w:evenVBand="0" w:oddHBand="0" w:evenHBand="0" w:firstRowFirstColumn="0" w:firstRowLastColumn="0" w:lastRowFirstColumn="0" w:lastRowLastColumn="0"/>
-            <w:tcW w:w="0" w:type="auto"/>
-            <w:vAlign w:val="center"/>
-            <w:hideMark/>
-          </w:tcPr>
-          <w:p>
-            <w:pPr>
-              <w:ind w:firstLine="0"/>
-              <w:jc w:val="center"/>
-              <w:rPr>
-                <w:b w:val="0"/>
-                <w:bCs w:val="0"/>
-              </w:rPr>
-            </w:pPr>
-            <w:r>
-              <w:rPr>
-                <w:b w:val="0"/>
-                <w:bCs w:val="0"/>
-              </w:rPr>
-              <w:t>POST</w:t>
-            </w:r>
-          </w:p>
-        </w:tc>
-        <w:tc>
-          <w:tcPr>
-            <w:tcW w:w="0" w:type="auto"/>
-            <w:vAlign w:val="center"/>
-            <w:hideMark/>
-          </w:tcPr>
-          <w:p>
-            <w:pPr>
-              <w:ind w:firstLine="0"/>
-              <w:jc w:val="center"/>
-              <w:cnfStyle w:val="000000000000" w:firstRow="0" w:lastRow="0" w:firstColumn="0" w:lastColumn="0" w:oddVBand="0" w:evenVBand="0" w:oddHBand="0" w:evenHBand="0" w:firstRowFirstColumn="0" w:firstRowLastColumn="0" w:lastRowFirstColumn="0" w:lastRowLastColumn="0"/>
-            </w:pPr>
-            <w:r>
-              <w:t>/api/chats/{id}/read</w:t>
-            </w:r>
-          </w:p>
-        </w:tc>
-        <w:tc>
-          <w:tcPr>
-            <w:tcW w:w="0" w:type="auto"/>
-            <w:vAlign w:val="center"/>
-            <w:hideMark/>
-          </w:tcPr>
-          <w:p>
-            <w:pPr>
-              <w:ind w:firstLine="0"/>
-              <w:jc w:val="center"/>
-              <w:cnfStyle w:val="000000000000" w:firstRow="0" w:lastRow="0" w:firstColumn="0" w:lastColumn="0" w:oddVBand="0" w:evenVBand="0" w:oddHBand="0" w:evenHBand="0" w:firstRowFirstColumn="0" w:firstRowLastColumn="0" w:lastRowFirstColumn="0" w:lastRowLastColumn="0"/>
-            </w:pPr>
-            <w:r>
-              <w:t>Пометка сообщений как прочитанных</w:t>
-            </w:r>
-          </w:p>
-        </w:tc>
-      </w:tr>
-      <w:tr>
-        <w:tc>
-          <w:tcPr>
-            <w:cnfStyle w:val="001000000000" w:firstRow="0" w:lastRow="0" w:firstColumn="1" w:lastColumn="0" w:oddVBand="0" w:evenVBand="0" w:oddHBand="0" w:evenHBand="0" w:firstRowFirstColumn="0" w:firstRowLastColumn="0" w:lastRowFirstColumn="0" w:lastRowLastColumn="0"/>
-            <w:tcW w:w="0" w:type="auto"/>
-            <w:vAlign w:val="center"/>
-            <w:hideMark/>
-          </w:tcPr>
-          <w:p>
-            <w:pPr>
-              <w:ind w:firstLine="0"/>
-              <w:jc w:val="center"/>
-              <w:rPr>
-                <w:b w:val="0"/>
-                <w:bCs w:val="0"/>
-              </w:rPr>
-            </w:pPr>
-            <w:r>
-              <w:rPr>
-                <w:b w:val="0"/>
-                <w:bCs w:val="0"/>
-              </w:rPr>
-              <w:t>GET</w:t>
-            </w:r>
-          </w:p>
-        </w:tc>
-        <w:tc>
-          <w:tcPr>
-            <w:tcW w:w="0" w:type="auto"/>
-            <w:vAlign w:val="center"/>
-            <w:hideMark/>
-          </w:tcPr>
-          <w:p>
-            <w:pPr>
-              <w:ind w:firstLine="0"/>
-              <w:jc w:val="center"/>
-              <w:cnfStyle w:val="000000000000" w:firstRow="0" w:lastRow="0" w:firstColumn="0" w:lastColumn="0" w:oddVBand="0" w:evenVBand="0" w:oddHBand="0" w:evenHBand="0" w:firstRowFirstColumn="0" w:firstRowLastColumn="0" w:lastRowFirstColumn="0" w:lastRowLastColumn="0"/>
-            </w:pPr>
-            <w:r>
-              <w:t>/api/chats/{id}/pinned</w:t>
-            </w:r>
-          </w:p>
-        </w:tc>
-        <w:tc>
-          <w:tcPr>
-            <w:tcW w:w="0" w:type="auto"/>
-            <w:vAlign w:val="center"/>
-            <w:hideMark/>
-          </w:tcPr>
-          <w:p>
-            <w:pPr>
-              <w:ind w:firstLine="0"/>
-              <w:jc w:val="center"/>
-              <w:cnfStyle w:val="000000000000" w:firstRow="0" w:lastRow="0" w:firstColumn="0" w:lastColumn="0" w:oddVBand="0" w:evenVBand="0" w:oddHBand="0" w:evenHBand="0" w:firstRowFirstColumn="0" w:firstRowLastColumn="0" w:lastRowFirstColumn="0" w:lastRowLastColumn="0"/>
-            </w:pPr>
-            <w:r>
-              <w:t>Получение закреплённых сообщений</w:t>
-            </w:r>
-          </w:p>
-        </w:tc>
-      </w:tr>
-      <w:tr>
-        <w:tc>
-          <w:tcPr>
-            <w:cnfStyle w:val="001000000000" w:firstRow="0" w:lastRow="0" w:firstColumn="1" w:lastColumn="0" w:oddVBand="0" w:evenVBand="0" w:oddHBand="0" w:evenHBand="0" w:firstRowFirstColumn="0" w:firstRowLastColumn="0" w:lastRowFirstColumn="0" w:lastRowLastColumn="0"/>
-            <w:tcW w:w="0" w:type="auto"/>
-            <w:vAlign w:val="center"/>
-            <w:hideMark/>
-          </w:tcPr>
-          <w:p>
-            <w:pPr>
-              <w:ind w:firstLine="0"/>
-              <w:jc w:val="center"/>
-              <w:rPr>
-                <w:b w:val="0"/>
-                <w:bCs w:val="0"/>
-              </w:rPr>
-            </w:pPr>
-            <w:r>
-              <w:rPr>
-                <w:b w:val="0"/>
-                <w:bCs w:val="0"/>
-              </w:rPr>
-              <w:t>GET</w:t>
-            </w:r>
-          </w:p>
-        </w:tc>
-        <w:tc>
-          <w:tcPr>
-            <w:tcW w:w="0" w:type="auto"/>
-            <w:vAlign w:val="center"/>
-            <w:hideMark/>
-          </w:tcPr>
-          <w:p>
-            <w:pPr>
-              <w:ind w:firstLine="0"/>
-              <w:jc w:val="center"/>
-              <w:cnfStyle w:val="000000000000" w:firstRow="0" w:lastRow="0" w:firstColumn="0" w:lastColumn="0" w:oddVBand="0" w:evenVBand="0" w:oddHBand="0" w:evenHBand="0" w:firstRowFirstColumn="0" w:firstRowLastColumn="0" w:lastRowFirstColumn="0" w:lastRowLastColumn="0"/>
-            </w:pPr>
-            <w:r>
-              <w:t>/api/messages/{chatId}</w:t>
-            </w:r>
-          </w:p>
-        </w:tc>
-        <w:tc>
-          <w:tcPr>
-            <w:tcW w:w="0" w:type="auto"/>
-            <w:vAlign w:val="center"/>
-            <w:hideMark/>
-          </w:tcPr>
-          <w:p>
-            <w:pPr>
-              <w:ind w:firstLine="0"/>
-              <w:jc w:val="center"/>
-              <w:cnfStyle w:val="000000000000" w:firstRow="0" w:lastRow="0" w:firstColumn="0" w:lastColumn="0" w:oddVBand="0" w:evenVBand="0" w:oddHBand="0" w:evenHBand="0" w:firstRowFirstColumn="0" w:firstRowLastColumn="0" w:lastRowFirstColumn="0" w:lastRowLastColumn="0"/>
-            </w:pPr>
-            <w:r>
-              <w:t>Получение истории сообщений</w:t>
-            </w:r>
-          </w:p>
-        </w:tc>
-      </w:tr>
-      <w:tr>
-        <w:tc>
-          <w:tcPr>
-            <w:cnfStyle w:val="001000000000" w:firstRow="0" w:lastRow="0" w:firstColumn="1" w:lastColumn="0" w:oddVBand="0" w:evenVBand="0" w:oddHBand="0" w:evenHBand="0" w:firstRowFirstColumn="0" w:firstRowLastColumn="0" w:lastRowFirstColumn="0" w:lastRowLastColumn="0"/>
-            <w:tcW w:w="0" w:type="auto"/>
-            <w:vAlign w:val="center"/>
-            <w:hideMark/>
-          </w:tcPr>
-          <w:p>
-            <w:pPr>
-              <w:ind w:firstLine="0"/>
-              <w:jc w:val="center"/>
-              <w:rPr>
-                <w:b w:val="0"/>
-                <w:bCs w:val="0"/>
-              </w:rPr>
-            </w:pPr>
-            <w:r>
-              <w:rPr>
-                <w:b w:val="0"/>
-                <w:bCs w:val="0"/>
-              </w:rPr>
-              <w:t>POST</w:t>
-            </w:r>
-          </w:p>
-        </w:tc>
-        <w:tc>
-          <w:tcPr>
-            <w:tcW w:w="0" w:type="auto"/>
-            <w:vAlign w:val="center"/>
-            <w:hideMark/>
-          </w:tcPr>
-          <w:p>
-            <w:pPr>
-              <w:ind w:firstLine="0"/>
-              <w:jc w:val="center"/>
-              <w:cnfStyle w:val="000000000000" w:firstRow="0" w:lastRow="0" w:firstColumn="0" w:lastColumn="0" w:oddVBand="0" w:evenVBand="0" w:oddHBand="0" w:evenHBand="0" w:firstRowFirstColumn="0" w:firstRowLastColumn="0" w:lastRowFirstColumn="0" w:lastRowLastColumn="0"/>
-            </w:pPr>
-            <w:r>
-              <w:t>/api/messages</w:t>
-            </w:r>
-          </w:p>
-        </w:tc>
-        <w:tc>
-          <w:tcPr>
-            <w:tcW w:w="0" w:type="auto"/>
-            <w:vAlign w:val="center"/>
-            <w:hideMark/>
-          </w:tcPr>
-          <w:p>
-            <w:pPr>
-              <w:ind w:firstLine="0"/>
-              <w:jc w:val="center"/>
-              <w:cnfStyle w:val="000000000000" w:firstRow="0" w:lastRow="0" w:firstColumn="0" w:lastColumn="0" w:oddVBand="0" w:evenVBand="0" w:oddHBand="0" w:evenHBand="0" w:firstRowFirstColumn="0" w:firstRowLastColumn="0" w:lastRowFirstColumn="0" w:lastRowLastColumn="0"/>
-            </w:pPr>
-            <w:r>
-              <w:t>Отправка текстового сообщения</w:t>
-            </w:r>
-          </w:p>
-        </w:tc>
-      </w:tr>
-      <w:tr>
-        <w:tc>
-          <w:tcPr>
-            <w:cnfStyle w:val="001000000000" w:firstRow="0" w:lastRow="0" w:firstColumn="1" w:lastColumn="0" w:oddVBand="0" w:evenVBand="0" w:oddHBand="0" w:evenHBand="0" w:firstRowFirstColumn="0" w:firstRowLastColumn="0" w:lastRowFirstColumn="0" w:lastRowLastColumn="0"/>
-            <w:tcW w:w="0" w:type="auto"/>
-            <w:vAlign w:val="center"/>
-            <w:hideMark/>
-          </w:tcPr>
-          <w:p>
-            <w:pPr>
-              <w:ind w:firstLine="0"/>
-              <w:jc w:val="center"/>
-              <w:rPr>
-                <w:b w:val="0"/>
-                <w:bCs w:val="0"/>
-              </w:rPr>
-            </w:pPr>
-            <w:r>
-              <w:rPr>
-                <w:b w:val="0"/>
-                <w:bCs w:val="0"/>
-              </w:rPr>
-              <w:t>POST</w:t>
-            </w:r>
-          </w:p>
-        </w:tc>
-        <w:tc>
-          <w:tcPr>
-            <w:tcW w:w="0" w:type="auto"/>
-            <w:vAlign w:val="center"/>
-            <w:hideMark/>
-          </w:tcPr>
-          <w:p>
-            <w:pPr>
-              <w:ind w:firstLine="0"/>
-              <w:jc w:val="center"/>
-              <w:cnfStyle w:val="000000000000" w:firstRow="0" w:lastRow="0" w:firstColumn="0" w:lastColumn="0" w:oddVBand="0" w:evenVBand="0" w:oddHBand="0" w:evenHBand="0" w:firstRowFirstColumn="0" w:firstRowLastColumn="0" w:lastRowFirstColumn="0" w:lastRowLastColumn="0"/>
-            </w:pPr>
-            <w:r>
-              <w:t>/api/messages/file</w:t>
-            </w:r>
-          </w:p>
-        </w:tc>
-        <w:tc>
-          <w:tcPr>
-            <w:tcW w:w="0" w:type="auto"/>
-            <w:vAlign w:val="center"/>
-            <w:hideMark/>
-          </w:tcPr>
-          <w:p>
-            <w:pPr>
-              <w:ind w:firstLine="0"/>
-              <w:jc w:val="center"/>
-              <w:cnfStyle w:val="000000000000" w:firstRow="0" w:lastRow="0" w:firstColumn="0" w:lastColumn="0" w:oddVBand="0" w:evenVBand="0" w:oddHBand="0" w:evenHBand="0" w:firstRowFirstColumn="0" w:firstRowLastColumn="0" w:lastRowFirstColumn="0" w:lastRowLastColumn="0"/>
-            </w:pPr>
-            <w:r>
-              <w:t>Отправка файла</w:t>
-            </w:r>
-          </w:p>
-        </w:tc>
-      </w:tr>
-      <w:tr>
-        <w:tc>
-          <w:tcPr>
-            <w:cnfStyle w:val="001000000000" w:firstRow="0" w:lastRow="0" w:firstColumn="1" w:lastColumn="0" w:oddVBand="0" w:evenVBand="0" w:oddHBand="0" w:evenHBand="0" w:firstRowFirstColumn="0" w:firstRowLastColumn="0" w:lastRowFirstColumn="0" w:lastRowLastColumn="0"/>
-            <w:tcW w:w="0" w:type="auto"/>
-            <w:vAlign w:val="center"/>
-            <w:hideMark/>
-          </w:tcPr>
-          <w:p>
-            <w:pPr>
-              <w:ind w:firstLine="0"/>
-              <w:jc w:val="center"/>
-              <w:rPr>
-                <w:b w:val="0"/>
-                <w:bCs w:val="0"/>
-              </w:rPr>
-            </w:pPr>
-            <w:r>
-              <w:rPr>
-                <w:b w:val="0"/>
-                <w:bCs w:val="0"/>
-              </w:rPr>
-              <w:t>PUT</w:t>
-            </w:r>
-          </w:p>
-        </w:tc>
-        <w:tc>
-          <w:tcPr>
-            <w:tcW w:w="0" w:type="auto"/>
-            <w:vAlign w:val="center"/>
-            <w:hideMark/>
-          </w:tcPr>
-          <w:p>
-            <w:pPr>
-              <w:ind w:firstLine="0"/>
-              <w:jc w:val="center"/>
-              <w:cnfStyle w:val="000000000000" w:firstRow="0" w:lastRow="0" w:firstColumn="0" w:lastColumn="0" w:oddVBand="0" w:evenVBand="0" w:oddHBand="0" w:evenHBand="0" w:firstRowFirstColumn="0" w:firstRowLastColumn="0" w:lastRowFirstColumn="0" w:lastRowLastColumn="0"/>
-            </w:pPr>
-            <w:r>
-              <w:t>/api/messages/{id}</w:t>
-            </w:r>
-          </w:p>
-        </w:tc>
-        <w:tc>
-          <w:tcPr>
-            <w:tcW w:w="0" w:type="auto"/>
-            <w:vAlign w:val="center"/>
-            <w:hideMark/>
-          </w:tcPr>
-          <w:p>
-            <w:pPr>
-              <w:ind w:firstLine="0"/>
-              <w:jc w:val="center"/>
-              <w:cnfStyle w:val="000000000000" w:firstRow="0" w:lastRow="0" w:firstColumn="0" w:lastColumn="0" w:oddVBand="0" w:evenVBand="0" w:oddHBand="0" w:evenHBand="0" w:firstRowFirstColumn="0" w:firstRowLastColumn="0" w:lastRowFirstColumn="0" w:lastRowLastColumn="0"/>
-            </w:pPr>
-            <w:r>
-              <w:t>Редактирование сообщения</w:t>
-            </w:r>
-          </w:p>
-        </w:tc>
-      </w:tr>
-      <w:tr>
-        <w:tc>
-          <w:tcPr>
-            <w:cnfStyle w:val="001000000000" w:firstRow="0" w:lastRow="0" w:firstColumn="1" w:lastColumn="0" w:oddVBand="0" w:evenVBand="0" w:oddHBand="0" w:evenHBand="0" w:firstRowFirstColumn="0" w:firstRowLastColumn="0" w:lastRowFirstColumn="0" w:lastRowLastColumn="0"/>
-            <w:tcW w:w="0" w:type="auto"/>
-            <w:vAlign w:val="center"/>
-            <w:hideMark/>
-          </w:tcPr>
-          <w:p>
-            <w:pPr>
-              <w:ind w:firstLine="0"/>
-              <w:jc w:val="center"/>
-              <w:rPr>
-                <w:b w:val="0"/>
-                <w:bCs w:val="0"/>
-              </w:rPr>
-            </w:pPr>
-            <w:r>
-              <w:rPr>
-                <w:b w:val="0"/>
-                <w:bCs w:val="0"/>
-              </w:rPr>
-              <w:t>DELETE</w:t>
-            </w:r>
-          </w:p>
-        </w:tc>
-        <w:tc>
-          <w:tcPr>
-            <w:tcW w:w="0" w:type="auto"/>
-            <w:vAlign w:val="center"/>
-            <w:hideMark/>
-          </w:tcPr>
-          <w:p>
-            <w:pPr>
-              <w:ind w:firstLine="0"/>
-              <w:jc w:val="center"/>
-              <w:cnfStyle w:val="000000000000" w:firstRow="0" w:lastRow="0" w:firstColumn="0" w:lastColumn="0" w:oddVBand="0" w:evenVBand="0" w:oddHBand="0" w:evenHBand="0" w:firstRowFirstColumn="0" w:firstRowLastColumn="0" w:lastRowFirstColumn="0" w:lastRowLastColumn="0"/>
-            </w:pPr>
-            <w:r>
-              <w:t>/api/messages/{id}</w:t>
-            </w:r>
-          </w:p>
-        </w:tc>
-        <w:tc>
-          <w:tcPr>
-            <w:tcW w:w="0" w:type="auto"/>
-            <w:vAlign w:val="center"/>
-            <w:hideMark/>
-          </w:tcPr>
-          <w:p>
-            <w:pPr>
-              <w:ind w:firstLine="0"/>
-              <w:jc w:val="center"/>
-              <w:cnfStyle w:val="000000000000" w:firstRow="0" w:lastRow="0" w:firstColumn="0" w:lastColumn="0" w:oddVBand="0" w:evenVBand="0" w:oddHBand="0" w:evenHBand="0" w:firstRowFirstColumn="0" w:firstRowLastColumn="0" w:lastRowFirstColumn="0" w:lastRowLastColumn="0"/>
-            </w:pPr>
-            <w:r>
-              <w:t>Удаление сообщения</w:t>
-            </w:r>
-          </w:p>
-        </w:tc>
-      </w:tr>
-      <w:tr>
-        <w:tc>
-          <w:tcPr>
-            <w:cnfStyle w:val="001000000000" w:firstRow="0" w:lastRow="0" w:firstColumn="1" w:lastColumn="0" w:oddVBand="0" w:evenVBand="0" w:oddHBand="0" w:evenHBand="0" w:firstRowFirstColumn="0" w:firstRowLastColumn="0" w:lastRowFirstColumn="0" w:lastRowLastColumn="0"/>
-            <w:tcW w:w="0" w:type="auto"/>
-            <w:vAlign w:val="center"/>
-            <w:hideMark/>
-          </w:tcPr>
-          <w:p>
-            <w:pPr>
-              <w:ind w:firstLine="0"/>
-              <w:jc w:val="center"/>
-              <w:rPr>
-                <w:b w:val="0"/>
-                <w:bCs w:val="0"/>
-              </w:rPr>
-            </w:pPr>
-            <w:r>
-              <w:rPr>
-                <w:b w:val="0"/>
-                <w:bCs w:val="0"/>
-              </w:rPr>
-              <w:t>PATCH</w:t>
-            </w:r>
-          </w:p>
-        </w:tc>
-        <w:tc>
-          <w:tcPr>
-            <w:tcW w:w="0" w:type="auto"/>
-            <w:vAlign w:val="center"/>
-            <w:hideMark/>
-          </w:tcPr>
-          <w:p>
-            <w:pPr>
-              <w:ind w:firstLine="0"/>
-              <w:jc w:val="center"/>
-              <w:cnfStyle w:val="000000000000" w:firstRow="0" w:lastRow="0" w:firstColumn="0" w:lastColumn="0" w:oddVBand="0" w:evenVBand="0" w:oddHBand="0" w:evenHBand="0" w:firstRowFirstColumn="0" w:firstRowLastColumn="0" w:lastRowFirstColumn="0" w:lastRowLastColumn="0"/>
-            </w:pPr>
-            <w:r>
-              <w:t>/api/messages/{id}/pin</w:t>
-            </w:r>
-          </w:p>
-        </w:tc>
-        <w:tc>
-          <w:tcPr>
-            <w:tcW w:w="0" w:type="auto"/>
-            <w:vAlign w:val="center"/>
-            <w:hideMark/>
-          </w:tcPr>
-          <w:p>
-            <w:pPr>
-              <w:ind w:firstLine="0"/>
-              <w:jc w:val="center"/>
-              <w:cnfStyle w:val="000000000000" w:firstRow="0" w:lastRow="0" w:firstColumn="0" w:lastColumn="0" w:oddVBand="0" w:evenVBand="0" w:oddHBand="0" w:evenHBand="0" w:firstRowFirstColumn="0" w:firstRowLastColumn="0" w:lastRowFirstColumn="0" w:lastRowLastColumn="0"/>
-            </w:pPr>
-            <w:r>
-              <w:t>Закрепление сообщения</w:t>
-            </w:r>
-          </w:p>
-        </w:tc>
-      </w:tr>
-      <w:tr>
-        <w:tc>
-          <w:tcPr>
-            <w:cnfStyle w:val="001000000000" w:firstRow="0" w:lastRow="0" w:firstColumn="1" w:lastColumn="0" w:oddVBand="0" w:evenVBand="0" w:oddHBand="0" w:evenHBand="0" w:firstRowFirstColumn="0" w:firstRowLastColumn="0" w:lastRowFirstColumn="0" w:lastRowLastColumn="0"/>
-            <w:tcW w:w="0" w:type="auto"/>
-            <w:vAlign w:val="center"/>
-            <w:hideMark/>
-          </w:tcPr>
-          <w:p>
-            <w:pPr>
-              <w:ind w:firstLine="0"/>
-              <w:jc w:val="center"/>
-              <w:rPr>
-                <w:b w:val="0"/>
-                <w:bCs w:val="0"/>
-              </w:rPr>
-            </w:pPr>
-            <w:r>
-              <w:rPr>
-                <w:b w:val="0"/>
-                <w:bCs w:val="0"/>
-              </w:rPr>
-              <w:t>PATCH</w:t>
-            </w:r>
-          </w:p>
-        </w:tc>
-        <w:tc>
-          <w:tcPr>
-            <w:tcW w:w="0" w:type="auto"/>
-            <w:vAlign w:val="center"/>
-            <w:hideMark/>
-          </w:tcPr>
-          <w:p>
-            <w:pPr>
-              <w:ind w:firstLine="0"/>
-              <w:jc w:val="center"/>
-              <w:cnfStyle w:val="000000000000" w:firstRow="0" w:lastRow="0" w:firstColumn="0" w:lastColumn="0" w:oddVBand="0" w:evenVBand="0" w:oddHBand="0" w:evenHBand="0" w:firstRowFirstColumn="0" w:firstRowLastColumn="0" w:lastRowFirstColumn="0" w:lastRowLastColumn="0"/>
-            </w:pPr>
-            <w:r>
-              <w:t>/api/messages/{id}/unpin</w:t>
-            </w:r>
-          </w:p>
-        </w:tc>
-        <w:tc>
-          <w:tcPr>
-            <w:tcW w:w="0" w:type="auto"/>
-            <w:vAlign w:val="center"/>
-            <w:hideMark/>
-          </w:tcPr>
-          <w:p>
-            <w:pPr>
-              <w:ind w:firstLine="0"/>
-              <w:jc w:val="center"/>
-              <w:cnfStyle w:val="000000000000" w:firstRow="0" w:lastRow="0" w:firstColumn="0" w:lastColumn="0" w:oddVBand="0" w:evenVBand="0" w:oddHBand="0" w:evenHBand="0" w:firstRowFirstColumn="0" w:firstRowLastColumn="0" w:lastRowFirstColumn="0" w:lastRowLastColumn="0"/>
-            </w:pPr>
-            <w:r>
-              <w:t>Открепление сообщения</w:t>
-            </w:r>
-          </w:p>
-        </w:tc>
-      </w:tr>
-      <w:tr>
-        <w:tc>
-          <w:tcPr>
-            <w:cnfStyle w:val="001000000000" w:firstRow="0" w:lastRow="0" w:firstColumn="1" w:lastColumn="0" w:oddVBand="0" w:evenVBand="0" w:oddHBand="0" w:evenHBand="0" w:firstRowFirstColumn="0" w:firstRowLastColumn="0" w:lastRowFirstColumn="0" w:lastRowLastColumn="0"/>
-            <w:tcW w:w="0" w:type="auto"/>
-            <w:vAlign w:val="center"/>
-            <w:hideMark/>
-          </w:tcPr>
-          <w:p>
-            <w:pPr>
-              <w:ind w:firstLine="0"/>
-              <w:jc w:val="center"/>
-              <w:rPr>
-                <w:b w:val="0"/>
-                <w:bCs w:val="0"/>
-              </w:rPr>
-            </w:pPr>
-            <w:r>
-              <w:rPr>
-                <w:b w:val="0"/>
-                <w:bCs w:val="0"/>
-              </w:rPr>
-              <w:t>GET</w:t>
-            </w:r>
-          </w:p>
-        </w:tc>
-        <w:tc>
-          <w:tcPr>
-            <w:tcW w:w="0" w:type="auto"/>
-            <w:vAlign w:val="center"/>
-            <w:hideMark/>
-          </w:tcPr>
-          <w:p>
-            <w:pPr>
-              <w:ind w:firstLine="0"/>
-              <w:jc w:val="center"/>
-              <w:cnfStyle w:val="000000000000" w:firstRow="0" w:lastRow="0" w:firstColumn="0" w:lastColumn="0" w:oddVBand="0" w:evenVBand="0" w:oddHBand="0" w:evenHBand="0" w:firstRowFirstColumn="0" w:firstRowLastColumn="0" w:lastRowFirstColumn="0" w:lastRowLastColumn="0"/>
-            </w:pPr>
-            <w:r>
-              <w:t>/api/messages/{chatId}/search</w:t>
-            </w:r>
-          </w:p>
-        </w:tc>
-        <w:tc>
-          <w:tcPr>
-            <w:tcW w:w="0" w:type="auto"/>
-            <w:vAlign w:val="center"/>
-            <w:hideMark/>
-          </w:tcPr>
-          <w:p>
-            <w:pPr>
-              <w:ind w:firstLine="0"/>
-              <w:jc w:val="center"/>
-              <w:cnfStyle w:val="000000000000" w:firstRow="0" w:lastRow="0" w:firstColumn="0" w:lastColumn="0" w:oddVBand="0" w:evenVBand="0" w:oddHBand="0" w:evenHBand="0" w:firstRowFirstColumn="0" w:firstRowLastColumn="0" w:lastRowFirstColumn="0" w:lastRowLastColumn="0"/>
-            </w:pPr>
-            <w:r>
-              <w:t>Поиск сообщений в чате</w:t>
-            </w:r>
-          </w:p>
-        </w:tc>
-      </w:tr>
-    </w:tbl>
-    <w:p>
-      <w:pPr>
-        <w:ind w:firstLine="0"/>
-      </w:pPr>
-    </w:p>
-    <w:p>
-      <w:pPr>
-        <w:jc w:val="center"/>
-      </w:pPr>
-      <w:r>
-        <w:t xml:space="preserve">Таблица 3.1 </w:t>
-      </w:r>
-      <w:r>
-        <w:t xml:space="preserve">– </w:t>
-      </w:r>
-      <w:proofErr w:type="spellStart"/>
-      <w:r>
-        <w:t>эндпоинты</w:t>
-      </w:r>
-      <w:proofErr w:type="spellEnd"/>
-      <w:r>
-        <w:t xml:space="preserve"> сервера</w:t>
-      </w:r>
-    </w:p>
-    <w:p>
-      <w:pPr>
-        <w:ind w:firstLine="0"/>
-      </w:pPr>
+        <w:t xml:space="preserve"> </w:t>
+      </w:r>
+      <w:r>
+        <w:rPr>
+          <w:color w:val="000000" w:themeColor="text1"/>
+        </w:rPr>
+        <w:t>Для проектирования системы хранения данных мессенджера была выбрана реляционная модель, обеспечивающая высокую целостность информации и эффективное управление связями между участниками коммуникации. Логическая структура базы данных организована таким образом, чтобы поддерживать как хранение метаданных пользователей, так и сложную иерархию сообщений внутри различных типов чатов. Представленная ниже ER-диаграмма отображает ключевые сущности системы и их взаимодействие в рамках архитектуры программного комплекса.</w:t>
+      </w:r>
     </w:p>
     <w:p>
       <w:pPr>
         <w:ind w:firstLine="708"/>
-      </w:pPr>
-      <w:r>
-        <w:t xml:space="preserve">Для документирования и тестирования реализованных </w:t>
-      </w:r>
-      <w:proofErr w:type="spellStart"/>
-      <w:r>
-        <w:t>эндпоинтов</w:t>
-      </w:r>
-      <w:proofErr w:type="spellEnd"/>
-      <w:r>
-        <w:t xml:space="preserve"> в проект интегрирован инструмент </w:t>
-      </w:r>
-      <w:proofErr w:type="spellStart"/>
-      <w:r>
-        <w:t>Swagger</w:t>
-      </w:r>
-      <w:proofErr w:type="spellEnd"/>
-      <w:r>
-        <w:t xml:space="preserve"> UI. Он предоставляет интерактивную графическую оболочку, позволяющую разработчику просматривать структуру схем данных (DTO) и выполнять пробные запросы к API в реальном времени.</w:t>
-      </w:r>
+        <w:rPr>
+          <w:color w:val="000000" w:themeColor="text1"/>
+        </w:rPr>
+      </w:pPr>
     </w:p>
     <w:p>
       <w:pPr>
         <w:ind w:firstLine="708"/>
       </w:pPr>
-    </w:p>
-    <w:p>
-      <w:pPr>
-        <w:pStyle w:val="3"/>
-        <w:ind w:firstLine="708"/>
-        <w:rPr>
-          <w:rFonts w:ascii="Times New Roman" w:hAnsi="Times New Roman" w:cs="Times New Roman"/>
-          <w:b/>
-          <w:bCs/>
-          <w:color w:val="000000" w:themeColor="text1"/>
-        </w:rPr>
-      </w:pPr>
-      <w:bookmarkStart w:id="18" w:name="_Toc228216027"/>
-      <w:r>
-        <w:rPr>
-          <w:rFonts w:ascii="Times New Roman" w:hAnsi="Times New Roman" w:cs="Times New Roman"/>
-          <w:b/>
-          <w:bCs/>
-          <w:color w:val="000000" w:themeColor="text1"/>
-        </w:rPr>
-        <w:lastRenderedPageBreak/>
-        <w:t>3.2.4 Модель базы данных</w:t>
-      </w:r>
-      <w:bookmarkEnd w:id="18"/>
-    </w:p>
-    <w:p>
-      <w:pPr>
-        <w:ind w:firstLine="708"/>
-      </w:pPr>
-    </w:p>
-    <w:p>
-      <w:pPr>
-        <w:spacing w:line="360" w:lineRule="exact"/>
-      </w:pPr>
-      <w:r>
-        <w:t>Для проектирования системы хранения данных мессенджера была выбрана реляционная модель, обеспечивающая высокую целостность информации и эффективное управление связями между участниками коммуникации. Логическая структура базы данных организована таким образом, чтобы поддерживать как хранение метаданных пользователей, так и сложную иерархию сообщений внутри различных типов чатов. Представленная ниже ER-диаграмма отображает ключевые сущности системы и их взаимодействие в рамках архитектуры программного комплекса.</w:t>
-      </w:r>
-    </w:p>
-    <w:p>
-      <w:pPr>
-        <w:spacing w:line="360" w:lineRule="exact"/>
-      </w:pPr>
-    </w:p>
-    <w:p>
       <w:r>
         <w:rPr>
           <w:noProof/>
+          <w:bdr w:val="single" w:sz="4" w:space="0" w:color="auto"/>
         </w:rPr>
         <w:drawing>
-          <wp:inline distT="0" distB="0" distL="0" distR="0" wp14:anchorId="6714481E" wp14:editId="73D40F1B">
-            <wp:extent cx="5040000" cy="5104111"/>
+          <wp:inline distT="0" distB="0" distL="0" distR="0" wp14:anchorId="6714481E" wp14:editId="6227DF1A">
+            <wp:extent cx="5039392" cy="4774311"/>
             <wp:effectExtent l="0" t="0" r="0" b="0"/>
             <wp:docPr id="838496447" name="Рисунок 2"/>
             <wp:cNvGraphicFramePr>
@@ -7127,26 +5410,35 @@
                     <pic:cNvPr id="838496447" name="Рисунок 838496447"/>
                     <pic:cNvPicPr/>
                   </pic:nvPicPr>
-                  <pic:blipFill>
-                    <a:blip r:embed="rId24">
+                  <pic:blipFill rotWithShape="1">
+                    <a:blip r:embed="rId25">
                       <a:extLst>
                         <a:ext uri="{96DAC541-7B7A-43D3-8B79-37D633B846F1}">
-                          <asvg:svgBlip xmlns:asvg="http://schemas.microsoft.com/office/drawing/2016/SVG/main" r:embed="rId25"/>
+                          <asvg:svgBlip xmlns:asvg="http://schemas.microsoft.com/office/drawing/2016/SVG/main" r:embed="rId26"/>
                         </a:ext>
                       </a:extLst>
                     </a:blip>
+                    <a:srcRect t="6450"/>
                     <a:stretch>
                       <a:fillRect/>
                     </a:stretch>
                   </pic:blipFill>
-                  <pic:spPr>
+                  <pic:spPr bwMode="auto">
                     <a:xfrm>
                       <a:off x="0" y="0"/>
-                      <a:ext cx="5040000" cy="5104111"/>
+                      <a:ext cx="5040000" cy="4774887"/>
                     </a:xfrm>
                     <a:prstGeom prst="rect">
                       <a:avLst/>
                     </a:prstGeom>
+                    <a:ln>
+                      <a:noFill/>
+                    </a:ln>
+                    <a:extLst>
+                      <a:ext uri="{53640926-AAD7-44D8-BBD7-CCE9431645EC}">
+                        <a14:shadowObscured xmlns:a14="http://schemas.microsoft.com/office/drawing/2010/main"/>
+                      </a:ext>
+                    </a:extLst>
                   </pic:spPr>
                 </pic:pic>
               </a:graphicData>
@@ -7162,13 +5454,14 @@
     </w:p>
     <w:p>
       <w:pPr>
+        <w:spacing w:line="360" w:lineRule="exact"/>
         <w:jc w:val="center"/>
       </w:pPr>
       <w:r>
         <w:t>Рисунок 3.</w:t>
       </w:r>
       <w:r>
-        <w:t>7</w:t>
+        <w:t>8</w:t>
       </w:r>
       <w:r>
         <w:t xml:space="preserve"> – </w:t>
@@ -7188,31 +5481,49 @@
     </w:p>
     <w:p>
       <w:pPr>
+        <w:spacing w:line="360" w:lineRule="exact"/>
         <w:jc w:val="center"/>
       </w:pPr>
     </w:p>
     <w:p>
-      <w:r>
-        <w:t xml:space="preserve">Центральным элементом архитектуры данных является нормализованная структура связей, где взаимодействие между пользователями и чатами реализуется через промежуточную сущность </w:t>
+      <w:pPr>
+        <w:spacing w:line="360" w:lineRule="exact"/>
+      </w:pPr>
+      <w:r>
+        <w:t>Центральным элементом архитектуры данных является нормализованная структура связей, где взаимодействие между пользователями и чатами реализуется через промежуточную сущность участников. Это позволяет не только гибко управлять доступом к переписке, но и отслеживать специфические состояния для каждого пользователя</w:t>
+      </w:r>
+      <w:r>
+        <w:t>.</w:t>
+      </w:r>
+    </w:p>
+    <w:p>
+      <w:pPr>
+        <w:spacing w:line="360" w:lineRule="exact"/>
+      </w:pPr>
+      <w:r>
+        <w:t xml:space="preserve">Модель сообщений спроектирована с учетом поддержки мультимедийного контента и древовидных обсуждений. Использование </w:t>
       </w:r>
       <w:r>
         <w:lastRenderedPageBreak/>
-        <w:t>участников. Это позволяет не только гибко управлять доступом к переписке, но и отслеживать специфические состояния для каждого пользователя</w:t>
-      </w:r>
-      <w:r>
-        <w:t>.</w:t>
-      </w:r>
-    </w:p>
-    <w:p>
-      <w:r>
-        <w:t>Модель сообщений спроектирована с учетом поддержки мультимедийного контента и древовидных обсуждений. Использование рекурсивной связи внутри таблицы сообщений позволяет организовать систему ответов, где каждое сообщение может ссылаться на родительский объект. При этом связи с сущностями отправителя и чата обеспечивают быструю выборку истории переписки с сохранением авторства</w:t>
-      </w:r>
-    </w:p>
-    <w:p/>
+        <w:t>рекурсивной связи внутри таблицы сообщений позволяет организовать систему ответов, где каждое сообщение может ссылаться на родительский объект. При этом связи с сущностями отправителя и чата обеспечивают быструю выборку истории переписки с сохранением авторства</w:t>
+      </w:r>
+    </w:p>
+    <w:p>
+      <w:pPr>
+        <w:widowControl/>
+        <w:spacing w:line="278" w:lineRule="auto"/>
+        <w:ind w:firstLine="0"/>
+        <w:jc w:val="left"/>
+      </w:pPr>
+      <w:r>
+        <w:br w:type="page"/>
+      </w:r>
+    </w:p>
     <w:p>
       <w:pPr>
         <w:pStyle w:val="2"/>
-        <w:ind w:firstLine="708"/>
+        <w:spacing w:before="0" w:after="0" w:line="360" w:lineRule="exact"/>
+        <w:ind w:firstLine="709"/>
         <w:rPr>
           <w:rFonts w:ascii="Times New Roman" w:hAnsi="Times New Roman" w:cs="Times New Roman"/>
           <w:b/>
@@ -7232,15 +5543,22 @@
           <w:sz w:val="28"/>
           <w:szCs w:val="28"/>
         </w:rPr>
+        <w:lastRenderedPageBreak/>
         <w:t>3.3 Реализация клиентской части</w:t>
       </w:r>
       <w:bookmarkEnd w:id="19"/>
     </w:p>
-    <w:p/>
+    <w:p>
+      <w:pPr>
+        <w:spacing w:line="360" w:lineRule="exact"/>
+      </w:pPr>
+    </w:p>
     <w:p>
       <w:pPr>
         <w:pStyle w:val="3"/>
-        <w:ind w:firstLine="708"/>
+        <w:spacing w:before="0" w:after="0" w:line="360" w:lineRule="exact"/>
+        <w:ind w:firstLine="709"/>
+        <w:jc w:val="both"/>
         <w:rPr>
           <w:rFonts w:ascii="Times New Roman" w:hAnsi="Times New Roman" w:cs="Times New Roman"/>
           <w:b/>
@@ -7256,42 +5574,90 @@
           <w:bCs/>
           <w:color w:val="000000" w:themeColor="text1"/>
         </w:rPr>
-        <w:t>3.3.1 Общая структура фронтенда</w:t>
+        <w:t xml:space="preserve">3.3.1 </w:t>
+      </w:r>
+      <w:r>
+        <w:rPr>
+          <w:rFonts w:ascii="Times New Roman" w:hAnsi="Times New Roman" w:cs="Times New Roman"/>
+          <w:color w:val="000000" w:themeColor="text1"/>
+        </w:rPr>
+        <w:t>Общая структура фронтенда</w:t>
       </w:r>
       <w:bookmarkEnd w:id="20"/>
-    </w:p>
-    <w:p/>
-    <w:p>
-      <w:pPr>
-        <w:spacing w:line="360" w:lineRule="exact"/>
-      </w:pPr>
-      <w:r>
+      <w:r>
+        <w:rPr>
+          <w:rFonts w:ascii="Times New Roman" w:hAnsi="Times New Roman" w:cs="Times New Roman"/>
+          <w:color w:val="000000" w:themeColor="text1"/>
+        </w:rPr>
+        <w:t>.</w:t>
+      </w:r>
+      <w:r>
+        <w:rPr>
+          <w:rFonts w:ascii="Times New Roman" w:hAnsi="Times New Roman" w:cs="Times New Roman"/>
+          <w:b/>
+          <w:bCs/>
+          <w:color w:val="000000" w:themeColor="text1"/>
+        </w:rPr>
+        <w:t xml:space="preserve"> </w:t>
+      </w:r>
+      <w:r>
+        <w:rPr>
+          <w:rFonts w:ascii="Times New Roman" w:hAnsi="Times New Roman" w:cs="Times New Roman"/>
+          <w:color w:val="000000" w:themeColor="text1"/>
+        </w:rPr>
         <w:t xml:space="preserve">Клиентская часть мессенджера реализована как одностраничное веб-приложение (SPA) на базе библиотеки </w:t>
       </w:r>
       <w:proofErr w:type="spellStart"/>
       <w:r>
+        <w:rPr>
+          <w:rFonts w:ascii="Times New Roman" w:hAnsi="Times New Roman" w:cs="Times New Roman"/>
+          <w:color w:val="000000" w:themeColor="text1"/>
+        </w:rPr>
         <w:t>React</w:t>
       </w:r>
       <w:proofErr w:type="spellEnd"/>
       <w:r>
+        <w:rPr>
+          <w:rFonts w:ascii="Times New Roman" w:hAnsi="Times New Roman" w:cs="Times New Roman"/>
+          <w:color w:val="000000" w:themeColor="text1"/>
+        </w:rPr>
+        <w:t xml:space="preserve"> [9]</w:t>
+      </w:r>
+      <w:r>
+        <w:rPr>
+          <w:rFonts w:ascii="Times New Roman" w:hAnsi="Times New Roman" w:cs="Times New Roman"/>
+          <w:color w:val="000000" w:themeColor="text1"/>
+        </w:rPr>
+        <w:t xml:space="preserve"> с использованием </w:t>
+      </w:r>
+      <w:proofErr w:type="spellStart"/>
+      <w:r>
+        <w:rPr>
+          <w:rFonts w:ascii="Times New Roman" w:hAnsi="Times New Roman" w:cs="Times New Roman"/>
+          <w:color w:val="000000" w:themeColor="text1"/>
+        </w:rPr>
+        <w:t>TypeScript</w:t>
+      </w:r>
+      <w:proofErr w:type="spellEnd"/>
+      <w:r>
+        <w:rPr>
+          <w:rFonts w:ascii="Times New Roman" w:hAnsi="Times New Roman" w:cs="Times New Roman"/>
+          <w:color w:val="000000" w:themeColor="text1"/>
+        </w:rPr>
+        <w:t>. Использование строгой типизации на фронтенде позволяет синхронизировать структуры данных с серверной частью, что значительно снижает количество ошибок при обработке ответов от API.</w:t>
+      </w:r>
+      <w:r>
+        <w:rPr>
+          <w:color w:val="000000" w:themeColor="text1"/>
+        </w:rPr>
         <w:t xml:space="preserve"> </w:t>
       </w:r>
-      <w:r>
-        <w:t>[9]</w:t>
-      </w:r>
-      <w:r>
-        <w:t xml:space="preserve"> с использованием </w:t>
-      </w:r>
-      <w:proofErr w:type="spellStart"/>
-      <w:r>
-        <w:t>TypeScript</w:t>
-      </w:r>
-      <w:proofErr w:type="spellEnd"/>
-      <w:r>
-        <w:t xml:space="preserve">. Использование строгой типизации на фронтенде позволяет синхронизировать структуры данных с серверной частью, что значительно снижает количество ошибок при обработке ответов от API. </w:t>
-      </w:r>
-    </w:p>
-    <w:p/>
+    </w:p>
+    <w:p>
+      <w:pPr>
+        <w:spacing w:line="360" w:lineRule="exact"/>
+      </w:pPr>
+    </w:p>
     <w:p>
       <w:pPr>
         <w:jc w:val="center"/>
@@ -7319,7 +5685,7 @@
                     <pic:cNvPicPr/>
                   </pic:nvPicPr>
                   <pic:blipFill rotWithShape="1">
-                    <a:blip r:embed="rId26"/>
+                    <a:blip r:embed="rId27"/>
                     <a:srcRect l="2890" r="3439"/>
                     <a:stretch>
                       <a:fillRect/>
@@ -7351,6 +5717,7 @@
     </w:p>
     <w:p>
       <w:pPr>
+        <w:spacing w:line="360" w:lineRule="exact"/>
         <w:jc w:val="center"/>
         <w:rPr>
           <w:lang w:val="en-US"/>
@@ -7365,7 +5732,7 @@
         <w:t>Рисунок 3.</w:t>
       </w:r>
       <w:r>
-        <w:t>8</w:t>
+        <w:t>9</w:t>
       </w:r>
       <w:r>
         <w:t xml:space="preserve"> – Структура </w:t>
@@ -7377,33 +5744,39 @@
     <w:p>
       <w:pPr>
         <w:spacing w:line="360" w:lineRule="exact"/>
-      </w:pPr>
-      <w:r>
-        <w:t xml:space="preserve">Централизованное управление данными в приложении реализовано с </w:t>
+        <w:jc w:val="center"/>
+      </w:pPr>
+    </w:p>
+    <w:p>
+      <w:pPr>
+        <w:spacing w:line="360" w:lineRule="exact"/>
+      </w:pPr>
+      <w:r>
+        <w:t>Централизованное управление данными в приложении реализовано с помощью библиотеки Zustand. Это решение позволило создать легковесные и производительные хранилища для управления авторизацией пользователя и состоянием активных чатов, обеспечивая мгновенную реакцию интерфейса на изменения данных без избыточных перерисовок компонентов. Для стилизации интерфейса применен фреймворк Tailwind CSS, который обеспечивает адаптивность мессенджера под различные разрешения экранов и консистентность визуального оформления.</w:t>
+      </w:r>
+      <w:r>
+        <w:t xml:space="preserve"> </w:t>
+      </w:r>
+    </w:p>
+    <w:p>
+      <w:pPr>
+        <w:spacing w:line="360" w:lineRule="exact"/>
+      </w:pPr>
+      <w:r>
+        <w:t xml:space="preserve">Взаимодействие с серверной частью организовано через два дополняющих друг друга механизма. Основной обмен данными, такой как авторизация, получение истории сообщений и загрузка файлов, осуществляется посредством асинхронных HTTP-запросов с использованием </w:t>
       </w:r>
       <w:r>
         <w:lastRenderedPageBreak/>
-        <w:t>помощью библиотеки Zustand. Это решение позволило создать легковесные и производительные хранилища для управления авторизацией пользователя и состоянием активных чатов, обеспечивая мгновенную реакцию интерфейса на изменения данных без избыточных перерисовок компонентов. Для стилизации интерфейса применен фреймворк Tailwind CSS, который обеспечивает адаптивность мессенджера под различные разрешения экранов и консистентность визуального оформления.</w:t>
-      </w:r>
+        <w:t xml:space="preserve">библиотеки Axios. Для обеспечения безопасности в каждый запрос автоматически внедряется JWT-токен через механизмы перехватчиков (interceptors). В свою очередь, для реализации функций реального времени используется клиент </w:t>
+      </w:r>
+      <w:proofErr w:type="spellStart"/>
+      <w:r>
+        <w:t>SignalR</w:t>
+      </w:r>
+      <w:proofErr w:type="spellEnd"/>
       <w:r>
         <w:t xml:space="preserve"> </w:t>
       </w:r>
-    </w:p>
-    <w:p>
-      <w:pPr>
-        <w:spacing w:line="360" w:lineRule="exact"/>
-      </w:pPr>
-      <w:r>
-        <w:t xml:space="preserve">Взаимодействие с серверной частью организовано через два дополняющих друг друга механизма. Основной обмен данными, такой как авторизация, получение истории сообщений и загрузка файлов, осуществляется посредством асинхронных HTTP-запросов с использованием библиотеки Axios. Для обеспечения безопасности в каждый запрос автоматически внедряется JWT-токен через механизмы перехватчиков (interceptors). В свою очередь, для реализации функций реального времени используется клиент </w:t>
-      </w:r>
-      <w:proofErr w:type="spellStart"/>
-      <w:r>
-        <w:t>SignalR</w:t>
-      </w:r>
-      <w:proofErr w:type="spellEnd"/>
-      <w:r>
-        <w:t xml:space="preserve"> </w:t>
-      </w:r>
       <w:r>
         <w:t>[3]</w:t>
       </w:r>
@@ -7413,13 +5786,10 @@
     </w:p>
     <w:p>
       <w:pPr>
-        <w:spacing w:line="360" w:lineRule="exact"/>
-      </w:pPr>
-    </w:p>
-    <w:p>
-      <w:pPr>
         <w:pStyle w:val="3"/>
-        <w:ind w:firstLine="708"/>
+        <w:spacing w:before="0" w:after="0" w:line="360" w:lineRule="exact"/>
+        <w:ind w:firstLine="709"/>
+        <w:jc w:val="both"/>
         <w:rPr>
           <w:rFonts w:ascii="Times New Roman" w:hAnsi="Times New Roman" w:cs="Times New Roman"/>
           <w:b/>
@@ -7453,23 +5823,37 @@
           <w:bCs/>
           <w:color w:val="000000" w:themeColor="text1"/>
         </w:rPr>
-        <w:t>.2 Пользовательский интерфейс</w:t>
+        <w:t xml:space="preserve">.2 </w:t>
+      </w:r>
+      <w:r>
+        <w:rPr>
+          <w:rFonts w:ascii="Times New Roman" w:hAnsi="Times New Roman" w:cs="Times New Roman"/>
+          <w:color w:val="000000" w:themeColor="text1"/>
+        </w:rPr>
+        <w:t>Пользовательский интерфейс</w:t>
       </w:r>
       <w:bookmarkEnd w:id="21"/>
-    </w:p>
-    <w:p/>
-    <w:p>
-      <w:r>
+      <w:r>
+        <w:rPr>
+          <w:rFonts w:ascii="Times New Roman" w:hAnsi="Times New Roman" w:cs="Times New Roman"/>
+          <w:color w:val="000000" w:themeColor="text1"/>
+        </w:rPr>
+        <w:t xml:space="preserve">. </w:t>
+      </w:r>
+      <w:r>
+        <w:rPr>
+          <w:rFonts w:ascii="Times New Roman" w:hAnsi="Times New Roman" w:cs="Times New Roman"/>
+          <w:color w:val="000000" w:themeColor="text1"/>
+        </w:rPr>
         <w:t>Процесс взаимодействия с программным комплексом начинается с этапа идентификации и аутентификации пользователя. Для обеспечения доступа к функциям мессенджера реализованы интуитивно понятные формы входа и создания новой учетной записи. При первом посещении приложения пользователю предлагается пройти процедуру регистрации, в ходе которой осуществляется сбор необходимых данных: полного имени, уникального псевдонима (username) и адреса электронной почты. На данном этапе внедрены механизмы предварительной валидации, предотвращающие отправку пустых полей или некорректных адресов, что снижает нагрузку на серверную часть и ускоряет процесс регистрации.</w:t>
       </w:r>
     </w:p>
     <w:p>
-      <w:r>
-        <w:t xml:space="preserve">После создания учетной записи или при повторном входе в систему пользователь перенаправляется на форму аутентификации. Взаимодействие с данной формой инициирует процесс обмена данными с сервером для получения JWT-токена, который в дальнейшем используется для авторизации всех последующих запросов. Интерфейс этих страниц спроектирован таким образом, чтобы минимизировать когнитивную нагрузку, предлагая </w:t>
-      </w:r>
-      <w:r>
-        <w:lastRenderedPageBreak/>
-        <w:t xml:space="preserve">пользователю сфокусироваться на вводе учетных данных в центре экрана. </w:t>
+      <w:pPr>
+        <w:spacing w:line="360" w:lineRule="exact"/>
+      </w:pPr>
+      <w:r>
+        <w:t xml:space="preserve">После создания учетной записи или при повторном входе в систему пользователь перенаправляется на форму аутентификации. Взаимодействие с данной формой инициирует процесс обмена данными с сервером для получения JWT-токена, который в дальнейшем используется для авторизации всех последующих запросов. Интерфейс этих страниц спроектирован таким образом, чтобы минимизировать когнитивную нагрузку, предлагая пользователю сфокусироваться на вводе учетных данных в центре экрана. </w:t>
       </w:r>
     </w:p>
     <w:p/>
@@ -7482,6 +5866,7 @@
         <w:rPr>
           <w:noProof/>
         </w:rPr>
+        <w:lastRenderedPageBreak/>
         <w:drawing>
           <wp:inline distT="0" distB="0" distL="0" distR="0" wp14:anchorId="6895CDFD" wp14:editId="560C5E3E">
             <wp:extent cx="4937760" cy="3517396"/>
@@ -7498,7 +5883,7 @@
                     <pic:cNvPicPr/>
                   </pic:nvPicPr>
                   <pic:blipFill>
-                    <a:blip r:embed="rId27"/>
+                    <a:blip r:embed="rId28"/>
                     <a:stretch>
                       <a:fillRect/>
                     </a:stretch>
@@ -7521,6 +5906,7 @@
     </w:p>
     <w:p>
       <w:pPr>
+        <w:spacing w:line="360" w:lineRule="exact"/>
         <w:ind w:firstLine="0"/>
       </w:pPr>
     </w:p>
@@ -7532,7 +5918,7 @@
         <w:t>Рисунок 3.</w:t>
       </w:r>
       <w:r>
-        <w:t>9</w:t>
+        <w:t>10</w:t>
       </w:r>
       <w:r>
         <w:t xml:space="preserve"> – </w:t>
@@ -7543,6 +5929,7 @@
     </w:p>
     <w:p>
       <w:pPr>
+        <w:spacing w:line="360" w:lineRule="exact"/>
         <w:ind w:firstLine="0"/>
       </w:pPr>
     </w:p>
@@ -7571,7 +5958,7 @@
                     <pic:cNvPicPr/>
                   </pic:nvPicPr>
                   <pic:blipFill>
-                    <a:blip r:embed="rId28"/>
+                    <a:blip r:embed="rId29"/>
                     <a:stretch>
                       <a:fillRect/>
                     </a:stretch>
@@ -7605,7 +5992,10 @@
         <w:t>Рисунок 3.</w:t>
       </w:r>
       <w:r>
-        <w:t>10</w:t>
+        <w:t>1</w:t>
+      </w:r>
+      <w:r>
+        <w:t>1</w:t>
       </w:r>
       <w:r>
         <w:t xml:space="preserve"> – </w:t>
@@ -7617,7 +6007,7 @@
     <w:p>
       <w:pPr>
         <w:widowControl/>
-        <w:spacing w:after="160" w:line="278" w:lineRule="auto"/>
+        <w:spacing w:line="278" w:lineRule="auto"/>
         <w:ind w:firstLine="0"/>
         <w:jc w:val="left"/>
       </w:pPr>
@@ -7675,7 +6065,7 @@
                     <pic:cNvPicPr/>
                   </pic:nvPicPr>
                   <pic:blipFill>
-                    <a:blip r:embed="rId29"/>
+                    <a:blip r:embed="rId30"/>
                     <a:stretch>
                       <a:fillRect/>
                     </a:stretch>
@@ -7698,11 +6088,13 @@
     </w:p>
     <w:p>
       <w:pPr>
+        <w:spacing w:line="360" w:lineRule="exact"/>
         <w:ind w:firstLine="0"/>
       </w:pPr>
     </w:p>
     <w:p>
       <w:pPr>
+        <w:spacing w:line="360" w:lineRule="exact"/>
         <w:jc w:val="center"/>
       </w:pPr>
       <w:r>
@@ -7712,7 +6104,7 @@
         <w:t>1</w:t>
       </w:r>
       <w:r>
-        <w:t>1</w:t>
+        <w:t>2</w:t>
       </w:r>
       <w:r>
         <w:t xml:space="preserve"> – </w:t>
@@ -7723,6 +6115,7 @@
     </w:p>
     <w:p>
       <w:pPr>
+        <w:spacing w:line="360" w:lineRule="exact"/>
         <w:ind w:firstLine="0"/>
         <w:jc w:val="center"/>
       </w:pPr>
@@ -7749,6 +6142,7 @@
     </w:p>
     <w:p>
       <w:pPr>
+        <w:spacing w:line="360" w:lineRule="exact"/>
         <w:ind w:firstLine="0"/>
         <w:jc w:val="center"/>
       </w:pPr>
@@ -7778,7 +6172,7 @@
                     <pic:cNvPicPr/>
                   </pic:nvPicPr>
                   <pic:blipFill>
-                    <a:blip r:embed="rId30"/>
+                    <a:blip r:embed="rId31"/>
                     <a:stretch>
                       <a:fillRect/>
                     </a:stretch>
@@ -7814,7 +6208,10 @@
         <w:t>Рисунок 3.</w:t>
       </w:r>
       <w:r>
-        <w:t>12</w:t>
+        <w:t>1</w:t>
+      </w:r>
+      <w:r>
+        <w:t>3</w:t>
       </w:r>
       <w:r>
         <w:t xml:space="preserve"> – </w:t>
@@ -7825,6 +6222,7 @@
     </w:p>
     <w:p>
       <w:pPr>
+        <w:spacing w:line="240" w:lineRule="auto"/>
         <w:ind w:firstLine="0"/>
         <w:jc w:val="center"/>
       </w:pPr>
@@ -7865,7 +6263,7 @@
                     <pic:cNvPicPr/>
                   </pic:nvPicPr>
                   <pic:blipFill>
-                    <a:blip r:embed="rId31"/>
+                    <a:blip r:embed="rId32"/>
                     <a:stretch>
                       <a:fillRect/>
                     </a:stretch>
@@ -7888,6 +6286,7 @@
     </w:p>
     <w:p>
       <w:pPr>
+        <w:spacing w:line="360" w:lineRule="exact"/>
         <w:jc w:val="center"/>
       </w:pPr>
     </w:p>
@@ -7900,7 +6299,10 @@
         <w:t>Рисунок 3.</w:t>
       </w:r>
       <w:r>
-        <w:t>13</w:t>
+        <w:t>1</w:t>
+      </w:r>
+      <w:r>
+        <w:t>4</w:t>
       </w:r>
       <w:r>
         <w:t xml:space="preserve"> – </w:t>
@@ -7911,6 +6313,7 @@
     </w:p>
     <w:p>
       <w:pPr>
+        <w:spacing w:line="360" w:lineRule="exact"/>
         <w:ind w:firstLine="0"/>
         <w:jc w:val="center"/>
       </w:pPr>
@@ -7945,6 +6348,7 @@
     </w:p>
     <w:p>
       <w:pPr>
+        <w:spacing w:line="360" w:lineRule="exact"/>
         <w:ind w:firstLine="0"/>
       </w:pPr>
     </w:p>
@@ -7972,7 +6376,7 @@
                     <pic:cNvPicPr/>
                   </pic:nvPicPr>
                   <pic:blipFill>
-                    <a:blip r:embed="rId32"/>
+                    <a:blip r:embed="rId33"/>
                     <a:stretch>
                       <a:fillRect/>
                     </a:stretch>
@@ -7995,6 +6399,7 @@
     </w:p>
     <w:p>
       <w:pPr>
+        <w:spacing w:line="360" w:lineRule="exact"/>
         <w:jc w:val="center"/>
       </w:pPr>
     </w:p>
@@ -8007,7 +6412,10 @@
         <w:t>Рисунок 3.</w:t>
       </w:r>
       <w:r>
-        <w:t>14</w:t>
+        <w:t>1</w:t>
+      </w:r>
+      <w:r>
+        <w:t>5</w:t>
       </w:r>
       <w:r>
         <w:t xml:space="preserve"> – </w:t>
@@ -8019,7 +6427,8 @@
     <w:p>
       <w:pPr>
         <w:pStyle w:val="1"/>
-        <w:ind w:firstLine="708"/>
+        <w:spacing w:before="0" w:after="0" w:line="360" w:lineRule="exact"/>
+        <w:ind w:firstLine="709"/>
         <w:rPr>
           <w:rFonts w:ascii="Times New Roman" w:hAnsi="Times New Roman" w:cs="Times New Roman"/>
           <w:b/>
@@ -8044,14 +6453,24 @@
       </w:r>
       <w:bookmarkEnd w:id="22"/>
     </w:p>
-    <w:p/>
-    <w:p>
+    <w:p>
+      <w:pPr>
+        <w:spacing w:line="360" w:lineRule="exact"/>
+      </w:pPr>
+    </w:p>
+    <w:p>
+      <w:pPr>
+        <w:spacing w:line="360" w:lineRule="exact"/>
+      </w:pPr>
       <w:bookmarkStart w:id="23" w:name="_Toc228216032"/>
       <w:r>
         <w:t xml:space="preserve">Тестирование является важным этапом разработки программного обеспечения, поскольку позволяет убедиться в корректности работы системы, своевременно выявить ошибки и повысить надежность приложения. </w:t>
       </w:r>
     </w:p>
     <w:p>
+      <w:pPr>
+        <w:spacing w:line="360" w:lineRule="exact"/>
+      </w:pPr>
       <w:r>
         <w:t xml:space="preserve">В рамках данной курсовой работы для автоматизированного тестирования использовалась технология </w:t>
       </w:r>
@@ -8103,6 +6522,9 @@
       </w:r>
     </w:p>
     <w:p>
+      <w:pPr>
+        <w:spacing w:line="360" w:lineRule="exact"/>
+      </w:pPr>
       <w:r>
         <w:t xml:space="preserve">В ходе работы были протестированы доменные сущности системы, включая пользователей, чаты, сообщения и участников чатов, что позволило проверить корректность бизнес-логики, валидации данных и обработки исключительных ситуаций. Также были протестированы </w:t>
       </w:r>
@@ -8160,7 +6582,7 @@
                     <pic:cNvPicPr/>
                   </pic:nvPicPr>
                   <pic:blipFill>
-                    <a:blip r:embed="rId33"/>
+                    <a:blip r:embed="rId34"/>
                     <a:stretch>
                       <a:fillRect/>
                     </a:stretch>
@@ -8198,7 +6620,10 @@
         <w:t>Рисунок 3.</w:t>
       </w:r>
       <w:r>
-        <w:t>15</w:t>
+        <w:t>1</w:t>
+      </w:r>
+      <w:r>
+        <w:t>6</w:t>
       </w:r>
       <w:r>
         <w:t xml:space="preserve"> – </w:t>
@@ -8210,7 +6635,8 @@
     <w:p>
       <w:pPr>
         <w:pStyle w:val="1"/>
-        <w:ind w:firstLine="708"/>
+        <w:spacing w:before="0" w:after="0" w:line="360" w:lineRule="exact"/>
+        <w:jc w:val="center"/>
         <w:rPr>
           <w:rFonts w:ascii="Times New Roman" w:hAnsi="Times New Roman" w:cs="Times New Roman"/>
           <w:b/>
@@ -8234,13 +6660,23 @@
       </w:r>
       <w:bookmarkEnd w:id="23"/>
     </w:p>
-    <w:p/>
-    <w:p>
+    <w:p>
+      <w:pPr>
+        <w:spacing w:line="360" w:lineRule="exact"/>
+      </w:pPr>
+    </w:p>
+    <w:p>
+      <w:pPr>
+        <w:spacing w:line="360" w:lineRule="exact"/>
+      </w:pPr>
       <w:r>
         <w:t>В ходе выполнения курсового проекта была успешно разработана и реализована клиент-серверная архитектура современного многопользовательского чат-приложения. При проектировании и разработке системы особое внимание уделялось обеспечению высокой производительности, отзывчивости интерфейса и масштабируемости компонентов. Программный комплекс построен на базе разделения зон ответственности между бэкенд-сервером и фронтенд-клиентом, что позволило достичь гибкости управления данными и высокого уровня безопасности.</w:t>
       </w:r>
     </w:p>
     <w:p>
+      <w:pPr>
+        <w:spacing w:line="360" w:lineRule="exact"/>
+      </w:pPr>
       <w:r>
         <w:t xml:space="preserve">В качестве технологического стека для разработки серверной части был выбран фреймворк .NET </w:t>
       </w:r>
@@ -8252,11 +6688,17 @@
       </w:r>
     </w:p>
     <w:p>
+      <w:pPr>
+        <w:spacing w:line="360" w:lineRule="exact"/>
+      </w:pPr>
       <w:r>
         <w:t>Клиентское приложение реализовано на базе современной библиотеки React с использованием компилируемой среды TypeScript, гарантирующей строгую типизацию и минимизацию ошибок в коде. Архитектура управления состоянием на фронтенде построена на базе легковесного стейт-менеджера Zustand, обеспечивающего синхронное обновление интерфейса и кэширование локальных данных. Дизайн приложения выполнен с использованием компонентного подхода.</w:t>
       </w:r>
     </w:p>
     <w:p>
+      <w:pPr>
+        <w:spacing w:line="360" w:lineRule="exact"/>
+      </w:pPr>
       <w:r>
         <w:t>В рамках практической реализации проекта был создан полнофункциональный программный продукт, поддерживающий динамическую авторизацию, создание групповых чатов, каналов и персональных диалогов. Разработана и отлажена комплексная система обработки сообщений, включающая их мгновенную отправку, синхронное обновление содержимого, а также функционал закрепления важных сообщений и ответов на них. Реализована оптимистичная отправка текстового контента на стороне клиента, что существенно повысило плавность и скорость отклика интерфейса. Работа завершена успешным тестированием всех модулей системы в условиях одновременной работы нескольких изолированных сессий пользователей.</w:t>
       </w:r>
@@ -8264,8 +6706,8 @@
     <w:p>
       <w:pPr>
         <w:pStyle w:val="1"/>
-        <w:ind w:firstLine="708"/>
-        <w:jc w:val="both"/>
+        <w:spacing w:before="0" w:after="0" w:line="360" w:lineRule="exact"/>
+        <w:jc w:val="center"/>
         <w:rPr>
           <w:rFonts w:ascii="Times New Roman" w:hAnsi="Times New Roman" w:cs="Times New Roman"/>
           <w:b/>
@@ -8334,583 +6776,387 @@
       </w:r>
       <w:bookmarkEnd w:id="24"/>
     </w:p>
-    <w:p/>
-    <w:p>
-      <w:pPr>
-        <w:spacing w:line="360" w:lineRule="exact"/>
-        <w:rPr>
-          <w:lang/>
-        </w:rPr>
-      </w:pPr>
-      <w:r>
-        <w:rPr>
-          <w:lang/>
-        </w:rPr>
-        <w:t xml:space="preserve">[1] </w:t>
-      </w:r>
-      <w:r>
-        <w:t xml:space="preserve">Доманов, А. Т. Стандарт предприятия / А. Т. Доманов, Н. И. Сорока. – </w:t>
-      </w:r>
-      <w:r>
-        <w:t>Минск:</w:t>
-      </w:r>
-      <w:r>
-        <w:t xml:space="preserve"> БГУИР, 2024. – 178 с.</w:t>
-      </w:r>
-    </w:p>
-    <w:p>
-      <w:pPr>
-        <w:spacing w:line="360" w:lineRule="exact"/>
-        <w:rPr>
-          <w:lang/>
-        </w:rPr>
-      </w:pPr>
-      <w:r>
-        <w:rPr>
-          <w:lang/>
-        </w:rPr>
+    <w:p>
+      <w:pPr>
+        <w:spacing w:line="360" w:lineRule="exact"/>
+      </w:pPr>
+    </w:p>
+    <w:p>
+      <w:pPr>
+        <w:spacing w:line="360" w:lineRule="exact"/>
+      </w:pPr>
+      <w:r>
+        <w:t>[1] Доманов, А. Т. Стандарт предприятия / А. Т. Доманов, Н. И. Сорока. – Минск: БГУИР, 2024. – 178 с.</w:t>
+      </w:r>
+    </w:p>
+    <w:p>
+      <w:pPr>
+        <w:spacing w:line="360" w:lineRule="exact"/>
+      </w:pPr>
+      <w:r>
         <w:t xml:space="preserve">[2] ASP.NET Core Documentation [Электронный ресурс] / Microsoft. – Режим доступа : </w:t>
-      </w:r>
-      <w:hyperlink r:id="rId34" w:tgtFrame="_new" w:history="1">
-        <w:r>
-          <w:rPr>
-            <w:rStyle w:val="af1"/>
-            <w:lang/>
-          </w:rPr>
-          <w:t>https://learn.microsoft.co</w:t>
-        </w:r>
-        <w:r>
-          <w:rPr>
-            <w:rStyle w:val="af1"/>
-            <w:lang/>
-          </w:rPr>
-          <w:t>m</w:t>
-        </w:r>
-        <w:r>
-          <w:rPr>
-            <w:rStyle w:val="af1"/>
-            <w:lang/>
-          </w:rPr>
-          <w:t>/en-us/aspnet/core/</w:t>
-        </w:r>
-      </w:hyperlink>
-      <w:r>
-        <w:rPr>
-          <w:lang/>
-        </w:rPr>
-        <w:t xml:space="preserve">. – Дата обращения : </w:t>
-      </w:r>
-      <w:r>
-        <w:t>20</w:t>
-      </w:r>
-      <w:r>
-        <w:rPr>
-          <w:lang/>
-        </w:rPr>
-        <w:t>.0</w:t>
-      </w:r>
-      <w:r>
-        <w:t>4</w:t>
-      </w:r>
-      <w:r>
-        <w:rPr>
-          <w:lang/>
-        </w:rPr>
-        <w:t>.2026.</w:t>
-      </w:r>
-    </w:p>
-    <w:p>
-      <w:pPr>
-        <w:spacing w:line="360" w:lineRule="exact"/>
-        <w:rPr>
-          <w:lang/>
-        </w:rPr>
-      </w:pPr>
-      <w:r>
-        <w:rPr>
-          <w:lang/>
-        </w:rPr>
-        <w:t xml:space="preserve">[3] SignalR Documentation [Электронный ресурс] / Microsoft. – Режим доступа : </w:t>
       </w:r>
       <w:hyperlink r:id="rId35" w:tgtFrame="_new" w:history="1">
         <w:r>
           <w:rPr>
             <w:rStyle w:val="af1"/>
-            <w:lang/>
           </w:rPr>
-          <w:t>https://learn.microsoft.com/en-u</w:t>
-        </w:r>
-        <w:r>
-          <w:rPr>
-            <w:rStyle w:val="af1"/>
-            <w:lang/>
-          </w:rPr>
-          <w:t>s</w:t>
-        </w:r>
-        <w:r>
-          <w:rPr>
-            <w:rStyle w:val="af1"/>
-            <w:lang/>
-          </w:rPr>
-          <w:t>/aspnet/core/signalr/</w:t>
+          <w:t>https://learn.microsoft.com/en-us/aspnet/core/</w:t>
         </w:r>
       </w:hyperlink>
       <w:r>
-        <w:rPr>
-          <w:lang/>
-        </w:rPr>
-        <w:t xml:space="preserve">. – Дата обращения : </w:t>
-      </w:r>
-      <w:r>
-        <w:t>21</w:t>
-      </w:r>
-      <w:r>
-        <w:rPr>
-          <w:lang/>
-        </w:rPr>
-        <w:t>.0</w:t>
-      </w:r>
-      <w:r>
-        <w:t>4</w:t>
-      </w:r>
-      <w:r>
-        <w:rPr>
-          <w:lang/>
-        </w:rPr>
-        <w:t>.2026.</w:t>
-      </w:r>
-    </w:p>
-    <w:p>
-      <w:pPr>
-        <w:spacing w:line="360" w:lineRule="exact"/>
-        <w:rPr>
-          <w:lang/>
-        </w:rPr>
-      </w:pPr>
-      <w:r>
-        <w:rPr>
-          <w:lang/>
-        </w:rPr>
-        <w:t xml:space="preserve">[4] PostgreSQL Documentation [Электронный ресурс] / PostgreSQL Global Development Group. – Режим доступа : </w:t>
+        <w:t>. – Дата обращения : 20.04.2026.</w:t>
+      </w:r>
+    </w:p>
+    <w:p>
+      <w:pPr>
+        <w:spacing w:line="360" w:lineRule="exact"/>
+      </w:pPr>
+      <w:r>
+        <w:t xml:space="preserve">[3] SignalR Documentation [Электронный ресурс] / Microsoft. – Режим доступа : </w:t>
       </w:r>
       <w:hyperlink r:id="rId36" w:tgtFrame="_new" w:history="1">
         <w:r>
           <w:rPr>
             <w:rStyle w:val="af1"/>
-            <w:lang/>
           </w:rPr>
-          <w:t>https://www.po</w:t>
-        </w:r>
-        <w:r>
-          <w:rPr>
-            <w:rStyle w:val="af1"/>
-            <w:lang/>
-          </w:rPr>
-          <w:t>s</w:t>
-        </w:r>
-        <w:r>
-          <w:rPr>
-            <w:rStyle w:val="af1"/>
-            <w:lang/>
-          </w:rPr>
-          <w:t>tgresql.org/docs/</w:t>
+          <w:t>https://learn.microsoft.com/en-us/aspnet/core/signalr/</w:t>
         </w:r>
       </w:hyperlink>
       <w:r>
-        <w:rPr>
-          <w:lang/>
-        </w:rPr>
-        <w:t xml:space="preserve">. – Дата обращения : </w:t>
-      </w:r>
-      <w:r>
-        <w:rPr>
-          <w:lang/>
-        </w:rPr>
-        <w:t>21</w:t>
-      </w:r>
-      <w:r>
-        <w:rPr>
-          <w:lang/>
-        </w:rPr>
-        <w:t>.0</w:t>
-      </w:r>
-      <w:r>
-        <w:rPr>
-          <w:lang/>
-        </w:rPr>
-        <w:t>4</w:t>
-      </w:r>
-      <w:r>
-        <w:rPr>
-          <w:lang/>
-        </w:rPr>
-        <w:t>.2026.</w:t>
-      </w:r>
-    </w:p>
-    <w:p>
-      <w:pPr>
-        <w:spacing w:line="360" w:lineRule="exact"/>
-        <w:rPr>
-          <w:lang/>
-        </w:rPr>
-      </w:pPr>
-      <w:r>
-        <w:rPr>
-          <w:lang/>
-        </w:rPr>
-        <w:t xml:space="preserve">[5] Entity Framework Core Documentation [Электронный ресурс] / Microsoft. – Режим доступа : </w:t>
+        <w:t>. – Дата обращения : 21.04.2026.</w:t>
+      </w:r>
+    </w:p>
+    <w:p>
+      <w:pPr>
+        <w:spacing w:line="360" w:lineRule="exact"/>
+      </w:pPr>
+      <w:r>
+        <w:t xml:space="preserve">[4] PostgreSQL Documentation [Электронный ресурс] / PostgreSQL Global Development Group. – Режим доступа : </w:t>
       </w:r>
       <w:hyperlink r:id="rId37" w:tgtFrame="_new" w:history="1">
         <w:r>
           <w:rPr>
             <w:rStyle w:val="af1"/>
-            <w:lang/>
+          </w:rPr>
+          <w:t>https://www.postgresql.org/docs/</w:t>
+        </w:r>
+      </w:hyperlink>
+      <w:r>
+        <w:t>. – Дата обращения : 21.04.2026.</w:t>
+      </w:r>
+    </w:p>
+    <w:p>
+      <w:pPr>
+        <w:spacing w:line="360" w:lineRule="exact"/>
+      </w:pPr>
+      <w:r>
+        <w:t xml:space="preserve">[5] Entity Framework Core Documentation [Электронный ресурс] / Microsoft. – Режим доступа : </w:t>
+      </w:r>
+      <w:hyperlink r:id="rId38" w:tgtFrame="_new" w:history="1">
+        <w:r>
+          <w:rPr>
+            <w:rStyle w:val="af1"/>
           </w:rPr>
           <w:t>https://learn.microsoft.com/en-us/ef/core/</w:t>
         </w:r>
       </w:hyperlink>
       <w:r>
-        <w:rPr>
-          <w:lang/>
-        </w:rPr>
-        <w:t xml:space="preserve">. – Дата обращения : </w:t>
-      </w:r>
-      <w:r>
-        <w:rPr>
-          <w:lang/>
-        </w:rPr>
-        <w:t>20</w:t>
-      </w:r>
-      <w:r>
-        <w:rPr>
-          <w:lang/>
-        </w:rPr>
-        <w:t>.0</w:t>
-      </w:r>
-      <w:r>
-        <w:rPr>
-          <w:lang/>
-        </w:rPr>
-        <w:t>4</w:t>
-      </w:r>
-      <w:r>
-        <w:rPr>
-          <w:lang/>
-        </w:rPr>
-        <w:t>.2026.</w:t>
-      </w:r>
-    </w:p>
-    <w:p>
-      <w:pPr>
-        <w:spacing w:line="360" w:lineRule="exact"/>
-        <w:rPr>
-          <w:lang/>
-        </w:rPr>
-      </w:pPr>
-      <w:r>
-        <w:rPr>
-          <w:lang/>
-        </w:rPr>
-        <w:t>[6] Martin, R. C. Clean Architecture : A Craftsman’s Guide to Software Structure and Design / R. C. Martin. – Boston : Pearson, 2017. – 432 p.</w:t>
-      </w:r>
-    </w:p>
-    <w:p>
-      <w:pPr>
-        <w:spacing w:line="360" w:lineRule="exact"/>
-        <w:rPr>
-          <w:lang/>
-        </w:rPr>
-      </w:pPr>
-      <w:r>
-        <w:rPr>
-          <w:lang/>
-        </w:rPr>
-        <w:t xml:space="preserve">[7] CQRS Pattern [Электронный ресурс] / Microsoft Azure Architecture Center. – Режим доступа : </w:t>
-      </w:r>
-      <w:hyperlink r:id="rId38" w:tgtFrame="_new" w:history="1">
-        <w:r>
-          <w:rPr>
-            <w:rStyle w:val="af1"/>
-            <w:lang/>
-          </w:rPr>
-          <w:t>https://learn.micro</w:t>
-        </w:r>
-        <w:r>
-          <w:rPr>
-            <w:rStyle w:val="af1"/>
-            <w:lang/>
-          </w:rPr>
-          <w:t>s</w:t>
-        </w:r>
-        <w:r>
-          <w:rPr>
-            <w:rStyle w:val="af1"/>
-            <w:lang/>
-          </w:rPr>
-          <w:t>oft.com/en-us/azure/architecture/patterns/cqrs</w:t>
-        </w:r>
-      </w:hyperlink>
-      <w:r>
-        <w:rPr>
-          <w:lang/>
-        </w:rPr>
-        <w:t xml:space="preserve">. – Дата обращения : </w:t>
-      </w:r>
-      <w:r>
-        <w:rPr>
-          <w:lang/>
-        </w:rPr>
-        <w:t>23</w:t>
-      </w:r>
-      <w:r>
-        <w:rPr>
-          <w:lang/>
-        </w:rPr>
-        <w:t>.0</w:t>
-      </w:r>
-      <w:r>
-        <w:rPr>
-          <w:lang/>
-        </w:rPr>
-        <w:t>4</w:t>
-      </w:r>
-      <w:r>
-        <w:rPr>
-          <w:lang/>
-        </w:rPr>
-        <w:t>.2026.</w:t>
-      </w:r>
-    </w:p>
-    <w:p>
-      <w:pPr>
-        <w:spacing w:line="360" w:lineRule="exact"/>
-        <w:rPr>
-          <w:lang/>
-        </w:rPr>
-      </w:pPr>
-      <w:r>
-        <w:rPr>
-          <w:lang/>
-        </w:rPr>
-        <w:t xml:space="preserve">[8] MediatR [Электронный ресурс]. – Режим доступа : </w:t>
+        <w:t>. – Дата обращения : 20.04.2026.</w:t>
+      </w:r>
+    </w:p>
+    <w:p>
+      <w:pPr>
+        <w:spacing w:line="360" w:lineRule="exact"/>
+        <w:rPr>
+          <w:lang w:val="en-US"/>
+        </w:rPr>
+      </w:pPr>
+      <w:r>
+        <w:rPr>
+          <w:lang w:val="en-US"/>
+        </w:rPr>
+        <w:t xml:space="preserve">[6] Martin, R. C. Clean </w:t>
+      </w:r>
+      <w:proofErr w:type="gramStart"/>
+      <w:r>
+        <w:rPr>
+          <w:lang w:val="en-US"/>
+        </w:rPr>
+        <w:t>Architecture :</w:t>
+      </w:r>
+      <w:proofErr w:type="gramEnd"/>
+      <w:r>
+        <w:rPr>
+          <w:lang w:val="en-US"/>
+        </w:rPr>
+        <w:t xml:space="preserve"> A Craftsman’s Guide to Software Structure and Design / R. C. Martin. – </w:t>
+      </w:r>
+      <w:proofErr w:type="gramStart"/>
+      <w:r>
+        <w:rPr>
+          <w:lang w:val="en-US"/>
+        </w:rPr>
+        <w:t>Boston :</w:t>
+      </w:r>
+      <w:proofErr w:type="gramEnd"/>
+      <w:r>
+        <w:rPr>
+          <w:lang w:val="en-US"/>
+        </w:rPr>
+        <w:t xml:space="preserve"> Pearson, 2017. – 432 p.</w:t>
+      </w:r>
+    </w:p>
+    <w:p>
+      <w:pPr>
+        <w:spacing w:line="360" w:lineRule="exact"/>
+        <w:rPr>
+          <w:lang w:val="en-US"/>
+        </w:rPr>
+      </w:pPr>
+      <w:r>
+        <w:rPr>
+          <w:lang w:val="en-US"/>
+        </w:rPr>
+        <w:t>[7] CQRS Pattern [</w:t>
+      </w:r>
+      <w:r>
+        <w:t>Электронный</w:t>
+      </w:r>
+      <w:r>
+        <w:rPr>
+          <w:lang w:val="en-US"/>
+        </w:rPr>
+        <w:t xml:space="preserve"> </w:t>
+      </w:r>
+      <w:r>
+        <w:t>ресурс</w:t>
+      </w:r>
+      <w:r>
+        <w:rPr>
+          <w:lang w:val="en-US"/>
+        </w:rPr>
+        <w:t xml:space="preserve">] / Microsoft Azure Architecture Center. – </w:t>
+      </w:r>
+      <w:r>
+        <w:t>Режим</w:t>
+      </w:r>
+      <w:r>
+        <w:rPr>
+          <w:lang w:val="en-US"/>
+        </w:rPr>
+        <w:t xml:space="preserve"> </w:t>
+      </w:r>
+      <w:proofErr w:type="gramStart"/>
+      <w:r>
+        <w:t>доступа</w:t>
+      </w:r>
+      <w:r>
+        <w:rPr>
+          <w:lang w:val="en-US"/>
+        </w:rPr>
+        <w:t xml:space="preserve"> :</w:t>
+      </w:r>
+      <w:proofErr w:type="gramEnd"/>
+      <w:r>
+        <w:rPr>
+          <w:lang w:val="en-US"/>
+        </w:rPr>
+        <w:t xml:space="preserve"> </w:t>
       </w:r>
       <w:hyperlink r:id="rId39" w:tgtFrame="_new" w:history="1">
         <w:r>
           <w:rPr>
             <w:rStyle w:val="af1"/>
-            <w:lang/>
+            <w:lang w:val="en-US"/>
+          </w:rPr>
+          <w:t>https://learn.microsoft.com/en-us/azure/architecture/patterns/cqrs</w:t>
+        </w:r>
+      </w:hyperlink>
+      <w:r>
+        <w:rPr>
+          <w:lang w:val="en-US"/>
+        </w:rPr>
+        <w:t xml:space="preserve">. – </w:t>
+      </w:r>
+      <w:r>
+        <w:t>Дата</w:t>
+      </w:r>
+      <w:r>
+        <w:rPr>
+          <w:lang w:val="en-US"/>
+        </w:rPr>
+        <w:t xml:space="preserve"> </w:t>
+      </w:r>
+      <w:proofErr w:type="gramStart"/>
+      <w:r>
+        <w:t>обращения</w:t>
+      </w:r>
+      <w:r>
+        <w:rPr>
+          <w:lang w:val="en-US"/>
+        </w:rPr>
+        <w:t xml:space="preserve"> :</w:t>
+      </w:r>
+      <w:proofErr w:type="gramEnd"/>
+      <w:r>
+        <w:rPr>
+          <w:lang w:val="en-US"/>
+        </w:rPr>
+        <w:t xml:space="preserve"> 23.04.2026.</w:t>
+      </w:r>
+    </w:p>
+    <w:p>
+      <w:pPr>
+        <w:spacing w:line="360" w:lineRule="exact"/>
+      </w:pPr>
+      <w:r>
+        <w:t xml:space="preserve">[8] </w:t>
+      </w:r>
+      <w:proofErr w:type="spellStart"/>
+      <w:r>
+        <w:t>MediatR</w:t>
+      </w:r>
+      <w:proofErr w:type="spellEnd"/>
+      <w:r>
+        <w:t xml:space="preserve"> [Электронный ресурс]. – Режим доступа : </w:t>
+      </w:r>
+      <w:hyperlink r:id="rId40" w:tgtFrame="_new" w:history="1">
+        <w:r>
+          <w:rPr>
+            <w:rStyle w:val="af1"/>
           </w:rPr>
           <w:t>https://mediatr.io/</w:t>
         </w:r>
       </w:hyperlink>
       <w:r>
-        <w:rPr>
-          <w:lang/>
-        </w:rPr>
-        <w:t xml:space="preserve">. – Дата обращения : </w:t>
-      </w:r>
-      <w:r>
-        <w:t>23</w:t>
-      </w:r>
-      <w:r>
-        <w:rPr>
-          <w:lang/>
-        </w:rPr>
-        <w:t>.0</w:t>
-      </w:r>
-      <w:r>
-        <w:t>4</w:t>
-      </w:r>
-      <w:r>
-        <w:rPr>
-          <w:lang/>
-        </w:rPr>
-        <w:t>.2026.</w:t>
-      </w:r>
-    </w:p>
-    <w:p>
-      <w:pPr>
-        <w:spacing w:line="360" w:lineRule="exact"/>
-        <w:rPr>
-          <w:lang/>
-        </w:rPr>
-      </w:pPr>
-      <w:r>
-        <w:rPr>
-          <w:lang/>
-        </w:rPr>
+        <w:t>. – Дата обращения : 23.04.2026.</w:t>
+      </w:r>
+    </w:p>
+    <w:p>
+      <w:pPr>
+        <w:spacing w:line="360" w:lineRule="exact"/>
+      </w:pPr>
+      <w:r>
         <w:t xml:space="preserve">[9] React Documentation [Электронный ресурс]. – Режим доступа : </w:t>
       </w:r>
-      <w:hyperlink r:id="rId40" w:tgtFrame="_new" w:history="1">
+      <w:hyperlink r:id="rId41" w:tgtFrame="_new" w:history="1">
         <w:r>
           <w:rPr>
             <w:rStyle w:val="af1"/>
-            <w:lang/>
           </w:rPr>
           <w:t>https://react.dev/</w:t>
         </w:r>
       </w:hyperlink>
       <w:r>
-        <w:rPr>
-          <w:lang/>
-        </w:rPr>
-        <w:t xml:space="preserve">. – Дата обращения : </w:t>
-      </w:r>
-      <w:r>
-        <w:t>02</w:t>
-      </w:r>
-      <w:r>
-        <w:rPr>
-          <w:lang/>
-        </w:rPr>
-        <w:t>.05.2026.</w:t>
-      </w:r>
-    </w:p>
-    <w:p>
-      <w:pPr>
-        <w:spacing w:line="360" w:lineRule="exact"/>
-        <w:rPr>
-          <w:lang/>
-        </w:rPr>
-      </w:pPr>
-      <w:r>
-        <w:rPr>
-          <w:lang/>
-        </w:rPr>
+        <w:t>. – Дата обращения : 02.05.2026.</w:t>
+      </w:r>
+    </w:p>
+    <w:p>
+      <w:pPr>
+        <w:spacing w:line="360" w:lineRule="exact"/>
+      </w:pPr>
+      <w:r>
         <w:t xml:space="preserve">[10] ASP.NET Core Identity and Authentication [Электронный ресурс] / Microsoft. – Режим доступа : </w:t>
-      </w:r>
-      <w:hyperlink r:id="rId41" w:tgtFrame="_new" w:history="1">
-        <w:r>
-          <w:rPr>
-            <w:rStyle w:val="af1"/>
-            <w:lang/>
-          </w:rPr>
-          <w:t>https</w:t>
-        </w:r>
-        <w:r>
-          <w:rPr>
-            <w:rStyle w:val="af1"/>
-            <w:lang/>
-          </w:rPr>
-          <w:t>:</w:t>
-        </w:r>
-        <w:r>
-          <w:rPr>
-            <w:rStyle w:val="af1"/>
-            <w:lang/>
-          </w:rPr>
-          <w:t>//learn.microsoft.com/en-us/aspnet/core/security/authentication/</w:t>
-        </w:r>
-      </w:hyperlink>
-      <w:r>
-        <w:rPr>
-          <w:lang/>
-        </w:rPr>
-        <w:t xml:space="preserve">. – Дата обращения : </w:t>
-      </w:r>
-      <w:r>
-        <w:rPr>
-          <w:lang/>
-        </w:rPr>
-        <w:t>20</w:t>
-      </w:r>
-      <w:r>
-        <w:rPr>
-          <w:lang/>
-        </w:rPr>
-        <w:t>.0</w:t>
-      </w:r>
-      <w:r>
-        <w:rPr>
-          <w:lang/>
-        </w:rPr>
-        <w:t>4</w:t>
-      </w:r>
-      <w:r>
-        <w:rPr>
-          <w:lang/>
-        </w:rPr>
-        <w:t>.2026.</w:t>
-      </w:r>
-    </w:p>
-    <w:p>
-      <w:pPr>
-        <w:spacing w:line="360" w:lineRule="exact"/>
-        <w:rPr>
-          <w:lang/>
-        </w:rPr>
-      </w:pPr>
-      <w:r>
-        <w:rPr>
-          <w:lang/>
-        </w:rPr>
-        <w:t>[11] Fowler, M. Patterns of Enterprise Application Architecture / M. Fowler. – Boston : Addison-Wesley, 2002. – 560 p.</w:t>
-      </w:r>
-    </w:p>
-    <w:p>
-      <w:pPr>
-        <w:spacing w:line="360" w:lineRule="exact"/>
-        <w:rPr>
-          <w:lang/>
-        </w:rPr>
-      </w:pPr>
-      <w:r>
-        <w:rPr>
-          <w:lang/>
-        </w:rPr>
-        <w:t xml:space="preserve">[12] Unit testing C# with xUnit [Электронный ресурс] / Microsoft. – Режим доступа : </w:t>
       </w:r>
       <w:hyperlink r:id="rId42" w:tgtFrame="_new" w:history="1">
         <w:r>
           <w:rPr>
             <w:rStyle w:val="af1"/>
-            <w:lang/>
           </w:rPr>
-          <w:t>https://learn.microsoft.com/en-us/dotnet/core</w:t>
+          <w:t>https://learn.microsoft.com/en-us/aspnet/core/security/authentication/</w:t>
         </w:r>
+      </w:hyperlink>
+      <w:r>
+        <w:t>. – Дата обращения : 20.04.2026.</w:t>
+      </w:r>
+    </w:p>
+    <w:p>
+      <w:pPr>
+        <w:spacing w:line="360" w:lineRule="exact"/>
+        <w:rPr>
+          <w:lang w:val="en-US"/>
+        </w:rPr>
+      </w:pPr>
+      <w:r>
+        <w:rPr>
+          <w:lang w:val="en-US"/>
+        </w:rPr>
+        <w:t xml:space="preserve">[11] Fowler, M. Patterns of Enterprise Application Architecture / M. Fowler. – </w:t>
+      </w:r>
+      <w:proofErr w:type="gramStart"/>
+      <w:r>
+        <w:rPr>
+          <w:lang w:val="en-US"/>
+        </w:rPr>
+        <w:t>Boston :</w:t>
+      </w:r>
+      <w:proofErr w:type="gramEnd"/>
+      <w:r>
+        <w:rPr>
+          <w:lang w:val="en-US"/>
+        </w:rPr>
+        <w:t xml:space="preserve"> Addison-Wesley, 2002. – 560 p.</w:t>
+      </w:r>
+    </w:p>
+    <w:p>
+      <w:pPr>
+        <w:spacing w:line="360" w:lineRule="exact"/>
+      </w:pPr>
+      <w:r>
+        <w:t xml:space="preserve">[12] Unit </w:t>
+      </w:r>
+      <w:proofErr w:type="spellStart"/>
+      <w:r>
+        <w:t>testing</w:t>
+      </w:r>
+      <w:proofErr w:type="spellEnd"/>
+      <w:r>
+        <w:t xml:space="preserve"> C# </w:t>
+      </w:r>
+      <w:proofErr w:type="spellStart"/>
+      <w:r>
+        <w:t>with</w:t>
+      </w:r>
+      <w:proofErr w:type="spellEnd"/>
+      <w:r>
+        <w:t xml:space="preserve"> </w:t>
+      </w:r>
+      <w:proofErr w:type="spellStart"/>
+      <w:r>
+        <w:t>xUnit</w:t>
+      </w:r>
+      <w:proofErr w:type="spellEnd"/>
+      <w:r>
+        <w:t xml:space="preserve"> [Электронный ресурс] / Microsoft. – Режим доступа : </w:t>
+      </w:r>
+      <w:hyperlink r:id="rId43" w:tgtFrame="_new" w:history="1">
         <w:r>
           <w:rPr>
             <w:rStyle w:val="af1"/>
-            <w:lang/>
           </w:rPr>
-          <w:t>/</w:t>
-        </w:r>
-        <w:r>
-          <w:rPr>
-            <w:rStyle w:val="af1"/>
-            <w:lang/>
-          </w:rPr>
-          <w:t>testing/unit-testing-csharp-with-xunit</w:t>
+          <w:t>https://learn.microsoft.com/en-us/dotnet/core/testing/unit-testing-csharp-with-xunit</w:t>
         </w:r>
       </w:hyperlink>
       <w:r>
-        <w:rPr>
-          <w:lang/>
-        </w:rPr>
         <w:t>. – Дата обращения : 1</w:t>
       </w:r>
       <w:r>
         <w:t>5</w:t>
       </w:r>
       <w:r>
-        <w:rPr>
-          <w:lang/>
-        </w:rPr>
         <w:t>.05.2026.</w:t>
       </w:r>
     </w:p>
     <w:p>
       <w:pPr>
         <w:spacing w:line="360" w:lineRule="exact"/>
-        <w:rPr>
-          <w:lang/>
-        </w:rPr>
       </w:pPr>
     </w:p>
     <w:sectPr>
-      <w:footerReference w:type="default" r:id="rId43"/>
-      <w:footerReference w:type="first" r:id="rId44"/>
-      <w:pgSz w:w="11906" w:h="16838"/>
+      <w:footerReference w:type="default" r:id="rId44"/>
+      <w:footerReference w:type="first" r:id="rId45"/>
+      <w:pgSz w:w="11906" w:h="16838" w:code="9"/>
       <w:pgMar w:top="1134" w:right="850" w:bottom="1134" w:left="1701" w:header="708" w:footer="567" w:gutter="0"/>
       <w:pgNumType w:start="5"/>
       <w:cols w:space="708"/>
@@ -9012,11 +7258,6 @@
       </w:p>
     </w:sdtContent>
   </w:sdt>
-  <w:p>
-    <w:pPr>
-      <w:pStyle w:val="ae"/>
-    </w:pPr>
-  </w:p>
 </w:ftr>
 </file>
 
@@ -9852,6 +8093,7 @@
   <w:style w:type="character" w:default="1" w:styleId="a0">
     <w:name w:val="Default Paragraph Font"/>
     <w:uiPriority w:val="1"/>
+    <w:semiHidden/>
     <w:unhideWhenUsed/>
   </w:style>
   <w:style w:type="table" w:default="1" w:styleId="a1">
@@ -10279,12 +8521,13 @@
     <w:autoRedefine/>
     <w:uiPriority w:val="39"/>
     <w:unhideWhenUsed/>
-    <w:rsid w:val="00A85924"/>
+    <w:rsid w:val="00215A12"/>
     <w:pPr>
       <w:tabs>
         <w:tab w:val="right" w:leader="dot" w:pos="9345"/>
       </w:tabs>
       <w:spacing w:line="360" w:lineRule="exact"/>
+      <w:ind w:left="993" w:hanging="284"/>
     </w:pPr>
   </w:style>
   <w:style w:type="paragraph" w:styleId="23">
@@ -10425,10 +8668,13 @@
     <w:autoRedefine/>
     <w:uiPriority w:val="39"/>
     <w:unhideWhenUsed/>
-    <w:rsid w:val="00A85924"/>
+    <w:rsid w:val="009A604B"/>
     <w:pPr>
-      <w:spacing w:after="100"/>
-      <w:ind w:left="560"/>
+      <w:tabs>
+        <w:tab w:val="right" w:leader="dot" w:pos="9345"/>
+      </w:tabs>
+      <w:spacing w:line="360" w:lineRule="exact"/>
+      <w:ind w:left="560" w:firstLine="433"/>
     </w:pPr>
   </w:style>
   <w:style w:type="character" w:styleId="af5">
